--- a/Daily Reports/02_09_2026-CBOT Reports.docx
+++ b/Daily Reports/02_09_2026-CBOT Reports.docx
@@ -104,7 +104,7 @@
           <w:color w:val="5C768D"/>
           <w:sz w:val="19"/>
         </w:rPr>
-        <w:t>Cập nhật tự động qua `macro_tracker.py` vào lúc 02:01 ICT ngày 02/09/2026</w:t>
+        <w:t>Cập nhật tự động qua `macro_tracker.py` vào lúc 03:01 ICT ngày 02/09/2026</w:t>
       </w:r>
     </w:p>
     <w:tbl>
@@ -313,7 +313,7 @@
               <w:rPr>
                 <w:b/>
               </w:rPr>
-              <w:t>94.87 / thùng</w:t>
+              <w:t>95.08 / thùng</w:t>
             </w:r>
           </w:p>
         </w:tc>
@@ -344,7 +344,7 @@
               <w:rPr>
                 <w:b/>
               </w:rPr>
-              <w:t>+4.84%</w:t>
+              <w:t>+5.07%</w:t>
             </w:r>
           </w:p>
         </w:tc>
@@ -473,7 +473,7 @@
               <w:rPr>
                 <w:b/>
               </w:rPr>
-              <w:t>+0.27%</w:t>
+              <w:t>+0.26%</w:t>
             </w:r>
           </w:p>
         </w:tc>
@@ -1228,7 +1228,7 @@
         <w:rPr>
           <w:b/>
         </w:rPr>
-        <w:t>`94.87` (+4.84%)</w:t>
+        <w:t>`95.08` (+5.07%)</w:t>
       </w:r>
       <w:r>
         <w:t xml:space="preserve"> | DXY: </w:t>
@@ -1237,7 +1237,7 @@
         <w:rPr>
           <w:b/>
         </w:rPr>
-        <w:t>`99.69` (+0.27%)</w:t>
+        <w:t>`99.69` (+0.26%)</w:t>
       </w:r>
       <w:r>
         <w:t xml:space="preserve"> | Lúa mì CBOT: </w:t>
@@ -1316,7 +1316,7 @@
           <w:color w:val="5C768D"/>
           <w:sz w:val="19"/>
         </w:rPr>
-        <w:t>Cập nhật tự động lúc 02:01 ICT ngày 02/09/2026 — Nguồn: NOAA, USDA, BOM Australia</w:t>
+        <w:t>Cập nhật tự động lúc 03:01 ICT ngày 02/09/2026 — Nguồn: NOAA, USDA, BOM Australia</w:t>
       </w:r>
     </w:p>
     <w:p>
@@ -3615,7 +3615,7 @@
               <w:rPr>
                 <w:b/>
               </w:rPr>
-              <w:t>548.38 (+2.88)</w:t>
+              <w:t>548.42 (+2.92)</w:t>
             </w:r>
           </w:p>
         </w:tc>
@@ -3863,7 +3863,7 @@
               <w:rPr>
                 <w:b/>
               </w:rPr>
-              <w:t>786.48 (+5.48)</w:t>
+              <w:t>786.49 (+5.49)</w:t>
             </w:r>
           </w:p>
         </w:tc>
@@ -11624,10 +11624,10 @@
         <w:rPr>
           <w:b/>
         </w:rPr>
-        <w:t>`548.38 cents`</w:t>
+        <w:t>`548.42 cents`</w:t>
       </w:r>
       <w:r>
-        <w:t xml:space="preserve"> (+2.88).</w:t>
+        <w:t xml:space="preserve"> (+2.92).</w:t>
       </w:r>
     </w:p>
     <w:p>
@@ -11991,7 +11991,7 @@
               <w:rPr>
                 <w:b/>
               </w:rPr>
-              <w:t>94.87</w:t>
+              <w:t>95.08</w:t>
             </w:r>
           </w:p>
         </w:tc>
@@ -12022,7 +12022,7 @@
               <w:rPr>
                 <w:b/>
               </w:rPr>
-              <w:t>+4.84%</w:t>
+              <w:t>+5.07%</w:t>
             </w:r>
           </w:p>
         </w:tc>
@@ -12145,7 +12145,7 @@
               <w:rPr>
                 <w:b/>
               </w:rPr>
-              <w:t>+0.27%</w:t>
+              <w:t>+0.26%</w:t>
             </w:r>
           </w:p>
         </w:tc>
@@ -21806,10 +21806,10 @@
         <w:rPr>
           <w:b/>
         </w:rPr>
-        <w:t>`786.48 cents`</w:t>
+        <w:t>`786.49 cents`</w:t>
       </w:r>
       <w:r>
-        <w:t xml:space="preserve"> (+5.48).</w:t>
+        <w:t xml:space="preserve"> (+5.49).</w:t>
       </w:r>
     </w:p>
     <w:p>
@@ -22172,7 +22172,7 @@
               <w:rPr>
                 <w:b/>
               </w:rPr>
-              <w:t>94.87</w:t>
+              <w:t>95.08</w:t>
             </w:r>
           </w:p>
         </w:tc>
@@ -22203,7 +22203,7 @@
               <w:rPr>
                 <w:b/>
               </w:rPr>
-              <w:t>+4.84%</w:t>
+              <w:t>+5.07%</w:t>
             </w:r>
           </w:p>
         </w:tc>
@@ -22326,7 +22326,7 @@
               <w:rPr>
                 <w:b/>
               </w:rPr>
-              <w:t>+0.27%</w:t>
+              <w:t>+0.26%</w:t>
             </w:r>
           </w:p>
         </w:tc>

--- a/Daily Reports/02_09_2026-CBOT Reports.docx
+++ b/Daily Reports/02_09_2026-CBOT Reports.docx
@@ -104,7 +104,7 @@
           <w:color w:val="5C768D"/>
           <w:sz w:val="19"/>
         </w:rPr>
-        <w:t>Cập nhật tự động qua `macro_tracker.py` vào lúc 03:01 ICT ngày 02/09/2026</w:t>
+        <w:t>Cập nhật tự động qua `macro_tracker.py` vào lúc 04:01 ICT ngày 02/09/2026</w:t>
       </w:r>
     </w:p>
     <w:tbl>
@@ -313,7 +313,7 @@
               <w:rPr>
                 <w:b/>
               </w:rPr>
-              <w:t>95.08 / thùng</w:t>
+              <w:t>95.16 / thùng</w:t>
             </w:r>
           </w:p>
         </w:tc>
@@ -344,7 +344,7 @@
               <w:rPr>
                 <w:b/>
               </w:rPr>
-              <w:t>+5.07%</w:t>
+              <w:t>+5.16%</w:t>
             </w:r>
           </w:p>
         </w:tc>
@@ -442,7 +442,7 @@
               <w:rPr>
                 <w:b/>
               </w:rPr>
-              <w:t>99.69</w:t>
+              <w:t>99.67</w:t>
             </w:r>
           </w:p>
         </w:tc>
@@ -473,7 +473,7 @@
               <w:rPr>
                 <w:b/>
               </w:rPr>
-              <w:t>+0.26%</w:t>
+              <w:t>+0.24%</w:t>
             </w:r>
           </w:p>
         </w:tc>
@@ -1228,7 +1228,7 @@
         <w:rPr>
           <w:b/>
         </w:rPr>
-        <w:t>`95.08` (+5.07%)</w:t>
+        <w:t>`95.16` (+5.16%)</w:t>
       </w:r>
       <w:r>
         <w:t xml:space="preserve"> | DXY: </w:t>
@@ -1237,7 +1237,7 @@
         <w:rPr>
           <w:b/>
         </w:rPr>
-        <w:t>`99.69` (+0.26%)</w:t>
+        <w:t>`99.67` (+0.24%)</w:t>
       </w:r>
       <w:r>
         <w:t xml:space="preserve"> | Lúa mì CBOT: </w:t>
@@ -1316,7 +1316,7 @@
           <w:color w:val="5C768D"/>
           <w:sz w:val="19"/>
         </w:rPr>
-        <w:t>Cập nhật tự động lúc 03:01 ICT ngày 02/09/2026 — Nguồn: NOAA, USDA, BOM Australia</w:t>
+        <w:t>Cập nhật tự động lúc 04:01 ICT ngày 02/09/2026 — Nguồn: NOAA, USDA, BOM Australia</w:t>
       </w:r>
     </w:p>
     <w:p>
@@ -3615,7 +3615,7 @@
               <w:rPr>
                 <w:b/>
               </w:rPr>
-              <w:t>548.42 (+2.92)</w:t>
+              <w:t>548.45 (+2.95)</w:t>
             </w:r>
           </w:p>
         </w:tc>
@@ -3863,7 +3863,7 @@
               <w:rPr>
                 <w:b/>
               </w:rPr>
-              <w:t>786.49 (+5.49)</w:t>
+              <w:t>786.51 (+5.51)</w:t>
             </w:r>
           </w:p>
         </w:tc>
@@ -11624,10 +11624,10 @@
         <w:rPr>
           <w:b/>
         </w:rPr>
-        <w:t>`548.42 cents`</w:t>
+        <w:t>`548.45 cents`</w:t>
       </w:r>
       <w:r>
-        <w:t xml:space="preserve"> (+2.92).</w:t>
+        <w:t xml:space="preserve"> (+2.95).</w:t>
       </w:r>
     </w:p>
     <w:p>
@@ -11991,7 +11991,7 @@
               <w:rPr>
                 <w:b/>
               </w:rPr>
-              <w:t>95.08</w:t>
+              <w:t>95.16</w:t>
             </w:r>
           </w:p>
         </w:tc>
@@ -12022,7 +12022,7 @@
               <w:rPr>
                 <w:b/>
               </w:rPr>
-              <w:t>+5.07%</w:t>
+              <w:t>+5.16%</w:t>
             </w:r>
           </w:p>
         </w:tc>
@@ -12114,7 +12114,7 @@
               <w:rPr>
                 <w:b/>
               </w:rPr>
-              <w:t>99.69</w:t>
+              <w:t>99.67</w:t>
             </w:r>
           </w:p>
         </w:tc>
@@ -12145,7 +12145,7 @@
               <w:rPr>
                 <w:b/>
               </w:rPr>
-              <w:t>+0.26%</w:t>
+              <w:t>+0.24%</w:t>
             </w:r>
           </w:p>
         </w:tc>
@@ -21806,10 +21806,10 @@
         <w:rPr>
           <w:b/>
         </w:rPr>
-        <w:t>`786.49 cents`</w:t>
+        <w:t>`786.51 cents`</w:t>
       </w:r>
       <w:r>
-        <w:t xml:space="preserve"> (+5.49).</w:t>
+        <w:t xml:space="preserve"> (+5.51).</w:t>
       </w:r>
     </w:p>
     <w:p>
@@ -22172,7 +22172,7 @@
               <w:rPr>
                 <w:b/>
               </w:rPr>
-              <w:t>95.08</w:t>
+              <w:t>95.16</w:t>
             </w:r>
           </w:p>
         </w:tc>
@@ -22203,7 +22203,7 @@
               <w:rPr>
                 <w:b/>
               </w:rPr>
-              <w:t>+5.07%</w:t>
+              <w:t>+5.16%</w:t>
             </w:r>
           </w:p>
         </w:tc>
@@ -22295,7 +22295,7 @@
               <w:rPr>
                 <w:b/>
               </w:rPr>
-              <w:t>99.69</w:t>
+              <w:t>99.67</w:t>
             </w:r>
           </w:p>
         </w:tc>
@@ -22326,7 +22326,7 @@
               <w:rPr>
                 <w:b/>
               </w:rPr>
-              <w:t>+0.26%</w:t>
+              <w:t>+0.24%</w:t>
             </w:r>
           </w:p>
         </w:tc>

--- a/Daily Reports/02_09_2026-CBOT Reports.docx
+++ b/Daily Reports/02_09_2026-CBOT Reports.docx
@@ -104,7 +104,7 @@
           <w:color w:val="5C768D"/>
           <w:sz w:val="19"/>
         </w:rPr>
-        <w:t>Cập nhật tự động qua `macro_tracker.py` vào lúc 04:01 ICT ngày 02/09/2026</w:t>
+        <w:t>Cập nhật tự động qua `macro_tracker.py` vào lúc 05:00 ICT ngày 02/09/2026</w:t>
       </w:r>
     </w:p>
     <w:tbl>
@@ -313,7 +313,7 @@
               <w:rPr>
                 <w:b/>
               </w:rPr>
-              <w:t>95.16 / thùng</w:t>
+              <w:t>95.22 / thùng</w:t>
             </w:r>
           </w:p>
         </w:tc>
@@ -344,7 +344,7 @@
               <w:rPr>
                 <w:b/>
               </w:rPr>
-              <w:t>+5.16%</w:t>
+              <w:t>+5.23%</w:t>
             </w:r>
           </w:p>
         </w:tc>
@@ -1228,7 +1228,7 @@
         <w:rPr>
           <w:b/>
         </w:rPr>
-        <w:t>`95.16` (+5.16%)</w:t>
+        <w:t>`95.22` (+5.23%)</w:t>
       </w:r>
       <w:r>
         <w:t xml:space="preserve"> | DXY: </w:t>
@@ -1316,7 +1316,7 @@
           <w:color w:val="5C768D"/>
           <w:sz w:val="19"/>
         </w:rPr>
-        <w:t>Cập nhật tự động lúc 04:01 ICT ngày 02/09/2026 — Nguồn: NOAA, USDA, BOM Australia</w:t>
+        <w:t>Cập nhật tự động lúc 05:00 ICT ngày 02/09/2026 — Nguồn: NOAA, USDA, BOM Australia</w:t>
       </w:r>
     </w:p>
     <w:p>
@@ -3615,7 +3615,7 @@
               <w:rPr>
                 <w:b/>
               </w:rPr>
-              <w:t>548.45 (+2.95)</w:t>
+              <w:t>548.46 (+2.96)</w:t>
             </w:r>
           </w:p>
         </w:tc>
@@ -11624,10 +11624,10 @@
         <w:rPr>
           <w:b/>
         </w:rPr>
-        <w:t>`548.45 cents`</w:t>
+        <w:t>`548.46 cents`</w:t>
       </w:r>
       <w:r>
-        <w:t xml:space="preserve"> (+2.95).</w:t>
+        <w:t xml:space="preserve"> (+2.96).</w:t>
       </w:r>
     </w:p>
     <w:p>
@@ -11991,7 +11991,7 @@
               <w:rPr>
                 <w:b/>
               </w:rPr>
-              <w:t>95.16</w:t>
+              <w:t>95.22</w:t>
             </w:r>
           </w:p>
         </w:tc>
@@ -12022,7 +12022,7 @@
               <w:rPr>
                 <w:b/>
               </w:rPr>
-              <w:t>+5.16%</w:t>
+              <w:t>+5.23%</w:t>
             </w:r>
           </w:p>
         </w:tc>
@@ -22172,7 +22172,7 @@
               <w:rPr>
                 <w:b/>
               </w:rPr>
-              <w:t>95.16</w:t>
+              <w:t>95.22</w:t>
             </w:r>
           </w:p>
         </w:tc>
@@ -22203,7 +22203,7 @@
               <w:rPr>
                 <w:b/>
               </w:rPr>
-              <w:t>+5.16%</w:t>
+              <w:t>+5.23%</w:t>
             </w:r>
           </w:p>
         </w:tc>

--- a/Daily Reports/02_09_2026-CBOT Reports.docx
+++ b/Daily Reports/02_09_2026-CBOT Reports.docx
@@ -104,7 +104,7 @@
           <w:color w:val="5C768D"/>
           <w:sz w:val="19"/>
         </w:rPr>
-        <w:t>Cập nhật tự động qua `macro_tracker.py` vào lúc 05:00 ICT ngày 02/09/2026</w:t>
+        <w:t>Cập nhật tự động qua `macro_tracker.py` vào lúc 06:01 ICT ngày 02/09/2026</w:t>
       </w:r>
     </w:p>
     <w:tbl>
@@ -313,7 +313,7 @@
               <w:rPr>
                 <w:b/>
               </w:rPr>
-              <w:t>95.22 / thùng</w:t>
+              <w:t>95.23 / thùng</w:t>
             </w:r>
           </w:p>
         </w:tc>
@@ -344,7 +344,7 @@
               <w:rPr>
                 <w:b/>
               </w:rPr>
-              <w:t>+5.23%</w:t>
+              <w:t>+5.24%</w:t>
             </w:r>
           </w:p>
         </w:tc>
@@ -442,7 +442,7 @@
               <w:rPr>
                 <w:b/>
               </w:rPr>
-              <w:t>99.67</w:t>
+              <w:t>99.65</w:t>
             </w:r>
           </w:p>
         </w:tc>
@@ -473,7 +473,7 @@
               <w:rPr>
                 <w:b/>
               </w:rPr>
-              <w:t>+0.24%</w:t>
+              <w:t>+0.23%</w:t>
             </w:r>
           </w:p>
         </w:tc>
@@ -1228,7 +1228,7 @@
         <w:rPr>
           <w:b/>
         </w:rPr>
-        <w:t>`95.22` (+5.23%)</w:t>
+        <w:t>`95.23` (+5.24%)</w:t>
       </w:r>
       <w:r>
         <w:t xml:space="preserve"> | DXY: </w:t>
@@ -1237,7 +1237,7 @@
         <w:rPr>
           <w:b/>
         </w:rPr>
-        <w:t>`99.67` (+0.24%)</w:t>
+        <w:t>`99.65` (+0.23%)</w:t>
       </w:r>
       <w:r>
         <w:t xml:space="preserve"> | Lúa mì CBOT: </w:t>
@@ -1316,7 +1316,7 @@
           <w:color w:val="5C768D"/>
           <w:sz w:val="19"/>
         </w:rPr>
-        <w:t>Cập nhật tự động lúc 05:00 ICT ngày 02/09/2026 — Nguồn: NOAA, USDA, BOM Australia</w:t>
+        <w:t>Cập nhật tự động lúc 06:01 ICT ngày 02/09/2026 — Nguồn: NOAA, USDA, BOM Australia</w:t>
       </w:r>
     </w:p>
     <w:p>
@@ -3615,7 +3615,7 @@
               <w:rPr>
                 <w:b/>
               </w:rPr>
-              <w:t>548.46 (+2.96)</w:t>
+              <w:t>548.47 (+2.97)</w:t>
             </w:r>
           </w:p>
         </w:tc>
@@ -3863,7 +3863,7 @@
               <w:rPr>
                 <w:b/>
               </w:rPr>
-              <w:t>786.51 (+5.51)</w:t>
+              <w:t>786.53 (+5.53)</w:t>
             </w:r>
           </w:p>
         </w:tc>
@@ -11624,10 +11624,10 @@
         <w:rPr>
           <w:b/>
         </w:rPr>
-        <w:t>`548.46 cents`</w:t>
+        <w:t>`548.47 cents`</w:t>
       </w:r>
       <w:r>
-        <w:t xml:space="preserve"> (+2.96).</w:t>
+        <w:t xml:space="preserve"> (+2.97).</w:t>
       </w:r>
     </w:p>
     <w:p>
@@ -11991,7 +11991,7 @@
               <w:rPr>
                 <w:b/>
               </w:rPr>
-              <w:t>95.22</w:t>
+              <w:t>95.23</w:t>
             </w:r>
           </w:p>
         </w:tc>
@@ -12022,7 +12022,7 @@
               <w:rPr>
                 <w:b/>
               </w:rPr>
-              <w:t>+5.23%</w:t>
+              <w:t>+5.24%</w:t>
             </w:r>
           </w:p>
         </w:tc>
@@ -12114,7 +12114,7 @@
               <w:rPr>
                 <w:b/>
               </w:rPr>
-              <w:t>99.67</w:t>
+              <w:t>99.65</w:t>
             </w:r>
           </w:p>
         </w:tc>
@@ -12145,7 +12145,7 @@
               <w:rPr>
                 <w:b/>
               </w:rPr>
-              <w:t>+0.24%</w:t>
+              <w:t>+0.23%</w:t>
             </w:r>
           </w:p>
         </w:tc>
@@ -21806,10 +21806,10 @@
         <w:rPr>
           <w:b/>
         </w:rPr>
-        <w:t>`786.51 cents`</w:t>
+        <w:t>`786.53 cents`</w:t>
       </w:r>
       <w:r>
-        <w:t xml:space="preserve"> (+5.51).</w:t>
+        <w:t xml:space="preserve"> (+5.53).</w:t>
       </w:r>
     </w:p>
     <w:p>
@@ -22172,7 +22172,7 @@
               <w:rPr>
                 <w:b/>
               </w:rPr>
-              <w:t>95.22</w:t>
+              <w:t>95.23</w:t>
             </w:r>
           </w:p>
         </w:tc>
@@ -22203,7 +22203,7 @@
               <w:rPr>
                 <w:b/>
               </w:rPr>
-              <w:t>+5.23%</w:t>
+              <w:t>+5.24%</w:t>
             </w:r>
           </w:p>
         </w:tc>
@@ -22295,7 +22295,7 @@
               <w:rPr>
                 <w:b/>
               </w:rPr>
-              <w:t>99.67</w:t>
+              <w:t>99.65</w:t>
             </w:r>
           </w:p>
         </w:tc>
@@ -22326,7 +22326,7 @@
               <w:rPr>
                 <w:b/>
               </w:rPr>
-              <w:t>+0.24%</w:t>
+              <w:t>+0.23%</w:t>
             </w:r>
           </w:p>
         </w:tc>

--- a/Daily Reports/02_09_2026-CBOT Reports.docx
+++ b/Daily Reports/02_09_2026-CBOT Reports.docx
@@ -104,7 +104,7 @@
           <w:color w:val="5C768D"/>
           <w:sz w:val="19"/>
         </w:rPr>
-        <w:t>Cập nhật tự động qua `macro_tracker.py` vào lúc 06:01 ICT ngày 02/09/2026</w:t>
+        <w:t>Cập nhật tự động qua `macro_tracker.py` vào lúc 06:32 ICT ngày 02/09/2026</w:t>
       </w:r>
     </w:p>
     <w:tbl>
@@ -313,7 +313,7 @@
               <w:rPr>
                 <w:b/>
               </w:rPr>
-              <w:t>95.23 / thùng</w:t>
+              <w:t>95.26 / thùng</w:t>
             </w:r>
           </w:p>
         </w:tc>
@@ -344,7 +344,7 @@
               <w:rPr>
                 <w:b/>
               </w:rPr>
-              <w:t>+5.24%</w:t>
+              <w:t>+5.27%</w:t>
             </w:r>
           </w:p>
         </w:tc>
@@ -1228,7 +1228,7 @@
         <w:rPr>
           <w:b/>
         </w:rPr>
-        <w:t>`95.23` (+5.24%)</w:t>
+        <w:t>`95.26` (+5.27%)</w:t>
       </w:r>
       <w:r>
         <w:t xml:space="preserve"> | DXY: </w:t>
@@ -1316,7 +1316,7 @@
           <w:color w:val="5C768D"/>
           <w:sz w:val="19"/>
         </w:rPr>
-        <w:t>Cập nhật tự động lúc 06:01 ICT ngày 02/09/2026 — Nguồn: NOAA, USDA, BOM Australia</w:t>
+        <w:t>Cập nhật tự động lúc 06:32 ICT ngày 02/09/2026 — Nguồn: NOAA, USDA, BOM Australia</w:t>
       </w:r>
     </w:p>
     <w:p>
@@ -11991,7 +11991,7 @@
               <w:rPr>
                 <w:b/>
               </w:rPr>
-              <w:t>95.23</w:t>
+              <w:t>95.26</w:t>
             </w:r>
           </w:p>
         </w:tc>
@@ -12022,7 +12022,7 @@
               <w:rPr>
                 <w:b/>
               </w:rPr>
-              <w:t>+5.24%</w:t>
+              <w:t>+5.27%</w:t>
             </w:r>
           </w:p>
         </w:tc>
@@ -22172,7 +22172,7 @@
               <w:rPr>
                 <w:b/>
               </w:rPr>
-              <w:t>95.23</w:t>
+              <w:t>95.26</w:t>
             </w:r>
           </w:p>
         </w:tc>
@@ -22203,7 +22203,7 @@
               <w:rPr>
                 <w:b/>
               </w:rPr>
-              <w:t>+5.24%</w:t>
+              <w:t>+5.27%</w:t>
             </w:r>
           </w:p>
         </w:tc>

--- a/Daily Reports/02_09_2026-CBOT Reports.docx
+++ b/Daily Reports/02_09_2026-CBOT Reports.docx
@@ -104,7 +104,7 @@
           <w:color w:val="5C768D"/>
           <w:sz w:val="19"/>
         </w:rPr>
-        <w:t>Cập nhật tự động qua `macro_tracker.py` vào lúc 06:32 ICT ngày 02/09/2026</w:t>
+        <w:t>Cập nhật tự động qua `macro_tracker.py` vào lúc 07:00 ICT ngày 02/09/2026</w:t>
       </w:r>
     </w:p>
     <w:tbl>
@@ -313,7 +313,7 @@
               <w:rPr>
                 <w:b/>
               </w:rPr>
-              <w:t>95.26 / thùng</w:t>
+              <w:t>95.24 / thùng</w:t>
             </w:r>
           </w:p>
         </w:tc>
@@ -344,7 +344,7 @@
               <w:rPr>
                 <w:b/>
               </w:rPr>
-              <w:t>+5.27%</w:t>
+              <w:t>+5.25%</w:t>
             </w:r>
           </w:p>
         </w:tc>
@@ -442,7 +442,7 @@
               <w:rPr>
                 <w:b/>
               </w:rPr>
-              <w:t>99.65</w:t>
+              <w:t>99.66</w:t>
             </w:r>
           </w:p>
         </w:tc>
@@ -1228,7 +1228,7 @@
         <w:rPr>
           <w:b/>
         </w:rPr>
-        <w:t>`95.26` (+5.27%)</w:t>
+        <w:t>`95.24` (+5.25%)</w:t>
       </w:r>
       <w:r>
         <w:t xml:space="preserve"> | DXY: </w:t>
@@ -1237,7 +1237,7 @@
         <w:rPr>
           <w:b/>
         </w:rPr>
-        <w:t>`99.65` (+0.23%)</w:t>
+        <w:t>`99.66` (+0.23%)</w:t>
       </w:r>
       <w:r>
         <w:t xml:space="preserve"> | Lúa mì CBOT: </w:t>
@@ -1316,7 +1316,7 @@
           <w:color w:val="5C768D"/>
           <w:sz w:val="19"/>
         </w:rPr>
-        <w:t>Cập nhật tự động lúc 06:32 ICT ngày 02/09/2026 — Nguồn: NOAA, USDA, BOM Australia</w:t>
+        <w:t>Cập nhật tự động lúc 07:00 ICT ngày 02/09/2026 — Nguồn: NOAA, USDA, BOM Australia</w:t>
       </w:r>
     </w:p>
     <w:p>
@@ -11991,7 +11991,7 @@
               <w:rPr>
                 <w:b/>
               </w:rPr>
-              <w:t>95.26</w:t>
+              <w:t>95.24</w:t>
             </w:r>
           </w:p>
         </w:tc>
@@ -12022,7 +12022,7 @@
               <w:rPr>
                 <w:b/>
               </w:rPr>
-              <w:t>+5.27%</w:t>
+              <w:t>+5.25%</w:t>
             </w:r>
           </w:p>
         </w:tc>
@@ -12114,7 +12114,7 @@
               <w:rPr>
                 <w:b/>
               </w:rPr>
-              <w:t>99.65</w:t>
+              <w:t>99.66</w:t>
             </w:r>
           </w:p>
         </w:tc>
@@ -22172,7 +22172,7 @@
               <w:rPr>
                 <w:b/>
               </w:rPr>
-              <w:t>95.26</w:t>
+              <w:t>95.24</w:t>
             </w:r>
           </w:p>
         </w:tc>
@@ -22203,7 +22203,7 @@
               <w:rPr>
                 <w:b/>
               </w:rPr>
-              <w:t>+5.27%</w:t>
+              <w:t>+5.25%</w:t>
             </w:r>
           </w:p>
         </w:tc>
@@ -22295,7 +22295,7 @@
               <w:rPr>
                 <w:b/>
               </w:rPr>
-              <w:t>99.65</w:t>
+              <w:t>99.66</w:t>
             </w:r>
           </w:p>
         </w:tc>

--- a/Daily Reports/02_09_2026-CBOT Reports.docx
+++ b/Daily Reports/02_09_2026-CBOT Reports.docx
@@ -104,7 +104,7 @@
           <w:color w:val="5C768D"/>
           <w:sz w:val="19"/>
         </w:rPr>
-        <w:t>Cập nhật tự động qua `macro_tracker.py` vào lúc 11:05 ICT ngày 02/09/2026</w:t>
+        <w:t>Cập nhật tự động qua `macro_tracker.py` vào lúc 13:13 ICT ngày 02/09/2026</w:t>
       </w:r>
     </w:p>
     <w:tbl>
@@ -313,7 +313,7 @@
               <w:rPr>
                 <w:b/>
               </w:rPr>
-              <w:t>94.65 / thùng</w:t>
+              <w:t>95.55 / thùng</w:t>
             </w:r>
           </w:p>
         </w:tc>
@@ -344,7 +344,7 @@
               <w:rPr>
                 <w:b/>
               </w:rPr>
-              <w:t>+0.00%</w:t>
+              <w:t>+0.95%</w:t>
             </w:r>
           </w:p>
         </w:tc>
@@ -442,7 +442,7 @@
               <w:rPr>
                 <w:b/>
               </w:rPr>
-              <w:t>99.67</w:t>
+              <w:t>99.71</w:t>
             </w:r>
           </w:p>
         </w:tc>
@@ -473,7 +473,7 @@
               <w:rPr>
                 <w:b/>
               </w:rPr>
-              <w:t>+0.00%</w:t>
+              <w:t>+0.04%</w:t>
             </w:r>
           </w:p>
         </w:tc>
@@ -1228,7 +1228,7 @@
         <w:rPr>
           <w:b/>
         </w:rPr>
-        <w:t>`94.65` (+0.00%)</w:t>
+        <w:t>`95.55` (+0.95%)</w:t>
       </w:r>
       <w:r>
         <w:t xml:space="preserve"> | DXY: </w:t>
@@ -1237,7 +1237,7 @@
         <w:rPr>
           <w:b/>
         </w:rPr>
-        <w:t>`99.67` (+0.00%)</w:t>
+        <w:t>`99.71` (+0.04%)</w:t>
       </w:r>
       <w:r>
         <w:t xml:space="preserve"> | Lúa mì CBOT: </w:t>
@@ -1246,7 +1246,7 @@
         <w:rPr>
           <w:b/>
         </w:rPr>
-        <w:t>`782.50` (+0.00%)</w:t>
+        <w:t>`769.50` (+0.75%)</w:t>
       </w:r>
       <w:r>
         <w:t>.</w:t>
@@ -1316,7 +1316,7 @@
           <w:color w:val="5C768D"/>
           <w:sz w:val="19"/>
         </w:rPr>
-        <w:t>Cập nhật tự động lúc 11:05 ICT ngày 02/09/2026 — Nguồn: NOAA, USDA, BOM Australia</w:t>
+        <w:t>Cập nhật tự động lúc 13:13 ICT ngày 02/09/2026 — Nguồn: NOAA, USDA, BOM Australia</w:t>
       </w:r>
     </w:p>
     <w:p>
@@ -3584,7 +3584,7 @@
               <w:rPr>
                 <w:b/>
               </w:rPr>
-              <w:t>537.25</w:t>
+              <w:t>538.25</w:t>
             </w:r>
           </w:p>
         </w:tc>
@@ -3615,7 +3615,7 @@
               <w:rPr>
                 <w:b/>
               </w:rPr>
-              <w:t>538.76 (+1.51)</w:t>
+              <w:t>540.05 (+1.80)</w:t>
             </w:r>
           </w:p>
         </w:tc>
@@ -3643,7 +3643,7 @@
             </w:pPr>
             <w:r/>
             <w:r>
-              <w:t>Bullish (536.71 &gt; 535.45)</w:t>
+              <w:t>Bullish (539.55 &gt; 538.14)</w:t>
             </w:r>
           </w:p>
         </w:tc>
@@ -3671,7 +3671,7 @@
             </w:pPr>
             <w:r/>
             <w:r>
-              <w:t>0.00 cents</w:t>
+              <w:t>0.25 cents</w:t>
             </w:r>
           </w:p>
         </w:tc>
@@ -3832,7 +3832,7 @@
               <w:rPr>
                 <w:b/>
               </w:rPr>
-              <w:t>768.00</w:t>
+              <w:t>769.50</w:t>
             </w:r>
           </w:p>
         </w:tc>
@@ -3863,7 +3863,7 @@
               <w:rPr>
                 <w:b/>
               </w:rPr>
-              <w:t>772.50 (+4.50)</w:t>
+              <w:t>773.70 (+4.20)</w:t>
             </w:r>
           </w:p>
         </w:tc>
@@ -3891,7 +3891,7 @@
             </w:pPr>
             <w:r/>
             <w:r>
-              <w:t>Bullish (770.10 &gt; 764.77)</w:t>
+              <w:t>Bullish (775.12 &gt; 772.04)</w:t>
             </w:r>
           </w:p>
         </w:tc>
@@ -3919,7 +3919,7 @@
             </w:pPr>
             <w:r/>
             <w:r>
-              <w:t>0.00 cents</w:t>
+              <w:t>0.75 cents</w:t>
             </w:r>
           </w:p>
         </w:tc>
@@ -4357,7 +4357,7 @@
                 <w:b/>
                 <w:color w:val="15803D"/>
               </w:rPr>
-              <w:t>535.00 - 536.71 cents (Canh mua vùng hỗ trợ)</w:t>
+              <w:t>536.25 - 539.55 cents (Canh mua vùng hỗ trợ)</w:t>
             </w:r>
           </w:p>
         </w:tc>
@@ -4388,7 +4388,7 @@
               <w:rPr>
                 <w:b/>
               </w:rPr>
-              <w:t>453.31 cents (Dưới cản S2 + 1.5x ATR)</w:t>
+              <w:t>452.90 cents (Dưới cản S2 + 1.5x ATR)</w:t>
             </w:r>
           </w:p>
         </w:tc>
@@ -4424,7 +4424,7 @@
                 <w:color w:val="D97706"/>
                 <w:sz w:val="19"/>
               </w:rPr>
-              <w:t xml:space="preserve"> 538.75 cents </w:t>
+              <w:t xml:space="preserve"> 539.75 cents </w:t>
             </w:r>
             <w:r>
               <w:t xml:space="preserve"> / TP2: </w:t>
@@ -4435,7 +4435,7 @@
                 <w:color w:val="D97706"/>
                 <w:sz w:val="19"/>
               </w:rPr>
-              <w:t xml:space="preserve"> 542.00 cents </w:t>
+              <w:t xml:space="preserve"> 549.00 cents </w:t>
             </w:r>
           </w:p>
         </w:tc>
@@ -4569,7 +4569,7 @@
               <w:rPr>
                 <w:b/>
               </w:rPr>
-              <w:t>533.50 - 535.00 cents</w:t>
+              <w:t>534.75 - 536.25 cents</w:t>
             </w:r>
           </w:p>
         </w:tc>
@@ -4600,7 +4600,7 @@
               <w:rPr>
                 <w:b/>
               </w:rPr>
-              <w:t>454.62 cents (Chống quét SL tuyệt đối)</w:t>
+              <w:t>454.35 cents (Chống quét SL tuyệt đối)</w:t>
             </w:r>
           </w:p>
         </w:tc>
@@ -4631,7 +4631,7 @@
               <w:rPr>
                 <w:b/>
               </w:rPr>
-              <w:t>541.00 cents (Ăn trọn biên độ ngô ~10.5 giá)</w:t>
+              <w:t>548.00 cents (Ăn trọn biên độ ngô ~10.5 giá)</w:t>
             </w:r>
           </w:p>
         </w:tc>
@@ -4762,7 +4762,7 @@
               <w:rPr>
                 <w:b/>
               </w:rPr>
-              <w:t>538.75 - 540.25 cents</w:t>
+              <w:t>539.75 - 541.25 cents</w:t>
             </w:r>
           </w:p>
         </w:tc>
@@ -4793,7 +4793,7 @@
               <w:rPr>
                 <w:b/>
               </w:rPr>
-              <w:t>541.38 cents</w:t>
+              <w:t>542.65 cents</w:t>
             </w:r>
           </w:p>
         </w:tc>
@@ -4955,7 +4955,7 @@
               <w:rPr>
                 <w:b/>
               </w:rPr>
-              <w:t>446.75 - 457.25 cents</w:t>
+              <w:t>445.65 - 457.25 cents</w:t>
             </w:r>
           </w:p>
         </w:tc>
@@ -5136,7 +5136,7 @@
                 <w:b/>
                 <w:color w:val="B91C1C"/>
               </w:rPr>
-              <w:t>770.10 - 764.77 cents (Canh bán hồi kỹ thuật H1)</w:t>
+              <w:t>775.12 - 772.04 cents (Canh bán hồi kỹ thuật H1)</w:t>
             </w:r>
           </w:p>
         </w:tc>
@@ -5167,7 +5167,7 @@
               <w:rPr>
                 <w:b/>
               </w:rPr>
-              <w:t>799.44 cents (Trên kháng cự R2 + 1.5x ATR)</w:t>
+              <w:t>802.20 cents (Trên kháng cự R2 + 1.5x ATR)</w:t>
             </w:r>
           </w:p>
         </w:tc>
@@ -5203,7 +5203,7 @@
                 <w:color w:val="D97706"/>
                 <w:sz w:val="19"/>
               </w:rPr>
-              <w:t xml:space="preserve"> 758.00 cents </w:t>
+              <w:t xml:space="preserve"> 765.75 cents </w:t>
             </w:r>
             <w:r>
               <w:t xml:space="preserve"> / TP2: </w:t>
@@ -5314,7 +5314,7 @@
                 <w:b/>
                 <w:color w:val="15803D"/>
               </w:rPr>
-              <w:t>Long trung hạn (Swing) (ZWH27)</w:t>
+              <w:t>Long trung hạn (Swing) (ZWZ26)</w:t>
             </w:r>
           </w:p>
         </w:tc>
@@ -5345,7 +5345,7 @@
               <w:rPr>
                 <w:b/>
               </w:rPr>
-              <w:t>771.00 - 773.00 cents</w:t>
+              <w:t>763.75 - 765.75 cents</w:t>
             </w:r>
           </w:p>
         </w:tc>
@@ -5376,7 +5376,7 @@
               <w:rPr>
                 <w:b/>
               </w:rPr>
-              <w:t>657.00 cents</w:t>
+              <w:t>638.79 cents</w:t>
             </w:r>
           </w:p>
         </w:tc>
@@ -5407,7 +5407,7 @@
               <w:rPr>
                 <w:b/>
               </w:rPr>
-              <w:t>794.00 cents (Đón sóng hồi trung hạn ~14.5 giá)</w:t>
+              <w:t>780.00 cents (Đón sóng hồi trung hạn ~14.5 giá)</w:t>
             </w:r>
           </w:p>
         </w:tc>
@@ -5507,7 +5507,7 @@
                 <w:b/>
                 <w:color w:val="B91C1C"/>
               </w:rPr>
-              <w:t>Short trung hạn (Swing) (ZWH27)</w:t>
+              <w:t>Short trung hạn (Swing) (ZWZ26)</w:t>
             </w:r>
           </w:p>
         </w:tc>
@@ -5538,7 +5538,7 @@
               <w:rPr>
                 <w:b/>
               </w:rPr>
-              <w:t>794.00 - 796.00 cents</w:t>
+              <w:t>780.00 - 782.00 cents</w:t>
             </w:r>
           </w:p>
         </w:tc>
@@ -5569,7 +5569,7 @@
               <w:rPr>
                 <w:b/>
               </w:rPr>
-              <w:t>799.50 cents</w:t>
+              <w:t>786.46 cents</w:t>
             </w:r>
           </w:p>
         </w:tc>
@@ -5600,7 +5600,7 @@
               <w:rPr>
                 <w:b/>
               </w:rPr>
-              <w:t>662.50 cents (Thuận xu hướng giảm ngắn hạn)</w:t>
+              <w:t>645.25 cents (Thuận xu hướng giảm ngắn hạn)</w:t>
             </w:r>
           </w:p>
         </w:tc>
@@ -5731,7 +5731,7 @@
               <w:rPr>
                 <w:b/>
               </w:rPr>
-              <w:t>620.75 - 645.25 cents</w:t>
+              <w:t>619.40 - 645.25 cents</w:t>
             </w:r>
           </w:p>
         </w:tc>
@@ -11609,7 +11609,7 @@
         <w:t>Giá Chốt Phiên (Close):</w:t>
       </w:r>
       <w:r>
-        <w:t xml:space="preserve"> 537.25 cents | </w:t>
+        <w:t xml:space="preserve"> 538.25 cents | </w:t>
       </w:r>
       <w:r>
         <w:rPr>
@@ -11624,10 +11624,10 @@
         <w:rPr>
           <w:b/>
         </w:rPr>
-        <w:t>`538.76 cents`</w:t>
+        <w:t>`540.05 cents`</w:t>
       </w:r>
       <w:r>
-        <w:t xml:space="preserve"> (+1.51).</w:t>
+        <w:t xml:space="preserve"> (+1.80).</w:t>
       </w:r>
     </w:p>
     <w:p>
@@ -11648,7 +11648,7 @@
         <w:rPr>
           <w:b/>
         </w:rPr>
-        <w:t>`281,318`</w:t>
+        <w:t>`64,458`</w:t>
       </w:r>
       <w:r>
         <w:t xml:space="preserve"> (Chênh lệch: </w:t>
@@ -11657,7 +11657,7 @@
         <w:rPr>
           <w:b/>
         </w:rPr>
-        <w:t>`+0`</w:t>
+        <w:t>`-216,860`</w:t>
       </w:r>
       <w:r>
         <w:t xml:space="preserve">) | OI: </w:t>
@@ -11675,7 +11675,7 @@
         <w:rPr>
           <w:b/>
         </w:rPr>
-        <w:t>`+8,577`</w:t>
+        <w:t>`+0`</w:t>
       </w:r>
       <w:r>
         <w:t>)</w:t>
@@ -11699,7 +11699,7 @@
         <w:rPr>
           <w:b/>
         </w:rPr>
-        <w:t>`Doji (Nến lưỡng lự thế trận)`</w:t>
+        <w:t>`Bearish Marubozu (Lực bán áp đảo tuyệt đối)`</w:t>
       </w:r>
     </w:p>
     <w:p>
@@ -11719,8 +11719,9 @@
       <w:r>
         <w:rPr>
           <w:b/>
+          <w:color w:val="15803D"/>
         </w:rPr>
-        <w:t>`Tăng nhẹ tích lũy (Accumulation Rally)`</w:t>
+        <w:t>`Giảm suy yếu / Đáy ngắn hạn (Long Liquidation Decline)`</w:t>
       </w:r>
     </w:p>
     <w:p>
@@ -11741,10 +11742,10 @@
         <w:rPr>
           <w:b/>
         </w:rPr>
-        <w:t>TÍCH LŨY TÍCH CỰC (Accumulation):</w:t>
+        <w:t>GIẢM MẠNH MẼ (Strong Bearish Confirmation):</w:t>
       </w:r>
       <w:r>
-        <w:t xml:space="preserve"> Nến đi ngang nhưng dòng tiền âm thầm gia tăng (OI tăng), báo hiệu chuẩn bị có nhịp bứt phá tăng.</w:t>
+        <w:t xml:space="preserve"> Mô hình nến giảm đi kèm dòng tiền rút ra/áp lực bán tháo lớn, rủi ro sụt giảm tiếp diễn cao.</w:t>
       </w:r>
     </w:p>
     <w:p>
@@ -11990,7 +11991,7 @@
               <w:rPr>
                 <w:b/>
               </w:rPr>
-              <w:t>94.65</w:t>
+              <w:t>95.55</w:t>
             </w:r>
           </w:p>
         </w:tc>
@@ -12021,7 +12022,7 @@
               <w:rPr>
                 <w:b/>
               </w:rPr>
-              <w:t>+0.00%</w:t>
+              <w:t>+0.95%</w:t>
             </w:r>
           </w:p>
         </w:tc>
@@ -12113,7 +12114,7 @@
               <w:rPr>
                 <w:b/>
               </w:rPr>
-              <w:t>99.67</w:t>
+              <w:t>99.71</w:t>
             </w:r>
           </w:p>
         </w:tc>
@@ -12144,7 +12145,7 @@
               <w:rPr>
                 <w:b/>
               </w:rPr>
-              <w:t>+0.00%</w:t>
+              <w:t>+0.04%</w:t>
             </w:r>
           </w:p>
         </w:tc>
@@ -12748,7 +12749,7 @@
         <w:t xml:space="preserve"> EMA_21 </w:t>
       </w:r>
       <w:r>
-        <w:t xml:space="preserve"> (536.71) &gt; </w:t>
+        <w:t xml:space="preserve"> (539.55) &gt; </w:t>
       </w:r>
       <w:r>
         <w:rPr>
@@ -12759,7 +12760,7 @@
         <w:t xml:space="preserve"> EMA_50 </w:t>
       </w:r>
       <w:r>
-        <w:t xml:space="preserve"> (535.45).</w:t>
+        <w:t xml:space="preserve"> (538.14).</w:t>
       </w:r>
     </w:p>
     <w:p>
@@ -12780,7 +12781,7 @@
         <w:rPr>
           <w:b/>
         </w:rPr>
-        <w:t>`51.56`</w:t>
+        <w:t>`47.41`</w:t>
       </w:r>
       <w:r>
         <w:t xml:space="preserve"> | ATR (14) = </w:t>
@@ -12789,7 +12790,7 @@
         <w:rPr>
           <w:b/>
         </w:rPr>
-        <w:t>`2.63`</w:t>
+        <w:t>`2.90`</w:t>
       </w:r>
       <w:r>
         <w:t xml:space="preserve"> cents | Volatility = </w:t>
@@ -12798,7 +12799,7 @@
         <w:rPr>
           <w:b/>
         </w:rPr>
-        <w:t>`0.00 cents`</w:t>
+        <w:t>`0.25 cents`</w:t>
       </w:r>
       <w:r>
         <w:t>.</w:t>
@@ -12822,7 +12823,7 @@
         <w:rPr>
           <w:b/>
         </w:rPr>
-        <w:t>`535.00`</w:t>
+        <w:t>`536.25`</w:t>
       </w:r>
       <w:r>
         <w:t xml:space="preserve"> | S2: </w:t>
@@ -12840,7 +12841,7 @@
         <w:rPr>
           <w:b/>
         </w:rPr>
-        <w:t>`538.75`</w:t>
+        <w:t>`539.75`</w:t>
       </w:r>
       <w:r>
         <w:t xml:space="preserve"> | R2: </w:t>
@@ -12849,7 +12850,7 @@
         <w:rPr>
           <w:b/>
         </w:rPr>
-        <w:t>`542.00`</w:t>
+        <w:t>`549.00`</w:t>
       </w:r>
     </w:p>
     <w:p>
@@ -13583,7 +13584,7 @@
           <w:b/>
           <w:color w:val="15803D"/>
         </w:rPr>
-        <w:t>`535.00 - 536.71 cents (Canh mua vùng hỗ trợ)`</w:t>
+        <w:t>`536.25 - 539.55 cents (Canh mua vùng hỗ trợ)`</w:t>
       </w:r>
       <w:r>
         <w:t xml:space="preserve"> | SL: </w:t>
@@ -13592,7 +13593,7 @@
         <w:rPr>
           <w:b/>
         </w:rPr>
-        <w:t>`453.31 cents (Dưới cản S2 + 1.5x ATR)`</w:t>
+        <w:t>`452.90 cents (Dưới cản S2 + 1.5x ATR)`</w:t>
       </w:r>
       <w:r>
         <w:t xml:space="preserve"> | TP: </w:t>
@@ -13603,7 +13604,7 @@
           <w:color w:val="D97706"/>
           <w:sz w:val="19"/>
         </w:rPr>
-        <w:t xml:space="preserve"> 538.75 cents </w:t>
+        <w:t xml:space="preserve"> 539.75 cents </w:t>
       </w:r>
       <w:r>
         <w:t xml:space="preserve"> / </w:t>
@@ -13614,7 +13615,7 @@
           <w:color w:val="D97706"/>
           <w:sz w:val="19"/>
         </w:rPr>
-        <w:t xml:space="preserve"> 542.00 cents </w:t>
+        <w:t xml:space="preserve"> 549.00 cents </w:t>
       </w:r>
       <w:r>
         <w:t>.</w:t>
@@ -13654,7 +13655,7 @@
         <w:rPr>
           <w:b/>
         </w:rPr>
-        <w:t>`533.50 - 535.00 cents`</w:t>
+        <w:t>`534.75 - 536.25 cents`</w:t>
       </w:r>
       <w:r>
         <w:t xml:space="preserve"> | SL: </w:t>
@@ -13663,7 +13664,7 @@
         <w:rPr>
           <w:b/>
         </w:rPr>
-        <w:t>`454.62 cents (Chống quét SL tuyệt đối)`</w:t>
+        <w:t>`454.35 cents (Chống quét SL tuyệt đối)`</w:t>
       </w:r>
       <w:r>
         <w:t xml:space="preserve"> | TP: </w:t>
@@ -13672,7 +13673,7 @@
         <w:rPr>
           <w:b/>
         </w:rPr>
-        <w:t>`541.00 cents (Ăn trọn biên độ ngô ~10.5 giá)`</w:t>
+        <w:t>`548.00 cents (Ăn trọn biên độ ngô ~10.5 giá)`</w:t>
       </w:r>
       <w:r>
         <w:t>.</w:t>
@@ -13700,7 +13701,7 @@
         <w:rPr>
           <w:b/>
         </w:rPr>
-        <w:t>`538.75 - 540.25 cents`</w:t>
+        <w:t>`539.75 - 541.25 cents`</w:t>
       </w:r>
       <w:r>
         <w:t xml:space="preserve"> | SL: </w:t>
@@ -13709,7 +13710,7 @@
         <w:rPr>
           <w:b/>
         </w:rPr>
-        <w:t>`541.38 cents`</w:t>
+        <w:t>`542.65 cents`</w:t>
       </w:r>
       <w:r>
         <w:t xml:space="preserve"> | TP: </w:t>
@@ -13758,7 +13759,7 @@
         <w:rPr>
           <w:b/>
         </w:rPr>
-        <w:t>`446.75 - 457.25 cents`</w:t>
+        <w:t>`445.65 - 457.25 cents`</w:t>
       </w:r>
     </w:p>
     <w:p>
@@ -14165,7 +14166,7 @@
             </w:pPr>
             <w:r/>
             <w:r>
-              <w:t>537.25</w:t>
+              <w:t>538.25</w:t>
             </w:r>
           </w:p>
         </w:tc>
@@ -14193,7 +14194,7 @@
             </w:pPr>
             <w:r/>
             <w:r>
-              <w:t>541.00</w:t>
+              <w:t>542.00</w:t>
             </w:r>
           </w:p>
         </w:tc>
@@ -14221,7 +14222,7 @@
             </w:pPr>
             <w:r/>
             <w:r>
-              <w:t>534.00</w:t>
+              <w:t>535.00</w:t>
             </w:r>
           </w:p>
         </w:tc>
@@ -14252,7 +14253,7 @@
               <w:rPr>
                 <w:b/>
               </w:rPr>
-              <w:t>537.50</w:t>
+              <w:t>538.50</w:t>
             </w:r>
           </w:p>
         </w:tc>
@@ -14400,7 +14401,7 @@
             </w:pPr>
             <w:r/>
             <w:r>
-              <w:t>537.50</w:t>
+              <w:t>538.50</w:t>
             </w:r>
           </w:p>
         </w:tc>
@@ -14428,7 +14429,7 @@
             </w:pPr>
             <w:r/>
             <w:r>
-              <w:t>540.25</w:t>
+              <w:t>541.25</w:t>
             </w:r>
           </w:p>
         </w:tc>
@@ -14456,7 +14457,7 @@
             </w:pPr>
             <w:r/>
             <w:r>
-              <w:t>533.75</w:t>
+              <w:t>534.75</w:t>
             </w:r>
           </w:p>
         </w:tc>
@@ -14487,7 +14488,7 @@
               <w:rPr>
                 <w:b/>
               </w:rPr>
-              <w:t>537.00</w:t>
+              <w:t>538.00</w:t>
             </w:r>
           </w:p>
         </w:tc>
@@ -14635,7 +14636,7 @@
             </w:pPr>
             <w:r/>
             <w:r>
-              <w:t>537.00</w:t>
+              <w:t>538.00</w:t>
             </w:r>
           </w:p>
         </w:tc>
@@ -14663,7 +14664,7 @@
             </w:pPr>
             <w:r/>
             <w:r>
-              <w:t>540.00</w:t>
+              <w:t>541.00</w:t>
             </w:r>
           </w:p>
         </w:tc>
@@ -14691,7 +14692,7 @@
             </w:pPr>
             <w:r/>
             <w:r>
-              <w:t>533.00</w:t>
+              <w:t>534.00</w:t>
             </w:r>
           </w:p>
         </w:tc>
@@ -14722,7 +14723,7 @@
               <w:rPr>
                 <w:b/>
               </w:rPr>
-              <w:t>537.75</w:t>
+              <w:t>538.75</w:t>
             </w:r>
           </w:p>
         </w:tc>
@@ -14870,7 +14871,7 @@
             </w:pPr>
             <w:r/>
             <w:r>
-              <w:t>537.75</w:t>
+              <w:t>538.75</w:t>
             </w:r>
           </w:p>
         </w:tc>
@@ -14898,7 +14899,7 @@
             </w:pPr>
             <w:r/>
             <w:r>
-              <w:t>542.25</w:t>
+              <w:t>543.25</w:t>
             </w:r>
           </w:p>
         </w:tc>
@@ -14926,7 +14927,7 @@
             </w:pPr>
             <w:r/>
             <w:r>
-              <w:t>532.75</w:t>
+              <w:t>533.75</w:t>
             </w:r>
           </w:p>
         </w:tc>
@@ -14957,7 +14958,7 @@
               <w:rPr>
                 <w:b/>
               </w:rPr>
-              <w:t>538.50</w:t>
+              <w:t>539.50</w:t>
             </w:r>
           </w:p>
         </w:tc>
@@ -15105,7 +15106,7 @@
             </w:pPr>
             <w:r/>
             <w:r>
-              <w:t>538.50</w:t>
+              <w:t>539.50</w:t>
             </w:r>
           </w:p>
         </w:tc>
@@ -15133,7 +15134,7 @@
             </w:pPr>
             <w:r/>
             <w:r>
-              <w:t>544.00</w:t>
+              <w:t>545.00</w:t>
             </w:r>
           </w:p>
         </w:tc>
@@ -15161,7 +15162,7 @@
             </w:pPr>
             <w:r/>
             <w:r>
-              <w:t>532.25</w:t>
+              <w:t>533.25</w:t>
             </w:r>
           </w:p>
         </w:tc>
@@ -15192,7 +15193,7 @@
               <w:rPr>
                 <w:b/>
               </w:rPr>
-              <w:t>540.75</w:t>
+              <w:t>541.75</w:t>
             </w:r>
           </w:p>
         </w:tc>
@@ -15340,7 +15341,7 @@
             </w:pPr>
             <w:r/>
             <w:r>
-              <w:t>540.75</w:t>
+              <w:t>541.75</w:t>
             </w:r>
           </w:p>
         </w:tc>
@@ -15368,7 +15369,7 @@
             </w:pPr>
             <w:r/>
             <w:r>
-              <w:t>543.75</w:t>
+              <w:t>544.75</w:t>
             </w:r>
           </w:p>
         </w:tc>
@@ -15396,7 +15397,7 @@
             </w:pPr>
             <w:r/>
             <w:r>
-              <w:t>536.50</w:t>
+              <w:t>537.50</w:t>
             </w:r>
           </w:p>
         </w:tc>
@@ -15427,7 +15428,7 @@
               <w:rPr>
                 <w:b/>
               </w:rPr>
-              <w:t>541.00</w:t>
+              <w:t>542.00</w:t>
             </w:r>
           </w:p>
         </w:tc>
@@ -15575,7 +15576,7 @@
             </w:pPr>
             <w:r/>
             <w:r>
-              <w:t>541.00</w:t>
+              <w:t>542.00</w:t>
             </w:r>
           </w:p>
         </w:tc>
@@ -15603,7 +15604,7 @@
             </w:pPr>
             <w:r/>
             <w:r>
-              <w:t>544.25</w:t>
+              <w:t>545.25</w:t>
             </w:r>
           </w:p>
         </w:tc>
@@ -15631,7 +15632,7 @@
             </w:pPr>
             <w:r/>
             <w:r>
-              <w:t>534.50</w:t>
+              <w:t>535.50</w:t>
             </w:r>
           </w:p>
         </w:tc>
@@ -15662,7 +15663,7 @@
               <w:rPr>
                 <w:b/>
               </w:rPr>
-              <w:t>541.75</w:t>
+              <w:t>542.75</w:t>
             </w:r>
           </w:p>
         </w:tc>
@@ -15810,7 +15811,7 @@
             </w:pPr>
             <w:r/>
             <w:r>
-              <w:t>541.75</w:t>
+              <w:t>542.75</w:t>
             </w:r>
           </w:p>
         </w:tc>
@@ -15838,7 +15839,7 @@
             </w:pPr>
             <w:r/>
             <w:r>
-              <w:t>544.75</w:t>
+              <w:t>545.75</w:t>
             </w:r>
           </w:p>
         </w:tc>
@@ -15866,7 +15867,7 @@
             </w:pPr>
             <w:r/>
             <w:r>
-              <w:t>537.25</w:t>
+              <w:t>538.25</w:t>
             </w:r>
           </w:p>
         </w:tc>
@@ -15897,7 +15898,7 @@
               <w:rPr>
                 <w:b/>
               </w:rPr>
-              <w:t>541.25</w:t>
+              <w:t>542.25</w:t>
             </w:r>
           </w:p>
         </w:tc>
@@ -16045,7 +16046,7 @@
             </w:pPr>
             <w:r/>
             <w:r>
-              <w:t>541.25</w:t>
+              <w:t>542.25</w:t>
             </w:r>
           </w:p>
         </w:tc>
@@ -16073,7 +16074,7 @@
             </w:pPr>
             <w:r/>
             <w:r>
-              <w:t>545.25</w:t>
+              <w:t>546.25</w:t>
             </w:r>
           </w:p>
         </w:tc>
@@ -16101,7 +16102,7 @@
             </w:pPr>
             <w:r/>
             <w:r>
-              <w:t>535.50</w:t>
+              <w:t>536.50</w:t>
             </w:r>
           </w:p>
         </w:tc>
@@ -16132,7 +16133,7 @@
               <w:rPr>
                 <w:b/>
               </w:rPr>
-              <w:t>541.75</w:t>
+              <w:t>542.75</w:t>
             </w:r>
           </w:p>
         </w:tc>
@@ -16280,7 +16281,7 @@
             </w:pPr>
             <w:r/>
             <w:r>
-              <w:t>541.75</w:t>
+              <w:t>542.75</w:t>
             </w:r>
           </w:p>
         </w:tc>
@@ -16308,7 +16309,7 @@
             </w:pPr>
             <w:r/>
             <w:r>
-              <w:t>544.25</w:t>
+              <w:t>545.25</w:t>
             </w:r>
           </w:p>
         </w:tc>
@@ -16336,7 +16337,7 @@
             </w:pPr>
             <w:r/>
             <w:r>
-              <w:t>538.50</w:t>
+              <w:t>539.50</w:t>
             </w:r>
           </w:p>
         </w:tc>
@@ -16367,7 +16368,7 @@
               <w:rPr>
                 <w:b/>
               </w:rPr>
-              <w:t>542.25</w:t>
+              <w:t>543.25</w:t>
             </w:r>
           </w:p>
         </w:tc>
@@ -16515,7 +16516,7 @@
             </w:pPr>
             <w:r/>
             <w:r>
-              <w:t>542.25</w:t>
+              <w:t>543.25</w:t>
             </w:r>
           </w:p>
         </w:tc>
@@ -16543,7 +16544,7 @@
             </w:pPr>
             <w:r/>
             <w:r>
-              <w:t>545.75</w:t>
+              <w:t>546.75</w:t>
             </w:r>
           </w:p>
         </w:tc>
@@ -16571,7 +16572,7 @@
             </w:pPr>
             <w:r/>
             <w:r>
-              <w:t>536.25</w:t>
+              <w:t>537.25</w:t>
             </w:r>
           </w:p>
         </w:tc>
@@ -16602,7 +16603,7 @@
               <w:rPr>
                 <w:b/>
               </w:rPr>
-              <w:t>543.25</w:t>
+              <w:t>544.25</w:t>
             </w:r>
           </w:p>
         </w:tc>
@@ -16750,7 +16751,7 @@
             </w:pPr>
             <w:r/>
             <w:r>
-              <w:t>543.25</w:t>
+              <w:t>544.25</w:t>
             </w:r>
           </w:p>
         </w:tc>
@@ -16778,7 +16779,7 @@
             </w:pPr>
             <w:r/>
             <w:r>
-              <w:t>546.00</w:t>
+              <w:t>547.00</w:t>
             </w:r>
           </w:p>
         </w:tc>
@@ -16806,7 +16807,7 @@
             </w:pPr>
             <w:r/>
             <w:r>
-              <w:t>540.75</w:t>
+              <w:t>541.75</w:t>
             </w:r>
           </w:p>
         </w:tc>
@@ -16837,7 +16838,7 @@
               <w:rPr>
                 <w:b/>
               </w:rPr>
-              <w:t>543.25</w:t>
+              <w:t>544.25</w:t>
             </w:r>
           </w:p>
         </w:tc>
@@ -16985,7 +16986,7 @@
             </w:pPr>
             <w:r/>
             <w:r>
-              <w:t>543.25</w:t>
+              <w:t>544.25</w:t>
             </w:r>
           </w:p>
         </w:tc>
@@ -17013,7 +17014,7 @@
             </w:pPr>
             <w:r/>
             <w:r>
-              <w:t>546.00</w:t>
+              <w:t>547.00</w:t>
             </w:r>
           </w:p>
         </w:tc>
@@ -17041,7 +17042,7 @@
             </w:pPr>
             <w:r/>
             <w:r>
-              <w:t>540.75</w:t>
+              <w:t>541.75</w:t>
             </w:r>
           </w:p>
         </w:tc>
@@ -17072,7 +17073,7 @@
               <w:rPr>
                 <w:b/>
               </w:rPr>
-              <w:t>542.75</w:t>
+              <w:t>543.75</w:t>
             </w:r>
           </w:p>
         </w:tc>
@@ -17220,7 +17221,7 @@
             </w:pPr>
             <w:r/>
             <w:r>
-              <w:t>542.75</w:t>
+              <w:t>543.75</w:t>
             </w:r>
           </w:p>
         </w:tc>
@@ -17248,7 +17249,7 @@
             </w:pPr>
             <w:r/>
             <w:r>
-              <w:t>545.75</w:t>
+              <w:t>546.75</w:t>
             </w:r>
           </w:p>
         </w:tc>
@@ -17276,7 +17277,7 @@
             </w:pPr>
             <w:r/>
             <w:r>
-              <w:t>539.50</w:t>
+              <w:t>540.50</w:t>
             </w:r>
           </w:p>
         </w:tc>
@@ -17307,7 +17308,7 @@
               <w:rPr>
                 <w:b/>
               </w:rPr>
-              <w:t>542.50</w:t>
+              <w:t>543.50</w:t>
             </w:r>
           </w:p>
         </w:tc>
@@ -17455,7 +17456,7 @@
             </w:pPr>
             <w:r/>
             <w:r>
-              <w:t>542.50</w:t>
+              <w:t>543.50</w:t>
             </w:r>
           </w:p>
         </w:tc>
@@ -17483,7 +17484,7 @@
             </w:pPr>
             <w:r/>
             <w:r>
-              <w:t>546.50</w:t>
+              <w:t>547.50</w:t>
             </w:r>
           </w:p>
         </w:tc>
@@ -17511,7 +17512,7 @@
             </w:pPr>
             <w:r/>
             <w:r>
-              <w:t>537.25</w:t>
+              <w:t>538.25</w:t>
             </w:r>
           </w:p>
         </w:tc>
@@ -17542,7 +17543,7 @@
               <w:rPr>
                 <w:b/>
               </w:rPr>
-              <w:t>543.00</w:t>
+              <w:t>544.00</w:t>
             </w:r>
           </w:p>
         </w:tc>
@@ -17690,7 +17691,7 @@
             </w:pPr>
             <w:r/>
             <w:r>
-              <w:t>543.00</w:t>
+              <w:t>544.00</w:t>
             </w:r>
           </w:p>
         </w:tc>
@@ -17718,7 +17719,7 @@
             </w:pPr>
             <w:r/>
             <w:r>
-              <w:t>547.75</w:t>
+              <w:t>548.75</w:t>
             </w:r>
           </w:p>
         </w:tc>
@@ -17746,7 +17747,7 @@
             </w:pPr>
             <w:r/>
             <w:r>
-              <w:t>536.00</w:t>
+              <w:t>537.00</w:t>
             </w:r>
           </w:p>
         </w:tc>
@@ -17777,7 +17778,7 @@
               <w:rPr>
                 <w:b/>
               </w:rPr>
-              <w:t>545.00</w:t>
+              <w:t>546.00</w:t>
             </w:r>
           </w:p>
         </w:tc>
@@ -17925,7 +17926,7 @@
             </w:pPr>
             <w:r/>
             <w:r>
-              <w:t>545.00</w:t>
+              <w:t>546.00</w:t>
             </w:r>
           </w:p>
         </w:tc>
@@ -17953,7 +17954,7 @@
             </w:pPr>
             <w:r/>
             <w:r>
-              <w:t>553.00</w:t>
+              <w:t>554.00</w:t>
             </w:r>
           </w:p>
         </w:tc>
@@ -17981,7 +17982,7 @@
             </w:pPr>
             <w:r/>
             <w:r>
-              <w:t>538.00</w:t>
+              <w:t>539.00</w:t>
             </w:r>
           </w:p>
         </w:tc>
@@ -18012,7 +18013,7 @@
               <w:rPr>
                 <w:b/>
               </w:rPr>
-              <w:t>546.50</w:t>
+              <w:t>547.50</w:t>
             </w:r>
           </w:p>
         </w:tc>
@@ -18160,7 +18161,7 @@
             </w:pPr>
             <w:r/>
             <w:r>
-              <w:t>546.50</w:t>
+              <w:t>547.50</w:t>
             </w:r>
           </w:p>
         </w:tc>
@@ -18188,7 +18189,7 @@
             </w:pPr>
             <w:r/>
             <w:r>
-              <w:t>551.00</w:t>
+              <w:t>552.00</w:t>
             </w:r>
           </w:p>
         </w:tc>
@@ -18216,7 +18217,7 @@
             </w:pPr>
             <w:r/>
             <w:r>
-              <w:t>542.25</w:t>
+              <w:t>543.25</w:t>
             </w:r>
           </w:p>
         </w:tc>
@@ -18247,7 +18248,7 @@
               <w:rPr>
                 <w:b/>
               </w:rPr>
-              <w:t>546.00</w:t>
+              <w:t>547.00</w:t>
             </w:r>
           </w:p>
         </w:tc>
@@ -18395,7 +18396,7 @@
             </w:pPr>
             <w:r/>
             <w:r>
-              <w:t>546.00</w:t>
+              <w:t>547.00</w:t>
             </w:r>
           </w:p>
         </w:tc>
@@ -18423,7 +18424,7 @@
             </w:pPr>
             <w:r/>
             <w:r>
-              <w:t>548.25</w:t>
+              <w:t>549.25</w:t>
             </w:r>
           </w:p>
         </w:tc>
@@ -18451,7 +18452,7 @@
             </w:pPr>
             <w:r/>
             <w:r>
-              <w:t>543.25</w:t>
+              <w:t>544.25</w:t>
             </w:r>
           </w:p>
         </w:tc>
@@ -18482,7 +18483,7 @@
               <w:rPr>
                 <w:b/>
               </w:rPr>
-              <w:t>545.75</w:t>
+              <w:t>546.75</w:t>
             </w:r>
           </w:p>
         </w:tc>
@@ -18630,7 +18631,7 @@
             </w:pPr>
             <w:r/>
             <w:r>
-              <w:t>545.75</w:t>
+              <w:t>546.75</w:t>
             </w:r>
           </w:p>
         </w:tc>
@@ -18658,7 +18659,7 @@
             </w:pPr>
             <w:r/>
             <w:r>
-              <w:t>547.75</w:t>
+              <w:t>548.75</w:t>
             </w:r>
           </w:p>
         </w:tc>
@@ -18686,7 +18687,7 @@
             </w:pPr>
             <w:r/>
             <w:r>
-              <w:t>541.25</w:t>
+              <w:t>542.25</w:t>
             </w:r>
           </w:p>
         </w:tc>
@@ -18717,7 +18718,7 @@
               <w:rPr>
                 <w:b/>
               </w:rPr>
-              <w:t>546.00</w:t>
+              <w:t>547.00</w:t>
             </w:r>
           </w:p>
         </w:tc>
@@ -18865,7 +18866,7 @@
             </w:pPr>
             <w:r/>
             <w:r>
-              <w:t>546.00</w:t>
+              <w:t>547.00</w:t>
             </w:r>
           </w:p>
         </w:tc>
@@ -18893,7 +18894,7 @@
             </w:pPr>
             <w:r/>
             <w:r>
-              <w:t>549.75</w:t>
+              <w:t>550.75</w:t>
             </w:r>
           </w:p>
         </w:tc>
@@ -18921,7 +18922,7 @@
             </w:pPr>
             <w:r/>
             <w:r>
-              <w:t>543.25</w:t>
+              <w:t>544.25</w:t>
             </w:r>
           </w:p>
         </w:tc>
@@ -18952,7 +18953,7 @@
               <w:rPr>
                 <w:b/>
               </w:rPr>
-              <w:t>546.50</w:t>
+              <w:t>547.50</w:t>
             </w:r>
           </w:p>
         </w:tc>
@@ -19100,7 +19101,7 @@
             </w:pPr>
             <w:r/>
             <w:r>
-              <w:t>546.50</w:t>
+              <w:t>547.50</w:t>
             </w:r>
           </w:p>
         </w:tc>
@@ -19128,7 +19129,7 @@
             </w:pPr>
             <w:r/>
             <w:r>
-              <w:t>549.50</w:t>
+              <w:t>550.50</w:t>
             </w:r>
           </w:p>
         </w:tc>
@@ -19156,7 +19157,7 @@
             </w:pPr>
             <w:r/>
             <w:r>
-              <w:t>542.00</w:t>
+              <w:t>543.00</w:t>
             </w:r>
           </w:p>
         </w:tc>
@@ -19187,7 +19188,7 @@
               <w:rPr>
                 <w:b/>
               </w:rPr>
-              <w:t>546.75</w:t>
+              <w:t>547.75</w:t>
             </w:r>
           </w:p>
         </w:tc>
@@ -19335,7 +19336,7 @@
             </w:pPr>
             <w:r/>
             <w:r>
-              <w:t>546.75</w:t>
+              <w:t>547.75</w:t>
             </w:r>
           </w:p>
         </w:tc>
@@ -19363,7 +19364,7 @@
             </w:pPr>
             <w:r/>
             <w:r>
-              <w:t>551.00</w:t>
+              <w:t>552.00</w:t>
             </w:r>
           </w:p>
         </w:tc>
@@ -19391,7 +19392,7 @@
             </w:pPr>
             <w:r/>
             <w:r>
-              <w:t>543.50</w:t>
+              <w:t>544.50</w:t>
             </w:r>
           </w:p>
         </w:tc>
@@ -19422,7 +19423,7 @@
               <w:rPr>
                 <w:b/>
               </w:rPr>
-              <w:t>547.50</w:t>
+              <w:t>548.50</w:t>
             </w:r>
           </w:p>
         </w:tc>
@@ -19570,7 +19571,7 @@
             </w:pPr>
             <w:r/>
             <w:r>
-              <w:t>547.50</w:t>
+              <w:t>548.50</w:t>
             </w:r>
           </w:p>
         </w:tc>
@@ -19598,7 +19599,7 @@
             </w:pPr>
             <w:r/>
             <w:r>
-              <w:t>551.00</w:t>
+              <w:t>552.00</w:t>
             </w:r>
           </w:p>
         </w:tc>
@@ -19626,7 +19627,7 @@
             </w:pPr>
             <w:r/>
             <w:r>
-              <w:t>545.25</w:t>
+              <w:t>546.25</w:t>
             </w:r>
           </w:p>
         </w:tc>
@@ -19657,7 +19658,7 @@
               <w:rPr>
                 <w:b/>
               </w:rPr>
-              <w:t>547.50</w:t>
+              <w:t>548.50</w:t>
             </w:r>
           </w:p>
         </w:tc>
@@ -19805,7 +19806,7 @@
             </w:pPr>
             <w:r/>
             <w:r>
-              <w:t>547.50</w:t>
+              <w:t>548.50</w:t>
             </w:r>
           </w:p>
         </w:tc>
@@ -19833,7 +19834,7 @@
             </w:pPr>
             <w:r/>
             <w:r>
-              <w:t>551.25</w:t>
+              <w:t>552.25</w:t>
             </w:r>
           </w:p>
         </w:tc>
@@ -19861,7 +19862,7 @@
             </w:pPr>
             <w:r/>
             <w:r>
-              <w:t>544.00</w:t>
+              <w:t>545.00</w:t>
             </w:r>
           </w:p>
         </w:tc>
@@ -19892,7 +19893,7 @@
               <w:rPr>
                 <w:b/>
               </w:rPr>
-              <w:t>547.25</w:t>
+              <w:t>548.25</w:t>
             </w:r>
           </w:p>
         </w:tc>
@@ -20040,7 +20041,7 @@
             </w:pPr>
             <w:r/>
             <w:r>
-              <w:t>547.25</w:t>
+              <w:t>548.25</w:t>
             </w:r>
           </w:p>
         </w:tc>
@@ -20068,7 +20069,7 @@
             </w:pPr>
             <w:r/>
             <w:r>
-              <w:t>550.75</w:t>
+              <w:t>551.75</w:t>
             </w:r>
           </w:p>
         </w:tc>
@@ -20096,7 +20097,7 @@
             </w:pPr>
             <w:r/>
             <w:r>
-              <w:t>544.00</w:t>
+              <w:t>545.00</w:t>
             </w:r>
           </w:p>
         </w:tc>
@@ -20127,7 +20128,7 @@
               <w:rPr>
                 <w:b/>
               </w:rPr>
-              <w:t>547.00</w:t>
+              <w:t>548.00</w:t>
             </w:r>
           </w:p>
         </w:tc>
@@ -20275,7 +20276,7 @@
             </w:pPr>
             <w:r/>
             <w:r>
-              <w:t>547.00</w:t>
+              <w:t>548.00</w:t>
             </w:r>
           </w:p>
         </w:tc>
@@ -20303,7 +20304,7 @@
             </w:pPr>
             <w:r/>
             <w:r>
-              <w:t>550.00</w:t>
+              <w:t>551.00</w:t>
             </w:r>
           </w:p>
         </w:tc>
@@ -20331,7 +20332,7 @@
             </w:pPr>
             <w:r/>
             <w:r>
-              <w:t>544.25</w:t>
+              <w:t>545.25</w:t>
             </w:r>
           </w:p>
         </w:tc>
@@ -20362,7 +20363,7 @@
               <w:rPr>
                 <w:b/>
               </w:rPr>
-              <w:t>547.25</w:t>
+              <w:t>548.25</w:t>
             </w:r>
           </w:p>
         </w:tc>
@@ -20510,7 +20511,7 @@
             </w:pPr>
             <w:r/>
             <w:r>
-              <w:t>547.25</w:t>
+              <w:t>548.25</w:t>
             </w:r>
           </w:p>
         </w:tc>
@@ -20538,7 +20539,7 @@
             </w:pPr>
             <w:r/>
             <w:r>
-              <w:t>550.25</w:t>
+              <w:t>551.25</w:t>
             </w:r>
           </w:p>
         </w:tc>
@@ -20566,7 +20567,7 @@
             </w:pPr>
             <w:r/>
             <w:r>
-              <w:t>544.50</w:t>
+              <w:t>545.50</w:t>
             </w:r>
           </w:p>
         </w:tc>
@@ -20597,7 +20598,7 @@
               <w:rPr>
                 <w:b/>
               </w:rPr>
-              <w:t>547.25</w:t>
+              <w:t>548.25</w:t>
             </w:r>
           </w:p>
         </w:tc>
@@ -20745,7 +20746,7 @@
             </w:pPr>
             <w:r/>
             <w:r>
-              <w:t>547.25</w:t>
+              <w:t>548.25</w:t>
             </w:r>
           </w:p>
         </w:tc>
@@ -20773,7 +20774,7 @@
             </w:pPr>
             <w:r/>
             <w:r>
-              <w:t>551.25</w:t>
+              <w:t>552.25</w:t>
             </w:r>
           </w:p>
         </w:tc>
@@ -20801,7 +20802,7 @@
             </w:pPr>
             <w:r/>
             <w:r>
-              <w:t>543.75</w:t>
+              <w:t>544.75</w:t>
             </w:r>
           </w:p>
         </w:tc>
@@ -20832,7 +20833,7 @@
               <w:rPr>
                 <w:b/>
               </w:rPr>
-              <w:t>547.75</w:t>
+              <w:t>548.75</w:t>
             </w:r>
           </w:p>
         </w:tc>
@@ -20980,7 +20981,7 @@
             </w:pPr>
             <w:r/>
             <w:r>
-              <w:t>547.75</w:t>
+              <w:t>548.75</w:t>
             </w:r>
           </w:p>
         </w:tc>
@@ -21008,7 +21009,7 @@
             </w:pPr>
             <w:r/>
             <w:r>
-              <w:t>551.75</w:t>
+              <w:t>552.75</w:t>
             </w:r>
           </w:p>
         </w:tc>
@@ -21036,7 +21037,7 @@
             </w:pPr>
             <w:r/>
             <w:r>
-              <w:t>546.00</w:t>
+              <w:t>547.00</w:t>
             </w:r>
           </w:p>
         </w:tc>
@@ -21067,7 +21068,7 @@
               <w:rPr>
                 <w:b/>
               </w:rPr>
-              <w:t>547.50</w:t>
+              <w:t>548.50</w:t>
             </w:r>
           </w:p>
         </w:tc>
@@ -21790,7 +21791,7 @@
         <w:t>Giá Chốt Phiên (Close):</w:t>
       </w:r>
       <w:r>
-        <w:t xml:space="preserve"> 768.00 cents | </w:t>
+        <w:t xml:space="preserve"> 769.50 cents | </w:t>
       </w:r>
       <w:r>
         <w:rPr>
@@ -21805,10 +21806,10 @@
         <w:rPr>
           <w:b/>
         </w:rPr>
-        <w:t>`772.50 cents`</w:t>
+        <w:t>`773.70 cents`</w:t>
       </w:r>
       <w:r>
-        <w:t xml:space="preserve"> (+4.50).</w:t>
+        <w:t xml:space="preserve"> (+4.20).</w:t>
       </w:r>
     </w:p>
     <w:p>
@@ -21829,7 +21830,7 @@
         <w:rPr>
           <w:b/>
         </w:rPr>
-        <w:t>`115,600`</w:t>
+        <w:t>`15,892`</w:t>
       </w:r>
       <w:r>
         <w:t xml:space="preserve"> (Chênh lệch: </w:t>
@@ -21838,7 +21839,7 @@
         <w:rPr>
           <w:b/>
         </w:rPr>
-        <w:t>`+0`</w:t>
+        <w:t>`-99,708`</w:t>
       </w:r>
       <w:r>
         <w:t xml:space="preserve">) | OI: </w:t>
@@ -21856,7 +21857,7 @@
         <w:rPr>
           <w:b/>
         </w:rPr>
-        <w:t>`+6,006`</w:t>
+        <w:t>`+0`</w:t>
       </w:r>
       <w:r>
         <w:t>)</w:t>
@@ -21880,7 +21881,7 @@
         <w:rPr>
           <w:b/>
         </w:rPr>
-        <w:t>`Doji (Nến lưỡng lự thế trận)`</w:t>
+        <w:t>`Không phát hiện mô hình nến đặc biệt`</w:t>
       </w:r>
     </w:p>
     <w:p>
@@ -21900,8 +21901,9 @@
       <w:r>
         <w:rPr>
           <w:b/>
+          <w:color w:val="15803D"/>
         </w:rPr>
-        <w:t>`Tăng nhẹ tích lũy (Accumulation Rally)`</w:t>
+        <w:t>`Giảm suy yếu / Đáy ngắn hạn (Long Liquidation Decline)`</w:t>
       </w:r>
     </w:p>
     <w:p>
@@ -21922,10 +21924,10 @@
         <w:rPr>
           <w:b/>
         </w:rPr>
-        <w:t>TÍCH LŨY TÍCH CỰC (Accumulation):</w:t>
+        <w:t>TÍCH LŨY TIÊU CỰC (Distribution):</w:t>
       </w:r>
       <w:r>
-        <w:t xml:space="preserve"> Nến đi ngang nhưng dòng tiền âm thầm gia tăng (OI tăng), báo hiệu chuẩn bị có nhịp bứt phá tăng.</w:t>
+        <w:t xml:space="preserve"> Nến đi ngang nhưng dòng tiền rút dần (OI giảm), cảnh báo rủi ro suy sụt sắp tới.</w:t>
       </w:r>
     </w:p>
     <w:p>
@@ -22171,7 +22173,7 @@
               <w:rPr>
                 <w:b/>
               </w:rPr>
-              <w:t>94.65</w:t>
+              <w:t>95.55</w:t>
             </w:r>
           </w:p>
         </w:tc>
@@ -22202,7 +22204,7 @@
               <w:rPr>
                 <w:b/>
               </w:rPr>
-              <w:t>+0.00%</w:t>
+              <w:t>+0.95%</w:t>
             </w:r>
           </w:p>
         </w:tc>
@@ -22294,7 +22296,7 @@
               <w:rPr>
                 <w:b/>
               </w:rPr>
-              <w:t>99.67</w:t>
+              <w:t>99.71</w:t>
             </w:r>
           </w:p>
         </w:tc>
@@ -22325,7 +22327,7 @@
               <w:rPr>
                 <w:b/>
               </w:rPr>
-              <w:t>+0.00%</w:t>
+              <w:t>+0.04%</w:t>
             </w:r>
           </w:p>
         </w:tc>
@@ -22939,7 +22941,7 @@
         <w:t xml:space="preserve"> EMA_21 </w:t>
       </w:r>
       <w:r>
-        <w:t xml:space="preserve"> (770.10) &gt; </w:t>
+        <w:t xml:space="preserve"> (775.12) &gt; </w:t>
       </w:r>
       <w:r>
         <w:rPr>
@@ -22950,7 +22952,7 @@
         <w:t xml:space="preserve"> EMA_50 </w:t>
       </w:r>
       <w:r>
-        <w:t xml:space="preserve"> (764.77).</w:t>
+        <w:t xml:space="preserve"> (772.04).</w:t>
       </w:r>
     </w:p>
     <w:p>
@@ -22971,7 +22973,7 @@
         <w:rPr>
           <w:b/>
         </w:rPr>
-        <w:t>`48.23`</w:t>
+        <w:t>`42.99`</w:t>
       </w:r>
       <w:r>
         <w:t xml:space="preserve"> | ATR (14) = </w:t>
@@ -22980,7 +22982,7 @@
         <w:rPr>
           <w:b/>
         </w:rPr>
-        <w:t>`6.13`</w:t>
+        <w:t>`6.46`</w:t>
       </w:r>
       <w:r>
         <w:t xml:space="preserve"> cents | Volatility = </w:t>
@@ -22989,7 +22991,7 @@
         <w:rPr>
           <w:b/>
         </w:rPr>
-        <w:t>`0.00 cents`</w:t>
+        <w:t>`0.75 cents`</w:t>
       </w:r>
       <w:r>
         <w:t>.</w:t>
@@ -23013,7 +23015,7 @@
         <w:rPr>
           <w:b/>
         </w:rPr>
-        <w:t>`758.00`</w:t>
+        <w:t>`765.75`</w:t>
       </w:r>
       <w:r>
         <w:t xml:space="preserve"> | S2: </w:t>
@@ -23040,7 +23042,7 @@
         <w:rPr>
           <w:b/>
         </w:rPr>
-        <w:t>`790.25`</w:t>
+        <w:t>`792.50`</w:t>
       </w:r>
     </w:p>
     <w:p>
@@ -23764,7 +23766,7 @@
           <w:b/>
           <w:color w:val="B91C1C"/>
         </w:rPr>
-        <w:t>`770.10 - 764.77 cents (Canh bán hồi kỹ thuật H1)`</w:t>
+        <w:t>`775.12 - 772.04 cents (Canh bán hồi kỹ thuật H1)`</w:t>
       </w:r>
       <w:r>
         <w:t xml:space="preserve"> | SL: </w:t>
@@ -23773,7 +23775,7 @@
         <w:rPr>
           <w:b/>
         </w:rPr>
-        <w:t>`799.44 cents (Trên kháng cự R2 + 1.5x ATR)`</w:t>
+        <w:t>`802.20 cents (Trên kháng cự R2 + 1.5x ATR)`</w:t>
       </w:r>
       <w:r>
         <w:t xml:space="preserve"> | TP: </w:t>
@@ -23784,7 +23786,7 @@
           <w:color w:val="D97706"/>
           <w:sz w:val="19"/>
         </w:rPr>
-        <w:t xml:space="preserve"> 758.00 cents </w:t>
+        <w:t xml:space="preserve"> 765.75 cents </w:t>
       </w:r>
       <w:r>
         <w:t xml:space="preserve"> / </w:t>
@@ -23810,7 +23812,7 @@
         <w:rPr>
           <w:b/>
         </w:rPr>
-        <w:t>Trung hạn (Swing Trades - HĐ ZWH27):</w:t>
+        <w:t>Trung hạn (Swing Trades - HĐ ZWZ26):</w:t>
       </w:r>
     </w:p>
     <w:p>
@@ -23835,7 +23837,7 @@
         <w:rPr>
           <w:b/>
         </w:rPr>
-        <w:t>`771.00 - 773.00 cents`</w:t>
+        <w:t>`763.75 - 765.75 cents`</w:t>
       </w:r>
       <w:r>
         <w:t xml:space="preserve"> | SL: </w:t>
@@ -23844,7 +23846,7 @@
         <w:rPr>
           <w:b/>
         </w:rPr>
-        <w:t>`657.00 cents`</w:t>
+        <w:t>`638.79 cents`</w:t>
       </w:r>
       <w:r>
         <w:t xml:space="preserve"> | TP: </w:t>
@@ -23853,7 +23855,7 @@
         <w:rPr>
           <w:b/>
         </w:rPr>
-        <w:t>`794.00 cents (Đón sóng hồi trung hạn ~14.5 giá)`</w:t>
+        <w:t>`780.00 cents (Đón sóng hồi trung hạn ~14.5 giá)`</w:t>
       </w:r>
       <w:r>
         <w:t>.</w:t>
@@ -23881,7 +23883,7 @@
         <w:rPr>
           <w:b/>
         </w:rPr>
-        <w:t>`794.00 - 796.00 cents`</w:t>
+        <w:t>`780.00 - 782.00 cents`</w:t>
       </w:r>
       <w:r>
         <w:t xml:space="preserve"> | SL: </w:t>
@@ -23890,7 +23892,7 @@
         <w:rPr>
           <w:b/>
         </w:rPr>
-        <w:t>`799.50 cents`</w:t>
+        <w:t>`786.46 cents`</w:t>
       </w:r>
       <w:r>
         <w:t xml:space="preserve"> | TP: </w:t>
@@ -23899,7 +23901,7 @@
         <w:rPr>
           <w:b/>
         </w:rPr>
-        <w:t>`662.50 cents (Thuận xu hướng giảm ngắn hạn)`</w:t>
+        <w:t>`645.25 cents (Thuận xu hướng giảm ngắn hạn)`</w:t>
       </w:r>
       <w:r>
         <w:t>.</w:t>
@@ -23939,7 +23941,7 @@
         <w:rPr>
           <w:b/>
         </w:rPr>
-        <w:t>`620.75 - 645.25 cents`</w:t>
+        <w:t>`619.40 - 645.25 cents`</w:t>
       </w:r>
     </w:p>
     <w:p>
@@ -24346,7 +24348,7 @@
             </w:pPr>
             <w:r/>
             <w:r>
-              <w:t>768.00</w:t>
+              <w:t>769.50</w:t>
             </w:r>
           </w:p>
         </w:tc>
@@ -24374,7 +24376,7 @@
             </w:pPr>
             <w:r/>
             <w:r>
-              <w:t>779.25</w:t>
+              <w:t>780.75</w:t>
             </w:r>
           </w:p>
         </w:tc>
@@ -24402,7 +24404,7 @@
             </w:pPr>
             <w:r/>
             <w:r>
-              <w:t>762.50</w:t>
+              <w:t>764.00</w:t>
             </w:r>
           </w:p>
         </w:tc>
@@ -24433,7 +24435,7 @@
               <w:rPr>
                 <w:b/>
               </w:rPr>
-              <w:t>767.25</w:t>
+              <w:t>768.75</w:t>
             </w:r>
           </w:p>
         </w:tc>
@@ -24581,7 +24583,7 @@
             </w:pPr>
             <w:r/>
             <w:r>
-              <w:t>767.25</w:t>
+              <w:t>768.75</w:t>
             </w:r>
           </w:p>
         </w:tc>
@@ -24609,7 +24611,7 @@
             </w:pPr>
             <w:r/>
             <w:r>
-              <w:t>774.75</w:t>
+              <w:t>776.25</w:t>
             </w:r>
           </w:p>
         </w:tc>
@@ -24637,7 +24639,7 @@
             </w:pPr>
             <w:r/>
             <w:r>
-              <w:t>761.25</w:t>
+              <w:t>762.75</w:t>
             </w:r>
           </w:p>
         </w:tc>
@@ -24668,7 +24670,7 @@
               <w:rPr>
                 <w:b/>
               </w:rPr>
-              <w:t>766.75</w:t>
+              <w:t>768.25</w:t>
             </w:r>
           </w:p>
         </w:tc>
@@ -24816,7 +24818,7 @@
             </w:pPr>
             <w:r/>
             <w:r>
-              <w:t>766.75</w:t>
+              <w:t>768.25</w:t>
             </w:r>
           </w:p>
         </w:tc>
@@ -24844,7 +24846,7 @@
             </w:pPr>
             <w:r/>
             <w:r>
-              <w:t>780.50</w:t>
+              <w:t>782.00</w:t>
             </w:r>
           </w:p>
         </w:tc>
@@ -24872,7 +24874,7 @@
             </w:pPr>
             <w:r/>
             <w:r>
-              <w:t>752.00</w:t>
+              <w:t>753.50</w:t>
             </w:r>
           </w:p>
         </w:tc>
@@ -24903,7 +24905,7 @@
               <w:rPr>
                 <w:b/>
               </w:rPr>
-              <w:t>768.75</w:t>
+              <w:t>770.25</w:t>
             </w:r>
           </w:p>
         </w:tc>
@@ -25051,7 +25053,7 @@
             </w:pPr>
             <w:r/>
             <w:r>
-              <w:t>768.75</w:t>
+              <w:t>770.25</w:t>
             </w:r>
           </w:p>
         </w:tc>
@@ -25079,7 +25081,7 @@
             </w:pPr>
             <w:r/>
             <w:r>
-              <w:t>782.00</w:t>
+              <w:t>783.50</w:t>
             </w:r>
           </w:p>
         </w:tc>
@@ -25107,7 +25109,7 @@
             </w:pPr>
             <w:r/>
             <w:r>
-              <w:t>760.50</w:t>
+              <w:t>762.00</w:t>
             </w:r>
           </w:p>
         </w:tc>
@@ -25138,7 +25140,7 @@
               <w:rPr>
                 <w:b/>
               </w:rPr>
-              <w:t>770.00</w:t>
+              <w:t>771.50</w:t>
             </w:r>
           </w:p>
         </w:tc>
@@ -25286,7 +25288,7 @@
             </w:pPr>
             <w:r/>
             <w:r>
-              <w:t>770.00</w:t>
+              <w:t>771.50</w:t>
             </w:r>
           </w:p>
         </w:tc>
@@ -25314,7 +25316,7 @@
             </w:pPr>
             <w:r/>
             <w:r>
-              <w:t>786.50</w:t>
+              <w:t>788.00</w:t>
             </w:r>
           </w:p>
         </w:tc>
@@ -25342,7 +25344,7 @@
             </w:pPr>
             <w:r/>
             <w:r>
-              <w:t>759.50</w:t>
+              <w:t>761.00</w:t>
             </w:r>
           </w:p>
         </w:tc>
@@ -25373,7 +25375,7 @@
               <w:rPr>
                 <w:b/>
               </w:rPr>
-              <w:t>774.50</w:t>
+              <w:t>776.00</w:t>
             </w:r>
           </w:p>
         </w:tc>
@@ -25521,7 +25523,7 @@
             </w:pPr>
             <w:r/>
             <w:r>
-              <w:t>774.50</w:t>
+              <w:t>776.00</w:t>
             </w:r>
           </w:p>
         </w:tc>
@@ -25549,7 +25551,7 @@
             </w:pPr>
             <w:r/>
             <w:r>
-              <w:t>782.25</w:t>
+              <w:t>783.75</w:t>
             </w:r>
           </w:p>
         </w:tc>
@@ -25577,7 +25579,7 @@
             </w:pPr>
             <w:r/>
             <w:r>
-              <w:t>763.50</w:t>
+              <w:t>765.00</w:t>
             </w:r>
           </w:p>
         </w:tc>
@@ -25608,7 +25610,7 @@
               <w:rPr>
                 <w:b/>
               </w:rPr>
-              <w:t>775.75</w:t>
+              <w:t>777.25</w:t>
             </w:r>
           </w:p>
         </w:tc>
@@ -25756,7 +25758,7 @@
             </w:pPr>
             <w:r/>
             <w:r>
-              <w:t>775.75</w:t>
+              <w:t>777.25</w:t>
             </w:r>
           </w:p>
         </w:tc>
@@ -25784,7 +25786,7 @@
             </w:pPr>
             <w:r/>
             <w:r>
-              <w:t>784.00</w:t>
+              <w:t>785.50</w:t>
             </w:r>
           </w:p>
         </w:tc>
@@ -25812,7 +25814,7 @@
             </w:pPr>
             <w:r/>
             <w:r>
-              <w:t>765.25</w:t>
+              <w:t>766.75</w:t>
             </w:r>
           </w:p>
         </w:tc>
@@ -25843,7 +25845,7 @@
               <w:rPr>
                 <w:b/>
               </w:rPr>
-              <w:t>777.50</w:t>
+              <w:t>779.00</w:t>
             </w:r>
           </w:p>
         </w:tc>
@@ -25991,7 +25993,7 @@
             </w:pPr>
             <w:r/>
             <w:r>
-              <w:t>777.50</w:t>
+              <w:t>779.00</w:t>
             </w:r>
           </w:p>
         </w:tc>
@@ -26019,7 +26021,7 @@
             </w:pPr>
             <w:r/>
             <w:r>
-              <w:t>789.75</w:t>
+              <w:t>791.25</w:t>
             </w:r>
           </w:p>
         </w:tc>
@@ -26047,7 +26049,7 @@
             </w:pPr>
             <w:r/>
             <w:r>
-              <w:t>767.75</w:t>
+              <w:t>769.25</w:t>
             </w:r>
           </w:p>
         </w:tc>
@@ -26078,7 +26080,7 @@
               <w:rPr>
                 <w:b/>
               </w:rPr>
-              <w:t>776.50</w:t>
+              <w:t>778.00</w:t>
             </w:r>
           </w:p>
         </w:tc>
@@ -26226,7 +26228,7 @@
             </w:pPr>
             <w:r/>
             <w:r>
-              <w:t>776.50</w:t>
+              <w:t>778.00</w:t>
             </w:r>
           </w:p>
         </w:tc>
@@ -26254,7 +26256,7 @@
             </w:pPr>
             <w:r/>
             <w:r>
-              <w:t>787.00</w:t>
+              <w:t>788.50</w:t>
             </w:r>
           </w:p>
         </w:tc>
@@ -26282,7 +26284,7 @@
             </w:pPr>
             <w:r/>
             <w:r>
-              <w:t>761.75</w:t>
+              <w:t>763.25</w:t>
             </w:r>
           </w:p>
         </w:tc>
@@ -26313,7 +26315,7 @@
               <w:rPr>
                 <w:b/>
               </w:rPr>
-              <w:t>778.75</w:t>
+              <w:t>780.25</w:t>
             </w:r>
           </w:p>
         </w:tc>
@@ -26461,7 +26463,7 @@
             </w:pPr>
             <w:r/>
             <w:r>
-              <w:t>778.75</w:t>
+              <w:t>780.25</w:t>
             </w:r>
           </w:p>
         </w:tc>
@@ -26489,7 +26491,7 @@
             </w:pPr>
             <w:r/>
             <w:r>
-              <w:t>789.25</w:t>
+              <w:t>790.75</w:t>
             </w:r>
           </w:p>
         </w:tc>
@@ -26517,7 +26519,7 @@
             </w:pPr>
             <w:r/>
             <w:r>
-              <w:t>772.50</w:t>
+              <w:t>774.00</w:t>
             </w:r>
           </w:p>
         </w:tc>
@@ -26548,7 +26550,7 @@
               <w:rPr>
                 <w:b/>
               </w:rPr>
-              <w:t>779.50</w:t>
+              <w:t>781.00</w:t>
             </w:r>
           </w:p>
         </w:tc>
@@ -26696,7 +26698,7 @@
             </w:pPr>
             <w:r/>
             <w:r>
-              <w:t>779.50</w:t>
+              <w:t>781.00</w:t>
             </w:r>
           </w:p>
         </w:tc>
@@ -26724,7 +26726,7 @@
             </w:pPr>
             <w:r/>
             <w:r>
-              <w:t>793.75</w:t>
+              <w:t>795.25</w:t>
             </w:r>
           </w:p>
         </w:tc>
@@ -26752,7 +26754,7 @@
             </w:pPr>
             <w:r/>
             <w:r>
-              <w:t>764.75</w:t>
+              <w:t>766.25</w:t>
             </w:r>
           </w:p>
         </w:tc>
@@ -26783,7 +26785,7 @@
               <w:rPr>
                 <w:b/>
               </w:rPr>
-              <w:t>781.50</w:t>
+              <w:t>783.00</w:t>
             </w:r>
           </w:p>
         </w:tc>
@@ -26931,7 +26933,7 @@
             </w:pPr>
             <w:r/>
             <w:r>
-              <w:t>781.50</w:t>
+              <w:t>783.00</w:t>
             </w:r>
           </w:p>
         </w:tc>
@@ -26959,7 +26961,7 @@
             </w:pPr>
             <w:r/>
             <w:r>
-              <w:t>788.00</w:t>
+              <w:t>789.50</w:t>
             </w:r>
           </w:p>
         </w:tc>
@@ -26987,7 +26989,7 @@
             </w:pPr>
             <w:r/>
             <w:r>
-              <w:t>774.75</w:t>
+              <w:t>776.25</w:t>
             </w:r>
           </w:p>
         </w:tc>
@@ -27018,7 +27020,7 @@
               <w:rPr>
                 <w:b/>
               </w:rPr>
-              <w:t>781.75</w:t>
+              <w:t>783.25</w:t>
             </w:r>
           </w:p>
         </w:tc>
@@ -27166,7 +27168,7 @@
             </w:pPr>
             <w:r/>
             <w:r>
-              <w:t>781.75</w:t>
+              <w:t>783.25</w:t>
             </w:r>
           </w:p>
         </w:tc>
@@ -27194,7 +27196,7 @@
             </w:pPr>
             <w:r/>
             <w:r>
-              <w:t>792.00</w:t>
+              <w:t>793.50</w:t>
             </w:r>
           </w:p>
         </w:tc>
@@ -27222,7 +27224,7 @@
             </w:pPr>
             <w:r/>
             <w:r>
-              <w:t>773.75</w:t>
+              <w:t>775.25</w:t>
             </w:r>
           </w:p>
         </w:tc>
@@ -27253,7 +27255,7 @@
               <w:rPr>
                 <w:b/>
               </w:rPr>
-              <w:t>782.25</w:t>
+              <w:t>783.75</w:t>
             </w:r>
           </w:p>
         </w:tc>
@@ -27401,7 +27403,7 @@
             </w:pPr>
             <w:r/>
             <w:r>
-              <w:t>782.25</w:t>
+              <w:t>783.75</w:t>
             </w:r>
           </w:p>
         </w:tc>
@@ -27429,7 +27431,7 @@
             </w:pPr>
             <w:r/>
             <w:r>
-              <w:t>789.25</w:t>
+              <w:t>790.75</w:t>
             </w:r>
           </w:p>
         </w:tc>
@@ -27457,7 +27459,7 @@
             </w:pPr>
             <w:r/>
             <w:r>
-              <w:t>776.25</w:t>
+              <w:t>777.75</w:t>
             </w:r>
           </w:p>
         </w:tc>
@@ -27488,7 +27490,7 @@
               <w:rPr>
                 <w:b/>
               </w:rPr>
-              <w:t>781.50</w:t>
+              <w:t>783.00</w:t>
             </w:r>
           </w:p>
         </w:tc>
@@ -27636,7 +27638,7 @@
             </w:pPr>
             <w:r/>
             <w:r>
-              <w:t>781.50</w:t>
+              <w:t>783.00</w:t>
             </w:r>
           </w:p>
         </w:tc>
@@ -27664,7 +27666,7 @@
             </w:pPr>
             <w:r/>
             <w:r>
-              <w:t>795.00</w:t>
+              <w:t>796.50</w:t>
             </w:r>
           </w:p>
         </w:tc>
@@ -27692,7 +27694,7 @@
             </w:pPr>
             <w:r/>
             <w:r>
-              <w:t>768.50</w:t>
+              <w:t>770.00</w:t>
             </w:r>
           </w:p>
         </w:tc>
@@ -27723,7 +27725,7 @@
               <w:rPr>
                 <w:b/>
               </w:rPr>
-              <w:t>783.25</w:t>
+              <w:t>784.75</w:t>
             </w:r>
           </w:p>
         </w:tc>
@@ -27871,7 +27873,7 @@
             </w:pPr>
             <w:r/>
             <w:r>
-              <w:t>783.25</w:t>
+              <w:t>784.75</w:t>
             </w:r>
           </w:p>
         </w:tc>
@@ -27899,7 +27901,7 @@
             </w:pPr>
             <w:r/>
             <w:r>
-              <w:t>792.50</w:t>
+              <w:t>794.00</w:t>
             </w:r>
           </w:p>
         </w:tc>
@@ -27927,7 +27929,7 @@
             </w:pPr>
             <w:r/>
             <w:r>
-              <w:t>772.50</w:t>
+              <w:t>774.00</w:t>
             </w:r>
           </w:p>
         </w:tc>
@@ -27935,6 +27937,241 @@
           <w:tcPr>
             <w:tcW w:type="dxa" w:w="1728"/>
             <w:shd w:fill="FFFFFF"/>
+            <w:tcMar>
+              <w:top w:w="100" w:type="dxa"/>
+              <w:bottom w:w="100" w:type="dxa"/>
+              <w:left w:w="120" w:type="dxa"/>
+              <w:right w:w="120" w:type="dxa"/>
+            </w:tcMar>
+            <w:tcBorders>
+              <w:top w:val="single" w:sz="4" w:space="0" w:color="CCCCCC"/>
+              <w:bottom w:val="single" w:sz="4" w:space="0" w:color="CCCCCC"/>
+              <w:left w:val="single" w:sz="4" w:space="0" w:color="CCCCCC"/>
+              <w:right w:val="single" w:sz="4" w:space="0" w:color="CCCCCC"/>
+            </w:tcBorders>
+          </w:tcPr>
+          <w:p>
+            <w:pPr>
+              <w:spacing w:before="60" w:after="60" w:line="252" w:lineRule="auto"/>
+              <w:jc w:val="left"/>
+            </w:pPr>
+            <w:r/>
+            <w:r>
+              <w:rPr>
+                <w:b/>
+              </w:rPr>
+              <w:t>785.25</w:t>
+            </w:r>
+          </w:p>
+        </w:tc>
+        <w:tc>
+          <w:tcPr>
+            <w:tcW w:type="dxa" w:w="3456"/>
+            <w:shd w:fill="FFFFFF"/>
+            <w:tcMar>
+              <w:top w:w="100" w:type="dxa"/>
+              <w:bottom w:w="100" w:type="dxa"/>
+              <w:left w:w="120" w:type="dxa"/>
+              <w:right w:w="120" w:type="dxa"/>
+            </w:tcMar>
+            <w:tcBorders>
+              <w:top w:val="single" w:sz="4" w:space="0" w:color="CCCCCC"/>
+              <w:bottom w:val="single" w:sz="4" w:space="0" w:color="CCCCCC"/>
+              <w:left w:val="single" w:sz="4" w:space="0" w:color="CCCCCC"/>
+              <w:right w:val="single" w:sz="4" w:space="0" w:color="CCCCCC"/>
+            </w:tcBorders>
+          </w:tcPr>
+          <w:p>
+            <w:pPr>
+              <w:spacing w:before="60" w:after="60" w:line="252" w:lineRule="auto"/>
+              <w:jc w:val="left"/>
+            </w:pPr>
+            <w:r/>
+            <w:r>
+              <w:rPr>
+                <w:b/>
+              </w:rPr>
+              <w:t>+0.50</w:t>
+            </w:r>
+          </w:p>
+        </w:tc>
+        <w:tc>
+          <w:tcPr>
+            <w:tcW w:type="dxa" w:w="1440"/>
+            <w:shd w:fill="FFFFFF"/>
+            <w:tcMar>
+              <w:top w:w="100" w:type="dxa"/>
+              <w:bottom w:w="100" w:type="dxa"/>
+              <w:left w:w="120" w:type="dxa"/>
+              <w:right w:w="120" w:type="dxa"/>
+            </w:tcMar>
+            <w:tcBorders>
+              <w:top w:val="single" w:sz="4" w:space="0" w:color="CCCCCC"/>
+              <w:bottom w:val="single" w:sz="4" w:space="0" w:color="CCCCCC"/>
+              <w:left w:val="single" w:sz="4" w:space="0" w:color="CCCCCC"/>
+              <w:right w:val="single" w:sz="4" w:space="0" w:color="CCCCCC"/>
+            </w:tcBorders>
+          </w:tcPr>
+          <w:p>
+            <w:pPr>
+              <w:spacing w:before="60" w:after="60" w:line="252" w:lineRule="auto"/>
+              <w:jc w:val="left"/>
+            </w:pPr>
+            <w:r/>
+            <w:r>
+              <w:t>BULL</w:t>
+            </w:r>
+          </w:p>
+        </w:tc>
+      </w:tr>
+      <w:tr>
+        <w:tc>
+          <w:tcPr>
+            <w:tcW w:type="dxa" w:w="1584"/>
+            <w:shd w:fill="F8FAFC"/>
+            <w:tcMar>
+              <w:top w:w="100" w:type="dxa"/>
+              <w:bottom w:w="100" w:type="dxa"/>
+              <w:left w:w="120" w:type="dxa"/>
+              <w:right w:w="120" w:type="dxa"/>
+            </w:tcMar>
+            <w:tcBorders>
+              <w:top w:val="single" w:sz="4" w:space="0" w:color="CCCCCC"/>
+              <w:bottom w:val="single" w:sz="4" w:space="0" w:color="CCCCCC"/>
+              <w:left w:val="single" w:sz="4" w:space="0" w:color="CCCCCC"/>
+              <w:right w:val="single" w:sz="4" w:space="0" w:color="CCCCCC"/>
+            </w:tcBorders>
+          </w:tcPr>
+          <w:p>
+            <w:pPr>
+              <w:spacing w:before="60" w:after="60" w:line="252" w:lineRule="auto"/>
+              <w:jc w:val="left"/>
+            </w:pPr>
+            <w:r/>
+            <w:r>
+              <w:rPr>
+                <w:b/>
+              </w:rPr>
+              <w:t>Wed 02/09</w:t>
+            </w:r>
+          </w:p>
+        </w:tc>
+        <w:tc>
+          <w:tcPr>
+            <w:tcW w:type="dxa" w:w="864"/>
+            <w:shd w:fill="F8FAFC"/>
+            <w:tcMar>
+              <w:top w:w="100" w:type="dxa"/>
+              <w:bottom w:w="100" w:type="dxa"/>
+              <w:left w:w="120" w:type="dxa"/>
+              <w:right w:w="120" w:type="dxa"/>
+            </w:tcMar>
+            <w:tcBorders>
+              <w:top w:val="single" w:sz="4" w:space="0" w:color="CCCCCC"/>
+              <w:bottom w:val="single" w:sz="4" w:space="0" w:color="CCCCCC"/>
+              <w:left w:val="single" w:sz="4" w:space="0" w:color="CCCCCC"/>
+              <w:right w:val="single" w:sz="4" w:space="0" w:color="CCCCCC"/>
+            </w:tcBorders>
+          </w:tcPr>
+          <w:p>
+            <w:pPr>
+              <w:spacing w:before="60" w:after="60" w:line="252" w:lineRule="auto"/>
+              <w:jc w:val="left"/>
+            </w:pPr>
+            <w:r/>
+            <w:r>
+              <w:t>NY Open 21-23</w:t>
+            </w:r>
+          </w:p>
+        </w:tc>
+        <w:tc>
+          <w:tcPr>
+            <w:tcW w:type="dxa" w:w="1440"/>
+            <w:shd w:fill="F8FAFC"/>
+            <w:tcMar>
+              <w:top w:w="100" w:type="dxa"/>
+              <w:bottom w:w="100" w:type="dxa"/>
+              <w:left w:w="120" w:type="dxa"/>
+              <w:right w:w="120" w:type="dxa"/>
+            </w:tcMar>
+            <w:tcBorders>
+              <w:top w:val="single" w:sz="4" w:space="0" w:color="CCCCCC"/>
+              <w:bottom w:val="single" w:sz="4" w:space="0" w:color="CCCCCC"/>
+              <w:left w:val="single" w:sz="4" w:space="0" w:color="CCCCCC"/>
+              <w:right w:val="single" w:sz="4" w:space="0" w:color="CCCCCC"/>
+            </w:tcBorders>
+          </w:tcPr>
+          <w:p>
+            <w:pPr>
+              <w:spacing w:before="60" w:after="60" w:line="252" w:lineRule="auto"/>
+              <w:jc w:val="left"/>
+            </w:pPr>
+            <w:r/>
+            <w:r>
+              <w:t>785.25</w:t>
+            </w:r>
+          </w:p>
+        </w:tc>
+        <w:tc>
+          <w:tcPr>
+            <w:tcW w:type="dxa" w:w="2016"/>
+            <w:shd w:fill="F8FAFC"/>
+            <w:tcMar>
+              <w:top w:w="100" w:type="dxa"/>
+              <w:bottom w:w="100" w:type="dxa"/>
+              <w:left w:w="120" w:type="dxa"/>
+              <w:right w:w="120" w:type="dxa"/>
+            </w:tcMar>
+            <w:tcBorders>
+              <w:top w:val="single" w:sz="4" w:space="0" w:color="CCCCCC"/>
+              <w:bottom w:val="single" w:sz="4" w:space="0" w:color="CCCCCC"/>
+              <w:left w:val="single" w:sz="4" w:space="0" w:color="CCCCCC"/>
+              <w:right w:val="single" w:sz="4" w:space="0" w:color="CCCCCC"/>
+            </w:tcBorders>
+          </w:tcPr>
+          <w:p>
+            <w:pPr>
+              <w:spacing w:before="60" w:after="60" w:line="252" w:lineRule="auto"/>
+              <w:jc w:val="left"/>
+            </w:pPr>
+            <w:r/>
+            <w:r>
+              <w:t>797.50</w:t>
+            </w:r>
+          </w:p>
+        </w:tc>
+        <w:tc>
+          <w:tcPr>
+            <w:tcW w:type="dxa" w:w="1152"/>
+            <w:shd w:fill="F8FAFC"/>
+            <w:tcMar>
+              <w:top w:w="100" w:type="dxa"/>
+              <w:bottom w:w="100" w:type="dxa"/>
+              <w:left w:w="120" w:type="dxa"/>
+              <w:right w:w="120" w:type="dxa"/>
+            </w:tcMar>
+            <w:tcBorders>
+              <w:top w:val="single" w:sz="4" w:space="0" w:color="CCCCCC"/>
+              <w:bottom w:val="single" w:sz="4" w:space="0" w:color="CCCCCC"/>
+              <w:left w:val="single" w:sz="4" w:space="0" w:color="CCCCCC"/>
+              <w:right w:val="single" w:sz="4" w:space="0" w:color="CCCCCC"/>
+            </w:tcBorders>
+          </w:tcPr>
+          <w:p>
+            <w:pPr>
+              <w:spacing w:before="60" w:after="60" w:line="252" w:lineRule="auto"/>
+              <w:jc w:val="left"/>
+            </w:pPr>
+            <w:r/>
+            <w:r>
+              <w:t>771.00</w:t>
+            </w:r>
+          </w:p>
+        </w:tc>
+        <w:tc>
+          <w:tcPr>
+            <w:tcW w:type="dxa" w:w="1728"/>
+            <w:shd w:fill="F8FAFC"/>
             <w:tcMar>
               <w:top w:w="100" w:type="dxa"/>
               <w:bottom w:w="100" w:type="dxa"/>
@@ -27965,6 +28202,241 @@
         <w:tc>
           <w:tcPr>
             <w:tcW w:type="dxa" w:w="3456"/>
+            <w:shd w:fill="F8FAFC"/>
+            <w:tcMar>
+              <w:top w:w="100" w:type="dxa"/>
+              <w:bottom w:w="100" w:type="dxa"/>
+              <w:left w:w="120" w:type="dxa"/>
+              <w:right w:w="120" w:type="dxa"/>
+            </w:tcMar>
+            <w:tcBorders>
+              <w:top w:val="single" w:sz="4" w:space="0" w:color="CCCCCC"/>
+              <w:bottom w:val="single" w:sz="4" w:space="0" w:color="CCCCCC"/>
+              <w:left w:val="single" w:sz="4" w:space="0" w:color="CCCCCC"/>
+              <w:right w:val="single" w:sz="4" w:space="0" w:color="CCCCCC"/>
+            </w:tcBorders>
+          </w:tcPr>
+          <w:p>
+            <w:pPr>
+              <w:spacing w:before="60" w:after="60" w:line="252" w:lineRule="auto"/>
+              <w:jc w:val="left"/>
+            </w:pPr>
+            <w:r/>
+            <w:r>
+              <w:rPr>
+                <w:b/>
+              </w:rPr>
+              <w:t>-1.50</w:t>
+            </w:r>
+          </w:p>
+        </w:tc>
+        <w:tc>
+          <w:tcPr>
+            <w:tcW w:type="dxa" w:w="1440"/>
+            <w:shd w:fill="F8FAFC"/>
+            <w:tcMar>
+              <w:top w:w="100" w:type="dxa"/>
+              <w:bottom w:w="100" w:type="dxa"/>
+              <w:left w:w="120" w:type="dxa"/>
+              <w:right w:w="120" w:type="dxa"/>
+            </w:tcMar>
+            <w:tcBorders>
+              <w:top w:val="single" w:sz="4" w:space="0" w:color="CCCCCC"/>
+              <w:bottom w:val="single" w:sz="4" w:space="0" w:color="CCCCCC"/>
+              <w:left w:val="single" w:sz="4" w:space="0" w:color="CCCCCC"/>
+              <w:right w:val="single" w:sz="4" w:space="0" w:color="CCCCCC"/>
+            </w:tcBorders>
+          </w:tcPr>
+          <w:p>
+            <w:pPr>
+              <w:spacing w:before="60" w:after="60" w:line="252" w:lineRule="auto"/>
+              <w:jc w:val="left"/>
+            </w:pPr>
+            <w:r/>
+            <w:r>
+              <w:t>BEAR</w:t>
+            </w:r>
+          </w:p>
+        </w:tc>
+      </w:tr>
+      <w:tr>
+        <w:tc>
+          <w:tcPr>
+            <w:tcW w:type="dxa" w:w="1584"/>
+            <w:shd w:fill="FFFFFF"/>
+            <w:tcMar>
+              <w:top w:w="100" w:type="dxa"/>
+              <w:bottom w:w="100" w:type="dxa"/>
+              <w:left w:w="120" w:type="dxa"/>
+              <w:right w:w="120" w:type="dxa"/>
+            </w:tcMar>
+            <w:tcBorders>
+              <w:top w:val="single" w:sz="4" w:space="0" w:color="CCCCCC"/>
+              <w:bottom w:val="single" w:sz="4" w:space="0" w:color="CCCCCC"/>
+              <w:left w:val="single" w:sz="4" w:space="0" w:color="CCCCCC"/>
+              <w:right w:val="single" w:sz="4" w:space="0" w:color="CCCCCC"/>
+            </w:tcBorders>
+          </w:tcPr>
+          <w:p>
+            <w:pPr>
+              <w:spacing w:before="60" w:after="60" w:line="252" w:lineRule="auto"/>
+              <w:jc w:val="left"/>
+            </w:pPr>
+            <w:r/>
+            <w:r>
+              <w:rPr>
+                <w:b/>
+              </w:rPr>
+              <w:t>Wed 02/09</w:t>
+            </w:r>
+          </w:p>
+        </w:tc>
+        <w:tc>
+          <w:tcPr>
+            <w:tcW w:type="dxa" w:w="864"/>
+            <w:shd w:fill="FFFFFF"/>
+            <w:tcMar>
+              <w:top w:w="100" w:type="dxa"/>
+              <w:bottom w:w="100" w:type="dxa"/>
+              <w:left w:w="120" w:type="dxa"/>
+              <w:right w:w="120" w:type="dxa"/>
+            </w:tcMar>
+            <w:tcBorders>
+              <w:top w:val="single" w:sz="4" w:space="0" w:color="CCCCCC"/>
+              <w:bottom w:val="single" w:sz="4" w:space="0" w:color="CCCCCC"/>
+              <w:left w:val="single" w:sz="4" w:space="0" w:color="CCCCCC"/>
+              <w:right w:val="single" w:sz="4" w:space="0" w:color="CCCCCC"/>
+            </w:tcBorders>
+          </w:tcPr>
+          <w:p>
+            <w:pPr>
+              <w:spacing w:before="60" w:after="60" w:line="252" w:lineRule="auto"/>
+              <w:jc w:val="left"/>
+            </w:pPr>
+            <w:r/>
+            <w:r>
+              <w:t>NY Close 23-01</w:t>
+            </w:r>
+          </w:p>
+        </w:tc>
+        <w:tc>
+          <w:tcPr>
+            <w:tcW w:type="dxa" w:w="1440"/>
+            <w:shd w:fill="FFFFFF"/>
+            <w:tcMar>
+              <w:top w:w="100" w:type="dxa"/>
+              <w:bottom w:w="100" w:type="dxa"/>
+              <w:left w:w="120" w:type="dxa"/>
+              <w:right w:w="120" w:type="dxa"/>
+            </w:tcMar>
+            <w:tcBorders>
+              <w:top w:val="single" w:sz="4" w:space="0" w:color="CCCCCC"/>
+              <w:bottom w:val="single" w:sz="4" w:space="0" w:color="CCCCCC"/>
+              <w:left w:val="single" w:sz="4" w:space="0" w:color="CCCCCC"/>
+              <w:right w:val="single" w:sz="4" w:space="0" w:color="CCCCCC"/>
+            </w:tcBorders>
+          </w:tcPr>
+          <w:p>
+            <w:pPr>
+              <w:spacing w:before="60" w:after="60" w:line="252" w:lineRule="auto"/>
+              <w:jc w:val="left"/>
+            </w:pPr>
+            <w:r/>
+            <w:r>
+              <w:t>783.75</w:t>
+            </w:r>
+          </w:p>
+        </w:tc>
+        <w:tc>
+          <w:tcPr>
+            <w:tcW w:type="dxa" w:w="2016"/>
+            <w:shd w:fill="FFFFFF"/>
+            <w:tcMar>
+              <w:top w:w="100" w:type="dxa"/>
+              <w:bottom w:w="100" w:type="dxa"/>
+              <w:left w:w="120" w:type="dxa"/>
+              <w:right w:w="120" w:type="dxa"/>
+            </w:tcMar>
+            <w:tcBorders>
+              <w:top w:val="single" w:sz="4" w:space="0" w:color="CCCCCC"/>
+              <w:bottom w:val="single" w:sz="4" w:space="0" w:color="CCCCCC"/>
+              <w:left w:val="single" w:sz="4" w:space="0" w:color="CCCCCC"/>
+              <w:right w:val="single" w:sz="4" w:space="0" w:color="CCCCCC"/>
+            </w:tcBorders>
+          </w:tcPr>
+          <w:p>
+            <w:pPr>
+              <w:spacing w:before="60" w:after="60" w:line="252" w:lineRule="auto"/>
+              <w:jc w:val="left"/>
+            </w:pPr>
+            <w:r/>
+            <w:r>
+              <w:t>790.75</w:t>
+            </w:r>
+          </w:p>
+        </w:tc>
+        <w:tc>
+          <w:tcPr>
+            <w:tcW w:type="dxa" w:w="1152"/>
+            <w:shd w:fill="FFFFFF"/>
+            <w:tcMar>
+              <w:top w:w="100" w:type="dxa"/>
+              <w:bottom w:w="100" w:type="dxa"/>
+              <w:left w:w="120" w:type="dxa"/>
+              <w:right w:w="120" w:type="dxa"/>
+            </w:tcMar>
+            <w:tcBorders>
+              <w:top w:val="single" w:sz="4" w:space="0" w:color="CCCCCC"/>
+              <w:bottom w:val="single" w:sz="4" w:space="0" w:color="CCCCCC"/>
+              <w:left w:val="single" w:sz="4" w:space="0" w:color="CCCCCC"/>
+              <w:right w:val="single" w:sz="4" w:space="0" w:color="CCCCCC"/>
+            </w:tcBorders>
+          </w:tcPr>
+          <w:p>
+            <w:pPr>
+              <w:spacing w:before="60" w:after="60" w:line="252" w:lineRule="auto"/>
+              <w:jc w:val="left"/>
+            </w:pPr>
+            <w:r/>
+            <w:r>
+              <w:t>774.25</w:t>
+            </w:r>
+          </w:p>
+        </w:tc>
+        <w:tc>
+          <w:tcPr>
+            <w:tcW w:type="dxa" w:w="1728"/>
+            <w:shd w:fill="FFFFFF"/>
+            <w:tcMar>
+              <w:top w:w="100" w:type="dxa"/>
+              <w:bottom w:w="100" w:type="dxa"/>
+              <w:left w:w="120" w:type="dxa"/>
+              <w:right w:w="120" w:type="dxa"/>
+            </w:tcMar>
+            <w:tcBorders>
+              <w:top w:val="single" w:sz="4" w:space="0" w:color="CCCCCC"/>
+              <w:bottom w:val="single" w:sz="4" w:space="0" w:color="CCCCCC"/>
+              <w:left w:val="single" w:sz="4" w:space="0" w:color="CCCCCC"/>
+              <w:right w:val="single" w:sz="4" w:space="0" w:color="CCCCCC"/>
+            </w:tcBorders>
+          </w:tcPr>
+          <w:p>
+            <w:pPr>
+              <w:spacing w:before="60" w:after="60" w:line="252" w:lineRule="auto"/>
+              <w:jc w:val="left"/>
+            </w:pPr>
+            <w:r/>
+            <w:r>
+              <w:rPr>
+                <w:b/>
+              </w:rPr>
+              <w:t>784.25</w:t>
+            </w:r>
+          </w:p>
+        </w:tc>
+        <w:tc>
+          <w:tcPr>
+            <w:tcW w:type="dxa" w:w="3456"/>
             <w:shd w:fill="FFFFFF"/>
             <w:tcMar>
               <w:top w:w="100" w:type="dxa"/>
@@ -28050,7 +28522,7 @@
               <w:rPr>
                 <w:b/>
               </w:rPr>
-              <w:t>Wed 02/09</w:t>
+              <w:t>Thu 03/09</w:t>
             </w:r>
           </w:p>
         </w:tc>
@@ -28078,7 +28550,7 @@
             </w:pPr>
             <w:r/>
             <w:r>
-              <w:t>NY Open 21-23</w:t>
+              <w:t>Asia 07-11</w:t>
             </w:r>
           </w:p>
         </w:tc>
@@ -28106,7 +28578,7 @@
             </w:pPr>
             <w:r/>
             <w:r>
-              <w:t>783.75</w:t>
+              <w:t>784.25</w:t>
             </w:r>
           </w:p>
         </w:tc>
@@ -28134,7 +28606,7 @@
             </w:pPr>
             <w:r/>
             <w:r>
-              <w:t>796.00</w:t>
+              <w:t>794.75</w:t>
             </w:r>
           </w:p>
         </w:tc>
@@ -28162,7 +28634,7 @@
             </w:pPr>
             <w:r/>
             <w:r>
-              <w:t>769.50</w:t>
+              <w:t>777.00</w:t>
             </w:r>
           </w:p>
         </w:tc>
@@ -28193,7 +28665,7 @@
               <w:rPr>
                 <w:b/>
               </w:rPr>
-              <w:t>782.25</w:t>
+              <w:t>784.00</w:t>
             </w:r>
           </w:p>
         </w:tc>
@@ -28224,7 +28696,7 @@
               <w:rPr>
                 <w:b/>
               </w:rPr>
-              <w:t>-1.50</w:t>
+              <w:t>-0.25</w:t>
             </w:r>
           </w:p>
         </w:tc>
@@ -28285,7 +28757,7 @@
               <w:rPr>
                 <w:b/>
               </w:rPr>
-              <w:t>Wed 02/09</w:t>
+              <w:t>Thu 03/09</w:t>
             </w:r>
           </w:p>
         </w:tc>
@@ -28313,7 +28785,7 @@
             </w:pPr>
             <w:r/>
             <w:r>
-              <w:t>NY Close 23-01</w:t>
+              <w:t>Asia 11-15</w:t>
             </w:r>
           </w:p>
         </w:tc>
@@ -28341,7 +28813,7 @@
             </w:pPr>
             <w:r/>
             <w:r>
-              <w:t>782.25</w:t>
+              <w:t>784.00</w:t>
             </w:r>
           </w:p>
         </w:tc>
@@ -28369,7 +28841,7 @@
             </w:pPr>
             <w:r/>
             <w:r>
-              <w:t>789.25</w:t>
+              <w:t>793.75</w:t>
             </w:r>
           </w:p>
         </w:tc>
@@ -28397,7 +28869,7 @@
             </w:pPr>
             <w:r/>
             <w:r>
-              <w:t>772.75</w:t>
+              <w:t>774.25</w:t>
             </w:r>
           </w:p>
         </w:tc>
@@ -28428,7 +28900,7 @@
               <w:rPr>
                 <w:b/>
               </w:rPr>
-              <w:t>782.75</w:t>
+              <w:t>784.50</w:t>
             </w:r>
           </w:p>
         </w:tc>
@@ -28548,7 +29020,7 @@
             </w:pPr>
             <w:r/>
             <w:r>
-              <w:t>Asia 07-11</w:t>
+              <w:t>London 15-19</w:t>
             </w:r>
           </w:p>
         </w:tc>
@@ -28576,7 +29048,7 @@
             </w:pPr>
             <w:r/>
             <w:r>
-              <w:t>782.75</w:t>
+              <w:t>784.50</w:t>
             </w:r>
           </w:p>
         </w:tc>
@@ -28604,7 +29076,7 @@
             </w:pPr>
             <w:r/>
             <w:r>
-              <w:t>793.25</w:t>
+              <w:t>795.25</w:t>
             </w:r>
           </w:p>
         </w:tc>
@@ -28632,7 +29104,7 @@
             </w:pPr>
             <w:r/>
             <w:r>
-              <w:t>775.50</w:t>
+              <w:t>777.25</w:t>
             </w:r>
           </w:p>
         </w:tc>
@@ -28663,7 +29135,7 @@
               <w:rPr>
                 <w:b/>
               </w:rPr>
-              <w:t>782.50</w:t>
+              <w:t>785.25</w:t>
             </w:r>
           </w:p>
         </w:tc>
@@ -28671,6 +29143,1651 @@
           <w:tcPr>
             <w:tcW w:type="dxa" w:w="3456"/>
             <w:shd w:fill="F8FAFC"/>
+            <w:tcMar>
+              <w:top w:w="100" w:type="dxa"/>
+              <w:bottom w:w="100" w:type="dxa"/>
+              <w:left w:w="120" w:type="dxa"/>
+              <w:right w:w="120" w:type="dxa"/>
+            </w:tcMar>
+            <w:tcBorders>
+              <w:top w:val="single" w:sz="4" w:space="0" w:color="CCCCCC"/>
+              <w:bottom w:val="single" w:sz="4" w:space="0" w:color="CCCCCC"/>
+              <w:left w:val="single" w:sz="4" w:space="0" w:color="CCCCCC"/>
+              <w:right w:val="single" w:sz="4" w:space="0" w:color="CCCCCC"/>
+            </w:tcBorders>
+          </w:tcPr>
+          <w:p>
+            <w:pPr>
+              <w:spacing w:before="60" w:after="60" w:line="252" w:lineRule="auto"/>
+              <w:jc w:val="left"/>
+            </w:pPr>
+            <w:r/>
+            <w:r>
+              <w:rPr>
+                <w:b/>
+              </w:rPr>
+              <w:t>+0.75</w:t>
+            </w:r>
+          </w:p>
+        </w:tc>
+        <w:tc>
+          <w:tcPr>
+            <w:tcW w:type="dxa" w:w="1440"/>
+            <w:shd w:fill="F8FAFC"/>
+            <w:tcMar>
+              <w:top w:w="100" w:type="dxa"/>
+              <w:bottom w:w="100" w:type="dxa"/>
+              <w:left w:w="120" w:type="dxa"/>
+              <w:right w:w="120" w:type="dxa"/>
+            </w:tcMar>
+            <w:tcBorders>
+              <w:top w:val="single" w:sz="4" w:space="0" w:color="CCCCCC"/>
+              <w:bottom w:val="single" w:sz="4" w:space="0" w:color="CCCCCC"/>
+              <w:left w:val="single" w:sz="4" w:space="0" w:color="CCCCCC"/>
+              <w:right w:val="single" w:sz="4" w:space="0" w:color="CCCCCC"/>
+            </w:tcBorders>
+          </w:tcPr>
+          <w:p>
+            <w:pPr>
+              <w:spacing w:before="60" w:after="60" w:line="252" w:lineRule="auto"/>
+              <w:jc w:val="left"/>
+            </w:pPr>
+            <w:r/>
+            <w:r>
+              <w:t>BULL</w:t>
+            </w:r>
+          </w:p>
+        </w:tc>
+      </w:tr>
+      <w:tr>
+        <w:tc>
+          <w:tcPr>
+            <w:tcW w:type="dxa" w:w="1584"/>
+            <w:shd w:fill="FFFFFF"/>
+            <w:tcMar>
+              <w:top w:w="100" w:type="dxa"/>
+              <w:bottom w:w="100" w:type="dxa"/>
+              <w:left w:w="120" w:type="dxa"/>
+              <w:right w:w="120" w:type="dxa"/>
+            </w:tcMar>
+            <w:tcBorders>
+              <w:top w:val="single" w:sz="4" w:space="0" w:color="CCCCCC"/>
+              <w:bottom w:val="single" w:sz="4" w:space="0" w:color="CCCCCC"/>
+              <w:left w:val="single" w:sz="4" w:space="0" w:color="CCCCCC"/>
+              <w:right w:val="single" w:sz="4" w:space="0" w:color="CCCCCC"/>
+            </w:tcBorders>
+          </w:tcPr>
+          <w:p>
+            <w:pPr>
+              <w:spacing w:before="60" w:after="60" w:line="252" w:lineRule="auto"/>
+              <w:jc w:val="left"/>
+            </w:pPr>
+            <w:r/>
+            <w:r>
+              <w:rPr>
+                <w:b/>
+              </w:rPr>
+              <w:t>Thu 03/09</w:t>
+            </w:r>
+          </w:p>
+        </w:tc>
+        <w:tc>
+          <w:tcPr>
+            <w:tcW w:type="dxa" w:w="864"/>
+            <w:shd w:fill="FFFFFF"/>
+            <w:tcMar>
+              <w:top w:w="100" w:type="dxa"/>
+              <w:bottom w:w="100" w:type="dxa"/>
+              <w:left w:w="120" w:type="dxa"/>
+              <w:right w:w="120" w:type="dxa"/>
+            </w:tcMar>
+            <w:tcBorders>
+              <w:top w:val="single" w:sz="4" w:space="0" w:color="CCCCCC"/>
+              <w:bottom w:val="single" w:sz="4" w:space="0" w:color="CCCCCC"/>
+              <w:left w:val="single" w:sz="4" w:space="0" w:color="CCCCCC"/>
+              <w:right w:val="single" w:sz="4" w:space="0" w:color="CCCCCC"/>
+            </w:tcBorders>
+          </w:tcPr>
+          <w:p>
+            <w:pPr>
+              <w:spacing w:before="60" w:after="60" w:line="252" w:lineRule="auto"/>
+              <w:jc w:val="left"/>
+            </w:pPr>
+            <w:r/>
+            <w:r>
+              <w:t>Pre-NY 19-21</w:t>
+            </w:r>
+          </w:p>
+        </w:tc>
+        <w:tc>
+          <w:tcPr>
+            <w:tcW w:type="dxa" w:w="1440"/>
+            <w:shd w:fill="FFFFFF"/>
+            <w:tcMar>
+              <w:top w:w="100" w:type="dxa"/>
+              <w:bottom w:w="100" w:type="dxa"/>
+              <w:left w:w="120" w:type="dxa"/>
+              <w:right w:w="120" w:type="dxa"/>
+            </w:tcMar>
+            <w:tcBorders>
+              <w:top w:val="single" w:sz="4" w:space="0" w:color="CCCCCC"/>
+              <w:bottom w:val="single" w:sz="4" w:space="0" w:color="CCCCCC"/>
+              <w:left w:val="single" w:sz="4" w:space="0" w:color="CCCCCC"/>
+              <w:right w:val="single" w:sz="4" w:space="0" w:color="CCCCCC"/>
+            </w:tcBorders>
+          </w:tcPr>
+          <w:p>
+            <w:pPr>
+              <w:spacing w:before="60" w:after="60" w:line="252" w:lineRule="auto"/>
+              <w:jc w:val="left"/>
+            </w:pPr>
+            <w:r/>
+            <w:r>
+              <w:t>785.25</w:t>
+            </w:r>
+          </w:p>
+        </w:tc>
+        <w:tc>
+          <w:tcPr>
+            <w:tcW w:type="dxa" w:w="2016"/>
+            <w:shd w:fill="FFFFFF"/>
+            <w:tcMar>
+              <w:top w:w="100" w:type="dxa"/>
+              <w:bottom w:w="100" w:type="dxa"/>
+              <w:left w:w="120" w:type="dxa"/>
+              <w:right w:w="120" w:type="dxa"/>
+            </w:tcMar>
+            <w:tcBorders>
+              <w:top w:val="single" w:sz="4" w:space="0" w:color="CCCCCC"/>
+              <w:bottom w:val="single" w:sz="4" w:space="0" w:color="CCCCCC"/>
+              <w:left w:val="single" w:sz="4" w:space="0" w:color="CCCCCC"/>
+              <w:right w:val="single" w:sz="4" w:space="0" w:color="CCCCCC"/>
+            </w:tcBorders>
+          </w:tcPr>
+          <w:p>
+            <w:pPr>
+              <w:spacing w:before="60" w:after="60" w:line="252" w:lineRule="auto"/>
+              <w:jc w:val="left"/>
+            </w:pPr>
+            <w:r/>
+            <w:r>
+              <w:t>791.75</w:t>
+            </w:r>
+          </w:p>
+        </w:tc>
+        <w:tc>
+          <w:tcPr>
+            <w:tcW w:type="dxa" w:w="1152"/>
+            <w:shd w:fill="FFFFFF"/>
+            <w:tcMar>
+              <w:top w:w="100" w:type="dxa"/>
+              <w:bottom w:w="100" w:type="dxa"/>
+              <w:left w:w="120" w:type="dxa"/>
+              <w:right w:w="120" w:type="dxa"/>
+            </w:tcMar>
+            <w:tcBorders>
+              <w:top w:val="single" w:sz="4" w:space="0" w:color="CCCCCC"/>
+              <w:bottom w:val="single" w:sz="4" w:space="0" w:color="CCCCCC"/>
+              <w:left w:val="single" w:sz="4" w:space="0" w:color="CCCCCC"/>
+              <w:right w:val="single" w:sz="4" w:space="0" w:color="CCCCCC"/>
+            </w:tcBorders>
+          </w:tcPr>
+          <w:p>
+            <w:pPr>
+              <w:spacing w:before="60" w:after="60" w:line="252" w:lineRule="auto"/>
+              <w:jc w:val="left"/>
+            </w:pPr>
+            <w:r/>
+            <w:r>
+              <w:t>776.75</w:t>
+            </w:r>
+          </w:p>
+        </w:tc>
+        <w:tc>
+          <w:tcPr>
+            <w:tcW w:type="dxa" w:w="1728"/>
+            <w:shd w:fill="FFFFFF"/>
+            <w:tcMar>
+              <w:top w:w="100" w:type="dxa"/>
+              <w:bottom w:w="100" w:type="dxa"/>
+              <w:left w:w="120" w:type="dxa"/>
+              <w:right w:w="120" w:type="dxa"/>
+            </w:tcMar>
+            <w:tcBorders>
+              <w:top w:val="single" w:sz="4" w:space="0" w:color="CCCCCC"/>
+              <w:bottom w:val="single" w:sz="4" w:space="0" w:color="CCCCCC"/>
+              <w:left w:val="single" w:sz="4" w:space="0" w:color="CCCCCC"/>
+              <w:right w:val="single" w:sz="4" w:space="0" w:color="CCCCCC"/>
+            </w:tcBorders>
+          </w:tcPr>
+          <w:p>
+            <w:pPr>
+              <w:spacing w:before="60" w:after="60" w:line="252" w:lineRule="auto"/>
+              <w:jc w:val="left"/>
+            </w:pPr>
+            <w:r/>
+            <w:r>
+              <w:rPr>
+                <w:b/>
+              </w:rPr>
+              <w:t>785.75</w:t>
+            </w:r>
+          </w:p>
+        </w:tc>
+        <w:tc>
+          <w:tcPr>
+            <w:tcW w:type="dxa" w:w="3456"/>
+            <w:shd w:fill="FFFFFF"/>
+            <w:tcMar>
+              <w:top w:w="100" w:type="dxa"/>
+              <w:bottom w:w="100" w:type="dxa"/>
+              <w:left w:w="120" w:type="dxa"/>
+              <w:right w:w="120" w:type="dxa"/>
+            </w:tcMar>
+            <w:tcBorders>
+              <w:top w:val="single" w:sz="4" w:space="0" w:color="CCCCCC"/>
+              <w:bottom w:val="single" w:sz="4" w:space="0" w:color="CCCCCC"/>
+              <w:left w:val="single" w:sz="4" w:space="0" w:color="CCCCCC"/>
+              <w:right w:val="single" w:sz="4" w:space="0" w:color="CCCCCC"/>
+            </w:tcBorders>
+          </w:tcPr>
+          <w:p>
+            <w:pPr>
+              <w:spacing w:before="60" w:after="60" w:line="252" w:lineRule="auto"/>
+              <w:jc w:val="left"/>
+            </w:pPr>
+            <w:r/>
+            <w:r>
+              <w:rPr>
+                <w:b/>
+              </w:rPr>
+              <w:t>+0.50</w:t>
+            </w:r>
+          </w:p>
+        </w:tc>
+        <w:tc>
+          <w:tcPr>
+            <w:tcW w:type="dxa" w:w="1440"/>
+            <w:shd w:fill="FFFFFF"/>
+            <w:tcMar>
+              <w:top w:w="100" w:type="dxa"/>
+              <w:bottom w:w="100" w:type="dxa"/>
+              <w:left w:w="120" w:type="dxa"/>
+              <w:right w:w="120" w:type="dxa"/>
+            </w:tcMar>
+            <w:tcBorders>
+              <w:top w:val="single" w:sz="4" w:space="0" w:color="CCCCCC"/>
+              <w:bottom w:val="single" w:sz="4" w:space="0" w:color="CCCCCC"/>
+              <w:left w:val="single" w:sz="4" w:space="0" w:color="CCCCCC"/>
+              <w:right w:val="single" w:sz="4" w:space="0" w:color="CCCCCC"/>
+            </w:tcBorders>
+          </w:tcPr>
+          <w:p>
+            <w:pPr>
+              <w:spacing w:before="60" w:after="60" w:line="252" w:lineRule="auto"/>
+              <w:jc w:val="left"/>
+            </w:pPr>
+            <w:r/>
+            <w:r>
+              <w:t>BULL</w:t>
+            </w:r>
+          </w:p>
+        </w:tc>
+      </w:tr>
+      <w:tr>
+        <w:tc>
+          <w:tcPr>
+            <w:tcW w:type="dxa" w:w="1584"/>
+            <w:shd w:fill="F8FAFC"/>
+            <w:tcMar>
+              <w:top w:w="100" w:type="dxa"/>
+              <w:bottom w:w="100" w:type="dxa"/>
+              <w:left w:w="120" w:type="dxa"/>
+              <w:right w:w="120" w:type="dxa"/>
+            </w:tcMar>
+            <w:tcBorders>
+              <w:top w:val="single" w:sz="4" w:space="0" w:color="CCCCCC"/>
+              <w:bottom w:val="single" w:sz="4" w:space="0" w:color="CCCCCC"/>
+              <w:left w:val="single" w:sz="4" w:space="0" w:color="CCCCCC"/>
+              <w:right w:val="single" w:sz="4" w:space="0" w:color="CCCCCC"/>
+            </w:tcBorders>
+          </w:tcPr>
+          <w:p>
+            <w:pPr>
+              <w:spacing w:before="60" w:after="60" w:line="252" w:lineRule="auto"/>
+              <w:jc w:val="left"/>
+            </w:pPr>
+            <w:r/>
+            <w:r>
+              <w:rPr>
+                <w:b/>
+              </w:rPr>
+              <w:t>Thu 03/09</w:t>
+            </w:r>
+          </w:p>
+        </w:tc>
+        <w:tc>
+          <w:tcPr>
+            <w:tcW w:type="dxa" w:w="864"/>
+            <w:shd w:fill="F8FAFC"/>
+            <w:tcMar>
+              <w:top w:w="100" w:type="dxa"/>
+              <w:bottom w:w="100" w:type="dxa"/>
+              <w:left w:w="120" w:type="dxa"/>
+              <w:right w:w="120" w:type="dxa"/>
+            </w:tcMar>
+            <w:tcBorders>
+              <w:top w:val="single" w:sz="4" w:space="0" w:color="CCCCCC"/>
+              <w:bottom w:val="single" w:sz="4" w:space="0" w:color="CCCCCC"/>
+              <w:left w:val="single" w:sz="4" w:space="0" w:color="CCCCCC"/>
+              <w:right w:val="single" w:sz="4" w:space="0" w:color="CCCCCC"/>
+            </w:tcBorders>
+          </w:tcPr>
+          <w:p>
+            <w:pPr>
+              <w:spacing w:before="60" w:after="60" w:line="252" w:lineRule="auto"/>
+              <w:jc w:val="left"/>
+            </w:pPr>
+            <w:r/>
+            <w:r>
+              <w:t>NY Open 21-23</w:t>
+            </w:r>
+          </w:p>
+        </w:tc>
+        <w:tc>
+          <w:tcPr>
+            <w:tcW w:type="dxa" w:w="1440"/>
+            <w:shd w:fill="F8FAFC"/>
+            <w:tcMar>
+              <w:top w:w="100" w:type="dxa"/>
+              <w:bottom w:w="100" w:type="dxa"/>
+              <w:left w:w="120" w:type="dxa"/>
+              <w:right w:w="120" w:type="dxa"/>
+            </w:tcMar>
+            <w:tcBorders>
+              <w:top w:val="single" w:sz="4" w:space="0" w:color="CCCCCC"/>
+              <w:bottom w:val="single" w:sz="4" w:space="0" w:color="CCCCCC"/>
+              <w:left w:val="single" w:sz="4" w:space="0" w:color="CCCCCC"/>
+              <w:right w:val="single" w:sz="4" w:space="0" w:color="CCCCCC"/>
+            </w:tcBorders>
+          </w:tcPr>
+          <w:p>
+            <w:pPr>
+              <w:spacing w:before="60" w:after="60" w:line="252" w:lineRule="auto"/>
+              <w:jc w:val="left"/>
+            </w:pPr>
+            <w:r/>
+            <w:r>
+              <w:t>785.75</w:t>
+            </w:r>
+          </w:p>
+        </w:tc>
+        <w:tc>
+          <w:tcPr>
+            <w:tcW w:type="dxa" w:w="2016"/>
+            <w:shd w:fill="F8FAFC"/>
+            <w:tcMar>
+              <w:top w:w="100" w:type="dxa"/>
+              <w:bottom w:w="100" w:type="dxa"/>
+              <w:left w:w="120" w:type="dxa"/>
+              <w:right w:w="120" w:type="dxa"/>
+            </w:tcMar>
+            <w:tcBorders>
+              <w:top w:val="single" w:sz="4" w:space="0" w:color="CCCCCC"/>
+              <w:bottom w:val="single" w:sz="4" w:space="0" w:color="CCCCCC"/>
+              <w:left w:val="single" w:sz="4" w:space="0" w:color="CCCCCC"/>
+              <w:right w:val="single" w:sz="4" w:space="0" w:color="CCCCCC"/>
+            </w:tcBorders>
+          </w:tcPr>
+          <w:p>
+            <w:pPr>
+              <w:spacing w:before="60" w:after="60" w:line="252" w:lineRule="auto"/>
+              <w:jc w:val="left"/>
+            </w:pPr>
+            <w:r/>
+            <w:r>
+              <w:t>796.75</w:t>
+            </w:r>
+          </w:p>
+        </w:tc>
+        <w:tc>
+          <w:tcPr>
+            <w:tcW w:type="dxa" w:w="1152"/>
+            <w:shd w:fill="F8FAFC"/>
+            <w:tcMar>
+              <w:top w:w="100" w:type="dxa"/>
+              <w:bottom w:w="100" w:type="dxa"/>
+              <w:left w:w="120" w:type="dxa"/>
+              <w:right w:w="120" w:type="dxa"/>
+            </w:tcMar>
+            <w:tcBorders>
+              <w:top w:val="single" w:sz="4" w:space="0" w:color="CCCCCC"/>
+              <w:bottom w:val="single" w:sz="4" w:space="0" w:color="CCCCCC"/>
+              <w:left w:val="single" w:sz="4" w:space="0" w:color="CCCCCC"/>
+              <w:right w:val="single" w:sz="4" w:space="0" w:color="CCCCCC"/>
+            </w:tcBorders>
+          </w:tcPr>
+          <w:p>
+            <w:pPr>
+              <w:spacing w:before="60" w:after="60" w:line="252" w:lineRule="auto"/>
+              <w:jc w:val="left"/>
+            </w:pPr>
+            <w:r/>
+            <w:r>
+              <w:t>774.00</w:t>
+            </w:r>
+          </w:p>
+        </w:tc>
+        <w:tc>
+          <w:tcPr>
+            <w:tcW w:type="dxa" w:w="1728"/>
+            <w:shd w:fill="F8FAFC"/>
+            <w:tcMar>
+              <w:top w:w="100" w:type="dxa"/>
+              <w:bottom w:w="100" w:type="dxa"/>
+              <w:left w:w="120" w:type="dxa"/>
+              <w:right w:w="120" w:type="dxa"/>
+            </w:tcMar>
+            <w:tcBorders>
+              <w:top w:val="single" w:sz="4" w:space="0" w:color="CCCCCC"/>
+              <w:bottom w:val="single" w:sz="4" w:space="0" w:color="CCCCCC"/>
+              <w:left w:val="single" w:sz="4" w:space="0" w:color="CCCCCC"/>
+              <w:right w:val="single" w:sz="4" w:space="0" w:color="CCCCCC"/>
+            </w:tcBorders>
+          </w:tcPr>
+          <w:p>
+            <w:pPr>
+              <w:spacing w:before="60" w:after="60" w:line="252" w:lineRule="auto"/>
+              <w:jc w:val="left"/>
+            </w:pPr>
+            <w:r/>
+            <w:r>
+              <w:rPr>
+                <w:b/>
+              </w:rPr>
+              <w:t>789.25</w:t>
+            </w:r>
+          </w:p>
+        </w:tc>
+        <w:tc>
+          <w:tcPr>
+            <w:tcW w:type="dxa" w:w="3456"/>
+            <w:shd w:fill="F8FAFC"/>
+            <w:tcMar>
+              <w:top w:w="100" w:type="dxa"/>
+              <w:bottom w:w="100" w:type="dxa"/>
+              <w:left w:w="120" w:type="dxa"/>
+              <w:right w:w="120" w:type="dxa"/>
+            </w:tcMar>
+            <w:tcBorders>
+              <w:top w:val="single" w:sz="4" w:space="0" w:color="CCCCCC"/>
+              <w:bottom w:val="single" w:sz="4" w:space="0" w:color="CCCCCC"/>
+              <w:left w:val="single" w:sz="4" w:space="0" w:color="CCCCCC"/>
+              <w:right w:val="single" w:sz="4" w:space="0" w:color="CCCCCC"/>
+            </w:tcBorders>
+          </w:tcPr>
+          <w:p>
+            <w:pPr>
+              <w:spacing w:before="60" w:after="60" w:line="252" w:lineRule="auto"/>
+              <w:jc w:val="left"/>
+            </w:pPr>
+            <w:r/>
+            <w:r>
+              <w:rPr>
+                <w:b/>
+              </w:rPr>
+              <w:t>+3.50</w:t>
+            </w:r>
+          </w:p>
+        </w:tc>
+        <w:tc>
+          <w:tcPr>
+            <w:tcW w:type="dxa" w:w="1440"/>
+            <w:shd w:fill="F8FAFC"/>
+            <w:tcMar>
+              <w:top w:w="100" w:type="dxa"/>
+              <w:bottom w:w="100" w:type="dxa"/>
+              <w:left w:w="120" w:type="dxa"/>
+              <w:right w:w="120" w:type="dxa"/>
+            </w:tcMar>
+            <w:tcBorders>
+              <w:top w:val="single" w:sz="4" w:space="0" w:color="CCCCCC"/>
+              <w:bottom w:val="single" w:sz="4" w:space="0" w:color="CCCCCC"/>
+              <w:left w:val="single" w:sz="4" w:space="0" w:color="CCCCCC"/>
+              <w:right w:val="single" w:sz="4" w:space="0" w:color="CCCCCC"/>
+            </w:tcBorders>
+          </w:tcPr>
+          <w:p>
+            <w:pPr>
+              <w:spacing w:before="60" w:after="60" w:line="252" w:lineRule="auto"/>
+              <w:jc w:val="left"/>
+            </w:pPr>
+            <w:r/>
+            <w:r>
+              <w:t>BULL</w:t>
+            </w:r>
+          </w:p>
+        </w:tc>
+      </w:tr>
+      <w:tr>
+        <w:tc>
+          <w:tcPr>
+            <w:tcW w:type="dxa" w:w="1584"/>
+            <w:shd w:fill="FFFFFF"/>
+            <w:tcMar>
+              <w:top w:w="100" w:type="dxa"/>
+              <w:bottom w:w="100" w:type="dxa"/>
+              <w:left w:w="120" w:type="dxa"/>
+              <w:right w:w="120" w:type="dxa"/>
+            </w:tcMar>
+            <w:tcBorders>
+              <w:top w:val="single" w:sz="4" w:space="0" w:color="CCCCCC"/>
+              <w:bottom w:val="single" w:sz="4" w:space="0" w:color="CCCCCC"/>
+              <w:left w:val="single" w:sz="4" w:space="0" w:color="CCCCCC"/>
+              <w:right w:val="single" w:sz="4" w:space="0" w:color="CCCCCC"/>
+            </w:tcBorders>
+          </w:tcPr>
+          <w:p>
+            <w:pPr>
+              <w:spacing w:before="60" w:after="60" w:line="252" w:lineRule="auto"/>
+              <w:jc w:val="left"/>
+            </w:pPr>
+            <w:r/>
+            <w:r>
+              <w:rPr>
+                <w:b/>
+              </w:rPr>
+              <w:t>Thu 03/09</w:t>
+            </w:r>
+          </w:p>
+        </w:tc>
+        <w:tc>
+          <w:tcPr>
+            <w:tcW w:type="dxa" w:w="864"/>
+            <w:shd w:fill="FFFFFF"/>
+            <w:tcMar>
+              <w:top w:w="100" w:type="dxa"/>
+              <w:bottom w:w="100" w:type="dxa"/>
+              <w:left w:w="120" w:type="dxa"/>
+              <w:right w:w="120" w:type="dxa"/>
+            </w:tcMar>
+            <w:tcBorders>
+              <w:top w:val="single" w:sz="4" w:space="0" w:color="CCCCCC"/>
+              <w:bottom w:val="single" w:sz="4" w:space="0" w:color="CCCCCC"/>
+              <w:left w:val="single" w:sz="4" w:space="0" w:color="CCCCCC"/>
+              <w:right w:val="single" w:sz="4" w:space="0" w:color="CCCCCC"/>
+            </w:tcBorders>
+          </w:tcPr>
+          <w:p>
+            <w:pPr>
+              <w:spacing w:before="60" w:after="60" w:line="252" w:lineRule="auto"/>
+              <w:jc w:val="left"/>
+            </w:pPr>
+            <w:r/>
+            <w:r>
+              <w:t>NY Close 23-01</w:t>
+            </w:r>
+          </w:p>
+        </w:tc>
+        <w:tc>
+          <w:tcPr>
+            <w:tcW w:type="dxa" w:w="1440"/>
+            <w:shd w:fill="FFFFFF"/>
+            <w:tcMar>
+              <w:top w:w="100" w:type="dxa"/>
+              <w:bottom w:w="100" w:type="dxa"/>
+              <w:left w:w="120" w:type="dxa"/>
+              <w:right w:w="120" w:type="dxa"/>
+            </w:tcMar>
+            <w:tcBorders>
+              <w:top w:val="single" w:sz="4" w:space="0" w:color="CCCCCC"/>
+              <w:bottom w:val="single" w:sz="4" w:space="0" w:color="CCCCCC"/>
+              <w:left w:val="single" w:sz="4" w:space="0" w:color="CCCCCC"/>
+              <w:right w:val="single" w:sz="4" w:space="0" w:color="CCCCCC"/>
+            </w:tcBorders>
+          </w:tcPr>
+          <w:p>
+            <w:pPr>
+              <w:spacing w:before="60" w:after="60" w:line="252" w:lineRule="auto"/>
+              <w:jc w:val="left"/>
+            </w:pPr>
+            <w:r/>
+            <w:r>
+              <w:t>789.25</w:t>
+            </w:r>
+          </w:p>
+        </w:tc>
+        <w:tc>
+          <w:tcPr>
+            <w:tcW w:type="dxa" w:w="2016"/>
+            <w:shd w:fill="FFFFFF"/>
+            <w:tcMar>
+              <w:top w:w="100" w:type="dxa"/>
+              <w:bottom w:w="100" w:type="dxa"/>
+              <w:left w:w="120" w:type="dxa"/>
+              <w:right w:w="120" w:type="dxa"/>
+            </w:tcMar>
+            <w:tcBorders>
+              <w:top w:val="single" w:sz="4" w:space="0" w:color="CCCCCC"/>
+              <w:bottom w:val="single" w:sz="4" w:space="0" w:color="CCCCCC"/>
+              <w:left w:val="single" w:sz="4" w:space="0" w:color="CCCCCC"/>
+              <w:right w:val="single" w:sz="4" w:space="0" w:color="CCCCCC"/>
+            </w:tcBorders>
+          </w:tcPr>
+          <w:p>
+            <w:pPr>
+              <w:spacing w:before="60" w:after="60" w:line="252" w:lineRule="auto"/>
+              <w:jc w:val="left"/>
+            </w:pPr>
+            <w:r/>
+            <w:r>
+              <w:t>794.75</w:t>
+            </w:r>
+          </w:p>
+        </w:tc>
+        <w:tc>
+          <w:tcPr>
+            <w:tcW w:type="dxa" w:w="1152"/>
+            <w:shd w:fill="FFFFFF"/>
+            <w:tcMar>
+              <w:top w:w="100" w:type="dxa"/>
+              <w:bottom w:w="100" w:type="dxa"/>
+              <w:left w:w="120" w:type="dxa"/>
+              <w:right w:w="120" w:type="dxa"/>
+            </w:tcMar>
+            <w:tcBorders>
+              <w:top w:val="single" w:sz="4" w:space="0" w:color="CCCCCC"/>
+              <w:bottom w:val="single" w:sz="4" w:space="0" w:color="CCCCCC"/>
+              <w:left w:val="single" w:sz="4" w:space="0" w:color="CCCCCC"/>
+              <w:right w:val="single" w:sz="4" w:space="0" w:color="CCCCCC"/>
+            </w:tcBorders>
+          </w:tcPr>
+          <w:p>
+            <w:pPr>
+              <w:spacing w:before="60" w:after="60" w:line="252" w:lineRule="auto"/>
+              <w:jc w:val="left"/>
+            </w:pPr>
+            <w:r/>
+            <w:r>
+              <w:t>781.50</w:t>
+            </w:r>
+          </w:p>
+        </w:tc>
+        <w:tc>
+          <w:tcPr>
+            <w:tcW w:type="dxa" w:w="1728"/>
+            <w:shd w:fill="FFFFFF"/>
+            <w:tcMar>
+              <w:top w:w="100" w:type="dxa"/>
+              <w:bottom w:w="100" w:type="dxa"/>
+              <w:left w:w="120" w:type="dxa"/>
+              <w:right w:w="120" w:type="dxa"/>
+            </w:tcMar>
+            <w:tcBorders>
+              <w:top w:val="single" w:sz="4" w:space="0" w:color="CCCCCC"/>
+              <w:bottom w:val="single" w:sz="4" w:space="0" w:color="CCCCCC"/>
+              <w:left w:val="single" w:sz="4" w:space="0" w:color="CCCCCC"/>
+              <w:right w:val="single" w:sz="4" w:space="0" w:color="CCCCCC"/>
+            </w:tcBorders>
+          </w:tcPr>
+          <w:p>
+            <w:pPr>
+              <w:spacing w:before="60" w:after="60" w:line="252" w:lineRule="auto"/>
+              <w:jc w:val="left"/>
+            </w:pPr>
+            <w:r/>
+            <w:r>
+              <w:rPr>
+                <w:b/>
+              </w:rPr>
+              <w:t>790.00</w:t>
+            </w:r>
+          </w:p>
+        </w:tc>
+        <w:tc>
+          <w:tcPr>
+            <w:tcW w:type="dxa" w:w="3456"/>
+            <w:shd w:fill="FFFFFF"/>
+            <w:tcMar>
+              <w:top w:w="100" w:type="dxa"/>
+              <w:bottom w:w="100" w:type="dxa"/>
+              <w:left w:w="120" w:type="dxa"/>
+              <w:right w:w="120" w:type="dxa"/>
+            </w:tcMar>
+            <w:tcBorders>
+              <w:top w:val="single" w:sz="4" w:space="0" w:color="CCCCCC"/>
+              <w:bottom w:val="single" w:sz="4" w:space="0" w:color="CCCCCC"/>
+              <w:left w:val="single" w:sz="4" w:space="0" w:color="CCCCCC"/>
+              <w:right w:val="single" w:sz="4" w:space="0" w:color="CCCCCC"/>
+            </w:tcBorders>
+          </w:tcPr>
+          <w:p>
+            <w:pPr>
+              <w:spacing w:before="60" w:after="60" w:line="252" w:lineRule="auto"/>
+              <w:jc w:val="left"/>
+            </w:pPr>
+            <w:r/>
+            <w:r>
+              <w:rPr>
+                <w:b/>
+              </w:rPr>
+              <w:t>+0.75</w:t>
+            </w:r>
+          </w:p>
+        </w:tc>
+        <w:tc>
+          <w:tcPr>
+            <w:tcW w:type="dxa" w:w="1440"/>
+            <w:shd w:fill="FFFFFF"/>
+            <w:tcMar>
+              <w:top w:w="100" w:type="dxa"/>
+              <w:bottom w:w="100" w:type="dxa"/>
+              <w:left w:w="120" w:type="dxa"/>
+              <w:right w:w="120" w:type="dxa"/>
+            </w:tcMar>
+            <w:tcBorders>
+              <w:top w:val="single" w:sz="4" w:space="0" w:color="CCCCCC"/>
+              <w:bottom w:val="single" w:sz="4" w:space="0" w:color="CCCCCC"/>
+              <w:left w:val="single" w:sz="4" w:space="0" w:color="CCCCCC"/>
+              <w:right w:val="single" w:sz="4" w:space="0" w:color="CCCCCC"/>
+            </w:tcBorders>
+          </w:tcPr>
+          <w:p>
+            <w:pPr>
+              <w:spacing w:before="60" w:after="60" w:line="252" w:lineRule="auto"/>
+              <w:jc w:val="left"/>
+            </w:pPr>
+            <w:r/>
+            <w:r>
+              <w:t>BULL</w:t>
+            </w:r>
+          </w:p>
+        </w:tc>
+      </w:tr>
+      <w:tr>
+        <w:tc>
+          <w:tcPr>
+            <w:tcW w:type="dxa" w:w="1584"/>
+            <w:shd w:fill="F8FAFC"/>
+            <w:tcMar>
+              <w:top w:w="100" w:type="dxa"/>
+              <w:bottom w:w="100" w:type="dxa"/>
+              <w:left w:w="120" w:type="dxa"/>
+              <w:right w:w="120" w:type="dxa"/>
+            </w:tcMar>
+            <w:tcBorders>
+              <w:top w:val="single" w:sz="4" w:space="0" w:color="CCCCCC"/>
+              <w:bottom w:val="single" w:sz="4" w:space="0" w:color="CCCCCC"/>
+              <w:left w:val="single" w:sz="4" w:space="0" w:color="CCCCCC"/>
+              <w:right w:val="single" w:sz="4" w:space="0" w:color="CCCCCC"/>
+            </w:tcBorders>
+          </w:tcPr>
+          <w:p>
+            <w:pPr>
+              <w:spacing w:before="60" w:after="60" w:line="252" w:lineRule="auto"/>
+              <w:jc w:val="left"/>
+            </w:pPr>
+            <w:r/>
+            <w:r>
+              <w:rPr>
+                <w:b/>
+              </w:rPr>
+              <w:t>Fri 04/09</w:t>
+            </w:r>
+          </w:p>
+        </w:tc>
+        <w:tc>
+          <w:tcPr>
+            <w:tcW w:type="dxa" w:w="864"/>
+            <w:shd w:fill="F8FAFC"/>
+            <w:tcMar>
+              <w:top w:w="100" w:type="dxa"/>
+              <w:bottom w:w="100" w:type="dxa"/>
+              <w:left w:w="120" w:type="dxa"/>
+              <w:right w:w="120" w:type="dxa"/>
+            </w:tcMar>
+            <w:tcBorders>
+              <w:top w:val="single" w:sz="4" w:space="0" w:color="CCCCCC"/>
+              <w:bottom w:val="single" w:sz="4" w:space="0" w:color="CCCCCC"/>
+              <w:left w:val="single" w:sz="4" w:space="0" w:color="CCCCCC"/>
+              <w:right w:val="single" w:sz="4" w:space="0" w:color="CCCCCC"/>
+            </w:tcBorders>
+          </w:tcPr>
+          <w:p>
+            <w:pPr>
+              <w:spacing w:before="60" w:after="60" w:line="252" w:lineRule="auto"/>
+              <w:jc w:val="left"/>
+            </w:pPr>
+            <w:r/>
+            <w:r>
+              <w:t>Asia 07-11</w:t>
+            </w:r>
+          </w:p>
+        </w:tc>
+        <w:tc>
+          <w:tcPr>
+            <w:tcW w:type="dxa" w:w="1440"/>
+            <w:shd w:fill="F8FAFC"/>
+            <w:tcMar>
+              <w:top w:w="100" w:type="dxa"/>
+              <w:bottom w:w="100" w:type="dxa"/>
+              <w:left w:w="120" w:type="dxa"/>
+              <w:right w:w="120" w:type="dxa"/>
+            </w:tcMar>
+            <w:tcBorders>
+              <w:top w:val="single" w:sz="4" w:space="0" w:color="CCCCCC"/>
+              <w:bottom w:val="single" w:sz="4" w:space="0" w:color="CCCCCC"/>
+              <w:left w:val="single" w:sz="4" w:space="0" w:color="CCCCCC"/>
+              <w:right w:val="single" w:sz="4" w:space="0" w:color="CCCCCC"/>
+            </w:tcBorders>
+          </w:tcPr>
+          <w:p>
+            <w:pPr>
+              <w:spacing w:before="60" w:after="60" w:line="252" w:lineRule="auto"/>
+              <w:jc w:val="left"/>
+            </w:pPr>
+            <w:r/>
+            <w:r>
+              <w:t>790.00</w:t>
+            </w:r>
+          </w:p>
+        </w:tc>
+        <w:tc>
+          <w:tcPr>
+            <w:tcW w:type="dxa" w:w="2016"/>
+            <w:shd w:fill="F8FAFC"/>
+            <w:tcMar>
+              <w:top w:w="100" w:type="dxa"/>
+              <w:bottom w:w="100" w:type="dxa"/>
+              <w:left w:w="120" w:type="dxa"/>
+              <w:right w:w="120" w:type="dxa"/>
+            </w:tcMar>
+            <w:tcBorders>
+              <w:top w:val="single" w:sz="4" w:space="0" w:color="CCCCCC"/>
+              <w:bottom w:val="single" w:sz="4" w:space="0" w:color="CCCCCC"/>
+              <w:left w:val="single" w:sz="4" w:space="0" w:color="CCCCCC"/>
+              <w:right w:val="single" w:sz="4" w:space="0" w:color="CCCCCC"/>
+            </w:tcBorders>
+          </w:tcPr>
+          <w:p>
+            <w:pPr>
+              <w:spacing w:before="60" w:after="60" w:line="252" w:lineRule="auto"/>
+              <w:jc w:val="left"/>
+            </w:pPr>
+            <w:r/>
+            <w:r>
+              <w:t>799.25</w:t>
+            </w:r>
+          </w:p>
+        </w:tc>
+        <w:tc>
+          <w:tcPr>
+            <w:tcW w:type="dxa" w:w="1152"/>
+            <w:shd w:fill="F8FAFC"/>
+            <w:tcMar>
+              <w:top w:w="100" w:type="dxa"/>
+              <w:bottom w:w="100" w:type="dxa"/>
+              <w:left w:w="120" w:type="dxa"/>
+              <w:right w:w="120" w:type="dxa"/>
+            </w:tcMar>
+            <w:tcBorders>
+              <w:top w:val="single" w:sz="4" w:space="0" w:color="CCCCCC"/>
+              <w:bottom w:val="single" w:sz="4" w:space="0" w:color="CCCCCC"/>
+              <w:left w:val="single" w:sz="4" w:space="0" w:color="CCCCCC"/>
+              <w:right w:val="single" w:sz="4" w:space="0" w:color="CCCCCC"/>
+            </w:tcBorders>
+          </w:tcPr>
+          <w:p>
+            <w:pPr>
+              <w:spacing w:before="60" w:after="60" w:line="252" w:lineRule="auto"/>
+              <w:jc w:val="left"/>
+            </w:pPr>
+            <w:r/>
+            <w:r>
+              <w:t>783.50</w:t>
+            </w:r>
+          </w:p>
+        </w:tc>
+        <w:tc>
+          <w:tcPr>
+            <w:tcW w:type="dxa" w:w="1728"/>
+            <w:shd w:fill="F8FAFC"/>
+            <w:tcMar>
+              <w:top w:w="100" w:type="dxa"/>
+              <w:bottom w:w="100" w:type="dxa"/>
+              <w:left w:w="120" w:type="dxa"/>
+              <w:right w:w="120" w:type="dxa"/>
+            </w:tcMar>
+            <w:tcBorders>
+              <w:top w:val="single" w:sz="4" w:space="0" w:color="CCCCCC"/>
+              <w:bottom w:val="single" w:sz="4" w:space="0" w:color="CCCCCC"/>
+              <w:left w:val="single" w:sz="4" w:space="0" w:color="CCCCCC"/>
+              <w:right w:val="single" w:sz="4" w:space="0" w:color="CCCCCC"/>
+            </w:tcBorders>
+          </w:tcPr>
+          <w:p>
+            <w:pPr>
+              <w:spacing w:before="60" w:after="60" w:line="252" w:lineRule="auto"/>
+              <w:jc w:val="left"/>
+            </w:pPr>
+            <w:r/>
+            <w:r>
+              <w:rPr>
+                <w:b/>
+              </w:rPr>
+              <w:t>789.25</w:t>
+            </w:r>
+          </w:p>
+        </w:tc>
+        <w:tc>
+          <w:tcPr>
+            <w:tcW w:type="dxa" w:w="3456"/>
+            <w:shd w:fill="F8FAFC"/>
+            <w:tcMar>
+              <w:top w:w="100" w:type="dxa"/>
+              <w:bottom w:w="100" w:type="dxa"/>
+              <w:left w:w="120" w:type="dxa"/>
+              <w:right w:w="120" w:type="dxa"/>
+            </w:tcMar>
+            <w:tcBorders>
+              <w:top w:val="single" w:sz="4" w:space="0" w:color="CCCCCC"/>
+              <w:bottom w:val="single" w:sz="4" w:space="0" w:color="CCCCCC"/>
+              <w:left w:val="single" w:sz="4" w:space="0" w:color="CCCCCC"/>
+              <w:right w:val="single" w:sz="4" w:space="0" w:color="CCCCCC"/>
+            </w:tcBorders>
+          </w:tcPr>
+          <w:p>
+            <w:pPr>
+              <w:spacing w:before="60" w:after="60" w:line="252" w:lineRule="auto"/>
+              <w:jc w:val="left"/>
+            </w:pPr>
+            <w:r/>
+            <w:r>
+              <w:rPr>
+                <w:b/>
+              </w:rPr>
+              <w:t>-0.75</w:t>
+            </w:r>
+          </w:p>
+        </w:tc>
+        <w:tc>
+          <w:tcPr>
+            <w:tcW w:type="dxa" w:w="1440"/>
+            <w:shd w:fill="F8FAFC"/>
+            <w:tcMar>
+              <w:top w:w="100" w:type="dxa"/>
+              <w:bottom w:w="100" w:type="dxa"/>
+              <w:left w:w="120" w:type="dxa"/>
+              <w:right w:w="120" w:type="dxa"/>
+            </w:tcMar>
+            <w:tcBorders>
+              <w:top w:val="single" w:sz="4" w:space="0" w:color="CCCCCC"/>
+              <w:bottom w:val="single" w:sz="4" w:space="0" w:color="CCCCCC"/>
+              <w:left w:val="single" w:sz="4" w:space="0" w:color="CCCCCC"/>
+              <w:right w:val="single" w:sz="4" w:space="0" w:color="CCCCCC"/>
+            </w:tcBorders>
+          </w:tcPr>
+          <w:p>
+            <w:pPr>
+              <w:spacing w:before="60" w:after="60" w:line="252" w:lineRule="auto"/>
+              <w:jc w:val="left"/>
+            </w:pPr>
+            <w:r/>
+            <w:r>
+              <w:t>BEAR</w:t>
+            </w:r>
+          </w:p>
+        </w:tc>
+      </w:tr>
+      <w:tr>
+        <w:tc>
+          <w:tcPr>
+            <w:tcW w:type="dxa" w:w="1584"/>
+            <w:shd w:fill="FFFFFF"/>
+            <w:tcMar>
+              <w:top w:w="100" w:type="dxa"/>
+              <w:bottom w:w="100" w:type="dxa"/>
+              <w:left w:w="120" w:type="dxa"/>
+              <w:right w:w="120" w:type="dxa"/>
+            </w:tcMar>
+            <w:tcBorders>
+              <w:top w:val="single" w:sz="4" w:space="0" w:color="CCCCCC"/>
+              <w:bottom w:val="single" w:sz="4" w:space="0" w:color="CCCCCC"/>
+              <w:left w:val="single" w:sz="4" w:space="0" w:color="CCCCCC"/>
+              <w:right w:val="single" w:sz="4" w:space="0" w:color="CCCCCC"/>
+            </w:tcBorders>
+          </w:tcPr>
+          <w:p>
+            <w:pPr>
+              <w:spacing w:before="60" w:after="60" w:line="252" w:lineRule="auto"/>
+              <w:jc w:val="left"/>
+            </w:pPr>
+            <w:r/>
+            <w:r>
+              <w:rPr>
+                <w:b/>
+              </w:rPr>
+              <w:t>Fri 04/09</w:t>
+            </w:r>
+          </w:p>
+        </w:tc>
+        <w:tc>
+          <w:tcPr>
+            <w:tcW w:type="dxa" w:w="864"/>
+            <w:shd w:fill="FFFFFF"/>
+            <w:tcMar>
+              <w:top w:w="100" w:type="dxa"/>
+              <w:bottom w:w="100" w:type="dxa"/>
+              <w:left w:w="120" w:type="dxa"/>
+              <w:right w:w="120" w:type="dxa"/>
+            </w:tcMar>
+            <w:tcBorders>
+              <w:top w:val="single" w:sz="4" w:space="0" w:color="CCCCCC"/>
+              <w:bottom w:val="single" w:sz="4" w:space="0" w:color="CCCCCC"/>
+              <w:left w:val="single" w:sz="4" w:space="0" w:color="CCCCCC"/>
+              <w:right w:val="single" w:sz="4" w:space="0" w:color="CCCCCC"/>
+            </w:tcBorders>
+          </w:tcPr>
+          <w:p>
+            <w:pPr>
+              <w:spacing w:before="60" w:after="60" w:line="252" w:lineRule="auto"/>
+              <w:jc w:val="left"/>
+            </w:pPr>
+            <w:r/>
+            <w:r>
+              <w:t>Asia 11-15</w:t>
+            </w:r>
+          </w:p>
+        </w:tc>
+        <w:tc>
+          <w:tcPr>
+            <w:tcW w:type="dxa" w:w="1440"/>
+            <w:shd w:fill="FFFFFF"/>
+            <w:tcMar>
+              <w:top w:w="100" w:type="dxa"/>
+              <w:bottom w:w="100" w:type="dxa"/>
+              <w:left w:w="120" w:type="dxa"/>
+              <w:right w:w="120" w:type="dxa"/>
+            </w:tcMar>
+            <w:tcBorders>
+              <w:top w:val="single" w:sz="4" w:space="0" w:color="CCCCCC"/>
+              <w:bottom w:val="single" w:sz="4" w:space="0" w:color="CCCCCC"/>
+              <w:left w:val="single" w:sz="4" w:space="0" w:color="CCCCCC"/>
+              <w:right w:val="single" w:sz="4" w:space="0" w:color="CCCCCC"/>
+            </w:tcBorders>
+          </w:tcPr>
+          <w:p>
+            <w:pPr>
+              <w:spacing w:before="60" w:after="60" w:line="252" w:lineRule="auto"/>
+              <w:jc w:val="left"/>
+            </w:pPr>
+            <w:r/>
+            <w:r>
+              <w:t>789.25</w:t>
+            </w:r>
+          </w:p>
+        </w:tc>
+        <w:tc>
+          <w:tcPr>
+            <w:tcW w:type="dxa" w:w="2016"/>
+            <w:shd w:fill="FFFFFF"/>
+            <w:tcMar>
+              <w:top w:w="100" w:type="dxa"/>
+              <w:bottom w:w="100" w:type="dxa"/>
+              <w:left w:w="120" w:type="dxa"/>
+              <w:right w:w="120" w:type="dxa"/>
+            </w:tcMar>
+            <w:tcBorders>
+              <w:top w:val="single" w:sz="4" w:space="0" w:color="CCCCCC"/>
+              <w:bottom w:val="single" w:sz="4" w:space="0" w:color="CCCCCC"/>
+              <w:left w:val="single" w:sz="4" w:space="0" w:color="CCCCCC"/>
+              <w:right w:val="single" w:sz="4" w:space="0" w:color="CCCCCC"/>
+            </w:tcBorders>
+          </w:tcPr>
+          <w:p>
+            <w:pPr>
+              <w:spacing w:before="60" w:after="60" w:line="252" w:lineRule="auto"/>
+              <w:jc w:val="left"/>
+            </w:pPr>
+            <w:r/>
+            <w:r>
+              <w:t>796.75</w:t>
+            </w:r>
+          </w:p>
+        </w:tc>
+        <w:tc>
+          <w:tcPr>
+            <w:tcW w:type="dxa" w:w="1152"/>
+            <w:shd w:fill="FFFFFF"/>
+            <w:tcMar>
+              <w:top w:w="100" w:type="dxa"/>
+              <w:bottom w:w="100" w:type="dxa"/>
+              <w:left w:w="120" w:type="dxa"/>
+              <w:right w:w="120" w:type="dxa"/>
+            </w:tcMar>
+            <w:tcBorders>
+              <w:top w:val="single" w:sz="4" w:space="0" w:color="CCCCCC"/>
+              <w:bottom w:val="single" w:sz="4" w:space="0" w:color="CCCCCC"/>
+              <w:left w:val="single" w:sz="4" w:space="0" w:color="CCCCCC"/>
+              <w:right w:val="single" w:sz="4" w:space="0" w:color="CCCCCC"/>
+            </w:tcBorders>
+          </w:tcPr>
+          <w:p>
+            <w:pPr>
+              <w:spacing w:before="60" w:after="60" w:line="252" w:lineRule="auto"/>
+              <w:jc w:val="left"/>
+            </w:pPr>
+            <w:r/>
+            <w:r>
+              <w:t>783.25</w:t>
+            </w:r>
+          </w:p>
+        </w:tc>
+        <w:tc>
+          <w:tcPr>
+            <w:tcW w:type="dxa" w:w="1728"/>
+            <w:shd w:fill="FFFFFF"/>
+            <w:tcMar>
+              <w:top w:w="100" w:type="dxa"/>
+              <w:bottom w:w="100" w:type="dxa"/>
+              <w:left w:w="120" w:type="dxa"/>
+              <w:right w:w="120" w:type="dxa"/>
+            </w:tcMar>
+            <w:tcBorders>
+              <w:top w:val="single" w:sz="4" w:space="0" w:color="CCCCCC"/>
+              <w:bottom w:val="single" w:sz="4" w:space="0" w:color="CCCCCC"/>
+              <w:left w:val="single" w:sz="4" w:space="0" w:color="CCCCCC"/>
+              <w:right w:val="single" w:sz="4" w:space="0" w:color="CCCCCC"/>
+            </w:tcBorders>
+          </w:tcPr>
+          <w:p>
+            <w:pPr>
+              <w:spacing w:before="60" w:after="60" w:line="252" w:lineRule="auto"/>
+              <w:jc w:val="left"/>
+            </w:pPr>
+            <w:r/>
+            <w:r>
+              <w:rPr>
+                <w:b/>
+              </w:rPr>
+              <w:t>788.25</w:t>
+            </w:r>
+          </w:p>
+        </w:tc>
+        <w:tc>
+          <w:tcPr>
+            <w:tcW w:type="dxa" w:w="3456"/>
+            <w:shd w:fill="FFFFFF"/>
+            <w:tcMar>
+              <w:top w:w="100" w:type="dxa"/>
+              <w:bottom w:w="100" w:type="dxa"/>
+              <w:left w:w="120" w:type="dxa"/>
+              <w:right w:w="120" w:type="dxa"/>
+            </w:tcMar>
+            <w:tcBorders>
+              <w:top w:val="single" w:sz="4" w:space="0" w:color="CCCCCC"/>
+              <w:bottom w:val="single" w:sz="4" w:space="0" w:color="CCCCCC"/>
+              <w:left w:val="single" w:sz="4" w:space="0" w:color="CCCCCC"/>
+              <w:right w:val="single" w:sz="4" w:space="0" w:color="CCCCCC"/>
+            </w:tcBorders>
+          </w:tcPr>
+          <w:p>
+            <w:pPr>
+              <w:spacing w:before="60" w:after="60" w:line="252" w:lineRule="auto"/>
+              <w:jc w:val="left"/>
+            </w:pPr>
+            <w:r/>
+            <w:r>
+              <w:rPr>
+                <w:b/>
+              </w:rPr>
+              <w:t>-1.00</w:t>
+            </w:r>
+          </w:p>
+        </w:tc>
+        <w:tc>
+          <w:tcPr>
+            <w:tcW w:type="dxa" w:w="1440"/>
+            <w:shd w:fill="FFFFFF"/>
+            <w:tcMar>
+              <w:top w:w="100" w:type="dxa"/>
+              <w:bottom w:w="100" w:type="dxa"/>
+              <w:left w:w="120" w:type="dxa"/>
+              <w:right w:w="120" w:type="dxa"/>
+            </w:tcMar>
+            <w:tcBorders>
+              <w:top w:val="single" w:sz="4" w:space="0" w:color="CCCCCC"/>
+              <w:bottom w:val="single" w:sz="4" w:space="0" w:color="CCCCCC"/>
+              <w:left w:val="single" w:sz="4" w:space="0" w:color="CCCCCC"/>
+              <w:right w:val="single" w:sz="4" w:space="0" w:color="CCCCCC"/>
+            </w:tcBorders>
+          </w:tcPr>
+          <w:p>
+            <w:pPr>
+              <w:spacing w:before="60" w:after="60" w:line="252" w:lineRule="auto"/>
+              <w:jc w:val="left"/>
+            </w:pPr>
+            <w:r/>
+            <w:r>
+              <w:t>BEAR</w:t>
+            </w:r>
+          </w:p>
+        </w:tc>
+      </w:tr>
+      <w:tr>
+        <w:tc>
+          <w:tcPr>
+            <w:tcW w:type="dxa" w:w="1584"/>
+            <w:shd w:fill="F8FAFC"/>
+            <w:tcMar>
+              <w:top w:w="100" w:type="dxa"/>
+              <w:bottom w:w="100" w:type="dxa"/>
+              <w:left w:w="120" w:type="dxa"/>
+              <w:right w:w="120" w:type="dxa"/>
+            </w:tcMar>
+            <w:tcBorders>
+              <w:top w:val="single" w:sz="4" w:space="0" w:color="CCCCCC"/>
+              <w:bottom w:val="single" w:sz="4" w:space="0" w:color="CCCCCC"/>
+              <w:left w:val="single" w:sz="4" w:space="0" w:color="CCCCCC"/>
+              <w:right w:val="single" w:sz="4" w:space="0" w:color="CCCCCC"/>
+            </w:tcBorders>
+          </w:tcPr>
+          <w:p>
+            <w:pPr>
+              <w:spacing w:before="60" w:after="60" w:line="252" w:lineRule="auto"/>
+              <w:jc w:val="left"/>
+            </w:pPr>
+            <w:r/>
+            <w:r>
+              <w:rPr>
+                <w:b/>
+              </w:rPr>
+              <w:t>Fri 04/09</w:t>
+            </w:r>
+          </w:p>
+        </w:tc>
+        <w:tc>
+          <w:tcPr>
+            <w:tcW w:type="dxa" w:w="864"/>
+            <w:shd w:fill="F8FAFC"/>
+            <w:tcMar>
+              <w:top w:w="100" w:type="dxa"/>
+              <w:bottom w:w="100" w:type="dxa"/>
+              <w:left w:w="120" w:type="dxa"/>
+              <w:right w:w="120" w:type="dxa"/>
+            </w:tcMar>
+            <w:tcBorders>
+              <w:top w:val="single" w:sz="4" w:space="0" w:color="CCCCCC"/>
+              <w:bottom w:val="single" w:sz="4" w:space="0" w:color="CCCCCC"/>
+              <w:left w:val="single" w:sz="4" w:space="0" w:color="CCCCCC"/>
+              <w:right w:val="single" w:sz="4" w:space="0" w:color="CCCCCC"/>
+            </w:tcBorders>
+          </w:tcPr>
+          <w:p>
+            <w:pPr>
+              <w:spacing w:before="60" w:after="60" w:line="252" w:lineRule="auto"/>
+              <w:jc w:val="left"/>
+            </w:pPr>
+            <w:r/>
+            <w:r>
+              <w:t>London 15-19</w:t>
+            </w:r>
+          </w:p>
+        </w:tc>
+        <w:tc>
+          <w:tcPr>
+            <w:tcW w:type="dxa" w:w="1440"/>
+            <w:shd w:fill="F8FAFC"/>
+            <w:tcMar>
+              <w:top w:w="100" w:type="dxa"/>
+              <w:bottom w:w="100" w:type="dxa"/>
+              <w:left w:w="120" w:type="dxa"/>
+              <w:right w:w="120" w:type="dxa"/>
+            </w:tcMar>
+            <w:tcBorders>
+              <w:top w:val="single" w:sz="4" w:space="0" w:color="CCCCCC"/>
+              <w:bottom w:val="single" w:sz="4" w:space="0" w:color="CCCCCC"/>
+              <w:left w:val="single" w:sz="4" w:space="0" w:color="CCCCCC"/>
+              <w:right w:val="single" w:sz="4" w:space="0" w:color="CCCCCC"/>
+            </w:tcBorders>
+          </w:tcPr>
+          <w:p>
+            <w:pPr>
+              <w:spacing w:before="60" w:after="60" w:line="252" w:lineRule="auto"/>
+              <w:jc w:val="left"/>
+            </w:pPr>
+            <w:r/>
+            <w:r>
+              <w:t>788.25</w:t>
+            </w:r>
+          </w:p>
+        </w:tc>
+        <w:tc>
+          <w:tcPr>
+            <w:tcW w:type="dxa" w:w="2016"/>
+            <w:shd w:fill="F8FAFC"/>
+            <w:tcMar>
+              <w:top w:w="100" w:type="dxa"/>
+              <w:bottom w:w="100" w:type="dxa"/>
+              <w:left w:w="120" w:type="dxa"/>
+              <w:right w:w="120" w:type="dxa"/>
+            </w:tcMar>
+            <w:tcBorders>
+              <w:top w:val="single" w:sz="4" w:space="0" w:color="CCCCCC"/>
+              <w:bottom w:val="single" w:sz="4" w:space="0" w:color="CCCCCC"/>
+              <w:left w:val="single" w:sz="4" w:space="0" w:color="CCCCCC"/>
+              <w:right w:val="single" w:sz="4" w:space="0" w:color="CCCCCC"/>
+            </w:tcBorders>
+          </w:tcPr>
+          <w:p>
+            <w:pPr>
+              <w:spacing w:before="60" w:after="60" w:line="252" w:lineRule="auto"/>
+              <w:jc w:val="left"/>
+            </w:pPr>
+            <w:r/>
+            <w:r>
+              <w:t>795.25</w:t>
+            </w:r>
+          </w:p>
+        </w:tc>
+        <w:tc>
+          <w:tcPr>
+            <w:tcW w:type="dxa" w:w="1152"/>
+            <w:shd w:fill="F8FAFC"/>
+            <w:tcMar>
+              <w:top w:w="100" w:type="dxa"/>
+              <w:bottom w:w="100" w:type="dxa"/>
+              <w:left w:w="120" w:type="dxa"/>
+              <w:right w:w="120" w:type="dxa"/>
+            </w:tcMar>
+            <w:tcBorders>
+              <w:top w:val="single" w:sz="4" w:space="0" w:color="CCCCCC"/>
+              <w:bottom w:val="single" w:sz="4" w:space="0" w:color="CCCCCC"/>
+              <w:left w:val="single" w:sz="4" w:space="0" w:color="CCCCCC"/>
+              <w:right w:val="single" w:sz="4" w:space="0" w:color="CCCCCC"/>
+            </w:tcBorders>
+          </w:tcPr>
+          <w:p>
+            <w:pPr>
+              <w:spacing w:before="60" w:after="60" w:line="252" w:lineRule="auto"/>
+              <w:jc w:val="left"/>
+            </w:pPr>
+            <w:r/>
+            <w:r>
+              <w:t>774.75</w:t>
+            </w:r>
+          </w:p>
+        </w:tc>
+        <w:tc>
+          <w:tcPr>
+            <w:tcW w:type="dxa" w:w="1728"/>
+            <w:shd w:fill="F8FAFC"/>
+            <w:tcMar>
+              <w:top w:w="100" w:type="dxa"/>
+              <w:bottom w:w="100" w:type="dxa"/>
+              <w:left w:w="120" w:type="dxa"/>
+              <w:right w:w="120" w:type="dxa"/>
+            </w:tcMar>
+            <w:tcBorders>
+              <w:top w:val="single" w:sz="4" w:space="0" w:color="CCCCCC"/>
+              <w:bottom w:val="single" w:sz="4" w:space="0" w:color="CCCCCC"/>
+              <w:left w:val="single" w:sz="4" w:space="0" w:color="CCCCCC"/>
+              <w:right w:val="single" w:sz="4" w:space="0" w:color="CCCCCC"/>
+            </w:tcBorders>
+          </w:tcPr>
+          <w:p>
+            <w:pPr>
+              <w:spacing w:before="60" w:after="60" w:line="252" w:lineRule="auto"/>
+              <w:jc w:val="left"/>
+            </w:pPr>
+            <w:r/>
+            <w:r>
+              <w:rPr>
+                <w:b/>
+              </w:rPr>
+              <w:t>789.00</w:t>
+            </w:r>
+          </w:p>
+        </w:tc>
+        <w:tc>
+          <w:tcPr>
+            <w:tcW w:type="dxa" w:w="3456"/>
+            <w:shd w:fill="F8FAFC"/>
+            <w:tcMar>
+              <w:top w:w="100" w:type="dxa"/>
+              <w:bottom w:w="100" w:type="dxa"/>
+              <w:left w:w="120" w:type="dxa"/>
+              <w:right w:w="120" w:type="dxa"/>
+            </w:tcMar>
+            <w:tcBorders>
+              <w:top w:val="single" w:sz="4" w:space="0" w:color="CCCCCC"/>
+              <w:bottom w:val="single" w:sz="4" w:space="0" w:color="CCCCCC"/>
+              <w:left w:val="single" w:sz="4" w:space="0" w:color="CCCCCC"/>
+              <w:right w:val="single" w:sz="4" w:space="0" w:color="CCCCCC"/>
+            </w:tcBorders>
+          </w:tcPr>
+          <w:p>
+            <w:pPr>
+              <w:spacing w:before="60" w:after="60" w:line="252" w:lineRule="auto"/>
+              <w:jc w:val="left"/>
+            </w:pPr>
+            <w:r/>
+            <w:r>
+              <w:rPr>
+                <w:b/>
+              </w:rPr>
+              <w:t>+0.75</w:t>
+            </w:r>
+          </w:p>
+        </w:tc>
+        <w:tc>
+          <w:tcPr>
+            <w:tcW w:type="dxa" w:w="1440"/>
+            <w:shd w:fill="F8FAFC"/>
+            <w:tcMar>
+              <w:top w:w="100" w:type="dxa"/>
+              <w:bottom w:w="100" w:type="dxa"/>
+              <w:left w:w="120" w:type="dxa"/>
+              <w:right w:w="120" w:type="dxa"/>
+            </w:tcMar>
+            <w:tcBorders>
+              <w:top w:val="single" w:sz="4" w:space="0" w:color="CCCCCC"/>
+              <w:bottom w:val="single" w:sz="4" w:space="0" w:color="CCCCCC"/>
+              <w:left w:val="single" w:sz="4" w:space="0" w:color="CCCCCC"/>
+              <w:right w:val="single" w:sz="4" w:space="0" w:color="CCCCCC"/>
+            </w:tcBorders>
+          </w:tcPr>
+          <w:p>
+            <w:pPr>
+              <w:spacing w:before="60" w:after="60" w:line="252" w:lineRule="auto"/>
+              <w:jc w:val="left"/>
+            </w:pPr>
+            <w:r/>
+            <w:r>
+              <w:t>BULL</w:t>
+            </w:r>
+          </w:p>
+        </w:tc>
+      </w:tr>
+      <w:tr>
+        <w:tc>
+          <w:tcPr>
+            <w:tcW w:type="dxa" w:w="1584"/>
+            <w:shd w:fill="FFFFFF"/>
+            <w:tcMar>
+              <w:top w:w="100" w:type="dxa"/>
+              <w:bottom w:w="100" w:type="dxa"/>
+              <w:left w:w="120" w:type="dxa"/>
+              <w:right w:w="120" w:type="dxa"/>
+            </w:tcMar>
+            <w:tcBorders>
+              <w:top w:val="single" w:sz="4" w:space="0" w:color="CCCCCC"/>
+              <w:bottom w:val="single" w:sz="4" w:space="0" w:color="CCCCCC"/>
+              <w:left w:val="single" w:sz="4" w:space="0" w:color="CCCCCC"/>
+              <w:right w:val="single" w:sz="4" w:space="0" w:color="CCCCCC"/>
+            </w:tcBorders>
+          </w:tcPr>
+          <w:p>
+            <w:pPr>
+              <w:spacing w:before="60" w:after="60" w:line="252" w:lineRule="auto"/>
+              <w:jc w:val="left"/>
+            </w:pPr>
+            <w:r/>
+            <w:r>
+              <w:rPr>
+                <w:b/>
+              </w:rPr>
+              <w:t>Fri 04/09</w:t>
+            </w:r>
+          </w:p>
+        </w:tc>
+        <w:tc>
+          <w:tcPr>
+            <w:tcW w:type="dxa" w:w="864"/>
+            <w:shd w:fill="FFFFFF"/>
+            <w:tcMar>
+              <w:top w:w="100" w:type="dxa"/>
+              <w:bottom w:w="100" w:type="dxa"/>
+              <w:left w:w="120" w:type="dxa"/>
+              <w:right w:w="120" w:type="dxa"/>
+            </w:tcMar>
+            <w:tcBorders>
+              <w:top w:val="single" w:sz="4" w:space="0" w:color="CCCCCC"/>
+              <w:bottom w:val="single" w:sz="4" w:space="0" w:color="CCCCCC"/>
+              <w:left w:val="single" w:sz="4" w:space="0" w:color="CCCCCC"/>
+              <w:right w:val="single" w:sz="4" w:space="0" w:color="CCCCCC"/>
+            </w:tcBorders>
+          </w:tcPr>
+          <w:p>
+            <w:pPr>
+              <w:spacing w:before="60" w:after="60" w:line="252" w:lineRule="auto"/>
+              <w:jc w:val="left"/>
+            </w:pPr>
+            <w:r/>
+            <w:r>
+              <w:t>Pre-NY 19-21</w:t>
+            </w:r>
+          </w:p>
+        </w:tc>
+        <w:tc>
+          <w:tcPr>
+            <w:tcW w:type="dxa" w:w="1440"/>
+            <w:shd w:fill="FFFFFF"/>
+            <w:tcMar>
+              <w:top w:w="100" w:type="dxa"/>
+              <w:bottom w:w="100" w:type="dxa"/>
+              <w:left w:w="120" w:type="dxa"/>
+              <w:right w:w="120" w:type="dxa"/>
+            </w:tcMar>
+            <w:tcBorders>
+              <w:top w:val="single" w:sz="4" w:space="0" w:color="CCCCCC"/>
+              <w:bottom w:val="single" w:sz="4" w:space="0" w:color="CCCCCC"/>
+              <w:left w:val="single" w:sz="4" w:space="0" w:color="CCCCCC"/>
+              <w:right w:val="single" w:sz="4" w:space="0" w:color="CCCCCC"/>
+            </w:tcBorders>
+          </w:tcPr>
+          <w:p>
+            <w:pPr>
+              <w:spacing w:before="60" w:after="60" w:line="252" w:lineRule="auto"/>
+              <w:jc w:val="left"/>
+            </w:pPr>
+            <w:r/>
+            <w:r>
+              <w:t>789.00</w:t>
+            </w:r>
+          </w:p>
+        </w:tc>
+        <w:tc>
+          <w:tcPr>
+            <w:tcW w:type="dxa" w:w="2016"/>
+            <w:shd w:fill="FFFFFF"/>
+            <w:tcMar>
+              <w:top w:w="100" w:type="dxa"/>
+              <w:bottom w:w="100" w:type="dxa"/>
+              <w:left w:w="120" w:type="dxa"/>
+              <w:right w:w="120" w:type="dxa"/>
+            </w:tcMar>
+            <w:tcBorders>
+              <w:top w:val="single" w:sz="4" w:space="0" w:color="CCCCCC"/>
+              <w:bottom w:val="single" w:sz="4" w:space="0" w:color="CCCCCC"/>
+              <w:left w:val="single" w:sz="4" w:space="0" w:color="CCCCCC"/>
+              <w:right w:val="single" w:sz="4" w:space="0" w:color="CCCCCC"/>
+            </w:tcBorders>
+          </w:tcPr>
+          <w:p>
+            <w:pPr>
+              <w:spacing w:before="60" w:after="60" w:line="252" w:lineRule="auto"/>
+              <w:jc w:val="left"/>
+            </w:pPr>
+            <w:r/>
+            <w:r>
+              <w:t>798.25</w:t>
+            </w:r>
+          </w:p>
+        </w:tc>
+        <w:tc>
+          <w:tcPr>
+            <w:tcW w:type="dxa" w:w="1152"/>
+            <w:shd w:fill="FFFFFF"/>
+            <w:tcMar>
+              <w:top w:w="100" w:type="dxa"/>
+              <w:bottom w:w="100" w:type="dxa"/>
+              <w:left w:w="120" w:type="dxa"/>
+              <w:right w:w="120" w:type="dxa"/>
+            </w:tcMar>
+            <w:tcBorders>
+              <w:top w:val="single" w:sz="4" w:space="0" w:color="CCCCCC"/>
+              <w:bottom w:val="single" w:sz="4" w:space="0" w:color="CCCCCC"/>
+              <w:left w:val="single" w:sz="4" w:space="0" w:color="CCCCCC"/>
+              <w:right w:val="single" w:sz="4" w:space="0" w:color="CCCCCC"/>
+            </w:tcBorders>
+          </w:tcPr>
+          <w:p>
+            <w:pPr>
+              <w:spacing w:before="60" w:after="60" w:line="252" w:lineRule="auto"/>
+              <w:jc w:val="left"/>
+            </w:pPr>
+            <w:r/>
+            <w:r>
+              <w:t>781.75</w:t>
+            </w:r>
+          </w:p>
+        </w:tc>
+        <w:tc>
+          <w:tcPr>
+            <w:tcW w:type="dxa" w:w="1728"/>
+            <w:shd w:fill="FFFFFF"/>
+            <w:tcMar>
+              <w:top w:w="100" w:type="dxa"/>
+              <w:bottom w:w="100" w:type="dxa"/>
+              <w:left w:w="120" w:type="dxa"/>
+              <w:right w:w="120" w:type="dxa"/>
+            </w:tcMar>
+            <w:tcBorders>
+              <w:top w:val="single" w:sz="4" w:space="0" w:color="CCCCCC"/>
+              <w:bottom w:val="single" w:sz="4" w:space="0" w:color="CCCCCC"/>
+              <w:left w:val="single" w:sz="4" w:space="0" w:color="CCCCCC"/>
+              <w:right w:val="single" w:sz="4" w:space="0" w:color="CCCCCC"/>
+            </w:tcBorders>
+          </w:tcPr>
+          <w:p>
+            <w:pPr>
+              <w:spacing w:before="60" w:after="60" w:line="252" w:lineRule="auto"/>
+              <w:jc w:val="left"/>
+            </w:pPr>
+            <w:r/>
+            <w:r>
+              <w:rPr>
+                <w:b/>
+              </w:rPr>
+              <w:t>788.75</w:t>
+            </w:r>
+          </w:p>
+        </w:tc>
+        <w:tc>
+          <w:tcPr>
+            <w:tcW w:type="dxa" w:w="3456"/>
+            <w:shd w:fill="FFFFFF"/>
             <w:tcMar>
               <w:top w:w="100" w:type="dxa"/>
               <w:bottom w:w="100" w:type="dxa"/>
@@ -28701,7 +30818,7 @@
         <w:tc>
           <w:tcPr>
             <w:tcW w:type="dxa" w:w="1440"/>
-            <w:shd w:fill="F8FAFC"/>
+            <w:shd w:fill="FFFFFF"/>
             <w:tcMar>
               <w:top w:w="100" w:type="dxa"/>
               <w:bottom w:w="100" w:type="dxa"/>
@@ -28723,1181 +30840,6 @@
             <w:r/>
             <w:r>
               <w:t>BEAR</w:t>
-            </w:r>
-          </w:p>
-        </w:tc>
-      </w:tr>
-      <w:tr>
-        <w:tc>
-          <w:tcPr>
-            <w:tcW w:type="dxa" w:w="1584"/>
-            <w:shd w:fill="FFFFFF"/>
-            <w:tcMar>
-              <w:top w:w="100" w:type="dxa"/>
-              <w:bottom w:w="100" w:type="dxa"/>
-              <w:left w:w="120" w:type="dxa"/>
-              <w:right w:w="120" w:type="dxa"/>
-            </w:tcMar>
-            <w:tcBorders>
-              <w:top w:val="single" w:sz="4" w:space="0" w:color="CCCCCC"/>
-              <w:bottom w:val="single" w:sz="4" w:space="0" w:color="CCCCCC"/>
-              <w:left w:val="single" w:sz="4" w:space="0" w:color="CCCCCC"/>
-              <w:right w:val="single" w:sz="4" w:space="0" w:color="CCCCCC"/>
-            </w:tcBorders>
-          </w:tcPr>
-          <w:p>
-            <w:pPr>
-              <w:spacing w:before="60" w:after="60" w:line="252" w:lineRule="auto"/>
-              <w:jc w:val="left"/>
-            </w:pPr>
-            <w:r/>
-            <w:r>
-              <w:rPr>
-                <w:b/>
-              </w:rPr>
-              <w:t>Thu 03/09</w:t>
-            </w:r>
-          </w:p>
-        </w:tc>
-        <w:tc>
-          <w:tcPr>
-            <w:tcW w:type="dxa" w:w="864"/>
-            <w:shd w:fill="FFFFFF"/>
-            <w:tcMar>
-              <w:top w:w="100" w:type="dxa"/>
-              <w:bottom w:w="100" w:type="dxa"/>
-              <w:left w:w="120" w:type="dxa"/>
-              <w:right w:w="120" w:type="dxa"/>
-            </w:tcMar>
-            <w:tcBorders>
-              <w:top w:val="single" w:sz="4" w:space="0" w:color="CCCCCC"/>
-              <w:bottom w:val="single" w:sz="4" w:space="0" w:color="CCCCCC"/>
-              <w:left w:val="single" w:sz="4" w:space="0" w:color="CCCCCC"/>
-              <w:right w:val="single" w:sz="4" w:space="0" w:color="CCCCCC"/>
-            </w:tcBorders>
-          </w:tcPr>
-          <w:p>
-            <w:pPr>
-              <w:spacing w:before="60" w:after="60" w:line="252" w:lineRule="auto"/>
-              <w:jc w:val="left"/>
-            </w:pPr>
-            <w:r/>
-            <w:r>
-              <w:t>Asia 11-15</w:t>
-            </w:r>
-          </w:p>
-        </w:tc>
-        <w:tc>
-          <w:tcPr>
-            <w:tcW w:type="dxa" w:w="1440"/>
-            <w:shd w:fill="FFFFFF"/>
-            <w:tcMar>
-              <w:top w:w="100" w:type="dxa"/>
-              <w:bottom w:w="100" w:type="dxa"/>
-              <w:left w:w="120" w:type="dxa"/>
-              <w:right w:w="120" w:type="dxa"/>
-            </w:tcMar>
-            <w:tcBorders>
-              <w:top w:val="single" w:sz="4" w:space="0" w:color="CCCCCC"/>
-              <w:bottom w:val="single" w:sz="4" w:space="0" w:color="CCCCCC"/>
-              <w:left w:val="single" w:sz="4" w:space="0" w:color="CCCCCC"/>
-              <w:right w:val="single" w:sz="4" w:space="0" w:color="CCCCCC"/>
-            </w:tcBorders>
-          </w:tcPr>
-          <w:p>
-            <w:pPr>
-              <w:spacing w:before="60" w:after="60" w:line="252" w:lineRule="auto"/>
-              <w:jc w:val="left"/>
-            </w:pPr>
-            <w:r/>
-            <w:r>
-              <w:t>782.50</w:t>
-            </w:r>
-          </w:p>
-        </w:tc>
-        <w:tc>
-          <w:tcPr>
-            <w:tcW w:type="dxa" w:w="2016"/>
-            <w:shd w:fill="FFFFFF"/>
-            <w:tcMar>
-              <w:top w:w="100" w:type="dxa"/>
-              <w:bottom w:w="100" w:type="dxa"/>
-              <w:left w:w="120" w:type="dxa"/>
-              <w:right w:w="120" w:type="dxa"/>
-            </w:tcMar>
-            <w:tcBorders>
-              <w:top w:val="single" w:sz="4" w:space="0" w:color="CCCCCC"/>
-              <w:bottom w:val="single" w:sz="4" w:space="0" w:color="CCCCCC"/>
-              <w:left w:val="single" w:sz="4" w:space="0" w:color="CCCCCC"/>
-              <w:right w:val="single" w:sz="4" w:space="0" w:color="CCCCCC"/>
-            </w:tcBorders>
-          </w:tcPr>
-          <w:p>
-            <w:pPr>
-              <w:spacing w:before="60" w:after="60" w:line="252" w:lineRule="auto"/>
-              <w:jc w:val="left"/>
-            </w:pPr>
-            <w:r/>
-            <w:r>
-              <w:t>792.25</w:t>
-            </w:r>
-          </w:p>
-        </w:tc>
-        <w:tc>
-          <w:tcPr>
-            <w:tcW w:type="dxa" w:w="1152"/>
-            <w:shd w:fill="FFFFFF"/>
-            <w:tcMar>
-              <w:top w:w="100" w:type="dxa"/>
-              <w:bottom w:w="100" w:type="dxa"/>
-              <w:left w:w="120" w:type="dxa"/>
-              <w:right w:w="120" w:type="dxa"/>
-            </w:tcMar>
-            <w:tcBorders>
-              <w:top w:val="single" w:sz="4" w:space="0" w:color="CCCCCC"/>
-              <w:bottom w:val="single" w:sz="4" w:space="0" w:color="CCCCCC"/>
-              <w:left w:val="single" w:sz="4" w:space="0" w:color="CCCCCC"/>
-              <w:right w:val="single" w:sz="4" w:space="0" w:color="CCCCCC"/>
-            </w:tcBorders>
-          </w:tcPr>
-          <w:p>
-            <w:pPr>
-              <w:spacing w:before="60" w:after="60" w:line="252" w:lineRule="auto"/>
-              <w:jc w:val="left"/>
-            </w:pPr>
-            <w:r/>
-            <w:r>
-              <w:t>772.75</w:t>
-            </w:r>
-          </w:p>
-        </w:tc>
-        <w:tc>
-          <w:tcPr>
-            <w:tcW w:type="dxa" w:w="1728"/>
-            <w:shd w:fill="FFFFFF"/>
-            <w:tcMar>
-              <w:top w:w="100" w:type="dxa"/>
-              <w:bottom w:w="100" w:type="dxa"/>
-              <w:left w:w="120" w:type="dxa"/>
-              <w:right w:w="120" w:type="dxa"/>
-            </w:tcMar>
-            <w:tcBorders>
-              <w:top w:val="single" w:sz="4" w:space="0" w:color="CCCCCC"/>
-              <w:bottom w:val="single" w:sz="4" w:space="0" w:color="CCCCCC"/>
-              <w:left w:val="single" w:sz="4" w:space="0" w:color="CCCCCC"/>
-              <w:right w:val="single" w:sz="4" w:space="0" w:color="CCCCCC"/>
-            </w:tcBorders>
-          </w:tcPr>
-          <w:p>
-            <w:pPr>
-              <w:spacing w:before="60" w:after="60" w:line="252" w:lineRule="auto"/>
-              <w:jc w:val="left"/>
-            </w:pPr>
-            <w:r/>
-            <w:r>
-              <w:rPr>
-                <w:b/>
-              </w:rPr>
-              <w:t>783.00</w:t>
-            </w:r>
-          </w:p>
-        </w:tc>
-        <w:tc>
-          <w:tcPr>
-            <w:tcW w:type="dxa" w:w="3456"/>
-            <w:shd w:fill="FFFFFF"/>
-            <w:tcMar>
-              <w:top w:w="100" w:type="dxa"/>
-              <w:bottom w:w="100" w:type="dxa"/>
-              <w:left w:w="120" w:type="dxa"/>
-              <w:right w:w="120" w:type="dxa"/>
-            </w:tcMar>
-            <w:tcBorders>
-              <w:top w:val="single" w:sz="4" w:space="0" w:color="CCCCCC"/>
-              <w:bottom w:val="single" w:sz="4" w:space="0" w:color="CCCCCC"/>
-              <w:left w:val="single" w:sz="4" w:space="0" w:color="CCCCCC"/>
-              <w:right w:val="single" w:sz="4" w:space="0" w:color="CCCCCC"/>
-            </w:tcBorders>
-          </w:tcPr>
-          <w:p>
-            <w:pPr>
-              <w:spacing w:before="60" w:after="60" w:line="252" w:lineRule="auto"/>
-              <w:jc w:val="left"/>
-            </w:pPr>
-            <w:r/>
-            <w:r>
-              <w:rPr>
-                <w:b/>
-              </w:rPr>
-              <w:t>+0.50</w:t>
-            </w:r>
-          </w:p>
-        </w:tc>
-        <w:tc>
-          <w:tcPr>
-            <w:tcW w:type="dxa" w:w="1440"/>
-            <w:shd w:fill="FFFFFF"/>
-            <w:tcMar>
-              <w:top w:w="100" w:type="dxa"/>
-              <w:bottom w:w="100" w:type="dxa"/>
-              <w:left w:w="120" w:type="dxa"/>
-              <w:right w:w="120" w:type="dxa"/>
-            </w:tcMar>
-            <w:tcBorders>
-              <w:top w:val="single" w:sz="4" w:space="0" w:color="CCCCCC"/>
-              <w:bottom w:val="single" w:sz="4" w:space="0" w:color="CCCCCC"/>
-              <w:left w:val="single" w:sz="4" w:space="0" w:color="CCCCCC"/>
-              <w:right w:val="single" w:sz="4" w:space="0" w:color="CCCCCC"/>
-            </w:tcBorders>
-          </w:tcPr>
-          <w:p>
-            <w:pPr>
-              <w:spacing w:before="60" w:after="60" w:line="252" w:lineRule="auto"/>
-              <w:jc w:val="left"/>
-            </w:pPr>
-            <w:r/>
-            <w:r>
-              <w:t>BULL</w:t>
-            </w:r>
-          </w:p>
-        </w:tc>
-      </w:tr>
-      <w:tr>
-        <w:tc>
-          <w:tcPr>
-            <w:tcW w:type="dxa" w:w="1584"/>
-            <w:shd w:fill="F8FAFC"/>
-            <w:tcMar>
-              <w:top w:w="100" w:type="dxa"/>
-              <w:bottom w:w="100" w:type="dxa"/>
-              <w:left w:w="120" w:type="dxa"/>
-              <w:right w:w="120" w:type="dxa"/>
-            </w:tcMar>
-            <w:tcBorders>
-              <w:top w:val="single" w:sz="4" w:space="0" w:color="CCCCCC"/>
-              <w:bottom w:val="single" w:sz="4" w:space="0" w:color="CCCCCC"/>
-              <w:left w:val="single" w:sz="4" w:space="0" w:color="CCCCCC"/>
-              <w:right w:val="single" w:sz="4" w:space="0" w:color="CCCCCC"/>
-            </w:tcBorders>
-          </w:tcPr>
-          <w:p>
-            <w:pPr>
-              <w:spacing w:before="60" w:after="60" w:line="252" w:lineRule="auto"/>
-              <w:jc w:val="left"/>
-            </w:pPr>
-            <w:r/>
-            <w:r>
-              <w:rPr>
-                <w:b/>
-              </w:rPr>
-              <w:t>Thu 03/09</w:t>
-            </w:r>
-          </w:p>
-        </w:tc>
-        <w:tc>
-          <w:tcPr>
-            <w:tcW w:type="dxa" w:w="864"/>
-            <w:shd w:fill="F8FAFC"/>
-            <w:tcMar>
-              <w:top w:w="100" w:type="dxa"/>
-              <w:bottom w:w="100" w:type="dxa"/>
-              <w:left w:w="120" w:type="dxa"/>
-              <w:right w:w="120" w:type="dxa"/>
-            </w:tcMar>
-            <w:tcBorders>
-              <w:top w:val="single" w:sz="4" w:space="0" w:color="CCCCCC"/>
-              <w:bottom w:val="single" w:sz="4" w:space="0" w:color="CCCCCC"/>
-              <w:left w:val="single" w:sz="4" w:space="0" w:color="CCCCCC"/>
-              <w:right w:val="single" w:sz="4" w:space="0" w:color="CCCCCC"/>
-            </w:tcBorders>
-          </w:tcPr>
-          <w:p>
-            <w:pPr>
-              <w:spacing w:before="60" w:after="60" w:line="252" w:lineRule="auto"/>
-              <w:jc w:val="left"/>
-            </w:pPr>
-            <w:r/>
-            <w:r>
-              <w:t>London 15-19</w:t>
-            </w:r>
-          </w:p>
-        </w:tc>
-        <w:tc>
-          <w:tcPr>
-            <w:tcW w:type="dxa" w:w="1440"/>
-            <w:shd w:fill="F8FAFC"/>
-            <w:tcMar>
-              <w:top w:w="100" w:type="dxa"/>
-              <w:bottom w:w="100" w:type="dxa"/>
-              <w:left w:w="120" w:type="dxa"/>
-              <w:right w:w="120" w:type="dxa"/>
-            </w:tcMar>
-            <w:tcBorders>
-              <w:top w:val="single" w:sz="4" w:space="0" w:color="CCCCCC"/>
-              <w:bottom w:val="single" w:sz="4" w:space="0" w:color="CCCCCC"/>
-              <w:left w:val="single" w:sz="4" w:space="0" w:color="CCCCCC"/>
-              <w:right w:val="single" w:sz="4" w:space="0" w:color="CCCCCC"/>
-            </w:tcBorders>
-          </w:tcPr>
-          <w:p>
-            <w:pPr>
-              <w:spacing w:before="60" w:after="60" w:line="252" w:lineRule="auto"/>
-              <w:jc w:val="left"/>
-            </w:pPr>
-            <w:r/>
-            <w:r>
-              <w:t>783.00</w:t>
-            </w:r>
-          </w:p>
-        </w:tc>
-        <w:tc>
-          <w:tcPr>
-            <w:tcW w:type="dxa" w:w="2016"/>
-            <w:shd w:fill="F8FAFC"/>
-            <w:tcMar>
-              <w:top w:w="100" w:type="dxa"/>
-              <w:bottom w:w="100" w:type="dxa"/>
-              <w:left w:w="120" w:type="dxa"/>
-              <w:right w:w="120" w:type="dxa"/>
-            </w:tcMar>
-            <w:tcBorders>
-              <w:top w:val="single" w:sz="4" w:space="0" w:color="CCCCCC"/>
-              <w:bottom w:val="single" w:sz="4" w:space="0" w:color="CCCCCC"/>
-              <w:left w:val="single" w:sz="4" w:space="0" w:color="CCCCCC"/>
-              <w:right w:val="single" w:sz="4" w:space="0" w:color="CCCCCC"/>
-            </w:tcBorders>
-          </w:tcPr>
-          <w:p>
-            <w:pPr>
-              <w:spacing w:before="60" w:after="60" w:line="252" w:lineRule="auto"/>
-              <w:jc w:val="left"/>
-            </w:pPr>
-            <w:r/>
-            <w:r>
-              <w:t>793.75</w:t>
-            </w:r>
-          </w:p>
-        </w:tc>
-        <w:tc>
-          <w:tcPr>
-            <w:tcW w:type="dxa" w:w="1152"/>
-            <w:shd w:fill="F8FAFC"/>
-            <w:tcMar>
-              <w:top w:w="100" w:type="dxa"/>
-              <w:bottom w:w="100" w:type="dxa"/>
-              <w:left w:w="120" w:type="dxa"/>
-              <w:right w:w="120" w:type="dxa"/>
-            </w:tcMar>
-            <w:tcBorders>
-              <w:top w:val="single" w:sz="4" w:space="0" w:color="CCCCCC"/>
-              <w:bottom w:val="single" w:sz="4" w:space="0" w:color="CCCCCC"/>
-              <w:left w:val="single" w:sz="4" w:space="0" w:color="CCCCCC"/>
-              <w:right w:val="single" w:sz="4" w:space="0" w:color="CCCCCC"/>
-            </w:tcBorders>
-          </w:tcPr>
-          <w:p>
-            <w:pPr>
-              <w:spacing w:before="60" w:after="60" w:line="252" w:lineRule="auto"/>
-              <w:jc w:val="left"/>
-            </w:pPr>
-            <w:r/>
-            <w:r>
-              <w:t>775.75</w:t>
-            </w:r>
-          </w:p>
-        </w:tc>
-        <w:tc>
-          <w:tcPr>
-            <w:tcW w:type="dxa" w:w="1728"/>
-            <w:shd w:fill="F8FAFC"/>
-            <w:tcMar>
-              <w:top w:w="100" w:type="dxa"/>
-              <w:bottom w:w="100" w:type="dxa"/>
-              <w:left w:w="120" w:type="dxa"/>
-              <w:right w:w="120" w:type="dxa"/>
-            </w:tcMar>
-            <w:tcBorders>
-              <w:top w:val="single" w:sz="4" w:space="0" w:color="CCCCCC"/>
-              <w:bottom w:val="single" w:sz="4" w:space="0" w:color="CCCCCC"/>
-              <w:left w:val="single" w:sz="4" w:space="0" w:color="CCCCCC"/>
-              <w:right w:val="single" w:sz="4" w:space="0" w:color="CCCCCC"/>
-            </w:tcBorders>
-          </w:tcPr>
-          <w:p>
-            <w:pPr>
-              <w:spacing w:before="60" w:after="60" w:line="252" w:lineRule="auto"/>
-              <w:jc w:val="left"/>
-            </w:pPr>
-            <w:r/>
-            <w:r>
-              <w:rPr>
-                <w:b/>
-              </w:rPr>
-              <w:t>783.75</w:t>
-            </w:r>
-          </w:p>
-        </w:tc>
-        <w:tc>
-          <w:tcPr>
-            <w:tcW w:type="dxa" w:w="3456"/>
-            <w:shd w:fill="F8FAFC"/>
-            <w:tcMar>
-              <w:top w:w="100" w:type="dxa"/>
-              <w:bottom w:w="100" w:type="dxa"/>
-              <w:left w:w="120" w:type="dxa"/>
-              <w:right w:w="120" w:type="dxa"/>
-            </w:tcMar>
-            <w:tcBorders>
-              <w:top w:val="single" w:sz="4" w:space="0" w:color="CCCCCC"/>
-              <w:bottom w:val="single" w:sz="4" w:space="0" w:color="CCCCCC"/>
-              <w:left w:val="single" w:sz="4" w:space="0" w:color="CCCCCC"/>
-              <w:right w:val="single" w:sz="4" w:space="0" w:color="CCCCCC"/>
-            </w:tcBorders>
-          </w:tcPr>
-          <w:p>
-            <w:pPr>
-              <w:spacing w:before="60" w:after="60" w:line="252" w:lineRule="auto"/>
-              <w:jc w:val="left"/>
-            </w:pPr>
-            <w:r/>
-            <w:r>
-              <w:rPr>
-                <w:b/>
-              </w:rPr>
-              <w:t>+0.75</w:t>
-            </w:r>
-          </w:p>
-        </w:tc>
-        <w:tc>
-          <w:tcPr>
-            <w:tcW w:type="dxa" w:w="1440"/>
-            <w:shd w:fill="F8FAFC"/>
-            <w:tcMar>
-              <w:top w:w="100" w:type="dxa"/>
-              <w:bottom w:w="100" w:type="dxa"/>
-              <w:left w:w="120" w:type="dxa"/>
-              <w:right w:w="120" w:type="dxa"/>
-            </w:tcMar>
-            <w:tcBorders>
-              <w:top w:val="single" w:sz="4" w:space="0" w:color="CCCCCC"/>
-              <w:bottom w:val="single" w:sz="4" w:space="0" w:color="CCCCCC"/>
-              <w:left w:val="single" w:sz="4" w:space="0" w:color="CCCCCC"/>
-              <w:right w:val="single" w:sz="4" w:space="0" w:color="CCCCCC"/>
-            </w:tcBorders>
-          </w:tcPr>
-          <w:p>
-            <w:pPr>
-              <w:spacing w:before="60" w:after="60" w:line="252" w:lineRule="auto"/>
-              <w:jc w:val="left"/>
-            </w:pPr>
-            <w:r/>
-            <w:r>
-              <w:t>BULL</w:t>
-            </w:r>
-          </w:p>
-        </w:tc>
-      </w:tr>
-      <w:tr>
-        <w:tc>
-          <w:tcPr>
-            <w:tcW w:type="dxa" w:w="1584"/>
-            <w:shd w:fill="FFFFFF"/>
-            <w:tcMar>
-              <w:top w:w="100" w:type="dxa"/>
-              <w:bottom w:w="100" w:type="dxa"/>
-              <w:left w:w="120" w:type="dxa"/>
-              <w:right w:w="120" w:type="dxa"/>
-            </w:tcMar>
-            <w:tcBorders>
-              <w:top w:val="single" w:sz="4" w:space="0" w:color="CCCCCC"/>
-              <w:bottom w:val="single" w:sz="4" w:space="0" w:color="CCCCCC"/>
-              <w:left w:val="single" w:sz="4" w:space="0" w:color="CCCCCC"/>
-              <w:right w:val="single" w:sz="4" w:space="0" w:color="CCCCCC"/>
-            </w:tcBorders>
-          </w:tcPr>
-          <w:p>
-            <w:pPr>
-              <w:spacing w:before="60" w:after="60" w:line="252" w:lineRule="auto"/>
-              <w:jc w:val="left"/>
-            </w:pPr>
-            <w:r/>
-            <w:r>
-              <w:rPr>
-                <w:b/>
-              </w:rPr>
-              <w:t>Thu 03/09</w:t>
-            </w:r>
-          </w:p>
-        </w:tc>
-        <w:tc>
-          <w:tcPr>
-            <w:tcW w:type="dxa" w:w="864"/>
-            <w:shd w:fill="FFFFFF"/>
-            <w:tcMar>
-              <w:top w:w="100" w:type="dxa"/>
-              <w:bottom w:w="100" w:type="dxa"/>
-              <w:left w:w="120" w:type="dxa"/>
-              <w:right w:w="120" w:type="dxa"/>
-            </w:tcMar>
-            <w:tcBorders>
-              <w:top w:val="single" w:sz="4" w:space="0" w:color="CCCCCC"/>
-              <w:bottom w:val="single" w:sz="4" w:space="0" w:color="CCCCCC"/>
-              <w:left w:val="single" w:sz="4" w:space="0" w:color="CCCCCC"/>
-              <w:right w:val="single" w:sz="4" w:space="0" w:color="CCCCCC"/>
-            </w:tcBorders>
-          </w:tcPr>
-          <w:p>
-            <w:pPr>
-              <w:spacing w:before="60" w:after="60" w:line="252" w:lineRule="auto"/>
-              <w:jc w:val="left"/>
-            </w:pPr>
-            <w:r/>
-            <w:r>
-              <w:t>Pre-NY 19-21</w:t>
-            </w:r>
-          </w:p>
-        </w:tc>
-        <w:tc>
-          <w:tcPr>
-            <w:tcW w:type="dxa" w:w="1440"/>
-            <w:shd w:fill="FFFFFF"/>
-            <w:tcMar>
-              <w:top w:w="100" w:type="dxa"/>
-              <w:bottom w:w="100" w:type="dxa"/>
-              <w:left w:w="120" w:type="dxa"/>
-              <w:right w:w="120" w:type="dxa"/>
-            </w:tcMar>
-            <w:tcBorders>
-              <w:top w:val="single" w:sz="4" w:space="0" w:color="CCCCCC"/>
-              <w:bottom w:val="single" w:sz="4" w:space="0" w:color="CCCCCC"/>
-              <w:left w:val="single" w:sz="4" w:space="0" w:color="CCCCCC"/>
-              <w:right w:val="single" w:sz="4" w:space="0" w:color="CCCCCC"/>
-            </w:tcBorders>
-          </w:tcPr>
-          <w:p>
-            <w:pPr>
-              <w:spacing w:before="60" w:after="60" w:line="252" w:lineRule="auto"/>
-              <w:jc w:val="left"/>
-            </w:pPr>
-            <w:r/>
-            <w:r>
-              <w:t>783.75</w:t>
-            </w:r>
-          </w:p>
-        </w:tc>
-        <w:tc>
-          <w:tcPr>
-            <w:tcW w:type="dxa" w:w="2016"/>
-            <w:shd w:fill="FFFFFF"/>
-            <w:tcMar>
-              <w:top w:w="100" w:type="dxa"/>
-              <w:bottom w:w="100" w:type="dxa"/>
-              <w:left w:w="120" w:type="dxa"/>
-              <w:right w:w="120" w:type="dxa"/>
-            </w:tcMar>
-            <w:tcBorders>
-              <w:top w:val="single" w:sz="4" w:space="0" w:color="CCCCCC"/>
-              <w:bottom w:val="single" w:sz="4" w:space="0" w:color="CCCCCC"/>
-              <w:left w:val="single" w:sz="4" w:space="0" w:color="CCCCCC"/>
-              <w:right w:val="single" w:sz="4" w:space="0" w:color="CCCCCC"/>
-            </w:tcBorders>
-          </w:tcPr>
-          <w:p>
-            <w:pPr>
-              <w:spacing w:before="60" w:after="60" w:line="252" w:lineRule="auto"/>
-              <w:jc w:val="left"/>
-            </w:pPr>
-            <w:r/>
-            <w:r>
-              <w:t>790.25</w:t>
-            </w:r>
-          </w:p>
-        </w:tc>
-        <w:tc>
-          <w:tcPr>
-            <w:tcW w:type="dxa" w:w="1152"/>
-            <w:shd w:fill="FFFFFF"/>
-            <w:tcMar>
-              <w:top w:w="100" w:type="dxa"/>
-              <w:bottom w:w="100" w:type="dxa"/>
-              <w:left w:w="120" w:type="dxa"/>
-              <w:right w:w="120" w:type="dxa"/>
-            </w:tcMar>
-            <w:tcBorders>
-              <w:top w:val="single" w:sz="4" w:space="0" w:color="CCCCCC"/>
-              <w:bottom w:val="single" w:sz="4" w:space="0" w:color="CCCCCC"/>
-              <w:left w:val="single" w:sz="4" w:space="0" w:color="CCCCCC"/>
-              <w:right w:val="single" w:sz="4" w:space="0" w:color="CCCCCC"/>
-            </w:tcBorders>
-          </w:tcPr>
-          <w:p>
-            <w:pPr>
-              <w:spacing w:before="60" w:after="60" w:line="252" w:lineRule="auto"/>
-              <w:jc w:val="left"/>
-            </w:pPr>
-            <w:r/>
-            <w:r>
-              <w:t>775.25</w:t>
-            </w:r>
-          </w:p>
-        </w:tc>
-        <w:tc>
-          <w:tcPr>
-            <w:tcW w:type="dxa" w:w="1728"/>
-            <w:shd w:fill="FFFFFF"/>
-            <w:tcMar>
-              <w:top w:w="100" w:type="dxa"/>
-              <w:bottom w:w="100" w:type="dxa"/>
-              <w:left w:w="120" w:type="dxa"/>
-              <w:right w:w="120" w:type="dxa"/>
-            </w:tcMar>
-            <w:tcBorders>
-              <w:top w:val="single" w:sz="4" w:space="0" w:color="CCCCCC"/>
-              <w:bottom w:val="single" w:sz="4" w:space="0" w:color="CCCCCC"/>
-              <w:left w:val="single" w:sz="4" w:space="0" w:color="CCCCCC"/>
-              <w:right w:val="single" w:sz="4" w:space="0" w:color="CCCCCC"/>
-            </w:tcBorders>
-          </w:tcPr>
-          <w:p>
-            <w:pPr>
-              <w:spacing w:before="60" w:after="60" w:line="252" w:lineRule="auto"/>
-              <w:jc w:val="left"/>
-            </w:pPr>
-            <w:r/>
-            <w:r>
-              <w:rPr>
-                <w:b/>
-              </w:rPr>
-              <w:t>784.25</w:t>
-            </w:r>
-          </w:p>
-        </w:tc>
-        <w:tc>
-          <w:tcPr>
-            <w:tcW w:type="dxa" w:w="3456"/>
-            <w:shd w:fill="FFFFFF"/>
-            <w:tcMar>
-              <w:top w:w="100" w:type="dxa"/>
-              <w:bottom w:w="100" w:type="dxa"/>
-              <w:left w:w="120" w:type="dxa"/>
-              <w:right w:w="120" w:type="dxa"/>
-            </w:tcMar>
-            <w:tcBorders>
-              <w:top w:val="single" w:sz="4" w:space="0" w:color="CCCCCC"/>
-              <w:bottom w:val="single" w:sz="4" w:space="0" w:color="CCCCCC"/>
-              <w:left w:val="single" w:sz="4" w:space="0" w:color="CCCCCC"/>
-              <w:right w:val="single" w:sz="4" w:space="0" w:color="CCCCCC"/>
-            </w:tcBorders>
-          </w:tcPr>
-          <w:p>
-            <w:pPr>
-              <w:spacing w:before="60" w:after="60" w:line="252" w:lineRule="auto"/>
-              <w:jc w:val="left"/>
-            </w:pPr>
-            <w:r/>
-            <w:r>
-              <w:rPr>
-                <w:b/>
-              </w:rPr>
-              <w:t>+0.50</w:t>
-            </w:r>
-          </w:p>
-        </w:tc>
-        <w:tc>
-          <w:tcPr>
-            <w:tcW w:type="dxa" w:w="1440"/>
-            <w:shd w:fill="FFFFFF"/>
-            <w:tcMar>
-              <w:top w:w="100" w:type="dxa"/>
-              <w:bottom w:w="100" w:type="dxa"/>
-              <w:left w:w="120" w:type="dxa"/>
-              <w:right w:w="120" w:type="dxa"/>
-            </w:tcMar>
-            <w:tcBorders>
-              <w:top w:val="single" w:sz="4" w:space="0" w:color="CCCCCC"/>
-              <w:bottom w:val="single" w:sz="4" w:space="0" w:color="CCCCCC"/>
-              <w:left w:val="single" w:sz="4" w:space="0" w:color="CCCCCC"/>
-              <w:right w:val="single" w:sz="4" w:space="0" w:color="CCCCCC"/>
-            </w:tcBorders>
-          </w:tcPr>
-          <w:p>
-            <w:pPr>
-              <w:spacing w:before="60" w:after="60" w:line="252" w:lineRule="auto"/>
-              <w:jc w:val="left"/>
-            </w:pPr>
-            <w:r/>
-            <w:r>
-              <w:t>BULL</w:t>
-            </w:r>
-          </w:p>
-        </w:tc>
-      </w:tr>
-      <w:tr>
-        <w:tc>
-          <w:tcPr>
-            <w:tcW w:type="dxa" w:w="1584"/>
-            <w:shd w:fill="F8FAFC"/>
-            <w:tcMar>
-              <w:top w:w="100" w:type="dxa"/>
-              <w:bottom w:w="100" w:type="dxa"/>
-              <w:left w:w="120" w:type="dxa"/>
-              <w:right w:w="120" w:type="dxa"/>
-            </w:tcMar>
-            <w:tcBorders>
-              <w:top w:val="single" w:sz="4" w:space="0" w:color="CCCCCC"/>
-              <w:bottom w:val="single" w:sz="4" w:space="0" w:color="CCCCCC"/>
-              <w:left w:val="single" w:sz="4" w:space="0" w:color="CCCCCC"/>
-              <w:right w:val="single" w:sz="4" w:space="0" w:color="CCCCCC"/>
-            </w:tcBorders>
-          </w:tcPr>
-          <w:p>
-            <w:pPr>
-              <w:spacing w:before="60" w:after="60" w:line="252" w:lineRule="auto"/>
-              <w:jc w:val="left"/>
-            </w:pPr>
-            <w:r/>
-            <w:r>
-              <w:rPr>
-                <w:b/>
-              </w:rPr>
-              <w:t>Thu 03/09</w:t>
-            </w:r>
-          </w:p>
-        </w:tc>
-        <w:tc>
-          <w:tcPr>
-            <w:tcW w:type="dxa" w:w="864"/>
-            <w:shd w:fill="F8FAFC"/>
-            <w:tcMar>
-              <w:top w:w="100" w:type="dxa"/>
-              <w:bottom w:w="100" w:type="dxa"/>
-              <w:left w:w="120" w:type="dxa"/>
-              <w:right w:w="120" w:type="dxa"/>
-            </w:tcMar>
-            <w:tcBorders>
-              <w:top w:val="single" w:sz="4" w:space="0" w:color="CCCCCC"/>
-              <w:bottom w:val="single" w:sz="4" w:space="0" w:color="CCCCCC"/>
-              <w:left w:val="single" w:sz="4" w:space="0" w:color="CCCCCC"/>
-              <w:right w:val="single" w:sz="4" w:space="0" w:color="CCCCCC"/>
-            </w:tcBorders>
-          </w:tcPr>
-          <w:p>
-            <w:pPr>
-              <w:spacing w:before="60" w:after="60" w:line="252" w:lineRule="auto"/>
-              <w:jc w:val="left"/>
-            </w:pPr>
-            <w:r/>
-            <w:r>
-              <w:t>NY Open 21-23</w:t>
-            </w:r>
-          </w:p>
-        </w:tc>
-        <w:tc>
-          <w:tcPr>
-            <w:tcW w:type="dxa" w:w="1440"/>
-            <w:shd w:fill="F8FAFC"/>
-            <w:tcMar>
-              <w:top w:w="100" w:type="dxa"/>
-              <w:bottom w:w="100" w:type="dxa"/>
-              <w:left w:w="120" w:type="dxa"/>
-              <w:right w:w="120" w:type="dxa"/>
-            </w:tcMar>
-            <w:tcBorders>
-              <w:top w:val="single" w:sz="4" w:space="0" w:color="CCCCCC"/>
-              <w:bottom w:val="single" w:sz="4" w:space="0" w:color="CCCCCC"/>
-              <w:left w:val="single" w:sz="4" w:space="0" w:color="CCCCCC"/>
-              <w:right w:val="single" w:sz="4" w:space="0" w:color="CCCCCC"/>
-            </w:tcBorders>
-          </w:tcPr>
-          <w:p>
-            <w:pPr>
-              <w:spacing w:before="60" w:after="60" w:line="252" w:lineRule="auto"/>
-              <w:jc w:val="left"/>
-            </w:pPr>
-            <w:r/>
-            <w:r>
-              <w:t>784.25</w:t>
-            </w:r>
-          </w:p>
-        </w:tc>
-        <w:tc>
-          <w:tcPr>
-            <w:tcW w:type="dxa" w:w="2016"/>
-            <w:shd w:fill="F8FAFC"/>
-            <w:tcMar>
-              <w:top w:w="100" w:type="dxa"/>
-              <w:bottom w:w="100" w:type="dxa"/>
-              <w:left w:w="120" w:type="dxa"/>
-              <w:right w:w="120" w:type="dxa"/>
-            </w:tcMar>
-            <w:tcBorders>
-              <w:top w:val="single" w:sz="4" w:space="0" w:color="CCCCCC"/>
-              <w:bottom w:val="single" w:sz="4" w:space="0" w:color="CCCCCC"/>
-              <w:left w:val="single" w:sz="4" w:space="0" w:color="CCCCCC"/>
-              <w:right w:val="single" w:sz="4" w:space="0" w:color="CCCCCC"/>
-            </w:tcBorders>
-          </w:tcPr>
-          <w:p>
-            <w:pPr>
-              <w:spacing w:before="60" w:after="60" w:line="252" w:lineRule="auto"/>
-              <w:jc w:val="left"/>
-            </w:pPr>
-            <w:r/>
-            <w:r>
-              <w:t>795.25</w:t>
-            </w:r>
-          </w:p>
-        </w:tc>
-        <w:tc>
-          <w:tcPr>
-            <w:tcW w:type="dxa" w:w="1152"/>
-            <w:shd w:fill="F8FAFC"/>
-            <w:tcMar>
-              <w:top w:w="100" w:type="dxa"/>
-              <w:bottom w:w="100" w:type="dxa"/>
-              <w:left w:w="120" w:type="dxa"/>
-              <w:right w:w="120" w:type="dxa"/>
-            </w:tcMar>
-            <w:tcBorders>
-              <w:top w:val="single" w:sz="4" w:space="0" w:color="CCCCCC"/>
-              <w:bottom w:val="single" w:sz="4" w:space="0" w:color="CCCCCC"/>
-              <w:left w:val="single" w:sz="4" w:space="0" w:color="CCCCCC"/>
-              <w:right w:val="single" w:sz="4" w:space="0" w:color="CCCCCC"/>
-            </w:tcBorders>
-          </w:tcPr>
-          <w:p>
-            <w:pPr>
-              <w:spacing w:before="60" w:after="60" w:line="252" w:lineRule="auto"/>
-              <w:jc w:val="left"/>
-            </w:pPr>
-            <w:r/>
-            <w:r>
-              <w:t>772.50</w:t>
-            </w:r>
-          </w:p>
-        </w:tc>
-        <w:tc>
-          <w:tcPr>
-            <w:tcW w:type="dxa" w:w="1728"/>
-            <w:shd w:fill="F8FAFC"/>
-            <w:tcMar>
-              <w:top w:w="100" w:type="dxa"/>
-              <w:bottom w:w="100" w:type="dxa"/>
-              <w:left w:w="120" w:type="dxa"/>
-              <w:right w:w="120" w:type="dxa"/>
-            </w:tcMar>
-            <w:tcBorders>
-              <w:top w:val="single" w:sz="4" w:space="0" w:color="CCCCCC"/>
-              <w:bottom w:val="single" w:sz="4" w:space="0" w:color="CCCCCC"/>
-              <w:left w:val="single" w:sz="4" w:space="0" w:color="CCCCCC"/>
-              <w:right w:val="single" w:sz="4" w:space="0" w:color="CCCCCC"/>
-            </w:tcBorders>
-          </w:tcPr>
-          <w:p>
-            <w:pPr>
-              <w:spacing w:before="60" w:after="60" w:line="252" w:lineRule="auto"/>
-              <w:jc w:val="left"/>
-            </w:pPr>
-            <w:r/>
-            <w:r>
-              <w:rPr>
-                <w:b/>
-              </w:rPr>
-              <w:t>787.75</w:t>
-            </w:r>
-          </w:p>
-        </w:tc>
-        <w:tc>
-          <w:tcPr>
-            <w:tcW w:type="dxa" w:w="3456"/>
-            <w:shd w:fill="F8FAFC"/>
-            <w:tcMar>
-              <w:top w:w="100" w:type="dxa"/>
-              <w:bottom w:w="100" w:type="dxa"/>
-              <w:left w:w="120" w:type="dxa"/>
-              <w:right w:w="120" w:type="dxa"/>
-            </w:tcMar>
-            <w:tcBorders>
-              <w:top w:val="single" w:sz="4" w:space="0" w:color="CCCCCC"/>
-              <w:bottom w:val="single" w:sz="4" w:space="0" w:color="CCCCCC"/>
-              <w:left w:val="single" w:sz="4" w:space="0" w:color="CCCCCC"/>
-              <w:right w:val="single" w:sz="4" w:space="0" w:color="CCCCCC"/>
-            </w:tcBorders>
-          </w:tcPr>
-          <w:p>
-            <w:pPr>
-              <w:spacing w:before="60" w:after="60" w:line="252" w:lineRule="auto"/>
-              <w:jc w:val="left"/>
-            </w:pPr>
-            <w:r/>
-            <w:r>
-              <w:rPr>
-                <w:b/>
-              </w:rPr>
-              <w:t>+3.50</w:t>
-            </w:r>
-          </w:p>
-        </w:tc>
-        <w:tc>
-          <w:tcPr>
-            <w:tcW w:type="dxa" w:w="1440"/>
-            <w:shd w:fill="F8FAFC"/>
-            <w:tcMar>
-              <w:top w:w="100" w:type="dxa"/>
-              <w:bottom w:w="100" w:type="dxa"/>
-              <w:left w:w="120" w:type="dxa"/>
-              <w:right w:w="120" w:type="dxa"/>
-            </w:tcMar>
-            <w:tcBorders>
-              <w:top w:val="single" w:sz="4" w:space="0" w:color="CCCCCC"/>
-              <w:bottom w:val="single" w:sz="4" w:space="0" w:color="CCCCCC"/>
-              <w:left w:val="single" w:sz="4" w:space="0" w:color="CCCCCC"/>
-              <w:right w:val="single" w:sz="4" w:space="0" w:color="CCCCCC"/>
-            </w:tcBorders>
-          </w:tcPr>
-          <w:p>
-            <w:pPr>
-              <w:spacing w:before="60" w:after="60" w:line="252" w:lineRule="auto"/>
-              <w:jc w:val="left"/>
-            </w:pPr>
-            <w:r/>
-            <w:r>
-              <w:t>BULL</w:t>
-            </w:r>
-          </w:p>
-        </w:tc>
-      </w:tr>
-      <w:tr>
-        <w:tc>
-          <w:tcPr>
-            <w:tcW w:type="dxa" w:w="1584"/>
-            <w:shd w:fill="FFFFFF"/>
-            <w:tcMar>
-              <w:top w:w="100" w:type="dxa"/>
-              <w:bottom w:w="100" w:type="dxa"/>
-              <w:left w:w="120" w:type="dxa"/>
-              <w:right w:w="120" w:type="dxa"/>
-            </w:tcMar>
-            <w:tcBorders>
-              <w:top w:val="single" w:sz="4" w:space="0" w:color="CCCCCC"/>
-              <w:bottom w:val="single" w:sz="4" w:space="0" w:color="CCCCCC"/>
-              <w:left w:val="single" w:sz="4" w:space="0" w:color="CCCCCC"/>
-              <w:right w:val="single" w:sz="4" w:space="0" w:color="CCCCCC"/>
-            </w:tcBorders>
-          </w:tcPr>
-          <w:p>
-            <w:pPr>
-              <w:spacing w:before="60" w:after="60" w:line="252" w:lineRule="auto"/>
-              <w:jc w:val="left"/>
-            </w:pPr>
-            <w:r/>
-            <w:r>
-              <w:rPr>
-                <w:b/>
-              </w:rPr>
-              <w:t>Thu 03/09</w:t>
-            </w:r>
-          </w:p>
-        </w:tc>
-        <w:tc>
-          <w:tcPr>
-            <w:tcW w:type="dxa" w:w="864"/>
-            <w:shd w:fill="FFFFFF"/>
-            <w:tcMar>
-              <w:top w:w="100" w:type="dxa"/>
-              <w:bottom w:w="100" w:type="dxa"/>
-              <w:left w:w="120" w:type="dxa"/>
-              <w:right w:w="120" w:type="dxa"/>
-            </w:tcMar>
-            <w:tcBorders>
-              <w:top w:val="single" w:sz="4" w:space="0" w:color="CCCCCC"/>
-              <w:bottom w:val="single" w:sz="4" w:space="0" w:color="CCCCCC"/>
-              <w:left w:val="single" w:sz="4" w:space="0" w:color="CCCCCC"/>
-              <w:right w:val="single" w:sz="4" w:space="0" w:color="CCCCCC"/>
-            </w:tcBorders>
-          </w:tcPr>
-          <w:p>
-            <w:pPr>
-              <w:spacing w:before="60" w:after="60" w:line="252" w:lineRule="auto"/>
-              <w:jc w:val="left"/>
-            </w:pPr>
-            <w:r/>
-            <w:r>
-              <w:t>NY Close 23-01</w:t>
-            </w:r>
-          </w:p>
-        </w:tc>
-        <w:tc>
-          <w:tcPr>
-            <w:tcW w:type="dxa" w:w="1440"/>
-            <w:shd w:fill="FFFFFF"/>
-            <w:tcMar>
-              <w:top w:w="100" w:type="dxa"/>
-              <w:bottom w:w="100" w:type="dxa"/>
-              <w:left w:w="120" w:type="dxa"/>
-              <w:right w:w="120" w:type="dxa"/>
-            </w:tcMar>
-            <w:tcBorders>
-              <w:top w:val="single" w:sz="4" w:space="0" w:color="CCCCCC"/>
-              <w:bottom w:val="single" w:sz="4" w:space="0" w:color="CCCCCC"/>
-              <w:left w:val="single" w:sz="4" w:space="0" w:color="CCCCCC"/>
-              <w:right w:val="single" w:sz="4" w:space="0" w:color="CCCCCC"/>
-            </w:tcBorders>
-          </w:tcPr>
-          <w:p>
-            <w:pPr>
-              <w:spacing w:before="60" w:after="60" w:line="252" w:lineRule="auto"/>
-              <w:jc w:val="left"/>
-            </w:pPr>
-            <w:r/>
-            <w:r>
-              <w:t>787.75</w:t>
-            </w:r>
-          </w:p>
-        </w:tc>
-        <w:tc>
-          <w:tcPr>
-            <w:tcW w:type="dxa" w:w="2016"/>
-            <w:shd w:fill="FFFFFF"/>
-            <w:tcMar>
-              <w:top w:w="100" w:type="dxa"/>
-              <w:bottom w:w="100" w:type="dxa"/>
-              <w:left w:w="120" w:type="dxa"/>
-              <w:right w:w="120" w:type="dxa"/>
-            </w:tcMar>
-            <w:tcBorders>
-              <w:top w:val="single" w:sz="4" w:space="0" w:color="CCCCCC"/>
-              <w:bottom w:val="single" w:sz="4" w:space="0" w:color="CCCCCC"/>
-              <w:left w:val="single" w:sz="4" w:space="0" w:color="CCCCCC"/>
-              <w:right w:val="single" w:sz="4" w:space="0" w:color="CCCCCC"/>
-            </w:tcBorders>
-          </w:tcPr>
-          <w:p>
-            <w:pPr>
-              <w:spacing w:before="60" w:after="60" w:line="252" w:lineRule="auto"/>
-              <w:jc w:val="left"/>
-            </w:pPr>
-            <w:r/>
-            <w:r>
-              <w:t>793.25</w:t>
-            </w:r>
-          </w:p>
-        </w:tc>
-        <w:tc>
-          <w:tcPr>
-            <w:tcW w:type="dxa" w:w="1152"/>
-            <w:shd w:fill="FFFFFF"/>
-            <w:tcMar>
-              <w:top w:w="100" w:type="dxa"/>
-              <w:bottom w:w="100" w:type="dxa"/>
-              <w:left w:w="120" w:type="dxa"/>
-              <w:right w:w="120" w:type="dxa"/>
-            </w:tcMar>
-            <w:tcBorders>
-              <w:top w:val="single" w:sz="4" w:space="0" w:color="CCCCCC"/>
-              <w:bottom w:val="single" w:sz="4" w:space="0" w:color="CCCCCC"/>
-              <w:left w:val="single" w:sz="4" w:space="0" w:color="CCCCCC"/>
-              <w:right w:val="single" w:sz="4" w:space="0" w:color="CCCCCC"/>
-            </w:tcBorders>
-          </w:tcPr>
-          <w:p>
-            <w:pPr>
-              <w:spacing w:before="60" w:after="60" w:line="252" w:lineRule="auto"/>
-              <w:jc w:val="left"/>
-            </w:pPr>
-            <w:r/>
-            <w:r>
-              <w:t>780.00</w:t>
-            </w:r>
-          </w:p>
-        </w:tc>
-        <w:tc>
-          <w:tcPr>
-            <w:tcW w:type="dxa" w:w="1728"/>
-            <w:shd w:fill="FFFFFF"/>
-            <w:tcMar>
-              <w:top w:w="100" w:type="dxa"/>
-              <w:bottom w:w="100" w:type="dxa"/>
-              <w:left w:w="120" w:type="dxa"/>
-              <w:right w:w="120" w:type="dxa"/>
-            </w:tcMar>
-            <w:tcBorders>
-              <w:top w:val="single" w:sz="4" w:space="0" w:color="CCCCCC"/>
-              <w:bottom w:val="single" w:sz="4" w:space="0" w:color="CCCCCC"/>
-              <w:left w:val="single" w:sz="4" w:space="0" w:color="CCCCCC"/>
-              <w:right w:val="single" w:sz="4" w:space="0" w:color="CCCCCC"/>
-            </w:tcBorders>
-          </w:tcPr>
-          <w:p>
-            <w:pPr>
-              <w:spacing w:before="60" w:after="60" w:line="252" w:lineRule="auto"/>
-              <w:jc w:val="left"/>
-            </w:pPr>
-            <w:r/>
-            <w:r>
-              <w:rPr>
-                <w:b/>
-              </w:rPr>
-              <w:t>788.50</w:t>
-            </w:r>
-          </w:p>
-        </w:tc>
-        <w:tc>
-          <w:tcPr>
-            <w:tcW w:type="dxa" w:w="3456"/>
-            <w:shd w:fill="FFFFFF"/>
-            <w:tcMar>
-              <w:top w:w="100" w:type="dxa"/>
-              <w:bottom w:w="100" w:type="dxa"/>
-              <w:left w:w="120" w:type="dxa"/>
-              <w:right w:w="120" w:type="dxa"/>
-            </w:tcMar>
-            <w:tcBorders>
-              <w:top w:val="single" w:sz="4" w:space="0" w:color="CCCCCC"/>
-              <w:bottom w:val="single" w:sz="4" w:space="0" w:color="CCCCCC"/>
-              <w:left w:val="single" w:sz="4" w:space="0" w:color="CCCCCC"/>
-              <w:right w:val="single" w:sz="4" w:space="0" w:color="CCCCCC"/>
-            </w:tcBorders>
-          </w:tcPr>
-          <w:p>
-            <w:pPr>
-              <w:spacing w:before="60" w:after="60" w:line="252" w:lineRule="auto"/>
-              <w:jc w:val="left"/>
-            </w:pPr>
-            <w:r/>
-            <w:r>
-              <w:rPr>
-                <w:b/>
-              </w:rPr>
-              <w:t>+0.75</w:t>
-            </w:r>
-          </w:p>
-        </w:tc>
-        <w:tc>
-          <w:tcPr>
-            <w:tcW w:type="dxa" w:w="1440"/>
-            <w:shd w:fill="FFFFFF"/>
-            <w:tcMar>
-              <w:top w:w="100" w:type="dxa"/>
-              <w:bottom w:w="100" w:type="dxa"/>
-              <w:left w:w="120" w:type="dxa"/>
-              <w:right w:w="120" w:type="dxa"/>
-            </w:tcMar>
-            <w:tcBorders>
-              <w:top w:val="single" w:sz="4" w:space="0" w:color="CCCCCC"/>
-              <w:bottom w:val="single" w:sz="4" w:space="0" w:color="CCCCCC"/>
-              <w:left w:val="single" w:sz="4" w:space="0" w:color="CCCCCC"/>
-              <w:right w:val="single" w:sz="4" w:space="0" w:color="CCCCCC"/>
-            </w:tcBorders>
-          </w:tcPr>
-          <w:p>
-            <w:pPr>
-              <w:spacing w:before="60" w:after="60" w:line="252" w:lineRule="auto"/>
-              <w:jc w:val="left"/>
-            </w:pPr>
-            <w:r/>
-            <w:r>
-              <w:t>BULL</w:t>
             </w:r>
           </w:p>
         </w:tc>
@@ -29958,7 +30900,7 @@
             </w:pPr>
             <w:r/>
             <w:r>
-              <w:t>Asia 07-11</w:t>
+              <w:t>NY Open 21-23</w:t>
             </w:r>
           </w:p>
         </w:tc>
@@ -29986,7 +30928,7 @@
             </w:pPr>
             <w:r/>
             <w:r>
-              <w:t>788.50</w:t>
+              <w:t>788.75</w:t>
             </w:r>
           </w:p>
         </w:tc>
@@ -30014,7 +30956,7 @@
             </w:pPr>
             <w:r/>
             <w:r>
-              <w:t>797.75</w:t>
+              <w:t>797.25</w:t>
             </w:r>
           </w:p>
         </w:tc>
@@ -30042,7 +30984,7 @@
             </w:pPr>
             <w:r/>
             <w:r>
-              <w:t>782.00</w:t>
+              <w:t>774.75</w:t>
             </w:r>
           </w:p>
         </w:tc>
@@ -30073,7 +31015,7 @@
               <w:rPr>
                 <w:b/>
               </w:rPr>
-              <w:t>787.75</w:t>
+              <w:t>790.50</w:t>
             </w:r>
           </w:p>
         </w:tc>
@@ -30104,7 +31046,7 @@
               <w:rPr>
                 <w:b/>
               </w:rPr>
-              <w:t>-0.75</w:t>
+              <w:t>+1.75</w:t>
             </w:r>
           </w:p>
         </w:tc>
@@ -30132,7 +31074,7 @@
             </w:pPr>
             <w:r/>
             <w:r>
-              <w:t>BEAR</w:t>
+              <w:t>BULL</w:t>
             </w:r>
           </w:p>
         </w:tc>
@@ -30193,7 +31135,7 @@
             </w:pPr>
             <w:r/>
             <w:r>
-              <w:t>Asia 11-15</w:t>
+              <w:t>NY Close 23-01</w:t>
             </w:r>
           </w:p>
         </w:tc>
@@ -30221,7 +31163,7 @@
             </w:pPr>
             <w:r/>
             <w:r>
-              <w:t>787.75</w:t>
+              <w:t>790.50</w:t>
             </w:r>
           </w:p>
         </w:tc>
@@ -30249,7 +31191,7 @@
             </w:pPr>
             <w:r/>
             <w:r>
-              <w:t>795.25</w:t>
+              <w:t>796.75</w:t>
             </w:r>
           </w:p>
         </w:tc>
@@ -30277,7 +31219,7 @@
             </w:pPr>
             <w:r/>
             <w:r>
-              <w:t>781.75</w:t>
+              <w:t>784.00</w:t>
             </w:r>
           </w:p>
         </w:tc>
@@ -30308,947 +31250,7 @@
               <w:rPr>
                 <w:b/>
               </w:rPr>
-              <w:t>786.75</w:t>
-            </w:r>
-          </w:p>
-        </w:tc>
-        <w:tc>
-          <w:tcPr>
-            <w:tcW w:type="dxa" w:w="3456"/>
-            <w:shd w:fill="FFFFFF"/>
-            <w:tcMar>
-              <w:top w:w="100" w:type="dxa"/>
-              <w:bottom w:w="100" w:type="dxa"/>
-              <w:left w:w="120" w:type="dxa"/>
-              <w:right w:w="120" w:type="dxa"/>
-            </w:tcMar>
-            <w:tcBorders>
-              <w:top w:val="single" w:sz="4" w:space="0" w:color="CCCCCC"/>
-              <w:bottom w:val="single" w:sz="4" w:space="0" w:color="CCCCCC"/>
-              <w:left w:val="single" w:sz="4" w:space="0" w:color="CCCCCC"/>
-              <w:right w:val="single" w:sz="4" w:space="0" w:color="CCCCCC"/>
-            </w:tcBorders>
-          </w:tcPr>
-          <w:p>
-            <w:pPr>
-              <w:spacing w:before="60" w:after="60" w:line="252" w:lineRule="auto"/>
-              <w:jc w:val="left"/>
-            </w:pPr>
-            <w:r/>
-            <w:r>
-              <w:rPr>
-                <w:b/>
-              </w:rPr>
-              <w:t>-1.00</w:t>
-            </w:r>
-          </w:p>
-        </w:tc>
-        <w:tc>
-          <w:tcPr>
-            <w:tcW w:type="dxa" w:w="1440"/>
-            <w:shd w:fill="FFFFFF"/>
-            <w:tcMar>
-              <w:top w:w="100" w:type="dxa"/>
-              <w:bottom w:w="100" w:type="dxa"/>
-              <w:left w:w="120" w:type="dxa"/>
-              <w:right w:w="120" w:type="dxa"/>
-            </w:tcMar>
-            <w:tcBorders>
-              <w:top w:val="single" w:sz="4" w:space="0" w:color="CCCCCC"/>
-              <w:bottom w:val="single" w:sz="4" w:space="0" w:color="CCCCCC"/>
-              <w:left w:val="single" w:sz="4" w:space="0" w:color="CCCCCC"/>
-              <w:right w:val="single" w:sz="4" w:space="0" w:color="CCCCCC"/>
-            </w:tcBorders>
-          </w:tcPr>
-          <w:p>
-            <w:pPr>
-              <w:spacing w:before="60" w:after="60" w:line="252" w:lineRule="auto"/>
-              <w:jc w:val="left"/>
-            </w:pPr>
-            <w:r/>
-            <w:r>
-              <w:t>BEAR</w:t>
-            </w:r>
-          </w:p>
-        </w:tc>
-      </w:tr>
-      <w:tr>
-        <w:tc>
-          <w:tcPr>
-            <w:tcW w:type="dxa" w:w="1584"/>
-            <w:shd w:fill="F8FAFC"/>
-            <w:tcMar>
-              <w:top w:w="100" w:type="dxa"/>
-              <w:bottom w:w="100" w:type="dxa"/>
-              <w:left w:w="120" w:type="dxa"/>
-              <w:right w:w="120" w:type="dxa"/>
-            </w:tcMar>
-            <w:tcBorders>
-              <w:top w:val="single" w:sz="4" w:space="0" w:color="CCCCCC"/>
-              <w:bottom w:val="single" w:sz="4" w:space="0" w:color="CCCCCC"/>
-              <w:left w:val="single" w:sz="4" w:space="0" w:color="CCCCCC"/>
-              <w:right w:val="single" w:sz="4" w:space="0" w:color="CCCCCC"/>
-            </w:tcBorders>
-          </w:tcPr>
-          <w:p>
-            <w:pPr>
-              <w:spacing w:before="60" w:after="60" w:line="252" w:lineRule="auto"/>
-              <w:jc w:val="left"/>
-            </w:pPr>
-            <w:r/>
-            <w:r>
-              <w:rPr>
-                <w:b/>
-              </w:rPr>
-              <w:t>Fri 04/09</w:t>
-            </w:r>
-          </w:p>
-        </w:tc>
-        <w:tc>
-          <w:tcPr>
-            <w:tcW w:type="dxa" w:w="864"/>
-            <w:shd w:fill="F8FAFC"/>
-            <w:tcMar>
-              <w:top w:w="100" w:type="dxa"/>
-              <w:bottom w:w="100" w:type="dxa"/>
-              <w:left w:w="120" w:type="dxa"/>
-              <w:right w:w="120" w:type="dxa"/>
-            </w:tcMar>
-            <w:tcBorders>
-              <w:top w:val="single" w:sz="4" w:space="0" w:color="CCCCCC"/>
-              <w:bottom w:val="single" w:sz="4" w:space="0" w:color="CCCCCC"/>
-              <w:left w:val="single" w:sz="4" w:space="0" w:color="CCCCCC"/>
-              <w:right w:val="single" w:sz="4" w:space="0" w:color="CCCCCC"/>
-            </w:tcBorders>
-          </w:tcPr>
-          <w:p>
-            <w:pPr>
-              <w:spacing w:before="60" w:after="60" w:line="252" w:lineRule="auto"/>
-              <w:jc w:val="left"/>
-            </w:pPr>
-            <w:r/>
-            <w:r>
-              <w:t>London 15-19</w:t>
-            </w:r>
-          </w:p>
-        </w:tc>
-        <w:tc>
-          <w:tcPr>
-            <w:tcW w:type="dxa" w:w="1440"/>
-            <w:shd w:fill="F8FAFC"/>
-            <w:tcMar>
-              <w:top w:w="100" w:type="dxa"/>
-              <w:bottom w:w="100" w:type="dxa"/>
-              <w:left w:w="120" w:type="dxa"/>
-              <w:right w:w="120" w:type="dxa"/>
-            </w:tcMar>
-            <w:tcBorders>
-              <w:top w:val="single" w:sz="4" w:space="0" w:color="CCCCCC"/>
-              <w:bottom w:val="single" w:sz="4" w:space="0" w:color="CCCCCC"/>
-              <w:left w:val="single" w:sz="4" w:space="0" w:color="CCCCCC"/>
-              <w:right w:val="single" w:sz="4" w:space="0" w:color="CCCCCC"/>
-            </w:tcBorders>
-          </w:tcPr>
-          <w:p>
-            <w:pPr>
-              <w:spacing w:before="60" w:after="60" w:line="252" w:lineRule="auto"/>
-              <w:jc w:val="left"/>
-            </w:pPr>
-            <w:r/>
-            <w:r>
-              <w:t>786.75</w:t>
-            </w:r>
-          </w:p>
-        </w:tc>
-        <w:tc>
-          <w:tcPr>
-            <w:tcW w:type="dxa" w:w="2016"/>
-            <w:shd w:fill="F8FAFC"/>
-            <w:tcMar>
-              <w:top w:w="100" w:type="dxa"/>
-              <w:bottom w:w="100" w:type="dxa"/>
-              <w:left w:w="120" w:type="dxa"/>
-              <w:right w:w="120" w:type="dxa"/>
-            </w:tcMar>
-            <w:tcBorders>
-              <w:top w:val="single" w:sz="4" w:space="0" w:color="CCCCCC"/>
-              <w:bottom w:val="single" w:sz="4" w:space="0" w:color="CCCCCC"/>
-              <w:left w:val="single" w:sz="4" w:space="0" w:color="CCCCCC"/>
-              <w:right w:val="single" w:sz="4" w:space="0" w:color="CCCCCC"/>
-            </w:tcBorders>
-          </w:tcPr>
-          <w:p>
-            <w:pPr>
-              <w:spacing w:before="60" w:after="60" w:line="252" w:lineRule="auto"/>
-              <w:jc w:val="left"/>
-            </w:pPr>
-            <w:r/>
-            <w:r>
-              <w:t>793.75</w:t>
-            </w:r>
-          </w:p>
-        </w:tc>
-        <w:tc>
-          <w:tcPr>
-            <w:tcW w:type="dxa" w:w="1152"/>
-            <w:shd w:fill="F8FAFC"/>
-            <w:tcMar>
-              <w:top w:w="100" w:type="dxa"/>
-              <w:bottom w:w="100" w:type="dxa"/>
-              <w:left w:w="120" w:type="dxa"/>
-              <w:right w:w="120" w:type="dxa"/>
-            </w:tcMar>
-            <w:tcBorders>
-              <w:top w:val="single" w:sz="4" w:space="0" w:color="CCCCCC"/>
-              <w:bottom w:val="single" w:sz="4" w:space="0" w:color="CCCCCC"/>
-              <w:left w:val="single" w:sz="4" w:space="0" w:color="CCCCCC"/>
-              <w:right w:val="single" w:sz="4" w:space="0" w:color="CCCCCC"/>
-            </w:tcBorders>
-          </w:tcPr>
-          <w:p>
-            <w:pPr>
-              <w:spacing w:before="60" w:after="60" w:line="252" w:lineRule="auto"/>
-              <w:jc w:val="left"/>
-            </w:pPr>
-            <w:r/>
-            <w:r>
-              <w:t>773.25</w:t>
-            </w:r>
-          </w:p>
-        </w:tc>
-        <w:tc>
-          <w:tcPr>
-            <w:tcW w:type="dxa" w:w="1728"/>
-            <w:shd w:fill="F8FAFC"/>
-            <w:tcMar>
-              <w:top w:w="100" w:type="dxa"/>
-              <w:bottom w:w="100" w:type="dxa"/>
-              <w:left w:w="120" w:type="dxa"/>
-              <w:right w:w="120" w:type="dxa"/>
-            </w:tcMar>
-            <w:tcBorders>
-              <w:top w:val="single" w:sz="4" w:space="0" w:color="CCCCCC"/>
-              <w:bottom w:val="single" w:sz="4" w:space="0" w:color="CCCCCC"/>
-              <w:left w:val="single" w:sz="4" w:space="0" w:color="CCCCCC"/>
-              <w:right w:val="single" w:sz="4" w:space="0" w:color="CCCCCC"/>
-            </w:tcBorders>
-          </w:tcPr>
-          <w:p>
-            <w:pPr>
-              <w:spacing w:before="60" w:after="60" w:line="252" w:lineRule="auto"/>
-              <w:jc w:val="left"/>
-            </w:pPr>
-            <w:r/>
-            <w:r>
-              <w:rPr>
-                <w:b/>
-              </w:rPr>
-              <w:t>787.50</w:t>
-            </w:r>
-          </w:p>
-        </w:tc>
-        <w:tc>
-          <w:tcPr>
-            <w:tcW w:type="dxa" w:w="3456"/>
-            <w:shd w:fill="F8FAFC"/>
-            <w:tcMar>
-              <w:top w:w="100" w:type="dxa"/>
-              <w:bottom w:w="100" w:type="dxa"/>
-              <w:left w:w="120" w:type="dxa"/>
-              <w:right w:w="120" w:type="dxa"/>
-            </w:tcMar>
-            <w:tcBorders>
-              <w:top w:val="single" w:sz="4" w:space="0" w:color="CCCCCC"/>
-              <w:bottom w:val="single" w:sz="4" w:space="0" w:color="CCCCCC"/>
-              <w:left w:val="single" w:sz="4" w:space="0" w:color="CCCCCC"/>
-              <w:right w:val="single" w:sz="4" w:space="0" w:color="CCCCCC"/>
-            </w:tcBorders>
-          </w:tcPr>
-          <w:p>
-            <w:pPr>
-              <w:spacing w:before="60" w:after="60" w:line="252" w:lineRule="auto"/>
-              <w:jc w:val="left"/>
-            </w:pPr>
-            <w:r/>
-            <w:r>
-              <w:rPr>
-                <w:b/>
-              </w:rPr>
-              <w:t>+0.75</w:t>
-            </w:r>
-          </w:p>
-        </w:tc>
-        <w:tc>
-          <w:tcPr>
-            <w:tcW w:type="dxa" w:w="1440"/>
-            <w:shd w:fill="F8FAFC"/>
-            <w:tcMar>
-              <w:top w:w="100" w:type="dxa"/>
-              <w:bottom w:w="100" w:type="dxa"/>
-              <w:left w:w="120" w:type="dxa"/>
-              <w:right w:w="120" w:type="dxa"/>
-            </w:tcMar>
-            <w:tcBorders>
-              <w:top w:val="single" w:sz="4" w:space="0" w:color="CCCCCC"/>
-              <w:bottom w:val="single" w:sz="4" w:space="0" w:color="CCCCCC"/>
-              <w:left w:val="single" w:sz="4" w:space="0" w:color="CCCCCC"/>
-              <w:right w:val="single" w:sz="4" w:space="0" w:color="CCCCCC"/>
-            </w:tcBorders>
-          </w:tcPr>
-          <w:p>
-            <w:pPr>
-              <w:spacing w:before="60" w:after="60" w:line="252" w:lineRule="auto"/>
-              <w:jc w:val="left"/>
-            </w:pPr>
-            <w:r/>
-            <w:r>
-              <w:t>BULL</w:t>
-            </w:r>
-          </w:p>
-        </w:tc>
-      </w:tr>
-      <w:tr>
-        <w:tc>
-          <w:tcPr>
-            <w:tcW w:type="dxa" w:w="1584"/>
-            <w:shd w:fill="FFFFFF"/>
-            <w:tcMar>
-              <w:top w:w="100" w:type="dxa"/>
-              <w:bottom w:w="100" w:type="dxa"/>
-              <w:left w:w="120" w:type="dxa"/>
-              <w:right w:w="120" w:type="dxa"/>
-            </w:tcMar>
-            <w:tcBorders>
-              <w:top w:val="single" w:sz="4" w:space="0" w:color="CCCCCC"/>
-              <w:bottom w:val="single" w:sz="4" w:space="0" w:color="CCCCCC"/>
-              <w:left w:val="single" w:sz="4" w:space="0" w:color="CCCCCC"/>
-              <w:right w:val="single" w:sz="4" w:space="0" w:color="CCCCCC"/>
-            </w:tcBorders>
-          </w:tcPr>
-          <w:p>
-            <w:pPr>
-              <w:spacing w:before="60" w:after="60" w:line="252" w:lineRule="auto"/>
-              <w:jc w:val="left"/>
-            </w:pPr>
-            <w:r/>
-            <w:r>
-              <w:rPr>
-                <w:b/>
-              </w:rPr>
-              <w:t>Fri 04/09</w:t>
-            </w:r>
-          </w:p>
-        </w:tc>
-        <w:tc>
-          <w:tcPr>
-            <w:tcW w:type="dxa" w:w="864"/>
-            <w:shd w:fill="FFFFFF"/>
-            <w:tcMar>
-              <w:top w:w="100" w:type="dxa"/>
-              <w:bottom w:w="100" w:type="dxa"/>
-              <w:left w:w="120" w:type="dxa"/>
-              <w:right w:w="120" w:type="dxa"/>
-            </w:tcMar>
-            <w:tcBorders>
-              <w:top w:val="single" w:sz="4" w:space="0" w:color="CCCCCC"/>
-              <w:bottom w:val="single" w:sz="4" w:space="0" w:color="CCCCCC"/>
-              <w:left w:val="single" w:sz="4" w:space="0" w:color="CCCCCC"/>
-              <w:right w:val="single" w:sz="4" w:space="0" w:color="CCCCCC"/>
-            </w:tcBorders>
-          </w:tcPr>
-          <w:p>
-            <w:pPr>
-              <w:spacing w:before="60" w:after="60" w:line="252" w:lineRule="auto"/>
-              <w:jc w:val="left"/>
-            </w:pPr>
-            <w:r/>
-            <w:r>
-              <w:t>Pre-NY 19-21</w:t>
-            </w:r>
-          </w:p>
-        </w:tc>
-        <w:tc>
-          <w:tcPr>
-            <w:tcW w:type="dxa" w:w="1440"/>
-            <w:shd w:fill="FFFFFF"/>
-            <w:tcMar>
-              <w:top w:w="100" w:type="dxa"/>
-              <w:bottom w:w="100" w:type="dxa"/>
-              <w:left w:w="120" w:type="dxa"/>
-              <w:right w:w="120" w:type="dxa"/>
-            </w:tcMar>
-            <w:tcBorders>
-              <w:top w:val="single" w:sz="4" w:space="0" w:color="CCCCCC"/>
-              <w:bottom w:val="single" w:sz="4" w:space="0" w:color="CCCCCC"/>
-              <w:left w:val="single" w:sz="4" w:space="0" w:color="CCCCCC"/>
-              <w:right w:val="single" w:sz="4" w:space="0" w:color="CCCCCC"/>
-            </w:tcBorders>
-          </w:tcPr>
-          <w:p>
-            <w:pPr>
-              <w:spacing w:before="60" w:after="60" w:line="252" w:lineRule="auto"/>
-              <w:jc w:val="left"/>
-            </w:pPr>
-            <w:r/>
-            <w:r>
-              <w:t>787.50</w:t>
-            </w:r>
-          </w:p>
-        </w:tc>
-        <w:tc>
-          <w:tcPr>
-            <w:tcW w:type="dxa" w:w="2016"/>
-            <w:shd w:fill="FFFFFF"/>
-            <w:tcMar>
-              <w:top w:w="100" w:type="dxa"/>
-              <w:bottom w:w="100" w:type="dxa"/>
-              <w:left w:w="120" w:type="dxa"/>
-              <w:right w:w="120" w:type="dxa"/>
-            </w:tcMar>
-            <w:tcBorders>
-              <w:top w:val="single" w:sz="4" w:space="0" w:color="CCCCCC"/>
-              <w:bottom w:val="single" w:sz="4" w:space="0" w:color="CCCCCC"/>
-              <w:left w:val="single" w:sz="4" w:space="0" w:color="CCCCCC"/>
-              <w:right w:val="single" w:sz="4" w:space="0" w:color="CCCCCC"/>
-            </w:tcBorders>
-          </w:tcPr>
-          <w:p>
-            <w:pPr>
-              <w:spacing w:before="60" w:after="60" w:line="252" w:lineRule="auto"/>
-              <w:jc w:val="left"/>
-            </w:pPr>
-            <w:r/>
-            <w:r>
-              <w:t>796.75</w:t>
-            </w:r>
-          </w:p>
-        </w:tc>
-        <w:tc>
-          <w:tcPr>
-            <w:tcW w:type="dxa" w:w="1152"/>
-            <w:shd w:fill="FFFFFF"/>
-            <w:tcMar>
-              <w:top w:w="100" w:type="dxa"/>
-              <w:bottom w:w="100" w:type="dxa"/>
-              <w:left w:w="120" w:type="dxa"/>
-              <w:right w:w="120" w:type="dxa"/>
-            </w:tcMar>
-            <w:tcBorders>
-              <w:top w:val="single" w:sz="4" w:space="0" w:color="CCCCCC"/>
-              <w:bottom w:val="single" w:sz="4" w:space="0" w:color="CCCCCC"/>
-              <w:left w:val="single" w:sz="4" w:space="0" w:color="CCCCCC"/>
-              <w:right w:val="single" w:sz="4" w:space="0" w:color="CCCCCC"/>
-            </w:tcBorders>
-          </w:tcPr>
-          <w:p>
-            <w:pPr>
-              <w:spacing w:before="60" w:after="60" w:line="252" w:lineRule="auto"/>
-              <w:jc w:val="left"/>
-            </w:pPr>
-            <w:r/>
-            <w:r>
-              <w:t>780.25</w:t>
-            </w:r>
-          </w:p>
-        </w:tc>
-        <w:tc>
-          <w:tcPr>
-            <w:tcW w:type="dxa" w:w="1728"/>
-            <w:shd w:fill="FFFFFF"/>
-            <w:tcMar>
-              <w:top w:w="100" w:type="dxa"/>
-              <w:bottom w:w="100" w:type="dxa"/>
-              <w:left w:w="120" w:type="dxa"/>
-              <w:right w:w="120" w:type="dxa"/>
-            </w:tcMar>
-            <w:tcBorders>
-              <w:top w:val="single" w:sz="4" w:space="0" w:color="CCCCCC"/>
-              <w:bottom w:val="single" w:sz="4" w:space="0" w:color="CCCCCC"/>
-              <w:left w:val="single" w:sz="4" w:space="0" w:color="CCCCCC"/>
-              <w:right w:val="single" w:sz="4" w:space="0" w:color="CCCCCC"/>
-            </w:tcBorders>
-          </w:tcPr>
-          <w:p>
-            <w:pPr>
-              <w:spacing w:before="60" w:after="60" w:line="252" w:lineRule="auto"/>
-              <w:jc w:val="left"/>
-            </w:pPr>
-            <w:r/>
-            <w:r>
-              <w:rPr>
-                <w:b/>
-              </w:rPr>
-              <w:t>787.25</w:t>
-            </w:r>
-          </w:p>
-        </w:tc>
-        <w:tc>
-          <w:tcPr>
-            <w:tcW w:type="dxa" w:w="3456"/>
-            <w:shd w:fill="FFFFFF"/>
-            <w:tcMar>
-              <w:top w:w="100" w:type="dxa"/>
-              <w:bottom w:w="100" w:type="dxa"/>
-              <w:left w:w="120" w:type="dxa"/>
-              <w:right w:w="120" w:type="dxa"/>
-            </w:tcMar>
-            <w:tcBorders>
-              <w:top w:val="single" w:sz="4" w:space="0" w:color="CCCCCC"/>
-              <w:bottom w:val="single" w:sz="4" w:space="0" w:color="CCCCCC"/>
-              <w:left w:val="single" w:sz="4" w:space="0" w:color="CCCCCC"/>
-              <w:right w:val="single" w:sz="4" w:space="0" w:color="CCCCCC"/>
-            </w:tcBorders>
-          </w:tcPr>
-          <w:p>
-            <w:pPr>
-              <w:spacing w:before="60" w:after="60" w:line="252" w:lineRule="auto"/>
-              <w:jc w:val="left"/>
-            </w:pPr>
-            <w:r/>
-            <w:r>
-              <w:rPr>
-                <w:b/>
-              </w:rPr>
-              <w:t>-0.25</w:t>
-            </w:r>
-          </w:p>
-        </w:tc>
-        <w:tc>
-          <w:tcPr>
-            <w:tcW w:type="dxa" w:w="1440"/>
-            <w:shd w:fill="FFFFFF"/>
-            <w:tcMar>
-              <w:top w:w="100" w:type="dxa"/>
-              <w:bottom w:w="100" w:type="dxa"/>
-              <w:left w:w="120" w:type="dxa"/>
-              <w:right w:w="120" w:type="dxa"/>
-            </w:tcMar>
-            <w:tcBorders>
-              <w:top w:val="single" w:sz="4" w:space="0" w:color="CCCCCC"/>
-              <w:bottom w:val="single" w:sz="4" w:space="0" w:color="CCCCCC"/>
-              <w:left w:val="single" w:sz="4" w:space="0" w:color="CCCCCC"/>
-              <w:right w:val="single" w:sz="4" w:space="0" w:color="CCCCCC"/>
-            </w:tcBorders>
-          </w:tcPr>
-          <w:p>
-            <w:pPr>
-              <w:spacing w:before="60" w:after="60" w:line="252" w:lineRule="auto"/>
-              <w:jc w:val="left"/>
-            </w:pPr>
-            <w:r/>
-            <w:r>
-              <w:t>BEAR</w:t>
-            </w:r>
-          </w:p>
-        </w:tc>
-      </w:tr>
-      <w:tr>
-        <w:tc>
-          <w:tcPr>
-            <w:tcW w:type="dxa" w:w="1584"/>
-            <w:shd w:fill="F8FAFC"/>
-            <w:tcMar>
-              <w:top w:w="100" w:type="dxa"/>
-              <w:bottom w:w="100" w:type="dxa"/>
-              <w:left w:w="120" w:type="dxa"/>
-              <w:right w:w="120" w:type="dxa"/>
-            </w:tcMar>
-            <w:tcBorders>
-              <w:top w:val="single" w:sz="4" w:space="0" w:color="CCCCCC"/>
-              <w:bottom w:val="single" w:sz="4" w:space="0" w:color="CCCCCC"/>
-              <w:left w:val="single" w:sz="4" w:space="0" w:color="CCCCCC"/>
-              <w:right w:val="single" w:sz="4" w:space="0" w:color="CCCCCC"/>
-            </w:tcBorders>
-          </w:tcPr>
-          <w:p>
-            <w:pPr>
-              <w:spacing w:before="60" w:after="60" w:line="252" w:lineRule="auto"/>
-              <w:jc w:val="left"/>
-            </w:pPr>
-            <w:r/>
-            <w:r>
-              <w:rPr>
-                <w:b/>
-              </w:rPr>
-              <w:t>Fri 04/09</w:t>
-            </w:r>
-          </w:p>
-        </w:tc>
-        <w:tc>
-          <w:tcPr>
-            <w:tcW w:type="dxa" w:w="864"/>
-            <w:shd w:fill="F8FAFC"/>
-            <w:tcMar>
-              <w:top w:w="100" w:type="dxa"/>
-              <w:bottom w:w="100" w:type="dxa"/>
-              <w:left w:w="120" w:type="dxa"/>
-              <w:right w:w="120" w:type="dxa"/>
-            </w:tcMar>
-            <w:tcBorders>
-              <w:top w:val="single" w:sz="4" w:space="0" w:color="CCCCCC"/>
-              <w:bottom w:val="single" w:sz="4" w:space="0" w:color="CCCCCC"/>
-              <w:left w:val="single" w:sz="4" w:space="0" w:color="CCCCCC"/>
-              <w:right w:val="single" w:sz="4" w:space="0" w:color="CCCCCC"/>
-            </w:tcBorders>
-          </w:tcPr>
-          <w:p>
-            <w:pPr>
-              <w:spacing w:before="60" w:after="60" w:line="252" w:lineRule="auto"/>
-              <w:jc w:val="left"/>
-            </w:pPr>
-            <w:r/>
-            <w:r>
-              <w:t>NY Open 21-23</w:t>
-            </w:r>
-          </w:p>
-        </w:tc>
-        <w:tc>
-          <w:tcPr>
-            <w:tcW w:type="dxa" w:w="1440"/>
-            <w:shd w:fill="F8FAFC"/>
-            <w:tcMar>
-              <w:top w:w="100" w:type="dxa"/>
-              <w:bottom w:w="100" w:type="dxa"/>
-              <w:left w:w="120" w:type="dxa"/>
-              <w:right w:w="120" w:type="dxa"/>
-            </w:tcMar>
-            <w:tcBorders>
-              <w:top w:val="single" w:sz="4" w:space="0" w:color="CCCCCC"/>
-              <w:bottom w:val="single" w:sz="4" w:space="0" w:color="CCCCCC"/>
-              <w:left w:val="single" w:sz="4" w:space="0" w:color="CCCCCC"/>
-              <w:right w:val="single" w:sz="4" w:space="0" w:color="CCCCCC"/>
-            </w:tcBorders>
-          </w:tcPr>
-          <w:p>
-            <w:pPr>
-              <w:spacing w:before="60" w:after="60" w:line="252" w:lineRule="auto"/>
-              <w:jc w:val="left"/>
-            </w:pPr>
-            <w:r/>
-            <w:r>
-              <w:t>787.25</w:t>
-            </w:r>
-          </w:p>
-        </w:tc>
-        <w:tc>
-          <w:tcPr>
-            <w:tcW w:type="dxa" w:w="2016"/>
-            <w:shd w:fill="F8FAFC"/>
-            <w:tcMar>
-              <w:top w:w="100" w:type="dxa"/>
-              <w:bottom w:w="100" w:type="dxa"/>
-              <w:left w:w="120" w:type="dxa"/>
-              <w:right w:w="120" w:type="dxa"/>
-            </w:tcMar>
-            <w:tcBorders>
-              <w:top w:val="single" w:sz="4" w:space="0" w:color="CCCCCC"/>
-              <w:bottom w:val="single" w:sz="4" w:space="0" w:color="CCCCCC"/>
-              <w:left w:val="single" w:sz="4" w:space="0" w:color="CCCCCC"/>
-              <w:right w:val="single" w:sz="4" w:space="0" w:color="CCCCCC"/>
-            </w:tcBorders>
-          </w:tcPr>
-          <w:p>
-            <w:pPr>
-              <w:spacing w:before="60" w:after="60" w:line="252" w:lineRule="auto"/>
-              <w:jc w:val="left"/>
-            </w:pPr>
-            <w:r/>
-            <w:r>
-              <w:t>795.75</w:t>
-            </w:r>
-          </w:p>
-        </w:tc>
-        <w:tc>
-          <w:tcPr>
-            <w:tcW w:type="dxa" w:w="1152"/>
-            <w:shd w:fill="F8FAFC"/>
-            <w:tcMar>
-              <w:top w:w="100" w:type="dxa"/>
-              <w:bottom w:w="100" w:type="dxa"/>
-              <w:left w:w="120" w:type="dxa"/>
-              <w:right w:w="120" w:type="dxa"/>
-            </w:tcMar>
-            <w:tcBorders>
-              <w:top w:val="single" w:sz="4" w:space="0" w:color="CCCCCC"/>
-              <w:bottom w:val="single" w:sz="4" w:space="0" w:color="CCCCCC"/>
-              <w:left w:val="single" w:sz="4" w:space="0" w:color="CCCCCC"/>
-              <w:right w:val="single" w:sz="4" w:space="0" w:color="CCCCCC"/>
-            </w:tcBorders>
-          </w:tcPr>
-          <w:p>
-            <w:pPr>
-              <w:spacing w:before="60" w:after="60" w:line="252" w:lineRule="auto"/>
-              <w:jc w:val="left"/>
-            </w:pPr>
-            <w:r/>
-            <w:r>
-              <w:t>773.25</w:t>
-            </w:r>
-          </w:p>
-        </w:tc>
-        <w:tc>
-          <w:tcPr>
-            <w:tcW w:type="dxa" w:w="1728"/>
-            <w:shd w:fill="F8FAFC"/>
-            <w:tcMar>
-              <w:top w:w="100" w:type="dxa"/>
-              <w:bottom w:w="100" w:type="dxa"/>
-              <w:left w:w="120" w:type="dxa"/>
-              <w:right w:w="120" w:type="dxa"/>
-            </w:tcMar>
-            <w:tcBorders>
-              <w:top w:val="single" w:sz="4" w:space="0" w:color="CCCCCC"/>
-              <w:bottom w:val="single" w:sz="4" w:space="0" w:color="CCCCCC"/>
-              <w:left w:val="single" w:sz="4" w:space="0" w:color="CCCCCC"/>
-              <w:right w:val="single" w:sz="4" w:space="0" w:color="CCCCCC"/>
-            </w:tcBorders>
-          </w:tcPr>
-          <w:p>
-            <w:pPr>
-              <w:spacing w:before="60" w:after="60" w:line="252" w:lineRule="auto"/>
-              <w:jc w:val="left"/>
-            </w:pPr>
-            <w:r/>
-            <w:r>
-              <w:rPr>
-                <w:b/>
-              </w:rPr>
-              <w:t>789.00</w:t>
-            </w:r>
-          </w:p>
-        </w:tc>
-        <w:tc>
-          <w:tcPr>
-            <w:tcW w:type="dxa" w:w="3456"/>
-            <w:shd w:fill="F8FAFC"/>
-            <w:tcMar>
-              <w:top w:w="100" w:type="dxa"/>
-              <w:bottom w:w="100" w:type="dxa"/>
-              <w:left w:w="120" w:type="dxa"/>
-              <w:right w:w="120" w:type="dxa"/>
-            </w:tcMar>
-            <w:tcBorders>
-              <w:top w:val="single" w:sz="4" w:space="0" w:color="CCCCCC"/>
-              <w:bottom w:val="single" w:sz="4" w:space="0" w:color="CCCCCC"/>
-              <w:left w:val="single" w:sz="4" w:space="0" w:color="CCCCCC"/>
-              <w:right w:val="single" w:sz="4" w:space="0" w:color="CCCCCC"/>
-            </w:tcBorders>
-          </w:tcPr>
-          <w:p>
-            <w:pPr>
-              <w:spacing w:before="60" w:after="60" w:line="252" w:lineRule="auto"/>
-              <w:jc w:val="left"/>
-            </w:pPr>
-            <w:r/>
-            <w:r>
-              <w:rPr>
-                <w:b/>
-              </w:rPr>
-              <w:t>+1.75</w:t>
-            </w:r>
-          </w:p>
-        </w:tc>
-        <w:tc>
-          <w:tcPr>
-            <w:tcW w:type="dxa" w:w="1440"/>
-            <w:shd w:fill="F8FAFC"/>
-            <w:tcMar>
-              <w:top w:w="100" w:type="dxa"/>
-              <w:bottom w:w="100" w:type="dxa"/>
-              <w:left w:w="120" w:type="dxa"/>
-              <w:right w:w="120" w:type="dxa"/>
-            </w:tcMar>
-            <w:tcBorders>
-              <w:top w:val="single" w:sz="4" w:space="0" w:color="CCCCCC"/>
-              <w:bottom w:val="single" w:sz="4" w:space="0" w:color="CCCCCC"/>
-              <w:left w:val="single" w:sz="4" w:space="0" w:color="CCCCCC"/>
-              <w:right w:val="single" w:sz="4" w:space="0" w:color="CCCCCC"/>
-            </w:tcBorders>
-          </w:tcPr>
-          <w:p>
-            <w:pPr>
-              <w:spacing w:before="60" w:after="60" w:line="252" w:lineRule="auto"/>
-              <w:jc w:val="left"/>
-            </w:pPr>
-            <w:r/>
-            <w:r>
-              <w:t>BULL</w:t>
-            </w:r>
-          </w:p>
-        </w:tc>
-      </w:tr>
-      <w:tr>
-        <w:tc>
-          <w:tcPr>
-            <w:tcW w:type="dxa" w:w="1584"/>
-            <w:shd w:fill="FFFFFF"/>
-            <w:tcMar>
-              <w:top w:w="100" w:type="dxa"/>
-              <w:bottom w:w="100" w:type="dxa"/>
-              <w:left w:w="120" w:type="dxa"/>
-              <w:right w:w="120" w:type="dxa"/>
-            </w:tcMar>
-            <w:tcBorders>
-              <w:top w:val="single" w:sz="4" w:space="0" w:color="CCCCCC"/>
-              <w:bottom w:val="single" w:sz="4" w:space="0" w:color="CCCCCC"/>
-              <w:left w:val="single" w:sz="4" w:space="0" w:color="CCCCCC"/>
-              <w:right w:val="single" w:sz="4" w:space="0" w:color="CCCCCC"/>
-            </w:tcBorders>
-          </w:tcPr>
-          <w:p>
-            <w:pPr>
-              <w:spacing w:before="60" w:after="60" w:line="252" w:lineRule="auto"/>
-              <w:jc w:val="left"/>
-            </w:pPr>
-            <w:r/>
-            <w:r>
-              <w:rPr>
-                <w:b/>
-              </w:rPr>
-              <w:t>Fri 04/09</w:t>
-            </w:r>
-          </w:p>
-        </w:tc>
-        <w:tc>
-          <w:tcPr>
-            <w:tcW w:type="dxa" w:w="864"/>
-            <w:shd w:fill="FFFFFF"/>
-            <w:tcMar>
-              <w:top w:w="100" w:type="dxa"/>
-              <w:bottom w:w="100" w:type="dxa"/>
-              <w:left w:w="120" w:type="dxa"/>
-              <w:right w:w="120" w:type="dxa"/>
-            </w:tcMar>
-            <w:tcBorders>
-              <w:top w:val="single" w:sz="4" w:space="0" w:color="CCCCCC"/>
-              <w:bottom w:val="single" w:sz="4" w:space="0" w:color="CCCCCC"/>
-              <w:left w:val="single" w:sz="4" w:space="0" w:color="CCCCCC"/>
-              <w:right w:val="single" w:sz="4" w:space="0" w:color="CCCCCC"/>
-            </w:tcBorders>
-          </w:tcPr>
-          <w:p>
-            <w:pPr>
-              <w:spacing w:before="60" w:after="60" w:line="252" w:lineRule="auto"/>
-              <w:jc w:val="left"/>
-            </w:pPr>
-            <w:r/>
-            <w:r>
-              <w:t>NY Close 23-01</w:t>
-            </w:r>
-          </w:p>
-        </w:tc>
-        <w:tc>
-          <w:tcPr>
-            <w:tcW w:type="dxa" w:w="1440"/>
-            <w:shd w:fill="FFFFFF"/>
-            <w:tcMar>
-              <w:top w:w="100" w:type="dxa"/>
-              <w:bottom w:w="100" w:type="dxa"/>
-              <w:left w:w="120" w:type="dxa"/>
-              <w:right w:w="120" w:type="dxa"/>
-            </w:tcMar>
-            <w:tcBorders>
-              <w:top w:val="single" w:sz="4" w:space="0" w:color="CCCCCC"/>
-              <w:bottom w:val="single" w:sz="4" w:space="0" w:color="CCCCCC"/>
-              <w:left w:val="single" w:sz="4" w:space="0" w:color="CCCCCC"/>
-              <w:right w:val="single" w:sz="4" w:space="0" w:color="CCCCCC"/>
-            </w:tcBorders>
-          </w:tcPr>
-          <w:p>
-            <w:pPr>
-              <w:spacing w:before="60" w:after="60" w:line="252" w:lineRule="auto"/>
-              <w:jc w:val="left"/>
-            </w:pPr>
-            <w:r/>
-            <w:r>
-              <w:t>789.00</w:t>
-            </w:r>
-          </w:p>
-        </w:tc>
-        <w:tc>
-          <w:tcPr>
-            <w:tcW w:type="dxa" w:w="2016"/>
-            <w:shd w:fill="FFFFFF"/>
-            <w:tcMar>
-              <w:top w:w="100" w:type="dxa"/>
-              <w:bottom w:w="100" w:type="dxa"/>
-              <w:left w:w="120" w:type="dxa"/>
-              <w:right w:w="120" w:type="dxa"/>
-            </w:tcMar>
-            <w:tcBorders>
-              <w:top w:val="single" w:sz="4" w:space="0" w:color="CCCCCC"/>
-              <w:bottom w:val="single" w:sz="4" w:space="0" w:color="CCCCCC"/>
-              <w:left w:val="single" w:sz="4" w:space="0" w:color="CCCCCC"/>
-              <w:right w:val="single" w:sz="4" w:space="0" w:color="CCCCCC"/>
-            </w:tcBorders>
-          </w:tcPr>
-          <w:p>
-            <w:pPr>
-              <w:spacing w:before="60" w:after="60" w:line="252" w:lineRule="auto"/>
-              <w:jc w:val="left"/>
-            </w:pPr>
-            <w:r/>
-            <w:r>
-              <w:t>795.25</w:t>
-            </w:r>
-          </w:p>
-        </w:tc>
-        <w:tc>
-          <w:tcPr>
-            <w:tcW w:type="dxa" w:w="1152"/>
-            <w:shd w:fill="FFFFFF"/>
-            <w:tcMar>
-              <w:top w:w="100" w:type="dxa"/>
-              <w:bottom w:w="100" w:type="dxa"/>
-              <w:left w:w="120" w:type="dxa"/>
-              <w:right w:w="120" w:type="dxa"/>
-            </w:tcMar>
-            <w:tcBorders>
-              <w:top w:val="single" w:sz="4" w:space="0" w:color="CCCCCC"/>
-              <w:bottom w:val="single" w:sz="4" w:space="0" w:color="CCCCCC"/>
-              <w:left w:val="single" w:sz="4" w:space="0" w:color="CCCCCC"/>
-              <w:right w:val="single" w:sz="4" w:space="0" w:color="CCCCCC"/>
-            </w:tcBorders>
-          </w:tcPr>
-          <w:p>
-            <w:pPr>
-              <w:spacing w:before="60" w:after="60" w:line="252" w:lineRule="auto"/>
-              <w:jc w:val="left"/>
-            </w:pPr>
-            <w:r/>
-            <w:r>
-              <w:t>782.50</w:t>
-            </w:r>
-          </w:p>
-        </w:tc>
-        <w:tc>
-          <w:tcPr>
-            <w:tcW w:type="dxa" w:w="1728"/>
-            <w:shd w:fill="FFFFFF"/>
-            <w:tcMar>
-              <w:top w:w="100" w:type="dxa"/>
-              <w:bottom w:w="100" w:type="dxa"/>
-              <w:left w:w="120" w:type="dxa"/>
-              <w:right w:w="120" w:type="dxa"/>
-            </w:tcMar>
-            <w:tcBorders>
-              <w:top w:val="single" w:sz="4" w:space="0" w:color="CCCCCC"/>
-              <w:bottom w:val="single" w:sz="4" w:space="0" w:color="CCCCCC"/>
-              <w:left w:val="single" w:sz="4" w:space="0" w:color="CCCCCC"/>
-              <w:right w:val="single" w:sz="4" w:space="0" w:color="CCCCCC"/>
-            </w:tcBorders>
-          </w:tcPr>
-          <w:p>
-            <w:pPr>
-              <w:spacing w:before="60" w:after="60" w:line="252" w:lineRule="auto"/>
-              <w:jc w:val="left"/>
-            </w:pPr>
-            <w:r/>
-            <w:r>
-              <w:rPr>
-                <w:b/>
-              </w:rPr>
-              <w:t>788.25</w:t>
+              <w:t>789.75</w:t>
             </w:r>
           </w:p>
         </w:tc>

--- a/Daily Reports/02_09_2026-CBOT Reports.docx
+++ b/Daily Reports/02_09_2026-CBOT Reports.docx
@@ -104,7 +104,7 @@
           <w:color w:val="5C768D"/>
           <w:sz w:val="19"/>
         </w:rPr>
-        <w:t>Cập nhật tự động qua `macro_tracker.py` vào lúc 15:29 ICT ngày 02/09/2026</w:t>
+        <w:t>Cập nhật tự động qua `macro_tracker.py` vào lúc 18:08 ICT ngày 02/09/2026</w:t>
       </w:r>
     </w:p>
     <w:tbl>
@@ -313,7 +313,7 @@
               <w:rPr>
                 <w:b/>
               </w:rPr>
-              <w:t>94.73 / thùng</w:t>
+              <w:t>95.11 / thùng</w:t>
             </w:r>
           </w:p>
         </w:tc>
@@ -344,7 +344,7 @@
               <w:rPr>
                 <w:b/>
               </w:rPr>
-              <w:t>+0.09%</w:t>
+              <w:t>+0.49%</w:t>
             </w:r>
           </w:p>
         </w:tc>
@@ -442,7 +442,7 @@
               <w:rPr>
                 <w:b/>
               </w:rPr>
-              <w:t>99.73</w:t>
+              <w:t>99.84</w:t>
             </w:r>
           </w:p>
         </w:tc>
@@ -473,7 +473,7 @@
               <w:rPr>
                 <w:b/>
               </w:rPr>
-              <w:t>+0.07%</w:t>
+              <w:t>+0.17%</w:t>
             </w:r>
           </w:p>
         </w:tc>
@@ -1228,7 +1228,7 @@
         <w:rPr>
           <w:b/>
         </w:rPr>
-        <w:t>`94.73` (+0.09%)</w:t>
+        <w:t>`95.11` (+0.49%)</w:t>
       </w:r>
       <w:r>
         <w:t xml:space="preserve"> | DXY: </w:t>
@@ -1237,7 +1237,7 @@
         <w:rPr>
           <w:b/>
         </w:rPr>
-        <w:t>`99.73` (+0.07%)</w:t>
+        <w:t>`99.84` (+0.17%)</w:t>
       </w:r>
       <w:r>
         <w:t xml:space="preserve"> | Lúa mì CBOT: </w:t>
@@ -1246,7 +1246,7 @@
         <w:rPr>
           <w:b/>
         </w:rPr>
-        <w:t>`766.00` (+0.26%)</w:t>
+        <w:t>`772.25` (+1.08%)</w:t>
       </w:r>
       <w:r>
         <w:t>.</w:t>
@@ -1316,7 +1316,7 @@
           <w:color w:val="5C768D"/>
           <w:sz w:val="19"/>
         </w:rPr>
-        <w:t>Cập nhật tự động lúc 15:29 ICT ngày 02/09/2026 — Nguồn: NOAA, USDA, BOM Australia</w:t>
+        <w:t>Cập nhật tự động lúc 18:08 ICT ngày 02/09/2026 — Nguồn: NOAA, USDA, BOM Australia</w:t>
       </w:r>
     </w:p>
     <w:p>
@@ -3584,7 +3584,7 @@
               <w:rPr>
                 <w:b/>
               </w:rPr>
-              <w:t>537.00</w:t>
+              <w:t>538.25</w:t>
             </w:r>
           </w:p>
         </w:tc>
@@ -3615,7 +3615,7 @@
               <w:rPr>
                 <w:b/>
               </w:rPr>
-              <w:t>538.46 (+1.46)</w:t>
+              <w:t>539.57 (+1.32)</w:t>
             </w:r>
           </w:p>
         </w:tc>
@@ -3643,7 +3643,7 @@
             </w:pPr>
             <w:r/>
             <w:r>
-              <w:t>Bullish (539.09 &gt; 538.04)</w:t>
+              <w:t>Bullish (538.93 &gt; 538.05)</w:t>
             </w:r>
           </w:p>
         </w:tc>
@@ -3832,7 +3832,7 @@
               <w:rPr>
                 <w:b/>
               </w:rPr>
-              <w:t>766.00</w:t>
+              <w:t>772.25</w:t>
             </w:r>
           </w:p>
         </w:tc>
@@ -3863,7 +3863,7 @@
               <w:rPr>
                 <w:b/>
               </w:rPr>
-              <w:t>769.63 (+3.63)</w:t>
+              <w:t>775.60 (+3.35)</w:t>
             </w:r>
           </w:p>
         </w:tc>
@@ -3891,7 +3891,7 @@
             </w:pPr>
             <w:r/>
             <w:r>
-              <w:t>Bullish (773.50 &gt; 771.56)</w:t>
+              <w:t>Bullish (773.30 &gt; 771.62)</w:t>
             </w:r>
           </w:p>
         </w:tc>
@@ -3919,7 +3919,7 @@
             </w:pPr>
             <w:r/>
             <w:r>
-              <w:t>2.75 cents</w:t>
+              <w:t>2.50 cents</w:t>
             </w:r>
           </w:p>
         </w:tc>
@@ -4357,7 +4357,7 @@
                 <w:b/>
                 <w:color w:val="15803D"/>
               </w:rPr>
-              <w:t>535.00 - 539.09 cents (Canh mua vùng hỗ trợ)</w:t>
+              <w:t>536.25 - 538.93 cents (Canh mua vùng hỗ trợ)</w:t>
             </w:r>
           </w:p>
         </w:tc>
@@ -4388,7 +4388,7 @@
               <w:rPr>
                 <w:b/>
               </w:rPr>
-              <w:t>453.28 cents (Dưới cản S2 + 1.5x ATR)</w:t>
+              <w:t>453.67 cents (Dưới cản S2 + 1.5x ATR)</w:t>
             </w:r>
           </w:p>
         </w:tc>
@@ -4424,7 +4424,7 @@
                 <w:color w:val="D97706"/>
                 <w:sz w:val="19"/>
               </w:rPr>
-              <w:t xml:space="preserve"> 538.75 cents </w:t>
+              <w:t xml:space="preserve"> 539.75 cents </w:t>
             </w:r>
             <w:r>
               <w:t xml:space="preserve"> / TP2: </w:t>
@@ -4569,7 +4569,7 @@
               <w:rPr>
                 <w:b/>
               </w:rPr>
-              <w:t>533.50 - 535.00 cents</w:t>
+              <w:t>534.75 - 536.25 cents</w:t>
             </w:r>
           </w:p>
         </w:tc>
@@ -4600,7 +4600,7 @@
               <w:rPr>
                 <w:b/>
               </w:rPr>
-              <w:t>454.61 cents (Chống quét SL tuyệt đối)</w:t>
+              <w:t>454.87 cents (Chống quét SL tuyệt đối)</w:t>
             </w:r>
           </w:p>
         </w:tc>
@@ -4762,7 +4762,7 @@
               <w:rPr>
                 <w:b/>
               </w:rPr>
-              <w:t>538.75 - 540.25 cents</w:t>
+              <w:t>539.75 - 541.25 cents</w:t>
             </w:r>
           </w:p>
         </w:tc>
@@ -4793,7 +4793,7 @@
               <w:rPr>
                 <w:b/>
               </w:rPr>
-              <w:t>541.39 cents</w:t>
+              <w:t>542.13 cents</w:t>
             </w:r>
           </w:p>
         </w:tc>
@@ -4955,7 +4955,7 @@
               <w:rPr>
                 <w:b/>
               </w:rPr>
-              <w:t>446.68 - 457.25 cents</w:t>
+              <w:t>447.72 - 457.25 cents</w:t>
             </w:r>
           </w:p>
         </w:tc>
@@ -5136,7 +5136,7 @@
                 <w:b/>
                 <w:color w:val="B91C1C"/>
               </w:rPr>
-              <w:t>773.50 - 771.56 cents (Canh bán hồi kỹ thuật H1)</w:t>
+              <w:t>773.30 - 771.62 cents (Canh bán hồi kỹ thuật H1)</w:t>
             </w:r>
           </w:p>
         </w:tc>
@@ -5167,7 +5167,7 @@
               <w:rPr>
                 <w:b/>
               </w:rPr>
-              <w:t>801.33 cents (Trên kháng cự R2 + 1.5x ATR)</w:t>
+              <w:t>800.95 cents (Trên kháng cự R2 + 1.5x ATR)</w:t>
             </w:r>
           </w:p>
         </w:tc>
@@ -5203,7 +5203,7 @@
                 <w:color w:val="D97706"/>
                 <w:sz w:val="19"/>
               </w:rPr>
-              <w:t xml:space="preserve"> 758.00 cents </w:t>
+              <w:t xml:space="preserve"> 765.75 cents </w:t>
             </w:r>
             <w:r>
               <w:t xml:space="preserve"> / TP2: </w:t>
@@ -5345,7 +5345,7 @@
               <w:rPr>
                 <w:b/>
               </w:rPr>
-              <w:t>756.00 - 758.00 cents</w:t>
+              <w:t>763.75 - 765.75 cents</w:t>
             </w:r>
           </w:p>
         </w:tc>
@@ -5376,7 +5376,7 @@
               <w:rPr>
                 <w:b/>
               </w:rPr>
-              <w:t>639.36 cents</w:t>
+              <w:t>639.61 cents</w:t>
             </w:r>
           </w:p>
         </w:tc>
@@ -5407,7 +5407,7 @@
               <w:rPr>
                 <w:b/>
               </w:rPr>
-              <w:t>769.75 cents (Đón sóng hồi trung hạn ~14.5 giá)</w:t>
+              <w:t>780.00 cents (Đón sóng hồi trung hạn ~14.5 giá)</w:t>
             </w:r>
           </w:p>
         </w:tc>
@@ -5538,7 +5538,7 @@
               <w:rPr>
                 <w:b/>
               </w:rPr>
-              <w:t>769.75 - 771.75 cents</w:t>
+              <w:t>780.00 - 782.00 cents</w:t>
             </w:r>
           </w:p>
         </w:tc>
@@ -5569,7 +5569,7 @@
               <w:rPr>
                 <w:b/>
               </w:rPr>
-              <w:t>775.64 cents</w:t>
+              <w:t>785.64 cents</w:t>
             </w:r>
           </w:p>
         </w:tc>
@@ -5731,7 +5731,7 @@
               <w:rPr>
                 <w:b/>
               </w:rPr>
-              <w:t>621.70 - 645.25 cents</w:t>
+              <w:t>622.71 - 645.25 cents</w:t>
             </w:r>
           </w:p>
         </w:tc>
@@ -11609,7 +11609,7 @@
         <w:t>Giá Chốt Phiên (Close):</w:t>
       </w:r>
       <w:r>
-        <w:t xml:space="preserve"> 537.00 cents | </w:t>
+        <w:t xml:space="preserve"> 538.25 cents | </w:t>
       </w:r>
       <w:r>
         <w:rPr>
@@ -11624,10 +11624,10 @@
         <w:rPr>
           <w:b/>
         </w:rPr>
-        <w:t>`538.46 cents`</w:t>
+        <w:t>`539.57 cents`</w:t>
       </w:r>
       <w:r>
-        <w:t xml:space="preserve"> (+1.46).</w:t>
+        <w:t xml:space="preserve"> (+1.32).</w:t>
       </w:r>
     </w:p>
     <w:p>
@@ -11648,7 +11648,7 @@
         <w:rPr>
           <w:b/>
         </w:rPr>
-        <w:t>`71,895`</w:t>
+        <w:t>`80,343`</w:t>
       </w:r>
       <w:r>
         <w:t xml:space="preserve"> (Chênh lệch: </w:t>
@@ -11657,7 +11657,7 @@
         <w:rPr>
           <w:b/>
         </w:rPr>
-        <w:t>`-209,423`</w:t>
+        <w:t>`-200,975`</w:t>
       </w:r>
       <w:r>
         <w:t xml:space="preserve">) | OI: </w:t>
@@ -11991,7 +11991,7 @@
               <w:rPr>
                 <w:b/>
               </w:rPr>
-              <w:t>94.73</w:t>
+              <w:t>95.11</w:t>
             </w:r>
           </w:p>
         </w:tc>
@@ -12022,7 +12022,7 @@
               <w:rPr>
                 <w:b/>
               </w:rPr>
-              <w:t>+0.09%</w:t>
+              <w:t>+0.49%</w:t>
             </w:r>
           </w:p>
         </w:tc>
@@ -12114,7 +12114,7 @@
               <w:rPr>
                 <w:b/>
               </w:rPr>
-              <w:t>99.73</w:t>
+              <w:t>99.84</w:t>
             </w:r>
           </w:p>
         </w:tc>
@@ -12145,7 +12145,7 @@
               <w:rPr>
                 <w:b/>
               </w:rPr>
-              <w:t>+0.07%</w:t>
+              <w:t>+0.17%</w:t>
             </w:r>
           </w:p>
         </w:tc>
@@ -12749,7 +12749,7 @@
         <w:t xml:space="preserve"> EMA_21 </w:t>
       </w:r>
       <w:r>
-        <w:t xml:space="preserve"> (539.09) &gt; </w:t>
+        <w:t xml:space="preserve"> (538.93) &gt; </w:t>
       </w:r>
       <w:r>
         <w:rPr>
@@ -12760,7 +12760,7 @@
         <w:t xml:space="preserve"> EMA_50 </w:t>
       </w:r>
       <w:r>
-        <w:t xml:space="preserve"> (538.04).</w:t>
+        <w:t xml:space="preserve"> (538.05).</w:t>
       </w:r>
     </w:p>
     <w:p>
@@ -12781,7 +12781,7 @@
         <w:rPr>
           <w:b/>
         </w:rPr>
-        <w:t>`44.82`</w:t>
+        <w:t>`48.20`</w:t>
       </w:r>
       <w:r>
         <w:t xml:space="preserve"> | ATR (14) = </w:t>
@@ -12790,7 +12790,7 @@
         <w:rPr>
           <w:b/>
         </w:rPr>
-        <w:t>`2.64`</w:t>
+        <w:t>`2.38`</w:t>
       </w:r>
       <w:r>
         <w:t xml:space="preserve"> cents | Volatility = </w:t>
@@ -12823,7 +12823,7 @@
         <w:rPr>
           <w:b/>
         </w:rPr>
-        <w:t>`535.00`</w:t>
+        <w:t>`536.25`</w:t>
       </w:r>
       <w:r>
         <w:t xml:space="preserve"> | S2: </w:t>
@@ -12841,7 +12841,7 @@
         <w:rPr>
           <w:b/>
         </w:rPr>
-        <w:t>`538.75`</w:t>
+        <w:t>`539.75`</w:t>
       </w:r>
       <w:r>
         <w:t xml:space="preserve"> | R2: </w:t>
@@ -13584,7 +13584,7 @@
           <w:b/>
           <w:color w:val="15803D"/>
         </w:rPr>
-        <w:t>`535.00 - 539.09 cents (Canh mua vùng hỗ trợ)`</w:t>
+        <w:t>`536.25 - 538.93 cents (Canh mua vùng hỗ trợ)`</w:t>
       </w:r>
       <w:r>
         <w:t xml:space="preserve"> | SL: </w:t>
@@ -13593,7 +13593,7 @@
         <w:rPr>
           <w:b/>
         </w:rPr>
-        <w:t>`453.28 cents (Dưới cản S2 + 1.5x ATR)`</w:t>
+        <w:t>`453.67 cents (Dưới cản S2 + 1.5x ATR)`</w:t>
       </w:r>
       <w:r>
         <w:t xml:space="preserve"> | TP: </w:t>
@@ -13604,7 +13604,7 @@
           <w:color w:val="D97706"/>
           <w:sz w:val="19"/>
         </w:rPr>
-        <w:t xml:space="preserve"> 538.75 cents </w:t>
+        <w:t xml:space="preserve"> 539.75 cents </w:t>
       </w:r>
       <w:r>
         <w:t xml:space="preserve"> / </w:t>
@@ -13655,7 +13655,7 @@
         <w:rPr>
           <w:b/>
         </w:rPr>
-        <w:t>`533.50 - 535.00 cents`</w:t>
+        <w:t>`534.75 - 536.25 cents`</w:t>
       </w:r>
       <w:r>
         <w:t xml:space="preserve"> | SL: </w:t>
@@ -13664,7 +13664,7 @@
         <w:rPr>
           <w:b/>
         </w:rPr>
-        <w:t>`454.61 cents (Chống quét SL tuyệt đối)`</w:t>
+        <w:t>`454.87 cents (Chống quét SL tuyệt đối)`</w:t>
       </w:r>
       <w:r>
         <w:t xml:space="preserve"> | TP: </w:t>
@@ -13701,7 +13701,7 @@
         <w:rPr>
           <w:b/>
         </w:rPr>
-        <w:t>`538.75 - 540.25 cents`</w:t>
+        <w:t>`539.75 - 541.25 cents`</w:t>
       </w:r>
       <w:r>
         <w:t xml:space="preserve"> | SL: </w:t>
@@ -13710,7 +13710,7 @@
         <w:rPr>
           <w:b/>
         </w:rPr>
-        <w:t>`541.39 cents`</w:t>
+        <w:t>`542.13 cents`</w:t>
       </w:r>
       <w:r>
         <w:t xml:space="preserve"> | TP: </w:t>
@@ -13759,7 +13759,7 @@
         <w:rPr>
           <w:b/>
         </w:rPr>
-        <w:t>`446.68 - 457.25 cents`</w:t>
+        <w:t>`447.72 - 457.25 cents`</w:t>
       </w:r>
     </w:p>
     <w:p>
@@ -14166,7 +14166,7 @@
             </w:pPr>
             <w:r/>
             <w:r>
-              <w:t>537.00</w:t>
+              <w:t>538.25</w:t>
             </w:r>
           </w:p>
         </w:tc>
@@ -14194,7 +14194,7 @@
             </w:pPr>
             <w:r/>
             <w:r>
-              <w:t>540.75</w:t>
+              <w:t>542.00</w:t>
             </w:r>
           </w:p>
         </w:tc>
@@ -14222,7 +14222,7 @@
             </w:pPr>
             <w:r/>
             <w:r>
-              <w:t>533.75</w:t>
+              <w:t>535.00</w:t>
             </w:r>
           </w:p>
         </w:tc>
@@ -14253,7 +14253,7 @@
               <w:rPr>
                 <w:b/>
               </w:rPr>
-              <w:t>537.25</w:t>
+              <w:t>538.50</w:t>
             </w:r>
           </w:p>
         </w:tc>
@@ -14401,7 +14401,7 @@
             </w:pPr>
             <w:r/>
             <w:r>
-              <w:t>537.25</w:t>
+              <w:t>538.50</w:t>
             </w:r>
           </w:p>
         </w:tc>
@@ -14429,7 +14429,7 @@
             </w:pPr>
             <w:r/>
             <w:r>
-              <w:t>540.00</w:t>
+              <w:t>541.25</w:t>
             </w:r>
           </w:p>
         </w:tc>
@@ -14457,7 +14457,7 @@
             </w:pPr>
             <w:r/>
             <w:r>
-              <w:t>533.50</w:t>
+              <w:t>534.75</w:t>
             </w:r>
           </w:p>
         </w:tc>
@@ -14488,7 +14488,7 @@
               <w:rPr>
                 <w:b/>
               </w:rPr>
-              <w:t>536.75</w:t>
+              <w:t>538.00</w:t>
             </w:r>
           </w:p>
         </w:tc>
@@ -14636,7 +14636,7 @@
             </w:pPr>
             <w:r/>
             <w:r>
-              <w:t>536.75</w:t>
+              <w:t>538.00</w:t>
             </w:r>
           </w:p>
         </w:tc>
@@ -14664,7 +14664,7 @@
             </w:pPr>
             <w:r/>
             <w:r>
-              <w:t>539.75</w:t>
+              <w:t>541.00</w:t>
             </w:r>
           </w:p>
         </w:tc>
@@ -14692,7 +14692,7 @@
             </w:pPr>
             <w:r/>
             <w:r>
-              <w:t>532.75</w:t>
+              <w:t>534.00</w:t>
             </w:r>
           </w:p>
         </w:tc>
@@ -14723,7 +14723,7 @@
               <w:rPr>
                 <w:b/>
               </w:rPr>
-              <w:t>537.50</w:t>
+              <w:t>538.75</w:t>
             </w:r>
           </w:p>
         </w:tc>
@@ -14871,7 +14871,7 @@
             </w:pPr>
             <w:r/>
             <w:r>
-              <w:t>537.50</w:t>
+              <w:t>538.75</w:t>
             </w:r>
           </w:p>
         </w:tc>
@@ -14899,7 +14899,7 @@
             </w:pPr>
             <w:r/>
             <w:r>
-              <w:t>542.00</w:t>
+              <w:t>543.25</w:t>
             </w:r>
           </w:p>
         </w:tc>
@@ -14927,7 +14927,7 @@
             </w:pPr>
             <w:r/>
             <w:r>
-              <w:t>532.50</w:t>
+              <w:t>533.75</w:t>
             </w:r>
           </w:p>
         </w:tc>
@@ -14958,7 +14958,7 @@
               <w:rPr>
                 <w:b/>
               </w:rPr>
-              <w:t>538.25</w:t>
+              <w:t>539.50</w:t>
             </w:r>
           </w:p>
         </w:tc>
@@ -15106,7 +15106,7 @@
             </w:pPr>
             <w:r/>
             <w:r>
-              <w:t>538.25</w:t>
+              <w:t>539.50</w:t>
             </w:r>
           </w:p>
         </w:tc>
@@ -15134,7 +15134,7 @@
             </w:pPr>
             <w:r/>
             <w:r>
-              <w:t>543.75</w:t>
+              <w:t>545.00</w:t>
             </w:r>
           </w:p>
         </w:tc>
@@ -15162,7 +15162,7 @@
             </w:pPr>
             <w:r/>
             <w:r>
-              <w:t>532.00</w:t>
+              <w:t>533.25</w:t>
             </w:r>
           </w:p>
         </w:tc>
@@ -15193,7 +15193,7 @@
               <w:rPr>
                 <w:b/>
               </w:rPr>
-              <w:t>540.50</w:t>
+              <w:t>541.75</w:t>
             </w:r>
           </w:p>
         </w:tc>
@@ -15341,7 +15341,7 @@
             </w:pPr>
             <w:r/>
             <w:r>
-              <w:t>540.50</w:t>
+              <w:t>541.75</w:t>
             </w:r>
           </w:p>
         </w:tc>
@@ -15369,7 +15369,7 @@
             </w:pPr>
             <w:r/>
             <w:r>
-              <w:t>543.50</w:t>
+              <w:t>544.75</w:t>
             </w:r>
           </w:p>
         </w:tc>
@@ -15397,7 +15397,7 @@
             </w:pPr>
             <w:r/>
             <w:r>
-              <w:t>536.25</w:t>
+              <w:t>537.50</w:t>
             </w:r>
           </w:p>
         </w:tc>
@@ -15428,7 +15428,7 @@
               <w:rPr>
                 <w:b/>
               </w:rPr>
-              <w:t>540.75</w:t>
+              <w:t>542.00</w:t>
             </w:r>
           </w:p>
         </w:tc>
@@ -15576,7 +15576,7 @@
             </w:pPr>
             <w:r/>
             <w:r>
-              <w:t>540.75</w:t>
+              <w:t>542.00</w:t>
             </w:r>
           </w:p>
         </w:tc>
@@ -15604,7 +15604,7 @@
             </w:pPr>
             <w:r/>
             <w:r>
-              <w:t>544.00</w:t>
+              <w:t>545.25</w:t>
             </w:r>
           </w:p>
         </w:tc>
@@ -15632,7 +15632,7 @@
             </w:pPr>
             <w:r/>
             <w:r>
-              <w:t>534.25</w:t>
+              <w:t>535.50</w:t>
             </w:r>
           </w:p>
         </w:tc>
@@ -15663,7 +15663,7 @@
               <w:rPr>
                 <w:b/>
               </w:rPr>
-              <w:t>541.50</w:t>
+              <w:t>542.75</w:t>
             </w:r>
           </w:p>
         </w:tc>
@@ -15811,7 +15811,7 @@
             </w:pPr>
             <w:r/>
             <w:r>
-              <w:t>541.50</w:t>
+              <w:t>542.75</w:t>
             </w:r>
           </w:p>
         </w:tc>
@@ -15839,7 +15839,7 @@
             </w:pPr>
             <w:r/>
             <w:r>
-              <w:t>544.50</w:t>
+              <w:t>545.75</w:t>
             </w:r>
           </w:p>
         </w:tc>
@@ -15867,7 +15867,7 @@
             </w:pPr>
             <w:r/>
             <w:r>
-              <w:t>537.00</w:t>
+              <w:t>538.25</w:t>
             </w:r>
           </w:p>
         </w:tc>
@@ -15898,7 +15898,7 @@
               <w:rPr>
                 <w:b/>
               </w:rPr>
-              <w:t>541.00</w:t>
+              <w:t>542.25</w:t>
             </w:r>
           </w:p>
         </w:tc>
@@ -16046,7 +16046,7 @@
             </w:pPr>
             <w:r/>
             <w:r>
-              <w:t>541.00</w:t>
+              <w:t>542.25</w:t>
             </w:r>
           </w:p>
         </w:tc>
@@ -16074,7 +16074,7 @@
             </w:pPr>
             <w:r/>
             <w:r>
-              <w:t>545.00</w:t>
+              <w:t>546.25</w:t>
             </w:r>
           </w:p>
         </w:tc>
@@ -16102,7 +16102,7 @@
             </w:pPr>
             <w:r/>
             <w:r>
-              <w:t>535.25</w:t>
+              <w:t>536.50</w:t>
             </w:r>
           </w:p>
         </w:tc>
@@ -16133,7 +16133,7 @@
               <w:rPr>
                 <w:b/>
               </w:rPr>
-              <w:t>541.50</w:t>
+              <w:t>542.75</w:t>
             </w:r>
           </w:p>
         </w:tc>
@@ -16281,7 +16281,7 @@
             </w:pPr>
             <w:r/>
             <w:r>
-              <w:t>541.50</w:t>
+              <w:t>542.75</w:t>
             </w:r>
           </w:p>
         </w:tc>
@@ -16309,7 +16309,7 @@
             </w:pPr>
             <w:r/>
             <w:r>
-              <w:t>544.00</w:t>
+              <w:t>545.25</w:t>
             </w:r>
           </w:p>
         </w:tc>
@@ -16337,7 +16337,7 @@
             </w:pPr>
             <w:r/>
             <w:r>
-              <w:t>538.25</w:t>
+              <w:t>539.50</w:t>
             </w:r>
           </w:p>
         </w:tc>
@@ -16368,7 +16368,7 @@
               <w:rPr>
                 <w:b/>
               </w:rPr>
-              <w:t>542.00</w:t>
+              <w:t>543.25</w:t>
             </w:r>
           </w:p>
         </w:tc>
@@ -16516,7 +16516,7 @@
             </w:pPr>
             <w:r/>
             <w:r>
-              <w:t>542.00</w:t>
+              <w:t>543.25</w:t>
             </w:r>
           </w:p>
         </w:tc>
@@ -16544,7 +16544,7 @@
             </w:pPr>
             <w:r/>
             <w:r>
-              <w:t>545.50</w:t>
+              <w:t>546.75</w:t>
             </w:r>
           </w:p>
         </w:tc>
@@ -16572,7 +16572,7 @@
             </w:pPr>
             <w:r/>
             <w:r>
-              <w:t>536.00</w:t>
+              <w:t>537.25</w:t>
             </w:r>
           </w:p>
         </w:tc>
@@ -16603,7 +16603,7 @@
               <w:rPr>
                 <w:b/>
               </w:rPr>
-              <w:t>543.00</w:t>
+              <w:t>544.25</w:t>
             </w:r>
           </w:p>
         </w:tc>
@@ -16751,7 +16751,7 @@
             </w:pPr>
             <w:r/>
             <w:r>
-              <w:t>543.00</w:t>
+              <w:t>544.25</w:t>
             </w:r>
           </w:p>
         </w:tc>
@@ -16779,7 +16779,7 @@
             </w:pPr>
             <w:r/>
             <w:r>
-              <w:t>545.75</w:t>
+              <w:t>547.00</w:t>
             </w:r>
           </w:p>
         </w:tc>
@@ -16807,7 +16807,7 @@
             </w:pPr>
             <w:r/>
             <w:r>
-              <w:t>540.50</w:t>
+              <w:t>541.75</w:t>
             </w:r>
           </w:p>
         </w:tc>
@@ -16838,7 +16838,7 @@
               <w:rPr>
                 <w:b/>
               </w:rPr>
-              <w:t>543.00</w:t>
+              <w:t>544.25</w:t>
             </w:r>
           </w:p>
         </w:tc>
@@ -16986,7 +16986,7 @@
             </w:pPr>
             <w:r/>
             <w:r>
-              <w:t>543.00</w:t>
+              <w:t>544.25</w:t>
             </w:r>
           </w:p>
         </w:tc>
@@ -17014,7 +17014,7 @@
             </w:pPr>
             <w:r/>
             <w:r>
-              <w:t>545.75</w:t>
+              <w:t>547.00</w:t>
             </w:r>
           </w:p>
         </w:tc>
@@ -17042,7 +17042,7 @@
             </w:pPr>
             <w:r/>
             <w:r>
-              <w:t>540.50</w:t>
+              <w:t>541.75</w:t>
             </w:r>
           </w:p>
         </w:tc>
@@ -17073,7 +17073,7 @@
               <w:rPr>
                 <w:b/>
               </w:rPr>
-              <w:t>542.50</w:t>
+              <w:t>543.75</w:t>
             </w:r>
           </w:p>
         </w:tc>
@@ -17221,7 +17221,7 @@
             </w:pPr>
             <w:r/>
             <w:r>
-              <w:t>542.50</w:t>
+              <w:t>543.75</w:t>
             </w:r>
           </w:p>
         </w:tc>
@@ -17249,7 +17249,7 @@
             </w:pPr>
             <w:r/>
             <w:r>
-              <w:t>545.50</w:t>
+              <w:t>546.75</w:t>
             </w:r>
           </w:p>
         </w:tc>
@@ -17277,7 +17277,7 @@
             </w:pPr>
             <w:r/>
             <w:r>
-              <w:t>539.25</w:t>
+              <w:t>540.50</w:t>
             </w:r>
           </w:p>
         </w:tc>
@@ -17308,7 +17308,7 @@
               <w:rPr>
                 <w:b/>
               </w:rPr>
-              <w:t>542.25</w:t>
+              <w:t>543.50</w:t>
             </w:r>
           </w:p>
         </w:tc>
@@ -17456,7 +17456,7 @@
             </w:pPr>
             <w:r/>
             <w:r>
-              <w:t>542.25</w:t>
+              <w:t>543.50</w:t>
             </w:r>
           </w:p>
         </w:tc>
@@ -17484,7 +17484,7 @@
             </w:pPr>
             <w:r/>
             <w:r>
-              <w:t>546.25</w:t>
+              <w:t>547.50</w:t>
             </w:r>
           </w:p>
         </w:tc>
@@ -17512,7 +17512,7 @@
             </w:pPr>
             <w:r/>
             <w:r>
-              <w:t>537.00</w:t>
+              <w:t>538.25</w:t>
             </w:r>
           </w:p>
         </w:tc>
@@ -17543,7 +17543,7 @@
               <w:rPr>
                 <w:b/>
               </w:rPr>
-              <w:t>542.75</w:t>
+              <w:t>544.00</w:t>
             </w:r>
           </w:p>
         </w:tc>
@@ -17691,7 +17691,7 @@
             </w:pPr>
             <w:r/>
             <w:r>
-              <w:t>542.75</w:t>
+              <w:t>544.00</w:t>
             </w:r>
           </w:p>
         </w:tc>
@@ -17719,7 +17719,7 @@
             </w:pPr>
             <w:r/>
             <w:r>
-              <w:t>547.50</w:t>
+              <w:t>548.75</w:t>
             </w:r>
           </w:p>
         </w:tc>
@@ -17747,7 +17747,7 @@
             </w:pPr>
             <w:r/>
             <w:r>
-              <w:t>535.75</w:t>
+              <w:t>537.00</w:t>
             </w:r>
           </w:p>
         </w:tc>
@@ -17778,7 +17778,7 @@
               <w:rPr>
                 <w:b/>
               </w:rPr>
-              <w:t>544.75</w:t>
+              <w:t>546.00</w:t>
             </w:r>
           </w:p>
         </w:tc>
@@ -17926,7 +17926,7 @@
             </w:pPr>
             <w:r/>
             <w:r>
-              <w:t>544.75</w:t>
+              <w:t>546.00</w:t>
             </w:r>
           </w:p>
         </w:tc>
@@ -17954,7 +17954,7 @@
             </w:pPr>
             <w:r/>
             <w:r>
-              <w:t>552.75</w:t>
+              <w:t>554.00</w:t>
             </w:r>
           </w:p>
         </w:tc>
@@ -17982,7 +17982,7 @@
             </w:pPr>
             <w:r/>
             <w:r>
-              <w:t>537.75</w:t>
+              <w:t>539.00</w:t>
             </w:r>
           </w:p>
         </w:tc>
@@ -18013,7 +18013,7 @@
               <w:rPr>
                 <w:b/>
               </w:rPr>
-              <w:t>546.25</w:t>
+              <w:t>547.50</w:t>
             </w:r>
           </w:p>
         </w:tc>
@@ -18161,7 +18161,7 @@
             </w:pPr>
             <w:r/>
             <w:r>
-              <w:t>546.25</w:t>
+              <w:t>547.50</w:t>
             </w:r>
           </w:p>
         </w:tc>
@@ -18189,7 +18189,7 @@
             </w:pPr>
             <w:r/>
             <w:r>
-              <w:t>550.75</w:t>
+              <w:t>552.00</w:t>
             </w:r>
           </w:p>
         </w:tc>
@@ -18217,7 +18217,7 @@
             </w:pPr>
             <w:r/>
             <w:r>
-              <w:t>542.00</w:t>
+              <w:t>543.25</w:t>
             </w:r>
           </w:p>
         </w:tc>
@@ -18248,7 +18248,7 @@
               <w:rPr>
                 <w:b/>
               </w:rPr>
-              <w:t>545.75</w:t>
+              <w:t>547.00</w:t>
             </w:r>
           </w:p>
         </w:tc>
@@ -18396,7 +18396,7 @@
             </w:pPr>
             <w:r/>
             <w:r>
-              <w:t>545.75</w:t>
+              <w:t>547.00</w:t>
             </w:r>
           </w:p>
         </w:tc>
@@ -18424,7 +18424,7 @@
             </w:pPr>
             <w:r/>
             <w:r>
-              <w:t>548.00</w:t>
+              <w:t>549.25</w:t>
             </w:r>
           </w:p>
         </w:tc>
@@ -18452,7 +18452,7 @@
             </w:pPr>
             <w:r/>
             <w:r>
-              <w:t>543.00</w:t>
+              <w:t>544.25</w:t>
             </w:r>
           </w:p>
         </w:tc>
@@ -18483,7 +18483,7 @@
               <w:rPr>
                 <w:b/>
               </w:rPr>
-              <w:t>545.50</w:t>
+              <w:t>546.75</w:t>
             </w:r>
           </w:p>
         </w:tc>
@@ -18631,7 +18631,7 @@
             </w:pPr>
             <w:r/>
             <w:r>
-              <w:t>545.50</w:t>
+              <w:t>546.75</w:t>
             </w:r>
           </w:p>
         </w:tc>
@@ -18659,7 +18659,7 @@
             </w:pPr>
             <w:r/>
             <w:r>
-              <w:t>547.50</w:t>
+              <w:t>548.75</w:t>
             </w:r>
           </w:p>
         </w:tc>
@@ -18687,7 +18687,7 @@
             </w:pPr>
             <w:r/>
             <w:r>
-              <w:t>541.00</w:t>
+              <w:t>542.25</w:t>
             </w:r>
           </w:p>
         </w:tc>
@@ -18718,7 +18718,7 @@
               <w:rPr>
                 <w:b/>
               </w:rPr>
-              <w:t>545.75</w:t>
+              <w:t>547.00</w:t>
             </w:r>
           </w:p>
         </w:tc>
@@ -18866,7 +18866,7 @@
             </w:pPr>
             <w:r/>
             <w:r>
-              <w:t>545.75</w:t>
+              <w:t>547.00</w:t>
             </w:r>
           </w:p>
         </w:tc>
@@ -18894,7 +18894,7 @@
             </w:pPr>
             <w:r/>
             <w:r>
-              <w:t>549.50</w:t>
+              <w:t>550.75</w:t>
             </w:r>
           </w:p>
         </w:tc>
@@ -18922,7 +18922,7 @@
             </w:pPr>
             <w:r/>
             <w:r>
-              <w:t>543.00</w:t>
+              <w:t>544.25</w:t>
             </w:r>
           </w:p>
         </w:tc>
@@ -18953,7 +18953,7 @@
               <w:rPr>
                 <w:b/>
               </w:rPr>
-              <w:t>546.25</w:t>
+              <w:t>547.50</w:t>
             </w:r>
           </w:p>
         </w:tc>
@@ -19101,7 +19101,7 @@
             </w:pPr>
             <w:r/>
             <w:r>
-              <w:t>546.25</w:t>
+              <w:t>547.50</w:t>
             </w:r>
           </w:p>
         </w:tc>
@@ -19129,7 +19129,7 @@
             </w:pPr>
             <w:r/>
             <w:r>
-              <w:t>549.25</w:t>
+              <w:t>550.50</w:t>
             </w:r>
           </w:p>
         </w:tc>
@@ -19157,7 +19157,7 @@
             </w:pPr>
             <w:r/>
             <w:r>
-              <w:t>541.75</w:t>
+              <w:t>543.00</w:t>
             </w:r>
           </w:p>
         </w:tc>
@@ -19188,7 +19188,7 @@
               <w:rPr>
                 <w:b/>
               </w:rPr>
-              <w:t>546.50</w:t>
+              <w:t>547.75</w:t>
             </w:r>
           </w:p>
         </w:tc>
@@ -19336,7 +19336,7 @@
             </w:pPr>
             <w:r/>
             <w:r>
-              <w:t>546.50</w:t>
+              <w:t>547.75</w:t>
             </w:r>
           </w:p>
         </w:tc>
@@ -19364,7 +19364,7 @@
             </w:pPr>
             <w:r/>
             <w:r>
-              <w:t>550.75</w:t>
+              <w:t>552.00</w:t>
             </w:r>
           </w:p>
         </w:tc>
@@ -19392,7 +19392,7 @@
             </w:pPr>
             <w:r/>
             <w:r>
-              <w:t>543.25</w:t>
+              <w:t>544.50</w:t>
             </w:r>
           </w:p>
         </w:tc>
@@ -19423,7 +19423,7 @@
               <w:rPr>
                 <w:b/>
               </w:rPr>
-              <w:t>547.25</w:t>
+              <w:t>548.50</w:t>
             </w:r>
           </w:p>
         </w:tc>
@@ -19571,7 +19571,7 @@
             </w:pPr>
             <w:r/>
             <w:r>
-              <w:t>547.25</w:t>
+              <w:t>548.50</w:t>
             </w:r>
           </w:p>
         </w:tc>
@@ -19599,7 +19599,7 @@
             </w:pPr>
             <w:r/>
             <w:r>
-              <w:t>550.75</w:t>
+              <w:t>552.00</w:t>
             </w:r>
           </w:p>
         </w:tc>
@@ -19627,7 +19627,7 @@
             </w:pPr>
             <w:r/>
             <w:r>
-              <w:t>545.00</w:t>
+              <w:t>546.25</w:t>
             </w:r>
           </w:p>
         </w:tc>
@@ -19658,7 +19658,7 @@
               <w:rPr>
                 <w:b/>
               </w:rPr>
-              <w:t>547.25</w:t>
+              <w:t>548.50</w:t>
             </w:r>
           </w:p>
         </w:tc>
@@ -19806,7 +19806,7 @@
             </w:pPr>
             <w:r/>
             <w:r>
-              <w:t>547.25</w:t>
+              <w:t>548.50</w:t>
             </w:r>
           </w:p>
         </w:tc>
@@ -19834,7 +19834,7 @@
             </w:pPr>
             <w:r/>
             <w:r>
-              <w:t>551.00</w:t>
+              <w:t>552.25</w:t>
             </w:r>
           </w:p>
         </w:tc>
@@ -19862,7 +19862,7 @@
             </w:pPr>
             <w:r/>
             <w:r>
-              <w:t>543.75</w:t>
+              <w:t>545.00</w:t>
             </w:r>
           </w:p>
         </w:tc>
@@ -19893,7 +19893,7 @@
               <w:rPr>
                 <w:b/>
               </w:rPr>
-              <w:t>547.00</w:t>
+              <w:t>548.25</w:t>
             </w:r>
           </w:p>
         </w:tc>
@@ -20041,7 +20041,7 @@
             </w:pPr>
             <w:r/>
             <w:r>
-              <w:t>547.00</w:t>
+              <w:t>548.25</w:t>
             </w:r>
           </w:p>
         </w:tc>
@@ -20069,7 +20069,7 @@
             </w:pPr>
             <w:r/>
             <w:r>
-              <w:t>550.50</w:t>
+              <w:t>551.75</w:t>
             </w:r>
           </w:p>
         </w:tc>
@@ -20097,7 +20097,7 @@
             </w:pPr>
             <w:r/>
             <w:r>
-              <w:t>543.75</w:t>
+              <w:t>545.00</w:t>
             </w:r>
           </w:p>
         </w:tc>
@@ -20128,7 +20128,7 @@
               <w:rPr>
                 <w:b/>
               </w:rPr>
-              <w:t>546.75</w:t>
+              <w:t>548.00</w:t>
             </w:r>
           </w:p>
         </w:tc>
@@ -20276,7 +20276,7 @@
             </w:pPr>
             <w:r/>
             <w:r>
-              <w:t>546.75</w:t>
+              <w:t>548.00</w:t>
             </w:r>
           </w:p>
         </w:tc>
@@ -20304,7 +20304,7 @@
             </w:pPr>
             <w:r/>
             <w:r>
-              <w:t>549.75</w:t>
+              <w:t>551.00</w:t>
             </w:r>
           </w:p>
         </w:tc>
@@ -20332,7 +20332,7 @@
             </w:pPr>
             <w:r/>
             <w:r>
-              <w:t>544.00</w:t>
+              <w:t>545.25</w:t>
             </w:r>
           </w:p>
         </w:tc>
@@ -20363,7 +20363,7 @@
               <w:rPr>
                 <w:b/>
               </w:rPr>
-              <w:t>547.00</w:t>
+              <w:t>548.25</w:t>
             </w:r>
           </w:p>
         </w:tc>
@@ -20511,7 +20511,7 @@
             </w:pPr>
             <w:r/>
             <w:r>
-              <w:t>547.00</w:t>
+              <w:t>548.25</w:t>
             </w:r>
           </w:p>
         </w:tc>
@@ -20539,7 +20539,7 @@
             </w:pPr>
             <w:r/>
             <w:r>
-              <w:t>550.00</w:t>
+              <w:t>551.25</w:t>
             </w:r>
           </w:p>
         </w:tc>
@@ -20567,7 +20567,7 @@
             </w:pPr>
             <w:r/>
             <w:r>
-              <w:t>544.25</w:t>
+              <w:t>545.50</w:t>
             </w:r>
           </w:p>
         </w:tc>
@@ -20598,7 +20598,7 @@
               <w:rPr>
                 <w:b/>
               </w:rPr>
-              <w:t>547.00</w:t>
+              <w:t>548.25</w:t>
             </w:r>
           </w:p>
         </w:tc>
@@ -20746,7 +20746,7 @@
             </w:pPr>
             <w:r/>
             <w:r>
-              <w:t>547.00</w:t>
+              <w:t>548.25</w:t>
             </w:r>
           </w:p>
         </w:tc>
@@ -20774,7 +20774,7 @@
             </w:pPr>
             <w:r/>
             <w:r>
-              <w:t>551.00</w:t>
+              <w:t>552.25</w:t>
             </w:r>
           </w:p>
         </w:tc>
@@ -20802,7 +20802,7 @@
             </w:pPr>
             <w:r/>
             <w:r>
-              <w:t>543.50</w:t>
+              <w:t>544.75</w:t>
             </w:r>
           </w:p>
         </w:tc>
@@ -20833,7 +20833,7 @@
               <w:rPr>
                 <w:b/>
               </w:rPr>
-              <w:t>547.50</w:t>
+              <w:t>548.75</w:t>
             </w:r>
           </w:p>
         </w:tc>
@@ -20981,7 +20981,7 @@
             </w:pPr>
             <w:r/>
             <w:r>
-              <w:t>547.50</w:t>
+              <w:t>548.75</w:t>
             </w:r>
           </w:p>
         </w:tc>
@@ -21009,7 +21009,7 @@
             </w:pPr>
             <w:r/>
             <w:r>
-              <w:t>551.50</w:t>
+              <w:t>552.75</w:t>
             </w:r>
           </w:p>
         </w:tc>
@@ -21037,7 +21037,7 @@
             </w:pPr>
             <w:r/>
             <w:r>
-              <w:t>545.75</w:t>
+              <w:t>547.00</w:t>
             </w:r>
           </w:p>
         </w:tc>
@@ -21068,7 +21068,7 @@
               <w:rPr>
                 <w:b/>
               </w:rPr>
-              <w:t>547.25</w:t>
+              <w:t>548.50</w:t>
             </w:r>
           </w:p>
         </w:tc>
@@ -21791,7 +21791,7 @@
         <w:t>Giá Chốt Phiên (Close):</w:t>
       </w:r>
       <w:r>
-        <w:t xml:space="preserve"> 766.00 cents | </w:t>
+        <w:t xml:space="preserve"> 772.25 cents | </w:t>
       </w:r>
       <w:r>
         <w:rPr>
@@ -21806,10 +21806,10 @@
         <w:rPr>
           <w:b/>
         </w:rPr>
-        <w:t>`769.63 cents`</w:t>
+        <w:t>`775.60 cents`</w:t>
       </w:r>
       <w:r>
-        <w:t xml:space="preserve"> (+3.63).</w:t>
+        <w:t xml:space="preserve"> (+3.35).</w:t>
       </w:r>
     </w:p>
     <w:p>
@@ -21830,7 +21830,7 @@
         <w:rPr>
           <w:b/>
         </w:rPr>
-        <w:t>`18,920`</w:t>
+        <w:t>`22,811`</w:t>
       </w:r>
       <w:r>
         <w:t xml:space="preserve"> (Chênh lệch: </w:t>
@@ -21839,7 +21839,7 @@
         <w:rPr>
           <w:b/>
         </w:rPr>
-        <w:t>`-96,680`</w:t>
+        <w:t>`-92,789`</w:t>
       </w:r>
       <w:r>
         <w:t xml:space="preserve">) | OI: </w:t>
@@ -21881,7 +21881,7 @@
         <w:rPr>
           <w:b/>
         </w:rPr>
-        <w:t>`Không phát hiện mô hình nến đặc biệt`</w:t>
+        <w:t>`Doji (Nến lưỡng lự thế trận)`</w:t>
       </w:r>
     </w:p>
     <w:p>
@@ -22173,7 +22173,7 @@
               <w:rPr>
                 <w:b/>
               </w:rPr>
-              <w:t>94.73</w:t>
+              <w:t>95.11</w:t>
             </w:r>
           </w:p>
         </w:tc>
@@ -22204,7 +22204,7 @@
               <w:rPr>
                 <w:b/>
               </w:rPr>
-              <w:t>+0.09%</w:t>
+              <w:t>+0.49%</w:t>
             </w:r>
           </w:p>
         </w:tc>
@@ -22296,7 +22296,7 @@
               <w:rPr>
                 <w:b/>
               </w:rPr>
-              <w:t>99.73</w:t>
+              <w:t>99.84</w:t>
             </w:r>
           </w:p>
         </w:tc>
@@ -22327,7 +22327,7 @@
               <w:rPr>
                 <w:b/>
               </w:rPr>
-              <w:t>+0.07%</w:t>
+              <w:t>+0.17%</w:t>
             </w:r>
           </w:p>
         </w:tc>
@@ -22941,7 +22941,7 @@
         <w:t xml:space="preserve"> EMA_21 </w:t>
       </w:r>
       <w:r>
-        <w:t xml:space="preserve"> (773.50) &gt; </w:t>
+        <w:t xml:space="preserve"> (773.30) &gt; </w:t>
       </w:r>
       <w:r>
         <w:rPr>
@@ -22952,7 +22952,7 @@
         <w:t xml:space="preserve"> EMA_50 </w:t>
       </w:r>
       <w:r>
-        <w:t xml:space="preserve"> (771.56).</w:t>
+        <w:t xml:space="preserve"> (771.62).</w:t>
       </w:r>
     </w:p>
     <w:p>
@@ -22973,7 +22973,7 @@
         <w:rPr>
           <w:b/>
         </w:rPr>
-        <w:t>`39.56`</w:t>
+        <w:t>`48.16`</w:t>
       </w:r>
       <w:r>
         <w:t xml:space="preserve"> | ATR (14) = </w:t>
@@ -22982,7 +22982,7 @@
         <w:rPr>
           <w:b/>
         </w:rPr>
-        <w:t>`5.89`</w:t>
+        <w:t>`5.64`</w:t>
       </w:r>
       <w:r>
         <w:t xml:space="preserve"> cents | Volatility = </w:t>
@@ -22991,7 +22991,7 @@
         <w:rPr>
           <w:b/>
         </w:rPr>
-        <w:t>`2.75 cents`</w:t>
+        <w:t>`2.50 cents`</w:t>
       </w:r>
       <w:r>
         <w:t>.</w:t>
@@ -23015,7 +23015,7 @@
         <w:rPr>
           <w:b/>
         </w:rPr>
-        <w:t>`758.00`</w:t>
+        <w:t>`765.75`</w:t>
       </w:r>
       <w:r>
         <w:t xml:space="preserve"> | S2: </w:t>
@@ -23033,7 +23033,7 @@
         <w:rPr>
           <w:b/>
         </w:rPr>
-        <w:t>`769.75`</w:t>
+        <w:t>`780.00`</w:t>
       </w:r>
       <w:r>
         <w:t xml:space="preserve"> | R2: </w:t>
@@ -23766,7 +23766,7 @@
           <w:b/>
           <w:color w:val="B91C1C"/>
         </w:rPr>
-        <w:t>`773.50 - 771.56 cents (Canh bán hồi kỹ thuật H1)`</w:t>
+        <w:t>`773.30 - 771.62 cents (Canh bán hồi kỹ thuật H1)`</w:t>
       </w:r>
       <w:r>
         <w:t xml:space="preserve"> | SL: </w:t>
@@ -23775,7 +23775,7 @@
         <w:rPr>
           <w:b/>
         </w:rPr>
-        <w:t>`801.33 cents (Trên kháng cự R2 + 1.5x ATR)`</w:t>
+        <w:t>`800.95 cents (Trên kháng cự R2 + 1.5x ATR)`</w:t>
       </w:r>
       <w:r>
         <w:t xml:space="preserve"> | TP: </w:t>
@@ -23786,7 +23786,7 @@
           <w:color w:val="D97706"/>
           <w:sz w:val="19"/>
         </w:rPr>
-        <w:t xml:space="preserve"> 758.00 cents </w:t>
+        <w:t xml:space="preserve"> 765.75 cents </w:t>
       </w:r>
       <w:r>
         <w:t xml:space="preserve"> / </w:t>
@@ -23837,7 +23837,7 @@
         <w:rPr>
           <w:b/>
         </w:rPr>
-        <w:t>`756.00 - 758.00 cents`</w:t>
+        <w:t>`763.75 - 765.75 cents`</w:t>
       </w:r>
       <w:r>
         <w:t xml:space="preserve"> | SL: </w:t>
@@ -23846,7 +23846,7 @@
         <w:rPr>
           <w:b/>
         </w:rPr>
-        <w:t>`639.36 cents`</w:t>
+        <w:t>`639.61 cents`</w:t>
       </w:r>
       <w:r>
         <w:t xml:space="preserve"> | TP: </w:t>
@@ -23855,7 +23855,7 @@
         <w:rPr>
           <w:b/>
         </w:rPr>
-        <w:t>`769.75 cents (Đón sóng hồi trung hạn ~14.5 giá)`</w:t>
+        <w:t>`780.00 cents (Đón sóng hồi trung hạn ~14.5 giá)`</w:t>
       </w:r>
       <w:r>
         <w:t>.</w:t>
@@ -23883,7 +23883,7 @@
         <w:rPr>
           <w:b/>
         </w:rPr>
-        <w:t>`769.75 - 771.75 cents`</w:t>
+        <w:t>`780.00 - 782.00 cents`</w:t>
       </w:r>
       <w:r>
         <w:t xml:space="preserve"> | SL: </w:t>
@@ -23892,7 +23892,7 @@
         <w:rPr>
           <w:b/>
         </w:rPr>
-        <w:t>`775.64 cents`</w:t>
+        <w:t>`785.64 cents`</w:t>
       </w:r>
       <w:r>
         <w:t xml:space="preserve"> | TP: </w:t>
@@ -23941,7 +23941,7 @@
         <w:rPr>
           <w:b/>
         </w:rPr>
-        <w:t>`621.70 - 645.25 cents`</w:t>
+        <w:t>`622.71 - 645.25 cents`</w:t>
       </w:r>
     </w:p>
     <w:p>
@@ -24348,7 +24348,7 @@
             </w:pPr>
             <w:r/>
             <w:r>
-              <w:t>766.00</w:t>
+              <w:t>772.25</w:t>
             </w:r>
           </w:p>
         </w:tc>
@@ -24376,7 +24376,7 @@
             </w:pPr>
             <w:r/>
             <w:r>
-              <w:t>777.25</w:t>
+              <w:t>783.50</w:t>
             </w:r>
           </w:p>
         </w:tc>
@@ -24404,7 +24404,7 @@
             </w:pPr>
             <w:r/>
             <w:r>
-              <w:t>760.50</w:t>
+              <w:t>766.75</w:t>
             </w:r>
           </w:p>
         </w:tc>
@@ -24435,7 +24435,7 @@
               <w:rPr>
                 <w:b/>
               </w:rPr>
-              <w:t>765.25</w:t>
+              <w:t>771.50</w:t>
             </w:r>
           </w:p>
         </w:tc>
@@ -24583,7 +24583,7 @@
             </w:pPr>
             <w:r/>
             <w:r>
-              <w:t>765.25</w:t>
+              <w:t>771.50</w:t>
             </w:r>
           </w:p>
         </w:tc>
@@ -24611,7 +24611,7 @@
             </w:pPr>
             <w:r/>
             <w:r>
-              <w:t>772.75</w:t>
+              <w:t>779.00</w:t>
             </w:r>
           </w:p>
         </w:tc>
@@ -24639,7 +24639,7 @@
             </w:pPr>
             <w:r/>
             <w:r>
-              <w:t>759.25</w:t>
+              <w:t>765.50</w:t>
             </w:r>
           </w:p>
         </w:tc>
@@ -24670,7 +24670,7 @@
               <w:rPr>
                 <w:b/>
               </w:rPr>
-              <w:t>764.75</w:t>
+              <w:t>771.00</w:t>
             </w:r>
           </w:p>
         </w:tc>
@@ -24818,7 +24818,7 @@
             </w:pPr>
             <w:r/>
             <w:r>
-              <w:t>764.75</w:t>
+              <w:t>771.00</w:t>
             </w:r>
           </w:p>
         </w:tc>
@@ -24846,7 +24846,7 @@
             </w:pPr>
             <w:r/>
             <w:r>
-              <w:t>778.50</w:t>
+              <w:t>784.75</w:t>
             </w:r>
           </w:p>
         </w:tc>
@@ -24874,7 +24874,7 @@
             </w:pPr>
             <w:r/>
             <w:r>
-              <w:t>750.00</w:t>
+              <w:t>756.25</w:t>
             </w:r>
           </w:p>
         </w:tc>
@@ -24905,7 +24905,7 @@
               <w:rPr>
                 <w:b/>
               </w:rPr>
-              <w:t>766.75</w:t>
+              <w:t>773.00</w:t>
             </w:r>
           </w:p>
         </w:tc>
@@ -25053,7 +25053,7 @@
             </w:pPr>
             <w:r/>
             <w:r>
-              <w:t>766.75</w:t>
+              <w:t>773.00</w:t>
             </w:r>
           </w:p>
         </w:tc>
@@ -25081,7 +25081,7 @@
             </w:pPr>
             <w:r/>
             <w:r>
-              <w:t>780.00</w:t>
+              <w:t>786.25</w:t>
             </w:r>
           </w:p>
         </w:tc>
@@ -25109,7 +25109,7 @@
             </w:pPr>
             <w:r/>
             <w:r>
-              <w:t>758.50</w:t>
+              <w:t>764.75</w:t>
             </w:r>
           </w:p>
         </w:tc>
@@ -25140,7 +25140,7 @@
               <w:rPr>
                 <w:b/>
               </w:rPr>
-              <w:t>768.00</w:t>
+              <w:t>774.25</w:t>
             </w:r>
           </w:p>
         </w:tc>
@@ -25288,7 +25288,7 @@
             </w:pPr>
             <w:r/>
             <w:r>
-              <w:t>768.00</w:t>
+              <w:t>774.25</w:t>
             </w:r>
           </w:p>
         </w:tc>
@@ -25316,7 +25316,7 @@
             </w:pPr>
             <w:r/>
             <w:r>
-              <w:t>784.50</w:t>
+              <w:t>790.75</w:t>
             </w:r>
           </w:p>
         </w:tc>
@@ -25344,7 +25344,7 @@
             </w:pPr>
             <w:r/>
             <w:r>
-              <w:t>757.50</w:t>
+              <w:t>763.75</w:t>
             </w:r>
           </w:p>
         </w:tc>
@@ -25375,7 +25375,7 @@
               <w:rPr>
                 <w:b/>
               </w:rPr>
-              <w:t>772.50</w:t>
+              <w:t>778.75</w:t>
             </w:r>
           </w:p>
         </w:tc>
@@ -25523,7 +25523,7 @@
             </w:pPr>
             <w:r/>
             <w:r>
-              <w:t>772.50</w:t>
+              <w:t>778.75</w:t>
             </w:r>
           </w:p>
         </w:tc>
@@ -25551,7 +25551,7 @@
             </w:pPr>
             <w:r/>
             <w:r>
-              <w:t>780.25</w:t>
+              <w:t>786.50</w:t>
             </w:r>
           </w:p>
         </w:tc>
@@ -25579,7 +25579,7 @@
             </w:pPr>
             <w:r/>
             <w:r>
-              <w:t>761.50</w:t>
+              <w:t>767.75</w:t>
             </w:r>
           </w:p>
         </w:tc>
@@ -25610,7 +25610,7 @@
               <w:rPr>
                 <w:b/>
               </w:rPr>
-              <w:t>773.75</w:t>
+              <w:t>780.00</w:t>
             </w:r>
           </w:p>
         </w:tc>
@@ -25758,7 +25758,7 @@
             </w:pPr>
             <w:r/>
             <w:r>
-              <w:t>773.75</w:t>
+              <w:t>780.00</w:t>
             </w:r>
           </w:p>
         </w:tc>
@@ -25786,7 +25786,7 @@
             </w:pPr>
             <w:r/>
             <w:r>
-              <w:t>782.00</w:t>
+              <w:t>788.25</w:t>
             </w:r>
           </w:p>
         </w:tc>
@@ -25814,7 +25814,7 @@
             </w:pPr>
             <w:r/>
             <w:r>
-              <w:t>763.25</w:t>
+              <w:t>769.50</w:t>
             </w:r>
           </w:p>
         </w:tc>
@@ -25845,7 +25845,7 @@
               <w:rPr>
                 <w:b/>
               </w:rPr>
-              <w:t>775.50</w:t>
+              <w:t>781.75</w:t>
             </w:r>
           </w:p>
         </w:tc>
@@ -25993,7 +25993,7 @@
             </w:pPr>
             <w:r/>
             <w:r>
-              <w:t>775.50</w:t>
+              <w:t>781.75</w:t>
             </w:r>
           </w:p>
         </w:tc>
@@ -26021,7 +26021,7 @@
             </w:pPr>
             <w:r/>
             <w:r>
-              <w:t>787.75</w:t>
+              <w:t>794.00</w:t>
             </w:r>
           </w:p>
         </w:tc>
@@ -26049,7 +26049,7 @@
             </w:pPr>
             <w:r/>
             <w:r>
-              <w:t>765.75</w:t>
+              <w:t>772.00</w:t>
             </w:r>
           </w:p>
         </w:tc>
@@ -26080,7 +26080,7 @@
               <w:rPr>
                 <w:b/>
               </w:rPr>
-              <w:t>774.50</w:t>
+              <w:t>780.75</w:t>
             </w:r>
           </w:p>
         </w:tc>
@@ -26228,7 +26228,7 @@
             </w:pPr>
             <w:r/>
             <w:r>
-              <w:t>774.50</w:t>
+              <w:t>780.75</w:t>
             </w:r>
           </w:p>
         </w:tc>
@@ -26256,7 +26256,7 @@
             </w:pPr>
             <w:r/>
             <w:r>
-              <w:t>785.00</w:t>
+              <w:t>791.25</w:t>
             </w:r>
           </w:p>
         </w:tc>
@@ -26284,7 +26284,7 @@
             </w:pPr>
             <w:r/>
             <w:r>
-              <w:t>759.75</w:t>
+              <w:t>766.00</w:t>
             </w:r>
           </w:p>
         </w:tc>
@@ -26315,7 +26315,7 @@
               <w:rPr>
                 <w:b/>
               </w:rPr>
-              <w:t>776.75</w:t>
+              <w:t>783.00</w:t>
             </w:r>
           </w:p>
         </w:tc>
@@ -26463,7 +26463,7 @@
             </w:pPr>
             <w:r/>
             <w:r>
-              <w:t>776.75</w:t>
+              <w:t>783.00</w:t>
             </w:r>
           </w:p>
         </w:tc>
@@ -26491,7 +26491,7 @@
             </w:pPr>
             <w:r/>
             <w:r>
-              <w:t>787.25</w:t>
+              <w:t>793.50</w:t>
             </w:r>
           </w:p>
         </w:tc>
@@ -26519,7 +26519,7 @@
             </w:pPr>
             <w:r/>
             <w:r>
-              <w:t>770.50</w:t>
+              <w:t>776.75</w:t>
             </w:r>
           </w:p>
         </w:tc>
@@ -26550,7 +26550,7 @@
               <w:rPr>
                 <w:b/>
               </w:rPr>
-              <w:t>777.50</w:t>
+              <w:t>783.75</w:t>
             </w:r>
           </w:p>
         </w:tc>
@@ -26698,7 +26698,7 @@
             </w:pPr>
             <w:r/>
             <w:r>
-              <w:t>777.50</w:t>
+              <w:t>783.75</w:t>
             </w:r>
           </w:p>
         </w:tc>
@@ -26726,7 +26726,7 @@
             </w:pPr>
             <w:r/>
             <w:r>
-              <w:t>791.75</w:t>
+              <w:t>798.00</w:t>
             </w:r>
           </w:p>
         </w:tc>
@@ -26754,7 +26754,7 @@
             </w:pPr>
             <w:r/>
             <w:r>
-              <w:t>762.75</w:t>
+              <w:t>769.00</w:t>
             </w:r>
           </w:p>
         </w:tc>
@@ -26785,7 +26785,7 @@
               <w:rPr>
                 <w:b/>
               </w:rPr>
-              <w:t>779.50</w:t>
+              <w:t>785.75</w:t>
             </w:r>
           </w:p>
         </w:tc>
@@ -26933,7 +26933,7 @@
             </w:pPr>
             <w:r/>
             <w:r>
-              <w:t>779.50</w:t>
+              <w:t>785.75</w:t>
             </w:r>
           </w:p>
         </w:tc>
@@ -26961,7 +26961,7 @@
             </w:pPr>
             <w:r/>
             <w:r>
-              <w:t>786.00</w:t>
+              <w:t>792.25</w:t>
             </w:r>
           </w:p>
         </w:tc>
@@ -26989,7 +26989,7 @@
             </w:pPr>
             <w:r/>
             <w:r>
-              <w:t>772.75</w:t>
+              <w:t>779.00</w:t>
             </w:r>
           </w:p>
         </w:tc>
@@ -27020,7 +27020,7 @@
               <w:rPr>
                 <w:b/>
               </w:rPr>
-              <w:t>779.75</w:t>
+              <w:t>786.00</w:t>
             </w:r>
           </w:p>
         </w:tc>
@@ -27168,7 +27168,7 @@
             </w:pPr>
             <w:r/>
             <w:r>
-              <w:t>779.75</w:t>
+              <w:t>786.00</w:t>
             </w:r>
           </w:p>
         </w:tc>
@@ -27196,7 +27196,7 @@
             </w:pPr>
             <w:r/>
             <w:r>
-              <w:t>790.00</w:t>
+              <w:t>796.25</w:t>
             </w:r>
           </w:p>
         </w:tc>
@@ -27224,7 +27224,7 @@
             </w:pPr>
             <w:r/>
             <w:r>
-              <w:t>771.75</w:t>
+              <w:t>778.00</w:t>
             </w:r>
           </w:p>
         </w:tc>
@@ -27255,7 +27255,7 @@
               <w:rPr>
                 <w:b/>
               </w:rPr>
-              <w:t>780.25</w:t>
+              <w:t>786.50</w:t>
             </w:r>
           </w:p>
         </w:tc>
@@ -27403,7 +27403,7 @@
             </w:pPr>
             <w:r/>
             <w:r>
-              <w:t>780.25</w:t>
+              <w:t>786.50</w:t>
             </w:r>
           </w:p>
         </w:tc>
@@ -27431,7 +27431,7 @@
             </w:pPr>
             <w:r/>
             <w:r>
-              <w:t>787.25</w:t>
+              <w:t>793.50</w:t>
             </w:r>
           </w:p>
         </w:tc>
@@ -27459,7 +27459,7 @@
             </w:pPr>
             <w:r/>
             <w:r>
-              <w:t>774.25</w:t>
+              <w:t>780.50</w:t>
             </w:r>
           </w:p>
         </w:tc>
@@ -27490,7 +27490,7 @@
               <w:rPr>
                 <w:b/>
               </w:rPr>
-              <w:t>779.50</w:t>
+              <w:t>785.75</w:t>
             </w:r>
           </w:p>
         </w:tc>
@@ -27638,7 +27638,7 @@
             </w:pPr>
             <w:r/>
             <w:r>
-              <w:t>779.50</w:t>
+              <w:t>785.75</w:t>
             </w:r>
           </w:p>
         </w:tc>
@@ -27666,7 +27666,7 @@
             </w:pPr>
             <w:r/>
             <w:r>
-              <w:t>793.00</w:t>
+              <w:t>799.25</w:t>
             </w:r>
           </w:p>
         </w:tc>
@@ -27694,7 +27694,7 @@
             </w:pPr>
             <w:r/>
             <w:r>
-              <w:t>766.50</w:t>
+              <w:t>772.75</w:t>
             </w:r>
           </w:p>
         </w:tc>
@@ -27725,7 +27725,7 @@
               <w:rPr>
                 <w:b/>
               </w:rPr>
-              <w:t>781.25</w:t>
+              <w:t>787.50</w:t>
             </w:r>
           </w:p>
         </w:tc>
@@ -27873,7 +27873,7 @@
             </w:pPr>
             <w:r/>
             <w:r>
-              <w:t>781.25</w:t>
+              <w:t>787.50</w:t>
             </w:r>
           </w:p>
         </w:tc>
@@ -27901,7 +27901,7 @@
             </w:pPr>
             <w:r/>
             <w:r>
-              <w:t>790.50</w:t>
+              <w:t>796.75</w:t>
             </w:r>
           </w:p>
         </w:tc>
@@ -27929,7 +27929,7 @@
             </w:pPr>
             <w:r/>
             <w:r>
-              <w:t>770.50</w:t>
+              <w:t>776.75</w:t>
             </w:r>
           </w:p>
         </w:tc>
@@ -27960,7 +27960,7 @@
               <w:rPr>
                 <w:b/>
               </w:rPr>
-              <w:t>781.75</w:t>
+              <w:t>788.00</w:t>
             </w:r>
           </w:p>
         </w:tc>
@@ -28108,7 +28108,7 @@
             </w:pPr>
             <w:r/>
             <w:r>
-              <w:t>781.75</w:t>
+              <w:t>788.00</w:t>
             </w:r>
           </w:p>
         </w:tc>
@@ -28136,7 +28136,7 @@
             </w:pPr>
             <w:r/>
             <w:r>
-              <w:t>794.00</w:t>
+              <w:t>800.25</w:t>
             </w:r>
           </w:p>
         </w:tc>
@@ -28164,7 +28164,7 @@
             </w:pPr>
             <w:r/>
             <w:r>
-              <w:t>767.50</w:t>
+              <w:t>773.75</w:t>
             </w:r>
           </w:p>
         </w:tc>
@@ -28195,7 +28195,7 @@
               <w:rPr>
                 <w:b/>
               </w:rPr>
-              <w:t>780.25</w:t>
+              <w:t>786.50</w:t>
             </w:r>
           </w:p>
         </w:tc>
@@ -28343,7 +28343,7 @@
             </w:pPr>
             <w:r/>
             <w:r>
-              <w:t>780.25</w:t>
+              <w:t>786.50</w:t>
             </w:r>
           </w:p>
         </w:tc>
@@ -28371,7 +28371,7 @@
             </w:pPr>
             <w:r/>
             <w:r>
-              <w:t>787.25</w:t>
+              <w:t>793.50</w:t>
             </w:r>
           </w:p>
         </w:tc>
@@ -28399,7 +28399,7 @@
             </w:pPr>
             <w:r/>
             <w:r>
-              <w:t>770.75</w:t>
+              <w:t>777.00</w:t>
             </w:r>
           </w:p>
         </w:tc>
@@ -28430,7 +28430,7 @@
               <w:rPr>
                 <w:b/>
               </w:rPr>
-              <w:t>780.75</w:t>
+              <w:t>787.00</w:t>
             </w:r>
           </w:p>
         </w:tc>
@@ -28578,7 +28578,7 @@
             </w:pPr>
             <w:r/>
             <w:r>
-              <w:t>780.75</w:t>
+              <w:t>787.00</w:t>
             </w:r>
           </w:p>
         </w:tc>
@@ -28606,7 +28606,7 @@
             </w:pPr>
             <w:r/>
             <w:r>
-              <w:t>791.25</w:t>
+              <w:t>797.50</w:t>
             </w:r>
           </w:p>
         </w:tc>
@@ -28634,7 +28634,7 @@
             </w:pPr>
             <w:r/>
             <w:r>
-              <w:t>773.50</w:t>
+              <w:t>779.75</w:t>
             </w:r>
           </w:p>
         </w:tc>
@@ -28665,7 +28665,7 @@
               <w:rPr>
                 <w:b/>
               </w:rPr>
-              <w:t>780.50</w:t>
+              <w:t>786.75</w:t>
             </w:r>
           </w:p>
         </w:tc>
@@ -28813,7 +28813,7 @@
             </w:pPr>
             <w:r/>
             <w:r>
-              <w:t>780.50</w:t>
+              <w:t>786.75</w:t>
             </w:r>
           </w:p>
         </w:tc>
@@ -28841,7 +28841,7 @@
             </w:pPr>
             <w:r/>
             <w:r>
-              <w:t>790.25</w:t>
+              <w:t>796.50</w:t>
             </w:r>
           </w:p>
         </w:tc>
@@ -28869,7 +28869,7 @@
             </w:pPr>
             <w:r/>
             <w:r>
-              <w:t>770.75</w:t>
+              <w:t>777.00</w:t>
             </w:r>
           </w:p>
         </w:tc>
@@ -28900,7 +28900,7 @@
               <w:rPr>
                 <w:b/>
               </w:rPr>
-              <w:t>781.00</w:t>
+              <w:t>787.25</w:t>
             </w:r>
           </w:p>
         </w:tc>
@@ -29048,7 +29048,7 @@
             </w:pPr>
             <w:r/>
             <w:r>
-              <w:t>781.00</w:t>
+              <w:t>787.25</w:t>
             </w:r>
           </w:p>
         </w:tc>
@@ -29076,7 +29076,7 @@
             </w:pPr>
             <w:r/>
             <w:r>
-              <w:t>791.75</w:t>
+              <w:t>798.00</w:t>
             </w:r>
           </w:p>
         </w:tc>
@@ -29104,7 +29104,7 @@
             </w:pPr>
             <w:r/>
             <w:r>
-              <w:t>773.75</w:t>
+              <w:t>780.00</w:t>
             </w:r>
           </w:p>
         </w:tc>
@@ -29135,7 +29135,7 @@
               <w:rPr>
                 <w:b/>
               </w:rPr>
-              <w:t>781.75</w:t>
+              <w:t>788.00</w:t>
             </w:r>
           </w:p>
         </w:tc>
@@ -29283,7 +29283,7 @@
             </w:pPr>
             <w:r/>
             <w:r>
-              <w:t>781.75</w:t>
+              <w:t>788.00</w:t>
             </w:r>
           </w:p>
         </w:tc>
@@ -29311,7 +29311,7 @@
             </w:pPr>
             <w:r/>
             <w:r>
-              <w:t>788.25</w:t>
+              <w:t>794.50</w:t>
             </w:r>
           </w:p>
         </w:tc>
@@ -29339,7 +29339,7 @@
             </w:pPr>
             <w:r/>
             <w:r>
-              <w:t>773.25</w:t>
+              <w:t>779.50</w:t>
             </w:r>
           </w:p>
         </w:tc>
@@ -29370,7 +29370,7 @@
               <w:rPr>
                 <w:b/>
               </w:rPr>
-              <w:t>782.25</w:t>
+              <w:t>788.50</w:t>
             </w:r>
           </w:p>
         </w:tc>
@@ -29518,7 +29518,7 @@
             </w:pPr>
             <w:r/>
             <w:r>
-              <w:t>782.25</w:t>
+              <w:t>788.50</w:t>
             </w:r>
           </w:p>
         </w:tc>
@@ -29546,7 +29546,7 @@
             </w:pPr>
             <w:r/>
             <w:r>
-              <w:t>793.25</w:t>
+              <w:t>799.50</w:t>
             </w:r>
           </w:p>
         </w:tc>
@@ -29574,7 +29574,7 @@
             </w:pPr>
             <w:r/>
             <w:r>
-              <w:t>770.50</w:t>
+              <w:t>776.75</w:t>
             </w:r>
           </w:p>
         </w:tc>
@@ -29605,7 +29605,7 @@
               <w:rPr>
                 <w:b/>
               </w:rPr>
-              <w:t>785.75</w:t>
+              <w:t>792.00</w:t>
             </w:r>
           </w:p>
         </w:tc>
@@ -29753,7 +29753,7 @@
             </w:pPr>
             <w:r/>
             <w:r>
-              <w:t>785.75</w:t>
+              <w:t>792.00</w:t>
             </w:r>
           </w:p>
         </w:tc>
@@ -29781,7 +29781,7 @@
             </w:pPr>
             <w:r/>
             <w:r>
-              <w:t>791.25</w:t>
+              <w:t>797.50</w:t>
             </w:r>
           </w:p>
         </w:tc>
@@ -29809,7 +29809,7 @@
             </w:pPr>
             <w:r/>
             <w:r>
-              <w:t>778.00</w:t>
+              <w:t>784.25</w:t>
             </w:r>
           </w:p>
         </w:tc>
@@ -29840,7 +29840,7 @@
               <w:rPr>
                 <w:b/>
               </w:rPr>
-              <w:t>786.50</w:t>
+              <w:t>792.75</w:t>
             </w:r>
           </w:p>
         </w:tc>
@@ -29988,7 +29988,7 @@
             </w:pPr>
             <w:r/>
             <w:r>
-              <w:t>786.50</w:t>
+              <w:t>792.75</w:t>
             </w:r>
           </w:p>
         </w:tc>
@@ -30016,7 +30016,7 @@
             </w:pPr>
             <w:r/>
             <w:r>
-              <w:t>795.75</w:t>
+              <w:t>802.00</w:t>
             </w:r>
           </w:p>
         </w:tc>
@@ -30044,7 +30044,7 @@
             </w:pPr>
             <w:r/>
             <w:r>
-              <w:t>780.00</w:t>
+              <w:t>786.25</w:t>
             </w:r>
           </w:p>
         </w:tc>
@@ -30075,7 +30075,7 @@
               <w:rPr>
                 <w:b/>
               </w:rPr>
-              <w:t>785.75</w:t>
+              <w:t>792.00</w:t>
             </w:r>
           </w:p>
         </w:tc>
@@ -30223,7 +30223,7 @@
             </w:pPr>
             <w:r/>
             <w:r>
-              <w:t>785.75</w:t>
+              <w:t>792.00</w:t>
             </w:r>
           </w:p>
         </w:tc>
@@ -30251,7 +30251,7 @@
             </w:pPr>
             <w:r/>
             <w:r>
-              <w:t>793.25</w:t>
+              <w:t>799.50</w:t>
             </w:r>
           </w:p>
         </w:tc>
@@ -30279,7 +30279,7 @@
             </w:pPr>
             <w:r/>
             <w:r>
-              <w:t>779.75</w:t>
+              <w:t>786.00</w:t>
             </w:r>
           </w:p>
         </w:tc>
@@ -30310,7 +30310,7 @@
               <w:rPr>
                 <w:b/>
               </w:rPr>
-              <w:t>784.75</w:t>
+              <w:t>791.00</w:t>
             </w:r>
           </w:p>
         </w:tc>
@@ -30458,7 +30458,7 @@
             </w:pPr>
             <w:r/>
             <w:r>
-              <w:t>784.75</w:t>
+              <w:t>791.00</w:t>
             </w:r>
           </w:p>
         </w:tc>
@@ -30486,7 +30486,7 @@
             </w:pPr>
             <w:r/>
             <w:r>
-              <w:t>791.75</w:t>
+              <w:t>798.00</w:t>
             </w:r>
           </w:p>
         </w:tc>
@@ -30514,7 +30514,7 @@
             </w:pPr>
             <w:r/>
             <w:r>
-              <w:t>771.25</w:t>
+              <w:t>777.50</w:t>
             </w:r>
           </w:p>
         </w:tc>
@@ -30545,7 +30545,7 @@
               <w:rPr>
                 <w:b/>
               </w:rPr>
-              <w:t>785.50</w:t>
+              <w:t>791.75</w:t>
             </w:r>
           </w:p>
         </w:tc>
@@ -30693,7 +30693,7 @@
             </w:pPr>
             <w:r/>
             <w:r>
-              <w:t>785.50</w:t>
+              <w:t>791.75</w:t>
             </w:r>
           </w:p>
         </w:tc>
@@ -30721,7 +30721,7 @@
             </w:pPr>
             <w:r/>
             <w:r>
-              <w:t>794.75</w:t>
+              <w:t>801.00</w:t>
             </w:r>
           </w:p>
         </w:tc>
@@ -30749,7 +30749,7 @@
             </w:pPr>
             <w:r/>
             <w:r>
-              <w:t>778.25</w:t>
+              <w:t>784.50</w:t>
             </w:r>
           </w:p>
         </w:tc>
@@ -30780,7 +30780,7 @@
               <w:rPr>
                 <w:b/>
               </w:rPr>
-              <w:t>785.25</w:t>
+              <w:t>791.50</w:t>
             </w:r>
           </w:p>
         </w:tc>
@@ -30928,7 +30928,7 @@
             </w:pPr>
             <w:r/>
             <w:r>
-              <w:t>785.25</w:t>
+              <w:t>791.50</w:t>
             </w:r>
           </w:p>
         </w:tc>
@@ -30956,7 +30956,7 @@
             </w:pPr>
             <w:r/>
             <w:r>
-              <w:t>793.75</w:t>
+              <w:t>800.00</w:t>
             </w:r>
           </w:p>
         </w:tc>
@@ -30984,7 +30984,7 @@
             </w:pPr>
             <w:r/>
             <w:r>
-              <w:t>771.25</w:t>
+              <w:t>777.50</w:t>
             </w:r>
           </w:p>
         </w:tc>
@@ -31015,7 +31015,7 @@
               <w:rPr>
                 <w:b/>
               </w:rPr>
-              <w:t>787.00</w:t>
+              <w:t>793.25</w:t>
             </w:r>
           </w:p>
         </w:tc>
@@ -31163,7 +31163,7 @@
             </w:pPr>
             <w:r/>
             <w:r>
-              <w:t>787.00</w:t>
+              <w:t>793.25</w:t>
             </w:r>
           </w:p>
         </w:tc>
@@ -31191,7 +31191,7 @@
             </w:pPr>
             <w:r/>
             <w:r>
-              <w:t>793.25</w:t>
+              <w:t>799.50</w:t>
             </w:r>
           </w:p>
         </w:tc>
@@ -31219,7 +31219,7 @@
             </w:pPr>
             <w:r/>
             <w:r>
-              <w:t>780.50</w:t>
+              <w:t>786.75</w:t>
             </w:r>
           </w:p>
         </w:tc>
@@ -31250,7 +31250,7 @@
               <w:rPr>
                 <w:b/>
               </w:rPr>
-              <w:t>786.25</w:t>
+              <w:t>792.50</w:t>
             </w:r>
           </w:p>
         </w:tc>

--- a/Daily Reports/02_09_2026-CBOT Reports.docx
+++ b/Daily Reports/02_09_2026-CBOT Reports.docx
@@ -104,7 +104,7 @@
           <w:color w:val="5C768D"/>
           <w:sz w:val="19"/>
         </w:rPr>
-        <w:t>Cập nhật tự động qua `macro_tracker.py` vào lúc 21:01 ICT ngày 02/09/2026</w:t>
+        <w:t>Cập nhật tự động qua `macro_tracker.py` vào lúc 22:45 ICT ngày 02/09/2026</w:t>
       </w:r>
     </w:p>
     <w:tbl>
@@ -313,7 +313,7 @@
               <w:rPr>
                 <w:b/>
               </w:rPr>
-              <w:t>94.23 / thùng</w:t>
+              <w:t>95.53 / thùng</w:t>
             </w:r>
           </w:p>
         </w:tc>
@@ -344,7 +344,7 @@
               <w:rPr>
                 <w:b/>
               </w:rPr>
-              <w:t>-0.44%</w:t>
+              <w:t>+0.93%</w:t>
             </w:r>
           </w:p>
         </w:tc>
@@ -442,7 +442,7 @@
               <w:rPr>
                 <w:b/>
               </w:rPr>
-              <w:t>99.55</w:t>
+              <w:t>99.52</w:t>
             </w:r>
           </w:p>
         </w:tc>
@@ -473,7 +473,7 @@
               <w:rPr>
                 <w:b/>
               </w:rPr>
-              <w:t>-0.12%</w:t>
+              <w:t>-0.15%</w:t>
             </w:r>
           </w:p>
         </w:tc>
@@ -1228,7 +1228,7 @@
         <w:rPr>
           <w:b/>
         </w:rPr>
-        <w:t>`94.23` (-0.44%)</w:t>
+        <w:t>`95.53` (+0.93%)</w:t>
       </w:r>
       <w:r>
         <w:t xml:space="preserve"> | DXY: </w:t>
@@ -1237,7 +1237,7 @@
         <w:rPr>
           <w:b/>
         </w:rPr>
-        <w:t>`99.55` (-0.12%)</w:t>
+        <w:t>`99.52` (-0.15%)</w:t>
       </w:r>
       <w:r>
         <w:t xml:space="preserve"> | Lúa mì CBOT: </w:t>
@@ -1246,7 +1246,7 @@
         <w:rPr>
           <w:b/>
         </w:rPr>
-        <w:t>`776.50` (+1.67%)</w:t>
+        <w:t>`788.50` (+3.37%)</w:t>
       </w:r>
       <w:r>
         <w:t>.</w:t>
@@ -1316,7 +1316,7 @@
           <w:color w:val="5C768D"/>
           <w:sz w:val="19"/>
         </w:rPr>
-        <w:t>Cập nhật tự động lúc 21:01 ICT ngày 02/09/2026 — Nguồn: NOAA, USDA, BOM Australia</w:t>
+        <w:t>Cập nhật tự động lúc 22:45 ICT ngày 02/09/2026 — Nguồn: NOAA, USDA, BOM Australia</w:t>
       </w:r>
     </w:p>
     <w:p>
@@ -3584,7 +3584,7 @@
               <w:rPr>
                 <w:b/>
               </w:rPr>
-              <w:t>541.25</w:t>
+              <w:t>547.75</w:t>
             </w:r>
           </w:p>
         </w:tc>
@@ -3615,7 +3615,7 @@
               <w:rPr>
                 <w:b/>
               </w:rPr>
-              <w:t>542.58 (+1.33)</w:t>
+              <w:t>548.88 (+1.13)</w:t>
             </w:r>
           </w:p>
         </w:tc>
@@ -3643,7 +3643,7 @@
             </w:pPr>
             <w:r/>
             <w:r>
-              <w:t>Bullish (538.97 &gt; 538.16)</w:t>
+              <w:t>Bullish (540.39 &gt; 538.85)</w:t>
             </w:r>
           </w:p>
         </w:tc>
@@ -3671,7 +3671,7 @@
             </w:pPr>
             <w:r/>
             <w:r>
-              <w:t>4.00 cents</w:t>
+              <w:t>3.00 cents</w:t>
             </w:r>
           </w:p>
         </w:tc>
@@ -3832,7 +3832,7 @@
               <w:rPr>
                 <w:b/>
               </w:rPr>
-              <w:t>776.25</w:t>
+              <w:t>788.50</w:t>
             </w:r>
           </w:p>
         </w:tc>
@@ -3863,7 +3863,7 @@
               <w:rPr>
                 <w:b/>
               </w:rPr>
-              <w:t>779.72 (+3.47)</w:t>
+              <w:t>792.51 (+4.01)</w:t>
             </w:r>
           </w:p>
         </w:tc>
@@ -3891,7 +3891,7 @@
             </w:pPr>
             <w:r/>
             <w:r>
-              <w:t>Bullish (773.68 &gt; 771.97)</w:t>
+              <w:t>Bullish (776.13 &gt; 773.19)</w:t>
             </w:r>
           </w:p>
         </w:tc>
@@ -3919,7 +3919,7 @@
             </w:pPr>
             <w:r/>
             <w:r>
-              <w:t>4.75 cents</w:t>
+              <w:t>11.00 cents</w:t>
             </w:r>
           </w:p>
         </w:tc>
@@ -4357,7 +4357,7 @@
                 <w:b/>
                 <w:color w:val="15803D"/>
               </w:rPr>
-              <w:t>536.25 - 538.97 cents (Canh mua vùng hỗ trợ)</w:t>
+              <w:t>536.25 - 540.39 cents (Canh mua vùng hỗ trợ)</w:t>
             </w:r>
           </w:p>
         </w:tc>
@@ -4388,7 +4388,7 @@
               <w:rPr>
                 <w:b/>
               </w:rPr>
-              <w:t>453.56 cents (Dưới cản S2 + 1.5x ATR)</w:t>
+              <w:t>452.54 cents (Dưới cản S2 + 1.5x ATR)</w:t>
             </w:r>
           </w:p>
         </w:tc>
@@ -4424,7 +4424,7 @@
                 <w:color w:val="D97706"/>
                 <w:sz w:val="19"/>
               </w:rPr>
-              <w:t xml:space="preserve"> 543.75 cents </w:t>
+              <w:t xml:space="preserve"> 548.18 cents </w:t>
             </w:r>
             <w:r>
               <w:t xml:space="preserve"> / TP2: </w:t>
@@ -4435,7 +4435,7 @@
                 <w:color w:val="D97706"/>
                 <w:sz w:val="19"/>
               </w:rPr>
-              <w:t xml:space="preserve"> 549.00 cents </w:t>
+              <w:t xml:space="preserve"> 549.75 cents </w:t>
             </w:r>
           </w:p>
         </w:tc>
@@ -4600,7 +4600,7 @@
               <w:rPr>
                 <w:b/>
               </w:rPr>
-              <w:t>470.72 cents (Chống quét SL tuyệt đối)</w:t>
+              <w:t>470.06 cents (Chống quét SL tuyệt đối)</w:t>
             </w:r>
           </w:p>
         </w:tc>
@@ -4631,7 +4631,7 @@
               <w:rPr>
                 <w:b/>
               </w:rPr>
-              <w:t>562.25 cents (Ăn trọn biên độ ngô ~10.5 giá)</w:t>
+              <w:t>563.00 cents (Ăn trọn biên độ ngô ~10.5 giá)</w:t>
             </w:r>
           </w:p>
         </w:tc>
@@ -4762,7 +4762,7 @@
               <w:rPr>
                 <w:b/>
               </w:rPr>
-              <w:t>558.00 - 559.50 cents</w:t>
+              <w:t>562.53 - 564.03 cents</w:t>
             </w:r>
           </w:p>
         </w:tc>
@@ -4793,7 +4793,7 @@
               <w:rPr>
                 <w:b/>
               </w:rPr>
-              <w:t>560.28 cents</w:t>
+              <w:t>565.47 cents</w:t>
             </w:r>
           </w:p>
         </w:tc>
@@ -4955,7 +4955,7 @@
               <w:rPr>
                 <w:b/>
               </w:rPr>
-              <w:t>447.40 - 457.25 cents</w:t>
+              <w:t>444.69 - 457.25 cents</w:t>
             </w:r>
           </w:p>
         </w:tc>
@@ -5136,7 +5136,7 @@
                 <w:b/>
                 <w:color w:val="B91C1C"/>
               </w:rPr>
-              <w:t>773.68 - 771.97 cents (Canh bán hồi kỹ thuật H1)</w:t>
+              <w:t>776.13 - 773.19 cents (Canh bán hồi kỹ thuật H1)</w:t>
             </w:r>
           </w:p>
         </w:tc>
@@ -5167,7 +5167,7 @@
               <w:rPr>
                 <w:b/>
               </w:rPr>
-              <w:t>800.62 cents (Trên kháng cự R2 + 1.5x ATR)</w:t>
+              <w:t>805.67 cents (Trên kháng cự R2 + 1.5x ATR)</w:t>
             </w:r>
           </w:p>
         </w:tc>
@@ -5203,7 +5203,7 @@
                 <w:color w:val="D97706"/>
                 <w:sz w:val="19"/>
               </w:rPr>
-              <w:t xml:space="preserve"> 770.00 cents </w:t>
+              <w:t xml:space="preserve"> 774.75 cents </w:t>
             </w:r>
             <w:r>
               <w:t xml:space="preserve"> / TP2: </w:t>
@@ -5314,7 +5314,7 @@
                 <w:b/>
                 <w:color w:val="15803D"/>
               </w:rPr>
-              <w:t>Long trung hạn (Swing) (ZWZ26)</w:t>
+              <w:t>Long trung hạn (Swing) (ZWH27)</w:t>
             </w:r>
           </w:p>
         </w:tc>
@@ -5345,7 +5345,7 @@
               <w:rPr>
                 <w:b/>
               </w:rPr>
-              <w:t>768.00 - 770.00 cents</w:t>
+              <w:t>786.75 - 788.75 cents</w:t>
             </w:r>
           </w:p>
         </w:tc>
@@ -5376,7 +5376,7 @@
               <w:rPr>
                 <w:b/>
               </w:rPr>
-              <w:t>639.84 cents</w:t>
+              <w:t>655.72 cents</w:t>
             </w:r>
           </w:p>
         </w:tc>
@@ -5407,7 +5407,7 @@
               <w:rPr>
                 <w:b/>
               </w:rPr>
-              <w:t>780.00 cents (Đón sóng hồi trung hạn ~14.5 giá)</w:t>
+              <w:t>807.11 cents (Đón sóng hồi trung hạn ~14.5 giá)</w:t>
             </w:r>
           </w:p>
         </w:tc>
@@ -5507,7 +5507,7 @@
                 <w:b/>
                 <w:color w:val="B91C1C"/>
               </w:rPr>
-              <w:t>Short trung hạn (Swing) (ZWZ26)</w:t>
+              <w:t>Short trung hạn (Swing) (ZWH27)</w:t>
             </w:r>
           </w:p>
         </w:tc>
@@ -5538,7 +5538,7 @@
               <w:rPr>
                 <w:b/>
               </w:rPr>
-              <w:t>780.00 - 782.00 cents</w:t>
+              <w:t>807.11 - 809.11 cents</w:t>
             </w:r>
           </w:p>
         </w:tc>
@@ -5569,7 +5569,7 @@
               <w:rPr>
                 <w:b/>
               </w:rPr>
-              <w:t>785.41 cents</w:t>
+              <w:t>813.89 cents</w:t>
             </w:r>
           </w:p>
         </w:tc>
@@ -5600,7 +5600,7 @@
               <w:rPr>
                 <w:b/>
               </w:rPr>
-              <w:t>645.25 cents (Thuận xu hướng giảm ngắn hạn)</w:t>
+              <w:t>662.50 cents (Thuận xu hướng giảm ngắn hạn)</w:t>
             </w:r>
           </w:p>
         </w:tc>
@@ -5731,7 +5731,7 @@
               <w:rPr>
                 <w:b/>
               </w:rPr>
-              <w:t>623.60 - 645.25 cents</w:t>
+              <w:t>616.79 - 645.25 cents</w:t>
             </w:r>
           </w:p>
         </w:tc>
@@ -11609,7 +11609,7 @@
         <w:t>Giá Chốt Phiên (Close):</w:t>
       </w:r>
       <w:r>
-        <w:t xml:space="preserve"> 541.25 cents | </w:t>
+        <w:t xml:space="preserve"> 547.75 cents | </w:t>
       </w:r>
       <w:r>
         <w:rPr>
@@ -11624,10 +11624,10 @@
         <w:rPr>
           <w:b/>
         </w:rPr>
-        <w:t>`542.58 cents`</w:t>
+        <w:t>`548.88 cents`</w:t>
       </w:r>
       <w:r>
-        <w:t xml:space="preserve"> (+1.33).</w:t>
+        <w:t xml:space="preserve"> (+1.13).</w:t>
       </w:r>
     </w:p>
     <w:p>
@@ -11648,7 +11648,7 @@
         <w:rPr>
           <w:b/>
         </w:rPr>
-        <w:t>`116,361`</w:t>
+        <w:t>`205,855`</w:t>
       </w:r>
       <w:r>
         <w:t xml:space="preserve"> (Chênh lệch: </w:t>
@@ -11657,7 +11657,7 @@
         <w:rPr>
           <w:b/>
         </w:rPr>
-        <w:t>`-164,957`</w:t>
+        <w:t>`-75,463`</w:t>
       </w:r>
       <w:r>
         <w:t xml:space="preserve">) | OI: </w:t>
@@ -11666,7 +11666,7 @@
         <w:rPr>
           <w:b/>
         </w:rPr>
-        <w:t>`1,004,875`</w:t>
+        <w:t>`1,005,007`</w:t>
       </w:r>
       <w:r>
         <w:t xml:space="preserve"> (Chênh lệch: </w:t>
@@ -11675,7 +11675,7 @@
         <w:rPr>
           <w:b/>
         </w:rPr>
-        <w:t>`+0`</w:t>
+        <w:t>`+132`</w:t>
       </w:r>
       <w:r>
         <w:t>)</w:t>
@@ -11719,9 +11719,8 @@
       <w:r>
         <w:rPr>
           <w:b/>
-          <w:color w:val="15803D"/>
         </w:rPr>
-        <w:t>`Giảm suy yếu / Đáy ngắn hạn (Long Liquidation Decline)`</w:t>
+        <w:t>`Tăng nhẹ tích lũy (Accumulation Rally)`</w:t>
       </w:r>
     </w:p>
     <w:p>
@@ -11742,10 +11741,10 @@
         <w:rPr>
           <w:b/>
         </w:rPr>
-        <w:t>TÍCH LŨY TIÊU CỰC (Distribution):</w:t>
+        <w:t>TÍCH LŨY TÍCH CỰC (Accumulation):</w:t>
       </w:r>
       <w:r>
-        <w:t xml:space="preserve"> Nến đi ngang nhưng dòng tiền rút dần (OI giảm), cảnh báo rủi ro suy sụt sắp tới.</w:t>
+        <w:t xml:space="preserve"> Nến đi ngang nhưng dòng tiền âm thầm gia tăng (OI tăng), báo hiệu chuẩn bị có nhịp bứt phá tăng.</w:t>
       </w:r>
     </w:p>
     <w:p>
@@ -11991,7 +11990,7 @@
               <w:rPr>
                 <w:b/>
               </w:rPr>
-              <w:t>94.23</w:t>
+              <w:t>95.53</w:t>
             </w:r>
           </w:p>
         </w:tc>
@@ -12022,7 +12021,7 @@
               <w:rPr>
                 <w:b/>
               </w:rPr>
-              <w:t>-0.44%</w:t>
+              <w:t>+0.93%</w:t>
             </w:r>
           </w:p>
         </w:tc>
@@ -12050,7 +12049,7 @@
             </w:pPr>
             <w:r/>
             <w:r>
-              <w:t>Giá dầu Giảm làm giảm biên lợi nhuận pha chế Ethanol, tạo sức ép lên nhu cầu ngô.</w:t>
+              <w:t>Giá dầu Tăng hỗ trợ biên lợi nhuận pha chế Ethanol, kéo theo nhu cầu ngô tích cực.</w:t>
             </w:r>
           </w:p>
         </w:tc>
@@ -12114,7 +12113,7 @@
               <w:rPr>
                 <w:b/>
               </w:rPr>
-              <w:t>99.55</w:t>
+              <w:t>99.52</w:t>
             </w:r>
           </w:p>
         </w:tc>
@@ -12145,7 +12144,7 @@
               <w:rPr>
                 <w:b/>
               </w:rPr>
-              <w:t>-0.12%</w:t>
+              <w:t>-0.15%</w:t>
             </w:r>
           </w:p>
         </w:tc>
@@ -12749,7 +12748,7 @@
         <w:t xml:space="preserve"> EMA_21 </w:t>
       </w:r>
       <w:r>
-        <w:t xml:space="preserve"> (538.97) &gt; </w:t>
+        <w:t xml:space="preserve"> (540.39) &gt; </w:t>
       </w:r>
       <w:r>
         <w:rPr>
@@ -12760,7 +12759,7 @@
         <w:t xml:space="preserve"> EMA_50 </w:t>
       </w:r>
       <w:r>
-        <w:t xml:space="preserve"> (538.16).</w:t>
+        <w:t xml:space="preserve"> (538.85).</w:t>
       </w:r>
     </w:p>
     <w:p>
@@ -12781,7 +12780,7 @@
         <w:rPr>
           <w:b/>
         </w:rPr>
-        <w:t>`56.32`</w:t>
+        <w:t>`67.86`</w:t>
       </w:r>
       <w:r>
         <w:t xml:space="preserve"> | ATR (14) = </w:t>
@@ -12790,7 +12789,7 @@
         <w:rPr>
           <w:b/>
         </w:rPr>
-        <w:t>`2.46`</w:t>
+        <w:t>`3.14`</w:t>
       </w:r>
       <w:r>
         <w:t xml:space="preserve"> cents | Volatility = </w:t>
@@ -12799,7 +12798,7 @@
         <w:rPr>
           <w:b/>
         </w:rPr>
-        <w:t>`4.00 cents`</w:t>
+        <w:t>`3.00 cents`</w:t>
       </w:r>
       <w:r>
         <w:t>.</w:t>
@@ -12841,7 +12840,7 @@
         <w:rPr>
           <w:b/>
         </w:rPr>
-        <w:t>`543.75`</w:t>
+        <w:t>`548.18`</w:t>
       </w:r>
       <w:r>
         <w:t xml:space="preserve"> | R2: </w:t>
@@ -12850,7 +12849,7 @@
         <w:rPr>
           <w:b/>
         </w:rPr>
-        <w:t>`549.00`</w:t>
+        <w:t>`549.75`</w:t>
       </w:r>
     </w:p>
     <w:p>
@@ -13584,7 +13583,7 @@
           <w:b/>
           <w:color w:val="15803D"/>
         </w:rPr>
-        <w:t>`536.25 - 538.97 cents (Canh mua vùng hỗ trợ)`</w:t>
+        <w:t>`536.25 - 540.39 cents (Canh mua vùng hỗ trợ)`</w:t>
       </w:r>
       <w:r>
         <w:t xml:space="preserve"> | SL: </w:t>
@@ -13593,7 +13592,7 @@
         <w:rPr>
           <w:b/>
         </w:rPr>
-        <w:t>`453.56 cents (Dưới cản S2 + 1.5x ATR)`</w:t>
+        <w:t>`452.54 cents (Dưới cản S2 + 1.5x ATR)`</w:t>
       </w:r>
       <w:r>
         <w:t xml:space="preserve"> | TP: </w:t>
@@ -13604,7 +13603,7 @@
           <w:color w:val="D97706"/>
           <w:sz w:val="19"/>
         </w:rPr>
-        <w:t xml:space="preserve"> 543.75 cents </w:t>
+        <w:t xml:space="preserve"> 548.18 cents </w:t>
       </w:r>
       <w:r>
         <w:t xml:space="preserve"> / </w:t>
@@ -13615,7 +13614,7 @@
           <w:color w:val="D97706"/>
           <w:sz w:val="19"/>
         </w:rPr>
-        <w:t xml:space="preserve"> 549.00 cents </w:t>
+        <w:t xml:space="preserve"> 549.75 cents </w:t>
       </w:r>
       <w:r>
         <w:t>.</w:t>
@@ -13664,7 +13663,7 @@
         <w:rPr>
           <w:b/>
         </w:rPr>
-        <w:t>`470.72 cents (Chống quét SL tuyệt đối)`</w:t>
+        <w:t>`470.06 cents (Chống quét SL tuyệt đối)`</w:t>
       </w:r>
       <w:r>
         <w:t xml:space="preserve"> | TP: </w:t>
@@ -13673,7 +13672,7 @@
         <w:rPr>
           <w:b/>
         </w:rPr>
-        <w:t>`562.25 cents (Ăn trọn biên độ ngô ~10.5 giá)`</w:t>
+        <w:t>`563.00 cents (Ăn trọn biên độ ngô ~10.5 giá)`</w:t>
       </w:r>
       <w:r>
         <w:t>.</w:t>
@@ -13701,7 +13700,7 @@
         <w:rPr>
           <w:b/>
         </w:rPr>
-        <w:t>`558.00 - 559.50 cents`</w:t>
+        <w:t>`562.53 - 564.03 cents`</w:t>
       </w:r>
       <w:r>
         <w:t xml:space="preserve"> | SL: </w:t>
@@ -13710,7 +13709,7 @@
         <w:rPr>
           <w:b/>
         </w:rPr>
-        <w:t>`560.28 cents`</w:t>
+        <w:t>`565.47 cents`</w:t>
       </w:r>
       <w:r>
         <w:t xml:space="preserve"> | TP: </w:t>
@@ -13759,7 +13758,7 @@
         <w:rPr>
           <w:b/>
         </w:rPr>
-        <w:t>`447.40 - 457.25 cents`</w:t>
+        <w:t>`444.69 - 457.25 cents`</w:t>
       </w:r>
     </w:p>
     <w:p>
@@ -14166,7 +14165,7 @@
             </w:pPr>
             <w:r/>
             <w:r>
-              <w:t>541.25</w:t>
+              <w:t>547.75</w:t>
             </w:r>
           </w:p>
         </w:tc>
@@ -14194,7 +14193,7 @@
             </w:pPr>
             <w:r/>
             <w:r>
-              <w:t>545.00</w:t>
+              <w:t>551.50</w:t>
             </w:r>
           </w:p>
         </w:tc>
@@ -14222,7 +14221,7 @@
             </w:pPr>
             <w:r/>
             <w:r>
-              <w:t>538.00</w:t>
+              <w:t>544.50</w:t>
             </w:r>
           </w:p>
         </w:tc>
@@ -14253,7 +14252,7 @@
               <w:rPr>
                 <w:b/>
               </w:rPr>
-              <w:t>541.50</w:t>
+              <w:t>548.00</w:t>
             </w:r>
           </w:p>
         </w:tc>
@@ -14401,7 +14400,7 @@
             </w:pPr>
             <w:r/>
             <w:r>
-              <w:t>541.50</w:t>
+              <w:t>548.00</w:t>
             </w:r>
           </w:p>
         </w:tc>
@@ -14429,7 +14428,7 @@
             </w:pPr>
             <w:r/>
             <w:r>
-              <w:t>544.25</w:t>
+              <w:t>550.75</w:t>
             </w:r>
           </w:p>
         </w:tc>
@@ -14457,7 +14456,7 @@
             </w:pPr>
             <w:r/>
             <w:r>
-              <w:t>537.75</w:t>
+              <w:t>544.25</w:t>
             </w:r>
           </w:p>
         </w:tc>
@@ -14488,7 +14487,7 @@
               <w:rPr>
                 <w:b/>
               </w:rPr>
-              <w:t>541.00</w:t>
+              <w:t>547.50</w:t>
             </w:r>
           </w:p>
         </w:tc>
@@ -14636,7 +14635,7 @@
             </w:pPr>
             <w:r/>
             <w:r>
-              <w:t>541.00</w:t>
+              <w:t>547.50</w:t>
             </w:r>
           </w:p>
         </w:tc>
@@ -14664,7 +14663,7 @@
             </w:pPr>
             <w:r/>
             <w:r>
-              <w:t>544.00</w:t>
+              <w:t>550.50</w:t>
             </w:r>
           </w:p>
         </w:tc>
@@ -14692,7 +14691,7 @@
             </w:pPr>
             <w:r/>
             <w:r>
-              <w:t>537.00</w:t>
+              <w:t>543.50</w:t>
             </w:r>
           </w:p>
         </w:tc>
@@ -14723,7 +14722,7 @@
               <w:rPr>
                 <w:b/>
               </w:rPr>
-              <w:t>541.75</w:t>
+              <w:t>548.25</w:t>
             </w:r>
           </w:p>
         </w:tc>
@@ -14871,7 +14870,7 @@
             </w:pPr>
             <w:r/>
             <w:r>
-              <w:t>541.75</w:t>
+              <w:t>548.25</w:t>
             </w:r>
           </w:p>
         </w:tc>
@@ -14899,7 +14898,7 @@
             </w:pPr>
             <w:r/>
             <w:r>
-              <w:t>546.25</w:t>
+              <w:t>552.75</w:t>
             </w:r>
           </w:p>
         </w:tc>
@@ -14927,7 +14926,7 @@
             </w:pPr>
             <w:r/>
             <w:r>
-              <w:t>536.75</w:t>
+              <w:t>543.25</w:t>
             </w:r>
           </w:p>
         </w:tc>
@@ -14958,7 +14957,7 @@
               <w:rPr>
                 <w:b/>
               </w:rPr>
-              <w:t>542.50</w:t>
+              <w:t>549.00</w:t>
             </w:r>
           </w:p>
         </w:tc>
@@ -15106,7 +15105,7 @@
             </w:pPr>
             <w:r/>
             <w:r>
-              <w:t>542.50</w:t>
+              <w:t>549.00</w:t>
             </w:r>
           </w:p>
         </w:tc>
@@ -15134,7 +15133,7 @@
             </w:pPr>
             <w:r/>
             <w:r>
-              <w:t>548.00</w:t>
+              <w:t>554.50</w:t>
             </w:r>
           </w:p>
         </w:tc>
@@ -15162,7 +15161,7 @@
             </w:pPr>
             <w:r/>
             <w:r>
-              <w:t>536.25</w:t>
+              <w:t>542.75</w:t>
             </w:r>
           </w:p>
         </w:tc>
@@ -15193,7 +15192,7 @@
               <w:rPr>
                 <w:b/>
               </w:rPr>
-              <w:t>544.75</w:t>
+              <w:t>551.25</w:t>
             </w:r>
           </w:p>
         </w:tc>
@@ -15341,7 +15340,7 @@
             </w:pPr>
             <w:r/>
             <w:r>
-              <w:t>544.75</w:t>
+              <w:t>551.25</w:t>
             </w:r>
           </w:p>
         </w:tc>
@@ -15369,7 +15368,7 @@
             </w:pPr>
             <w:r/>
             <w:r>
-              <w:t>547.75</w:t>
+              <w:t>554.25</w:t>
             </w:r>
           </w:p>
         </w:tc>
@@ -15397,7 +15396,7 @@
             </w:pPr>
             <w:r/>
             <w:r>
-              <w:t>540.50</w:t>
+              <w:t>547.00</w:t>
             </w:r>
           </w:p>
         </w:tc>
@@ -15428,7 +15427,7 @@
               <w:rPr>
                 <w:b/>
               </w:rPr>
-              <w:t>545.00</w:t>
+              <w:t>551.50</w:t>
             </w:r>
           </w:p>
         </w:tc>
@@ -15576,7 +15575,7 @@
             </w:pPr>
             <w:r/>
             <w:r>
-              <w:t>545.00</w:t>
+              <w:t>551.50</w:t>
             </w:r>
           </w:p>
         </w:tc>
@@ -15604,7 +15603,7 @@
             </w:pPr>
             <w:r/>
             <w:r>
-              <w:t>548.25</w:t>
+              <w:t>554.75</w:t>
             </w:r>
           </w:p>
         </w:tc>
@@ -15632,7 +15631,7 @@
             </w:pPr>
             <w:r/>
             <w:r>
-              <w:t>538.50</w:t>
+              <w:t>545.00</w:t>
             </w:r>
           </w:p>
         </w:tc>
@@ -15663,7 +15662,7 @@
               <w:rPr>
                 <w:b/>
               </w:rPr>
-              <w:t>545.75</w:t>
+              <w:t>552.25</w:t>
             </w:r>
           </w:p>
         </w:tc>
@@ -15811,7 +15810,7 @@
             </w:pPr>
             <w:r/>
             <w:r>
-              <w:t>545.75</w:t>
+              <w:t>552.25</w:t>
             </w:r>
           </w:p>
         </w:tc>
@@ -15839,7 +15838,7 @@
             </w:pPr>
             <w:r/>
             <w:r>
-              <w:t>548.75</w:t>
+              <w:t>555.25</w:t>
             </w:r>
           </w:p>
         </w:tc>
@@ -15867,7 +15866,7 @@
             </w:pPr>
             <w:r/>
             <w:r>
-              <w:t>541.25</w:t>
+              <w:t>547.75</w:t>
             </w:r>
           </w:p>
         </w:tc>
@@ -15898,7 +15897,7 @@
               <w:rPr>
                 <w:b/>
               </w:rPr>
-              <w:t>545.25</w:t>
+              <w:t>551.75</w:t>
             </w:r>
           </w:p>
         </w:tc>
@@ -16046,7 +16045,7 @@
             </w:pPr>
             <w:r/>
             <w:r>
-              <w:t>545.25</w:t>
+              <w:t>551.75</w:t>
             </w:r>
           </w:p>
         </w:tc>
@@ -16074,7 +16073,7 @@
             </w:pPr>
             <w:r/>
             <w:r>
-              <w:t>549.25</w:t>
+              <w:t>555.75</w:t>
             </w:r>
           </w:p>
         </w:tc>
@@ -16102,7 +16101,7 @@
             </w:pPr>
             <w:r/>
             <w:r>
-              <w:t>539.50</w:t>
+              <w:t>546.00</w:t>
             </w:r>
           </w:p>
         </w:tc>
@@ -16133,7 +16132,7 @@
               <w:rPr>
                 <w:b/>
               </w:rPr>
-              <w:t>545.75</w:t>
+              <w:t>552.25</w:t>
             </w:r>
           </w:p>
         </w:tc>
@@ -16281,7 +16280,7 @@
             </w:pPr>
             <w:r/>
             <w:r>
-              <w:t>545.75</w:t>
+              <w:t>552.25</w:t>
             </w:r>
           </w:p>
         </w:tc>
@@ -16309,7 +16308,7 @@
             </w:pPr>
             <w:r/>
             <w:r>
-              <w:t>548.25</w:t>
+              <w:t>554.75</w:t>
             </w:r>
           </w:p>
         </w:tc>
@@ -16337,7 +16336,7 @@
             </w:pPr>
             <w:r/>
             <w:r>
-              <w:t>542.50</w:t>
+              <w:t>549.00</w:t>
             </w:r>
           </w:p>
         </w:tc>
@@ -16368,7 +16367,7 @@
               <w:rPr>
                 <w:b/>
               </w:rPr>
-              <w:t>546.25</w:t>
+              <w:t>552.75</w:t>
             </w:r>
           </w:p>
         </w:tc>
@@ -16516,7 +16515,7 @@
             </w:pPr>
             <w:r/>
             <w:r>
-              <w:t>546.25</w:t>
+              <w:t>552.75</w:t>
             </w:r>
           </w:p>
         </w:tc>
@@ -16544,7 +16543,7 @@
             </w:pPr>
             <w:r/>
             <w:r>
-              <w:t>549.75</w:t>
+              <w:t>556.25</w:t>
             </w:r>
           </w:p>
         </w:tc>
@@ -16572,7 +16571,7 @@
             </w:pPr>
             <w:r/>
             <w:r>
-              <w:t>540.25</w:t>
+              <w:t>546.75</w:t>
             </w:r>
           </w:p>
         </w:tc>
@@ -16603,7 +16602,7 @@
               <w:rPr>
                 <w:b/>
               </w:rPr>
-              <w:t>547.25</w:t>
+              <w:t>553.75</w:t>
             </w:r>
           </w:p>
         </w:tc>
@@ -16751,7 +16750,7 @@
             </w:pPr>
             <w:r/>
             <w:r>
-              <w:t>547.25</w:t>
+              <w:t>553.75</w:t>
             </w:r>
           </w:p>
         </w:tc>
@@ -16779,7 +16778,7 @@
             </w:pPr>
             <w:r/>
             <w:r>
-              <w:t>550.00</w:t>
+              <w:t>556.50</w:t>
             </w:r>
           </w:p>
         </w:tc>
@@ -16807,7 +16806,7 @@
             </w:pPr>
             <w:r/>
             <w:r>
-              <w:t>544.75</w:t>
+              <w:t>551.25</w:t>
             </w:r>
           </w:p>
         </w:tc>
@@ -16838,7 +16837,7 @@
               <w:rPr>
                 <w:b/>
               </w:rPr>
-              <w:t>547.25</w:t>
+              <w:t>553.75</w:t>
             </w:r>
           </w:p>
         </w:tc>
@@ -16986,7 +16985,7 @@
             </w:pPr>
             <w:r/>
             <w:r>
-              <w:t>547.25</w:t>
+              <w:t>553.75</w:t>
             </w:r>
           </w:p>
         </w:tc>
@@ -17014,7 +17013,7 @@
             </w:pPr>
             <w:r/>
             <w:r>
-              <w:t>550.00</w:t>
+              <w:t>556.50</w:t>
             </w:r>
           </w:p>
         </w:tc>
@@ -17042,7 +17041,7 @@
             </w:pPr>
             <w:r/>
             <w:r>
-              <w:t>544.75</w:t>
+              <w:t>551.25</w:t>
             </w:r>
           </w:p>
         </w:tc>
@@ -17073,7 +17072,7 @@
               <w:rPr>
                 <w:b/>
               </w:rPr>
-              <w:t>546.75</w:t>
+              <w:t>553.25</w:t>
             </w:r>
           </w:p>
         </w:tc>
@@ -17221,7 +17220,7 @@
             </w:pPr>
             <w:r/>
             <w:r>
-              <w:t>546.75</w:t>
+              <w:t>553.25</w:t>
             </w:r>
           </w:p>
         </w:tc>
@@ -17249,7 +17248,7 @@
             </w:pPr>
             <w:r/>
             <w:r>
-              <w:t>549.75</w:t>
+              <w:t>556.25</w:t>
             </w:r>
           </w:p>
         </w:tc>
@@ -17277,7 +17276,7 @@
             </w:pPr>
             <w:r/>
             <w:r>
-              <w:t>543.50</w:t>
+              <w:t>550.00</w:t>
             </w:r>
           </w:p>
         </w:tc>
@@ -17308,7 +17307,7 @@
               <w:rPr>
                 <w:b/>
               </w:rPr>
-              <w:t>546.50</w:t>
+              <w:t>553.00</w:t>
             </w:r>
           </w:p>
         </w:tc>
@@ -17456,7 +17455,7 @@
             </w:pPr>
             <w:r/>
             <w:r>
-              <w:t>546.50</w:t>
+              <w:t>553.00</w:t>
             </w:r>
           </w:p>
         </w:tc>
@@ -17484,7 +17483,7 @@
             </w:pPr>
             <w:r/>
             <w:r>
-              <w:t>550.50</w:t>
+              <w:t>557.00</w:t>
             </w:r>
           </w:p>
         </w:tc>
@@ -17512,7 +17511,7 @@
             </w:pPr>
             <w:r/>
             <w:r>
-              <w:t>541.25</w:t>
+              <w:t>547.75</w:t>
             </w:r>
           </w:p>
         </w:tc>
@@ -17543,7 +17542,7 @@
               <w:rPr>
                 <w:b/>
               </w:rPr>
-              <w:t>547.00</w:t>
+              <w:t>553.50</w:t>
             </w:r>
           </w:p>
         </w:tc>
@@ -17691,7 +17690,7 @@
             </w:pPr>
             <w:r/>
             <w:r>
-              <w:t>547.00</w:t>
+              <w:t>553.50</w:t>
             </w:r>
           </w:p>
         </w:tc>
@@ -17719,7 +17718,7 @@
             </w:pPr>
             <w:r/>
             <w:r>
-              <w:t>551.75</w:t>
+              <w:t>558.25</w:t>
             </w:r>
           </w:p>
         </w:tc>
@@ -17747,7 +17746,7 @@
             </w:pPr>
             <w:r/>
             <w:r>
-              <w:t>540.00</w:t>
+              <w:t>546.50</w:t>
             </w:r>
           </w:p>
         </w:tc>
@@ -17778,7 +17777,7 @@
               <w:rPr>
                 <w:b/>
               </w:rPr>
-              <w:t>549.00</w:t>
+              <w:t>555.50</w:t>
             </w:r>
           </w:p>
         </w:tc>
@@ -17926,7 +17925,7 @@
             </w:pPr>
             <w:r/>
             <w:r>
-              <w:t>549.00</w:t>
+              <w:t>555.50</w:t>
             </w:r>
           </w:p>
         </w:tc>
@@ -17954,7 +17953,7 @@
             </w:pPr>
             <w:r/>
             <w:r>
-              <w:t>557.00</w:t>
+              <w:t>563.50</w:t>
             </w:r>
           </w:p>
         </w:tc>
@@ -17982,7 +17981,7 @@
             </w:pPr>
             <w:r/>
             <w:r>
-              <w:t>542.00</w:t>
+              <w:t>548.50</w:t>
             </w:r>
           </w:p>
         </w:tc>
@@ -18013,7 +18012,7 @@
               <w:rPr>
                 <w:b/>
               </w:rPr>
-              <w:t>550.50</w:t>
+              <w:t>557.00</w:t>
             </w:r>
           </w:p>
         </w:tc>
@@ -18161,7 +18160,7 @@
             </w:pPr>
             <w:r/>
             <w:r>
-              <w:t>550.50</w:t>
+              <w:t>557.00</w:t>
             </w:r>
           </w:p>
         </w:tc>
@@ -18189,7 +18188,7 @@
             </w:pPr>
             <w:r/>
             <w:r>
-              <w:t>555.00</w:t>
+              <w:t>561.50</w:t>
             </w:r>
           </w:p>
         </w:tc>
@@ -18217,7 +18216,7 @@
             </w:pPr>
             <w:r/>
             <w:r>
-              <w:t>546.25</w:t>
+              <w:t>552.75</w:t>
             </w:r>
           </w:p>
         </w:tc>
@@ -18248,7 +18247,7 @@
               <w:rPr>
                 <w:b/>
               </w:rPr>
-              <w:t>550.00</w:t>
+              <w:t>556.50</w:t>
             </w:r>
           </w:p>
         </w:tc>
@@ -18396,7 +18395,7 @@
             </w:pPr>
             <w:r/>
             <w:r>
-              <w:t>550.00</w:t>
+              <w:t>556.50</w:t>
             </w:r>
           </w:p>
         </w:tc>
@@ -18424,7 +18423,7 @@
             </w:pPr>
             <w:r/>
             <w:r>
-              <w:t>552.25</w:t>
+              <w:t>558.75</w:t>
             </w:r>
           </w:p>
         </w:tc>
@@ -18452,7 +18451,7 @@
             </w:pPr>
             <w:r/>
             <w:r>
-              <w:t>547.25</w:t>
+              <w:t>553.75</w:t>
             </w:r>
           </w:p>
         </w:tc>
@@ -18483,7 +18482,7 @@
               <w:rPr>
                 <w:b/>
               </w:rPr>
-              <w:t>549.75</w:t>
+              <w:t>556.25</w:t>
             </w:r>
           </w:p>
         </w:tc>
@@ -18631,7 +18630,7 @@
             </w:pPr>
             <w:r/>
             <w:r>
-              <w:t>549.75</w:t>
+              <w:t>556.25</w:t>
             </w:r>
           </w:p>
         </w:tc>
@@ -18659,7 +18658,7 @@
             </w:pPr>
             <w:r/>
             <w:r>
-              <w:t>551.75</w:t>
+              <w:t>558.25</w:t>
             </w:r>
           </w:p>
         </w:tc>
@@ -18687,7 +18686,7 @@
             </w:pPr>
             <w:r/>
             <w:r>
-              <w:t>545.25</w:t>
+              <w:t>551.75</w:t>
             </w:r>
           </w:p>
         </w:tc>
@@ -18718,7 +18717,7 @@
               <w:rPr>
                 <w:b/>
               </w:rPr>
-              <w:t>550.00</w:t>
+              <w:t>556.50</w:t>
             </w:r>
           </w:p>
         </w:tc>
@@ -18866,7 +18865,7 @@
             </w:pPr>
             <w:r/>
             <w:r>
-              <w:t>550.00</w:t>
+              <w:t>556.50</w:t>
             </w:r>
           </w:p>
         </w:tc>
@@ -18894,7 +18893,7 @@
             </w:pPr>
             <w:r/>
             <w:r>
-              <w:t>553.75</w:t>
+              <w:t>560.25</w:t>
             </w:r>
           </w:p>
         </w:tc>
@@ -18922,7 +18921,7 @@
             </w:pPr>
             <w:r/>
             <w:r>
-              <w:t>547.25</w:t>
+              <w:t>553.75</w:t>
             </w:r>
           </w:p>
         </w:tc>
@@ -18953,7 +18952,7 @@
               <w:rPr>
                 <w:b/>
               </w:rPr>
-              <w:t>550.50</w:t>
+              <w:t>557.00</w:t>
             </w:r>
           </w:p>
         </w:tc>
@@ -19101,7 +19100,7 @@
             </w:pPr>
             <w:r/>
             <w:r>
-              <w:t>550.50</w:t>
+              <w:t>557.00</w:t>
             </w:r>
           </w:p>
         </w:tc>
@@ -19129,7 +19128,7 @@
             </w:pPr>
             <w:r/>
             <w:r>
-              <w:t>553.50</w:t>
+              <w:t>560.00</w:t>
             </w:r>
           </w:p>
         </w:tc>
@@ -19157,7 +19156,7 @@
             </w:pPr>
             <w:r/>
             <w:r>
-              <w:t>546.00</w:t>
+              <w:t>552.50</w:t>
             </w:r>
           </w:p>
         </w:tc>
@@ -19188,7 +19187,7 @@
               <w:rPr>
                 <w:b/>
               </w:rPr>
-              <w:t>550.75</w:t>
+              <w:t>557.25</w:t>
             </w:r>
           </w:p>
         </w:tc>
@@ -19336,7 +19335,7 @@
             </w:pPr>
             <w:r/>
             <w:r>
-              <w:t>550.75</w:t>
+              <w:t>557.25</w:t>
             </w:r>
           </w:p>
         </w:tc>
@@ -19364,7 +19363,7 @@
             </w:pPr>
             <w:r/>
             <w:r>
-              <w:t>555.00</w:t>
+              <w:t>561.50</w:t>
             </w:r>
           </w:p>
         </w:tc>
@@ -19392,7 +19391,7 @@
             </w:pPr>
             <w:r/>
             <w:r>
-              <w:t>547.50</w:t>
+              <w:t>554.00</w:t>
             </w:r>
           </w:p>
         </w:tc>
@@ -19423,7 +19422,7 @@
               <w:rPr>
                 <w:b/>
               </w:rPr>
-              <w:t>551.50</w:t>
+              <w:t>558.00</w:t>
             </w:r>
           </w:p>
         </w:tc>
@@ -19571,7 +19570,7 @@
             </w:pPr>
             <w:r/>
             <w:r>
-              <w:t>551.50</w:t>
+              <w:t>558.00</w:t>
             </w:r>
           </w:p>
         </w:tc>
@@ -19599,7 +19598,7 @@
             </w:pPr>
             <w:r/>
             <w:r>
-              <w:t>555.00</w:t>
+              <w:t>561.50</w:t>
             </w:r>
           </w:p>
         </w:tc>
@@ -19627,7 +19626,7 @@
             </w:pPr>
             <w:r/>
             <w:r>
-              <w:t>549.25</w:t>
+              <w:t>555.75</w:t>
             </w:r>
           </w:p>
         </w:tc>
@@ -19658,7 +19657,7 @@
               <w:rPr>
                 <w:b/>
               </w:rPr>
-              <w:t>551.50</w:t>
+              <w:t>558.00</w:t>
             </w:r>
           </w:p>
         </w:tc>
@@ -19806,7 +19805,7 @@
             </w:pPr>
             <w:r/>
             <w:r>
-              <w:t>551.50</w:t>
+              <w:t>558.00</w:t>
             </w:r>
           </w:p>
         </w:tc>
@@ -19834,7 +19833,7 @@
             </w:pPr>
             <w:r/>
             <w:r>
-              <w:t>555.25</w:t>
+              <w:t>561.75</w:t>
             </w:r>
           </w:p>
         </w:tc>
@@ -19862,7 +19861,7 @@
             </w:pPr>
             <w:r/>
             <w:r>
-              <w:t>548.00</w:t>
+              <w:t>554.50</w:t>
             </w:r>
           </w:p>
         </w:tc>
@@ -19893,7 +19892,7 @@
               <w:rPr>
                 <w:b/>
               </w:rPr>
-              <w:t>551.25</w:t>
+              <w:t>557.75</w:t>
             </w:r>
           </w:p>
         </w:tc>
@@ -20041,7 +20040,7 @@
             </w:pPr>
             <w:r/>
             <w:r>
-              <w:t>551.25</w:t>
+              <w:t>557.75</w:t>
             </w:r>
           </w:p>
         </w:tc>
@@ -20069,7 +20068,7 @@
             </w:pPr>
             <w:r/>
             <w:r>
-              <w:t>554.75</w:t>
+              <w:t>561.25</w:t>
             </w:r>
           </w:p>
         </w:tc>
@@ -20097,7 +20096,7 @@
             </w:pPr>
             <w:r/>
             <w:r>
-              <w:t>548.00</w:t>
+              <w:t>554.50</w:t>
             </w:r>
           </w:p>
         </w:tc>
@@ -20128,7 +20127,7 @@
               <w:rPr>
                 <w:b/>
               </w:rPr>
-              <w:t>551.00</w:t>
+              <w:t>557.50</w:t>
             </w:r>
           </w:p>
         </w:tc>
@@ -20276,7 +20275,7 @@
             </w:pPr>
             <w:r/>
             <w:r>
-              <w:t>551.00</w:t>
+              <w:t>557.50</w:t>
             </w:r>
           </w:p>
         </w:tc>
@@ -20304,7 +20303,7 @@
             </w:pPr>
             <w:r/>
             <w:r>
-              <w:t>554.00</w:t>
+              <w:t>560.50</w:t>
             </w:r>
           </w:p>
         </w:tc>
@@ -20332,7 +20331,7 @@
             </w:pPr>
             <w:r/>
             <w:r>
-              <w:t>548.25</w:t>
+              <w:t>554.75</w:t>
             </w:r>
           </w:p>
         </w:tc>
@@ -20363,7 +20362,7 @@
               <w:rPr>
                 <w:b/>
               </w:rPr>
-              <w:t>551.25</w:t>
+              <w:t>557.75</w:t>
             </w:r>
           </w:p>
         </w:tc>
@@ -20511,7 +20510,7 @@
             </w:pPr>
             <w:r/>
             <w:r>
-              <w:t>551.25</w:t>
+              <w:t>557.75</w:t>
             </w:r>
           </w:p>
         </w:tc>
@@ -20539,7 +20538,7 @@
             </w:pPr>
             <w:r/>
             <w:r>
-              <w:t>554.25</w:t>
+              <w:t>560.75</w:t>
             </w:r>
           </w:p>
         </w:tc>
@@ -20567,7 +20566,7 @@
             </w:pPr>
             <w:r/>
             <w:r>
-              <w:t>548.50</w:t>
+              <w:t>555.00</w:t>
             </w:r>
           </w:p>
         </w:tc>
@@ -20598,7 +20597,7 @@
               <w:rPr>
                 <w:b/>
               </w:rPr>
-              <w:t>551.25</w:t>
+              <w:t>557.75</w:t>
             </w:r>
           </w:p>
         </w:tc>
@@ -20746,7 +20745,7 @@
             </w:pPr>
             <w:r/>
             <w:r>
-              <w:t>551.25</w:t>
+              <w:t>557.75</w:t>
             </w:r>
           </w:p>
         </w:tc>
@@ -20774,7 +20773,7 @@
             </w:pPr>
             <w:r/>
             <w:r>
-              <w:t>555.25</w:t>
+              <w:t>561.75</w:t>
             </w:r>
           </w:p>
         </w:tc>
@@ -20802,7 +20801,7 @@
             </w:pPr>
             <w:r/>
             <w:r>
-              <w:t>547.75</w:t>
+              <w:t>554.25</w:t>
             </w:r>
           </w:p>
         </w:tc>
@@ -20833,7 +20832,7 @@
               <w:rPr>
                 <w:b/>
               </w:rPr>
-              <w:t>551.75</w:t>
+              <w:t>558.25</w:t>
             </w:r>
           </w:p>
         </w:tc>
@@ -20981,7 +20980,7 @@
             </w:pPr>
             <w:r/>
             <w:r>
-              <w:t>551.75</w:t>
+              <w:t>558.25</w:t>
             </w:r>
           </w:p>
         </w:tc>
@@ -21009,7 +21008,7 @@
             </w:pPr>
             <w:r/>
             <w:r>
-              <w:t>555.75</w:t>
+              <w:t>562.25</w:t>
             </w:r>
           </w:p>
         </w:tc>
@@ -21037,7 +21036,7 @@
             </w:pPr>
             <w:r/>
             <w:r>
-              <w:t>550.00</w:t>
+              <w:t>556.50</w:t>
             </w:r>
           </w:p>
         </w:tc>
@@ -21068,7 +21067,7 @@
               <w:rPr>
                 <w:b/>
               </w:rPr>
-              <w:t>551.50</w:t>
+              <w:t>558.00</w:t>
             </w:r>
           </w:p>
         </w:tc>
@@ -21791,7 +21790,7 @@
         <w:t>Giá Chốt Phiên (Close):</w:t>
       </w:r>
       <w:r>
-        <w:t xml:space="preserve"> 776.25 cents | </w:t>
+        <w:t xml:space="preserve"> 788.50 cents | </w:t>
       </w:r>
       <w:r>
         <w:rPr>
@@ -21806,10 +21805,10 @@
         <w:rPr>
           <w:b/>
         </w:rPr>
-        <w:t>`779.72 cents`</w:t>
+        <w:t>`792.51 cents`</w:t>
       </w:r>
       <w:r>
-        <w:t xml:space="preserve"> (+3.47).</w:t>
+        <w:t xml:space="preserve"> (+4.01).</w:t>
       </w:r>
     </w:p>
     <w:p>
@@ -21830,7 +21829,7 @@
         <w:rPr>
           <w:b/>
         </w:rPr>
-        <w:t>`33,866`</w:t>
+        <w:t>`61,794`</w:t>
       </w:r>
       <w:r>
         <w:t xml:space="preserve"> (Chênh lệch: </w:t>
@@ -21839,7 +21838,7 @@
         <w:rPr>
           <w:b/>
         </w:rPr>
-        <w:t>`-81,734`</w:t>
+        <w:t>`-53,806`</w:t>
       </w:r>
       <w:r>
         <w:t xml:space="preserve">) | OI: </w:t>
@@ -21848,7 +21847,7 @@
         <w:rPr>
           <w:b/>
         </w:rPr>
-        <w:t>`274,181`</w:t>
+        <w:t>`274,173`</w:t>
       </w:r>
       <w:r>
         <w:t xml:space="preserve"> (Chênh lệch: </w:t>
@@ -21857,7 +21856,7 @@
         <w:rPr>
           <w:b/>
         </w:rPr>
-        <w:t>`+0`</w:t>
+        <w:t>`-8`</w:t>
       </w:r>
       <w:r>
         <w:t>)</w:t>
@@ -21901,9 +21900,9 @@
       <w:r>
         <w:rPr>
           <w:b/>
-          <w:color w:val="15803D"/>
+          <w:color w:val="B91C1C"/>
         </w:rPr>
-        <w:t>`Giảm suy yếu / Đáy ngắn hạn (Long Liquidation Decline)`</w:t>
+        <w:t>`Tăng yếu / Rủi ro đảo chiều (Short Covering Rally)`</w:t>
       </w:r>
     </w:p>
     <w:p>
@@ -21924,10 +21923,10 @@
         <w:rPr>
           <w:b/>
         </w:rPr>
-        <w:t>TÍCH LŨY TIÊU CỰC (Distribution):</w:t>
+        <w:t>TÍCH LŨY TÍCH CỰC (Accumulation):</w:t>
       </w:r>
       <w:r>
-        <w:t xml:space="preserve"> Nến đi ngang nhưng dòng tiền rút dần (OI giảm), cảnh báo rủi ro suy sụt sắp tới.</w:t>
+        <w:t xml:space="preserve"> Nến đi ngang nhưng dòng tiền âm thầm gia tăng (OI tăng), báo hiệu chuẩn bị có nhịp bứt phá tăng.</w:t>
       </w:r>
     </w:p>
     <w:p>
@@ -22173,7 +22172,7 @@
               <w:rPr>
                 <w:b/>
               </w:rPr>
-              <w:t>94.23</w:t>
+              <w:t>95.53</w:t>
             </w:r>
           </w:p>
         </w:tc>
@@ -22204,7 +22203,7 @@
               <w:rPr>
                 <w:b/>
               </w:rPr>
-              <w:t>-0.44%</w:t>
+              <w:t>+0.93%</w:t>
             </w:r>
           </w:p>
         </w:tc>
@@ -22232,7 +22231,7 @@
             </w:pPr>
             <w:r/>
             <w:r>
-              <w:t>Giá dầu Giảm giảm bớt premium rủi ro địa chính trị, tạo áp lực chốt lời lúa mì.</w:t>
+              <w:t>Giá dầu Tăng tăng premium rủi ro địa chính trị và logistics Biển Đen, hỗ trợ giá lúa mì.</w:t>
             </w:r>
           </w:p>
         </w:tc>
@@ -22296,7 +22295,7 @@
               <w:rPr>
                 <w:b/>
               </w:rPr>
-              <w:t>99.55</w:t>
+              <w:t>99.52</w:t>
             </w:r>
           </w:p>
         </w:tc>
@@ -22327,7 +22326,7 @@
               <w:rPr>
                 <w:b/>
               </w:rPr>
-              <w:t>-0.12%</w:t>
+              <w:t>-0.15%</w:t>
             </w:r>
           </w:p>
         </w:tc>
@@ -22941,7 +22940,7 @@
         <w:t xml:space="preserve"> EMA_21 </w:t>
       </w:r>
       <w:r>
-        <w:t xml:space="preserve"> (773.68) &gt; </w:t>
+        <w:t xml:space="preserve"> (776.13) &gt; </w:t>
       </w:r>
       <w:r>
         <w:rPr>
@@ -22952,7 +22951,7 @@
         <w:t xml:space="preserve"> EMA_50 </w:t>
       </w:r>
       <w:r>
-        <w:t xml:space="preserve"> (771.97).</w:t>
+        <w:t xml:space="preserve"> (773.19).</w:t>
       </w:r>
     </w:p>
     <w:p>
@@ -22973,7 +22972,7 @@
         <w:rPr>
           <w:b/>
         </w:rPr>
-        <w:t>`53.55`</w:t>
+        <w:t>`66.01`</w:t>
       </w:r>
       <w:r>
         <w:t xml:space="preserve"> | ATR (14) = </w:t>
@@ -22982,7 +22981,7 @@
         <w:rPr>
           <w:b/>
         </w:rPr>
-        <w:t>`5.41`</w:t>
+        <w:t>`7.12`</w:t>
       </w:r>
       <w:r>
         <w:t xml:space="preserve"> cents | Volatility = </w:t>
@@ -22991,7 +22990,7 @@
         <w:rPr>
           <w:b/>
         </w:rPr>
-        <w:t>`4.75 cents`</w:t>
+        <w:t>`11.00 cents`</w:t>
       </w:r>
       <w:r>
         <w:t>.</w:t>
@@ -23015,7 +23014,7 @@
         <w:rPr>
           <w:b/>
         </w:rPr>
-        <w:t>`770.00`</w:t>
+        <w:t>`774.75`</w:t>
       </w:r>
       <w:r>
         <w:t xml:space="preserve"> | S2: </w:t>
@@ -23033,7 +23032,7 @@
         <w:rPr>
           <w:b/>
         </w:rPr>
-        <w:t>`780.00`</w:t>
+        <w:t>`792.25`</w:t>
       </w:r>
       <w:r>
         <w:t xml:space="preserve"> | R2: </w:t>
@@ -23042,7 +23041,7 @@
         <w:rPr>
           <w:b/>
         </w:rPr>
-        <w:t>`792.50`</w:t>
+        <w:t>`795.00`</w:t>
       </w:r>
     </w:p>
     <w:p>
@@ -23766,7 +23765,7 @@
           <w:b/>
           <w:color w:val="B91C1C"/>
         </w:rPr>
-        <w:t>`773.68 - 771.97 cents (Canh bán hồi kỹ thuật H1)`</w:t>
+        <w:t>`776.13 - 773.19 cents (Canh bán hồi kỹ thuật H1)`</w:t>
       </w:r>
       <w:r>
         <w:t xml:space="preserve"> | SL: </w:t>
@@ -23775,7 +23774,7 @@
         <w:rPr>
           <w:b/>
         </w:rPr>
-        <w:t>`800.62 cents (Trên kháng cự R2 + 1.5x ATR)`</w:t>
+        <w:t>`805.67 cents (Trên kháng cự R2 + 1.5x ATR)`</w:t>
       </w:r>
       <w:r>
         <w:t xml:space="preserve"> | TP: </w:t>
@@ -23786,7 +23785,7 @@
           <w:color w:val="D97706"/>
           <w:sz w:val="19"/>
         </w:rPr>
-        <w:t xml:space="preserve"> 770.00 cents </w:t>
+        <w:t xml:space="preserve"> 774.75 cents </w:t>
       </w:r>
       <w:r>
         <w:t xml:space="preserve"> / </w:t>
@@ -23812,7 +23811,7 @@
         <w:rPr>
           <w:b/>
         </w:rPr>
-        <w:t>Trung hạn (Swing Trades - HĐ ZWZ26):</w:t>
+        <w:t>Trung hạn (Swing Trades - HĐ ZWH27):</w:t>
       </w:r>
     </w:p>
     <w:p>
@@ -23837,7 +23836,7 @@
         <w:rPr>
           <w:b/>
         </w:rPr>
-        <w:t>`768.00 - 770.00 cents`</w:t>
+        <w:t>`786.75 - 788.75 cents`</w:t>
       </w:r>
       <w:r>
         <w:t xml:space="preserve"> | SL: </w:t>
@@ -23846,7 +23845,7 @@
         <w:rPr>
           <w:b/>
         </w:rPr>
-        <w:t>`639.84 cents`</w:t>
+        <w:t>`655.72 cents`</w:t>
       </w:r>
       <w:r>
         <w:t xml:space="preserve"> | TP: </w:t>
@@ -23855,7 +23854,7 @@
         <w:rPr>
           <w:b/>
         </w:rPr>
-        <w:t>`780.00 cents (Đón sóng hồi trung hạn ~14.5 giá)`</w:t>
+        <w:t>`807.11 cents (Đón sóng hồi trung hạn ~14.5 giá)`</w:t>
       </w:r>
       <w:r>
         <w:t>.</w:t>
@@ -23883,7 +23882,7 @@
         <w:rPr>
           <w:b/>
         </w:rPr>
-        <w:t>`780.00 - 782.00 cents`</w:t>
+        <w:t>`807.11 - 809.11 cents`</w:t>
       </w:r>
       <w:r>
         <w:t xml:space="preserve"> | SL: </w:t>
@@ -23892,7 +23891,7 @@
         <w:rPr>
           <w:b/>
         </w:rPr>
-        <w:t>`785.41 cents`</w:t>
+        <w:t>`813.89 cents`</w:t>
       </w:r>
       <w:r>
         <w:t xml:space="preserve"> | TP: </w:t>
@@ -23901,7 +23900,7 @@
         <w:rPr>
           <w:b/>
         </w:rPr>
-        <w:t>`645.25 cents (Thuận xu hướng giảm ngắn hạn)`</w:t>
+        <w:t>`662.50 cents (Thuận xu hướng giảm ngắn hạn)`</w:t>
       </w:r>
       <w:r>
         <w:t>.</w:t>
@@ -23941,7 +23940,7 @@
         <w:rPr>
           <w:b/>
         </w:rPr>
-        <w:t>`623.60 - 645.25 cents`</w:t>
+        <w:t>`616.79 - 645.25 cents`</w:t>
       </w:r>
     </w:p>
     <w:p>
@@ -24348,7 +24347,7 @@
             </w:pPr>
             <w:r/>
             <w:r>
-              <w:t>776.25</w:t>
+              <w:t>788.50</w:t>
             </w:r>
           </w:p>
         </w:tc>
@@ -24376,7 +24375,7 @@
             </w:pPr>
             <w:r/>
             <w:r>
-              <w:t>787.50</w:t>
+              <w:t>799.75</w:t>
             </w:r>
           </w:p>
         </w:tc>
@@ -24404,7 +24403,7 @@
             </w:pPr>
             <w:r/>
             <w:r>
-              <w:t>770.75</w:t>
+              <w:t>783.00</w:t>
             </w:r>
           </w:p>
         </w:tc>
@@ -24435,7 +24434,7 @@
               <w:rPr>
                 <w:b/>
               </w:rPr>
-              <w:t>775.50</w:t>
+              <w:t>787.75</w:t>
             </w:r>
           </w:p>
         </w:tc>
@@ -24583,7 +24582,7 @@
             </w:pPr>
             <w:r/>
             <w:r>
-              <w:t>775.50</w:t>
+              <w:t>787.75</w:t>
             </w:r>
           </w:p>
         </w:tc>
@@ -24611,7 +24610,7 @@
             </w:pPr>
             <w:r/>
             <w:r>
-              <w:t>783.00</w:t>
+              <w:t>795.25</w:t>
             </w:r>
           </w:p>
         </w:tc>
@@ -24639,7 +24638,7 @@
             </w:pPr>
             <w:r/>
             <w:r>
-              <w:t>769.50</w:t>
+              <w:t>781.75</w:t>
             </w:r>
           </w:p>
         </w:tc>
@@ -24670,7 +24669,7 @@
               <w:rPr>
                 <w:b/>
               </w:rPr>
-              <w:t>775.00</w:t>
+              <w:t>787.25</w:t>
             </w:r>
           </w:p>
         </w:tc>
@@ -24818,7 +24817,7 @@
             </w:pPr>
             <w:r/>
             <w:r>
-              <w:t>775.00</w:t>
+              <w:t>787.25</w:t>
             </w:r>
           </w:p>
         </w:tc>
@@ -24846,7 +24845,7 @@
             </w:pPr>
             <w:r/>
             <w:r>
-              <w:t>788.75</w:t>
+              <w:t>801.00</w:t>
             </w:r>
           </w:p>
         </w:tc>
@@ -24874,7 +24873,7 @@
             </w:pPr>
             <w:r/>
             <w:r>
-              <w:t>760.25</w:t>
+              <w:t>772.50</w:t>
             </w:r>
           </w:p>
         </w:tc>
@@ -24905,7 +24904,7 @@
               <w:rPr>
                 <w:b/>
               </w:rPr>
-              <w:t>777.00</w:t>
+              <w:t>789.25</w:t>
             </w:r>
           </w:p>
         </w:tc>
@@ -25053,7 +25052,7 @@
             </w:pPr>
             <w:r/>
             <w:r>
-              <w:t>777.00</w:t>
+              <w:t>789.25</w:t>
             </w:r>
           </w:p>
         </w:tc>
@@ -25081,7 +25080,7 @@
             </w:pPr>
             <w:r/>
             <w:r>
-              <w:t>790.25</w:t>
+              <w:t>802.50</w:t>
             </w:r>
           </w:p>
         </w:tc>
@@ -25109,7 +25108,7 @@
             </w:pPr>
             <w:r/>
             <w:r>
-              <w:t>768.75</w:t>
+              <w:t>781.00</w:t>
             </w:r>
           </w:p>
         </w:tc>
@@ -25140,7 +25139,7 @@
               <w:rPr>
                 <w:b/>
               </w:rPr>
-              <w:t>778.25</w:t>
+              <w:t>790.50</w:t>
             </w:r>
           </w:p>
         </w:tc>
@@ -25288,7 +25287,7 @@
             </w:pPr>
             <w:r/>
             <w:r>
-              <w:t>778.25</w:t>
+              <w:t>790.50</w:t>
             </w:r>
           </w:p>
         </w:tc>
@@ -25316,7 +25315,7 @@
             </w:pPr>
             <w:r/>
             <w:r>
-              <w:t>794.75</w:t>
+              <w:t>807.00</w:t>
             </w:r>
           </w:p>
         </w:tc>
@@ -25344,7 +25343,7 @@
             </w:pPr>
             <w:r/>
             <w:r>
-              <w:t>767.75</w:t>
+              <w:t>780.00</w:t>
             </w:r>
           </w:p>
         </w:tc>
@@ -25375,7 +25374,7 @@
               <w:rPr>
                 <w:b/>
               </w:rPr>
-              <w:t>782.75</w:t>
+              <w:t>795.00</w:t>
             </w:r>
           </w:p>
         </w:tc>
@@ -25523,7 +25522,7 @@
             </w:pPr>
             <w:r/>
             <w:r>
-              <w:t>782.75</w:t>
+              <w:t>795.00</w:t>
             </w:r>
           </w:p>
         </w:tc>
@@ -25551,7 +25550,7 @@
             </w:pPr>
             <w:r/>
             <w:r>
-              <w:t>790.50</w:t>
+              <w:t>802.75</w:t>
             </w:r>
           </w:p>
         </w:tc>
@@ -25579,7 +25578,7 @@
             </w:pPr>
             <w:r/>
             <w:r>
-              <w:t>771.75</w:t>
+              <w:t>784.00</w:t>
             </w:r>
           </w:p>
         </w:tc>
@@ -25610,7 +25609,7 @@
               <w:rPr>
                 <w:b/>
               </w:rPr>
-              <w:t>784.00</w:t>
+              <w:t>796.25</w:t>
             </w:r>
           </w:p>
         </w:tc>
@@ -25758,7 +25757,7 @@
             </w:pPr>
             <w:r/>
             <w:r>
-              <w:t>784.00</w:t>
+              <w:t>796.25</w:t>
             </w:r>
           </w:p>
         </w:tc>
@@ -25786,7 +25785,7 @@
             </w:pPr>
             <w:r/>
             <w:r>
-              <w:t>792.25</w:t>
+              <w:t>804.50</w:t>
             </w:r>
           </w:p>
         </w:tc>
@@ -25814,7 +25813,7 @@
             </w:pPr>
             <w:r/>
             <w:r>
-              <w:t>773.50</w:t>
+              <w:t>785.75</w:t>
             </w:r>
           </w:p>
         </w:tc>
@@ -25845,7 +25844,7 @@
               <w:rPr>
                 <w:b/>
               </w:rPr>
-              <w:t>785.75</w:t>
+              <w:t>798.00</w:t>
             </w:r>
           </w:p>
         </w:tc>
@@ -25993,7 +25992,7 @@
             </w:pPr>
             <w:r/>
             <w:r>
-              <w:t>785.75</w:t>
+              <w:t>798.00</w:t>
             </w:r>
           </w:p>
         </w:tc>
@@ -26021,7 +26020,7 @@
             </w:pPr>
             <w:r/>
             <w:r>
-              <w:t>798.00</w:t>
+              <w:t>810.25</w:t>
             </w:r>
           </w:p>
         </w:tc>
@@ -26049,7 +26048,7 @@
             </w:pPr>
             <w:r/>
             <w:r>
-              <w:t>776.00</w:t>
+              <w:t>788.25</w:t>
             </w:r>
           </w:p>
         </w:tc>
@@ -26080,7 +26079,7 @@
               <w:rPr>
                 <w:b/>
               </w:rPr>
-              <w:t>784.75</w:t>
+              <w:t>797.00</w:t>
             </w:r>
           </w:p>
         </w:tc>
@@ -26228,7 +26227,7 @@
             </w:pPr>
             <w:r/>
             <w:r>
-              <w:t>784.75</w:t>
+              <w:t>797.00</w:t>
             </w:r>
           </w:p>
         </w:tc>
@@ -26256,7 +26255,7 @@
             </w:pPr>
             <w:r/>
             <w:r>
-              <w:t>795.25</w:t>
+              <w:t>807.50</w:t>
             </w:r>
           </w:p>
         </w:tc>
@@ -26284,7 +26283,7 @@
             </w:pPr>
             <w:r/>
             <w:r>
-              <w:t>770.00</w:t>
+              <w:t>782.25</w:t>
             </w:r>
           </w:p>
         </w:tc>
@@ -26315,7 +26314,7 @@
               <w:rPr>
                 <w:b/>
               </w:rPr>
-              <w:t>787.00</w:t>
+              <w:t>799.25</w:t>
             </w:r>
           </w:p>
         </w:tc>
@@ -26463,7 +26462,7 @@
             </w:pPr>
             <w:r/>
             <w:r>
-              <w:t>787.00</w:t>
+              <w:t>799.25</w:t>
             </w:r>
           </w:p>
         </w:tc>
@@ -26491,7 +26490,7 @@
             </w:pPr>
             <w:r/>
             <w:r>
-              <w:t>797.50</w:t>
+              <w:t>809.75</w:t>
             </w:r>
           </w:p>
         </w:tc>
@@ -26519,7 +26518,7 @@
             </w:pPr>
             <w:r/>
             <w:r>
-              <w:t>780.75</w:t>
+              <w:t>793.00</w:t>
             </w:r>
           </w:p>
         </w:tc>
@@ -26550,7 +26549,7 @@
               <w:rPr>
                 <w:b/>
               </w:rPr>
-              <w:t>787.75</w:t>
+              <w:t>800.00</w:t>
             </w:r>
           </w:p>
         </w:tc>
@@ -26698,7 +26697,7 @@
             </w:pPr>
             <w:r/>
             <w:r>
-              <w:t>787.75</w:t>
+              <w:t>800.00</w:t>
             </w:r>
           </w:p>
         </w:tc>
@@ -26726,7 +26725,7 @@
             </w:pPr>
             <w:r/>
             <w:r>
-              <w:t>802.00</w:t>
+              <w:t>814.25</w:t>
             </w:r>
           </w:p>
         </w:tc>
@@ -26754,7 +26753,7 @@
             </w:pPr>
             <w:r/>
             <w:r>
-              <w:t>773.00</w:t>
+              <w:t>785.25</w:t>
             </w:r>
           </w:p>
         </w:tc>
@@ -26785,7 +26784,7 @@
               <w:rPr>
                 <w:b/>
               </w:rPr>
-              <w:t>789.75</w:t>
+              <w:t>802.00</w:t>
             </w:r>
           </w:p>
         </w:tc>
@@ -26933,7 +26932,7 @@
             </w:pPr>
             <w:r/>
             <w:r>
-              <w:t>789.75</w:t>
+              <w:t>802.00</w:t>
             </w:r>
           </w:p>
         </w:tc>
@@ -26961,7 +26960,7 @@
             </w:pPr>
             <w:r/>
             <w:r>
-              <w:t>796.25</w:t>
+              <w:t>808.50</w:t>
             </w:r>
           </w:p>
         </w:tc>
@@ -26989,7 +26988,7 @@
             </w:pPr>
             <w:r/>
             <w:r>
-              <w:t>783.00</w:t>
+              <w:t>795.25</w:t>
             </w:r>
           </w:p>
         </w:tc>
@@ -27020,7 +27019,7 @@
               <w:rPr>
                 <w:b/>
               </w:rPr>
-              <w:t>790.00</w:t>
+              <w:t>802.25</w:t>
             </w:r>
           </w:p>
         </w:tc>
@@ -27168,7 +27167,7 @@
             </w:pPr>
             <w:r/>
             <w:r>
-              <w:t>790.00</w:t>
+              <w:t>802.25</w:t>
             </w:r>
           </w:p>
         </w:tc>
@@ -27196,7 +27195,7 @@
             </w:pPr>
             <w:r/>
             <w:r>
-              <w:t>800.25</w:t>
+              <w:t>812.50</w:t>
             </w:r>
           </w:p>
         </w:tc>
@@ -27224,7 +27223,7 @@
             </w:pPr>
             <w:r/>
             <w:r>
-              <w:t>782.00</w:t>
+              <w:t>794.25</w:t>
             </w:r>
           </w:p>
         </w:tc>
@@ -27255,7 +27254,7 @@
               <w:rPr>
                 <w:b/>
               </w:rPr>
-              <w:t>790.50</w:t>
+              <w:t>802.75</w:t>
             </w:r>
           </w:p>
         </w:tc>
@@ -27403,7 +27402,7 @@
             </w:pPr>
             <w:r/>
             <w:r>
-              <w:t>790.50</w:t>
+              <w:t>802.75</w:t>
             </w:r>
           </w:p>
         </w:tc>
@@ -27431,7 +27430,7 @@
             </w:pPr>
             <w:r/>
             <w:r>
-              <w:t>797.50</w:t>
+              <w:t>809.75</w:t>
             </w:r>
           </w:p>
         </w:tc>
@@ -27459,7 +27458,7 @@
             </w:pPr>
             <w:r/>
             <w:r>
-              <w:t>784.50</w:t>
+              <w:t>796.75</w:t>
             </w:r>
           </w:p>
         </w:tc>
@@ -27490,7 +27489,7 @@
               <w:rPr>
                 <w:b/>
               </w:rPr>
-              <w:t>789.75</w:t>
+              <w:t>802.00</w:t>
             </w:r>
           </w:p>
         </w:tc>
@@ -27638,7 +27637,7 @@
             </w:pPr>
             <w:r/>
             <w:r>
-              <w:t>789.75</w:t>
+              <w:t>802.00</w:t>
             </w:r>
           </w:p>
         </w:tc>
@@ -27666,7 +27665,7 @@
             </w:pPr>
             <w:r/>
             <w:r>
-              <w:t>803.25</w:t>
+              <w:t>815.50</w:t>
             </w:r>
           </w:p>
         </w:tc>
@@ -27694,7 +27693,7 @@
             </w:pPr>
             <w:r/>
             <w:r>
-              <w:t>776.75</w:t>
+              <w:t>789.00</w:t>
             </w:r>
           </w:p>
         </w:tc>
@@ -27725,7 +27724,7 @@
               <w:rPr>
                 <w:b/>
               </w:rPr>
-              <w:t>791.50</w:t>
+              <w:t>803.75</w:t>
             </w:r>
           </w:p>
         </w:tc>
@@ -27873,7 +27872,7 @@
             </w:pPr>
             <w:r/>
             <w:r>
-              <w:t>791.50</w:t>
+              <w:t>803.75</w:t>
             </w:r>
           </w:p>
         </w:tc>
@@ -27901,7 +27900,7 @@
             </w:pPr>
             <w:r/>
             <w:r>
-              <w:t>800.75</w:t>
+              <w:t>813.00</w:t>
             </w:r>
           </w:p>
         </w:tc>
@@ -27929,7 +27928,7 @@
             </w:pPr>
             <w:r/>
             <w:r>
-              <w:t>780.75</w:t>
+              <w:t>793.00</w:t>
             </w:r>
           </w:p>
         </w:tc>
@@ -27960,7 +27959,7 @@
               <w:rPr>
                 <w:b/>
               </w:rPr>
-              <w:t>792.00</w:t>
+              <w:t>804.25</w:t>
             </w:r>
           </w:p>
         </w:tc>
@@ -28108,7 +28107,7 @@
             </w:pPr>
             <w:r/>
             <w:r>
-              <w:t>792.00</w:t>
+              <w:t>804.25</w:t>
             </w:r>
           </w:p>
         </w:tc>
@@ -28136,7 +28135,7 @@
             </w:pPr>
             <w:r/>
             <w:r>
-              <w:t>804.25</w:t>
+              <w:t>816.50</w:t>
             </w:r>
           </w:p>
         </w:tc>
@@ -28164,7 +28163,7 @@
             </w:pPr>
             <w:r/>
             <w:r>
-              <w:t>777.75</w:t>
+              <w:t>790.00</w:t>
             </w:r>
           </w:p>
         </w:tc>
@@ -28195,7 +28194,7 @@
               <w:rPr>
                 <w:b/>
               </w:rPr>
-              <w:t>790.50</w:t>
+              <w:t>802.75</w:t>
             </w:r>
           </w:p>
         </w:tc>
@@ -28343,7 +28342,7 @@
             </w:pPr>
             <w:r/>
             <w:r>
-              <w:t>790.50</w:t>
+              <w:t>802.75</w:t>
             </w:r>
           </w:p>
         </w:tc>
@@ -28371,7 +28370,7 @@
             </w:pPr>
             <w:r/>
             <w:r>
-              <w:t>797.50</w:t>
+              <w:t>809.75</w:t>
             </w:r>
           </w:p>
         </w:tc>
@@ -28399,7 +28398,7 @@
             </w:pPr>
             <w:r/>
             <w:r>
-              <w:t>781.00</w:t>
+              <w:t>793.25</w:t>
             </w:r>
           </w:p>
         </w:tc>
@@ -28430,7 +28429,7 @@
               <w:rPr>
                 <w:b/>
               </w:rPr>
-              <w:t>791.00</w:t>
+              <w:t>803.25</w:t>
             </w:r>
           </w:p>
         </w:tc>
@@ -28578,7 +28577,7 @@
             </w:pPr>
             <w:r/>
             <w:r>
-              <w:t>791.00</w:t>
+              <w:t>803.25</w:t>
             </w:r>
           </w:p>
         </w:tc>
@@ -28606,7 +28605,7 @@
             </w:pPr>
             <w:r/>
             <w:r>
-              <w:t>801.50</w:t>
+              <w:t>813.75</w:t>
             </w:r>
           </w:p>
         </w:tc>
@@ -28634,7 +28633,7 @@
             </w:pPr>
             <w:r/>
             <w:r>
-              <w:t>783.75</w:t>
+              <w:t>796.00</w:t>
             </w:r>
           </w:p>
         </w:tc>
@@ -28665,7 +28664,7 @@
               <w:rPr>
                 <w:b/>
               </w:rPr>
-              <w:t>790.75</w:t>
+              <w:t>803.00</w:t>
             </w:r>
           </w:p>
         </w:tc>
@@ -28813,7 +28812,7 @@
             </w:pPr>
             <w:r/>
             <w:r>
-              <w:t>790.75</w:t>
+              <w:t>803.00</w:t>
             </w:r>
           </w:p>
         </w:tc>
@@ -28841,7 +28840,7 @@
             </w:pPr>
             <w:r/>
             <w:r>
-              <w:t>800.50</w:t>
+              <w:t>812.75</w:t>
             </w:r>
           </w:p>
         </w:tc>
@@ -28869,7 +28868,7 @@
             </w:pPr>
             <w:r/>
             <w:r>
-              <w:t>781.00</w:t>
+              <w:t>793.25</w:t>
             </w:r>
           </w:p>
         </w:tc>
@@ -28900,7 +28899,7 @@
               <w:rPr>
                 <w:b/>
               </w:rPr>
-              <w:t>791.25</w:t>
+              <w:t>803.50</w:t>
             </w:r>
           </w:p>
         </w:tc>
@@ -29048,7 +29047,7 @@
             </w:pPr>
             <w:r/>
             <w:r>
-              <w:t>791.25</w:t>
+              <w:t>803.50</w:t>
             </w:r>
           </w:p>
         </w:tc>
@@ -29076,7 +29075,7 @@
             </w:pPr>
             <w:r/>
             <w:r>
-              <w:t>802.00</w:t>
+              <w:t>814.25</w:t>
             </w:r>
           </w:p>
         </w:tc>
@@ -29104,7 +29103,7 @@
             </w:pPr>
             <w:r/>
             <w:r>
-              <w:t>784.00</w:t>
+              <w:t>796.25</w:t>
             </w:r>
           </w:p>
         </w:tc>
@@ -29135,7 +29134,7 @@
               <w:rPr>
                 <w:b/>
               </w:rPr>
-              <w:t>792.00</w:t>
+              <w:t>804.25</w:t>
             </w:r>
           </w:p>
         </w:tc>
@@ -29283,7 +29282,7 @@
             </w:pPr>
             <w:r/>
             <w:r>
-              <w:t>792.00</w:t>
+              <w:t>804.25</w:t>
             </w:r>
           </w:p>
         </w:tc>
@@ -29311,7 +29310,7 @@
             </w:pPr>
             <w:r/>
             <w:r>
-              <w:t>798.50</w:t>
+              <w:t>810.75</w:t>
             </w:r>
           </w:p>
         </w:tc>
@@ -29339,7 +29338,7 @@
             </w:pPr>
             <w:r/>
             <w:r>
-              <w:t>783.50</w:t>
+              <w:t>795.75</w:t>
             </w:r>
           </w:p>
         </w:tc>
@@ -29370,7 +29369,7 @@
               <w:rPr>
                 <w:b/>
               </w:rPr>
-              <w:t>792.50</w:t>
+              <w:t>804.75</w:t>
             </w:r>
           </w:p>
         </w:tc>
@@ -29518,7 +29517,7 @@
             </w:pPr>
             <w:r/>
             <w:r>
-              <w:t>792.50</w:t>
+              <w:t>804.75</w:t>
             </w:r>
           </w:p>
         </w:tc>
@@ -29546,7 +29545,7 @@
             </w:pPr>
             <w:r/>
             <w:r>
-              <w:t>803.50</w:t>
+              <w:t>815.75</w:t>
             </w:r>
           </w:p>
         </w:tc>
@@ -29574,7 +29573,7 @@
             </w:pPr>
             <w:r/>
             <w:r>
-              <w:t>780.75</w:t>
+              <w:t>793.00</w:t>
             </w:r>
           </w:p>
         </w:tc>
@@ -29605,7 +29604,7 @@
               <w:rPr>
                 <w:b/>
               </w:rPr>
-              <w:t>796.00</w:t>
+              <w:t>808.25</w:t>
             </w:r>
           </w:p>
         </w:tc>
@@ -29753,7 +29752,7 @@
             </w:pPr>
             <w:r/>
             <w:r>
-              <w:t>796.00</w:t>
+              <w:t>808.25</w:t>
             </w:r>
           </w:p>
         </w:tc>
@@ -29781,7 +29780,7 @@
             </w:pPr>
             <w:r/>
             <w:r>
-              <w:t>801.50</w:t>
+              <w:t>813.75</w:t>
             </w:r>
           </w:p>
         </w:tc>
@@ -29809,7 +29808,7 @@
             </w:pPr>
             <w:r/>
             <w:r>
-              <w:t>788.25</w:t>
+              <w:t>800.50</w:t>
             </w:r>
           </w:p>
         </w:tc>
@@ -29840,7 +29839,7 @@
               <w:rPr>
                 <w:b/>
               </w:rPr>
-              <w:t>796.75</w:t>
+              <w:t>809.00</w:t>
             </w:r>
           </w:p>
         </w:tc>
@@ -29988,7 +29987,7 @@
             </w:pPr>
             <w:r/>
             <w:r>
-              <w:t>796.75</w:t>
+              <w:t>809.00</w:t>
             </w:r>
           </w:p>
         </w:tc>
@@ -30016,7 +30015,7 @@
             </w:pPr>
             <w:r/>
             <w:r>
-              <w:t>806.00</w:t>
+              <w:t>818.25</w:t>
             </w:r>
           </w:p>
         </w:tc>
@@ -30044,7 +30043,7 @@
             </w:pPr>
             <w:r/>
             <w:r>
-              <w:t>790.25</w:t>
+              <w:t>802.50</w:t>
             </w:r>
           </w:p>
         </w:tc>
@@ -30075,7 +30074,7 @@
               <w:rPr>
                 <w:b/>
               </w:rPr>
-              <w:t>796.00</w:t>
+              <w:t>808.25</w:t>
             </w:r>
           </w:p>
         </w:tc>
@@ -30223,7 +30222,7 @@
             </w:pPr>
             <w:r/>
             <w:r>
-              <w:t>796.00</w:t>
+              <w:t>808.25</w:t>
             </w:r>
           </w:p>
         </w:tc>
@@ -30251,7 +30250,7 @@
             </w:pPr>
             <w:r/>
             <w:r>
-              <w:t>803.50</w:t>
+              <w:t>815.75</w:t>
             </w:r>
           </w:p>
         </w:tc>
@@ -30279,7 +30278,7 @@
             </w:pPr>
             <w:r/>
             <w:r>
-              <w:t>790.00</w:t>
+              <w:t>802.25</w:t>
             </w:r>
           </w:p>
         </w:tc>
@@ -30310,7 +30309,7 @@
               <w:rPr>
                 <w:b/>
               </w:rPr>
-              <w:t>795.00</w:t>
+              <w:t>807.25</w:t>
             </w:r>
           </w:p>
         </w:tc>
@@ -30458,7 +30457,7 @@
             </w:pPr>
             <w:r/>
             <w:r>
-              <w:t>795.00</w:t>
+              <w:t>807.25</w:t>
             </w:r>
           </w:p>
         </w:tc>
@@ -30486,7 +30485,7 @@
             </w:pPr>
             <w:r/>
             <w:r>
-              <w:t>802.00</w:t>
+              <w:t>814.25</w:t>
             </w:r>
           </w:p>
         </w:tc>
@@ -30514,7 +30513,7 @@
             </w:pPr>
             <w:r/>
             <w:r>
-              <w:t>781.50</w:t>
+              <w:t>793.75</w:t>
             </w:r>
           </w:p>
         </w:tc>
@@ -30545,7 +30544,7 @@
               <w:rPr>
                 <w:b/>
               </w:rPr>
-              <w:t>795.75</w:t>
+              <w:t>808.00</w:t>
             </w:r>
           </w:p>
         </w:tc>
@@ -30693,7 +30692,7 @@
             </w:pPr>
             <w:r/>
             <w:r>
-              <w:t>795.75</w:t>
+              <w:t>808.00</w:t>
             </w:r>
           </w:p>
         </w:tc>
@@ -30721,7 +30720,7 @@
             </w:pPr>
             <w:r/>
             <w:r>
-              <w:t>805.00</w:t>
+              <w:t>817.25</w:t>
             </w:r>
           </w:p>
         </w:tc>
@@ -30749,7 +30748,7 @@
             </w:pPr>
             <w:r/>
             <w:r>
-              <w:t>788.50</w:t>
+              <w:t>800.75</w:t>
             </w:r>
           </w:p>
         </w:tc>
@@ -30780,7 +30779,7 @@
               <w:rPr>
                 <w:b/>
               </w:rPr>
-              <w:t>795.50</w:t>
+              <w:t>807.75</w:t>
             </w:r>
           </w:p>
         </w:tc>
@@ -30928,7 +30927,7 @@
             </w:pPr>
             <w:r/>
             <w:r>
-              <w:t>795.50</w:t>
+              <w:t>807.75</w:t>
             </w:r>
           </w:p>
         </w:tc>
@@ -30956,7 +30955,7 @@
             </w:pPr>
             <w:r/>
             <w:r>
-              <w:t>804.00</w:t>
+              <w:t>816.25</w:t>
             </w:r>
           </w:p>
         </w:tc>
@@ -30984,7 +30983,7 @@
             </w:pPr>
             <w:r/>
             <w:r>
-              <w:t>781.50</w:t>
+              <w:t>793.75</w:t>
             </w:r>
           </w:p>
         </w:tc>
@@ -31015,7 +31014,7 @@
               <w:rPr>
                 <w:b/>
               </w:rPr>
-              <w:t>797.25</w:t>
+              <w:t>809.50</w:t>
             </w:r>
           </w:p>
         </w:tc>
@@ -31163,7 +31162,7 @@
             </w:pPr>
             <w:r/>
             <w:r>
-              <w:t>797.25</w:t>
+              <w:t>809.50</w:t>
             </w:r>
           </w:p>
         </w:tc>
@@ -31191,7 +31190,7 @@
             </w:pPr>
             <w:r/>
             <w:r>
-              <w:t>803.50</w:t>
+              <w:t>815.75</w:t>
             </w:r>
           </w:p>
         </w:tc>
@@ -31219,7 +31218,7 @@
             </w:pPr>
             <w:r/>
             <w:r>
-              <w:t>790.75</w:t>
+              <w:t>803.00</w:t>
             </w:r>
           </w:p>
         </w:tc>
@@ -31250,7 +31249,7 @@
               <w:rPr>
                 <w:b/>
               </w:rPr>
-              <w:t>796.50</w:t>
+              <w:t>808.75</w:t>
             </w:r>
           </w:p>
         </w:tc>
